--- a/OpenVLA_day01_stage_CCNB.docx
+++ b/OpenVLA_day01_stage_CCNB.docx
@@ -13,11 +13,10 @@
     </w:p>
     <w:p>
       <w:pPr>
-        <w:pStyle w:val="Title"/>
         <w:jc w:val="center"/>
       </w:pPr>
       <w:r>
-        <w:t>openVLA</w:t>
+        <w:t>Par : Fabrice Kouonang | Date : 14 mai 2026 | Jour : 01</w:t>
       </w:r>
     </w:p>
     <w:p>
@@ -122,17 +121,6 @@
       </w:r>
     </w:p>
     <w:p/>
-    <w:p>
-      <w:r>
-        <w:t>Programmeur : Fabrice Kouonang</w:t>
-        <w:br/>
-        <w:t>Projet : OpenVLA — Stage CCNB-INNOV</w:t>
-        <w:br/>
-        <w:t>Date : 14 mai 2026</w:t>
-        <w:br/>
-        <w:t>Jour : 01</w:t>
-      </w:r>
-    </w:p>
     <w:sectPr>
       <w:pgSz w:w="12240" w:h="15840"/>
       <w:pgMar w:top="1440" w:right="1800" w:bottom="1440" w:left="1800" w:header="720" w:footer="720" w:gutter="0"/>

--- a/OpenVLA_day01_stage_CCNB.docx
+++ b/OpenVLA_day01_stage_CCNB.docx
@@ -24,15 +24,97 @@
         <w:pStyle w:val="Heading1"/>
       </w:pPr>
       <w:r>
-        <w:t>Intro stage</w:t>
+        <w:t>Rapport final de stage — Synthèse OpenVLA</w:t>
+      </w:r>
+    </w:p>
+    <w:p>
+      <w:r>
+        <w:t>Ce document constitue le rapport final du stage réalisé au CCNB-INNOV. Il présente la veille technologique, l'expérimentation pratique et l'intégration d'un démonstrateur OpenVLA couplant un robot collaboratif UR et une caméra Zivid 2+ MR130. Les trois premières parties répondent aux objectifs initiaux du stage : architecture OpenVLA, composantes de la pipeline et comparaison aux approches robotiques traditionnelles.</w:t>
       </w:r>
     </w:p>
     <w:p>
       <w:pPr>
-        <w:spacing w:after="240"/>
+        <w:pStyle w:val="Heading2"/>
       </w:pPr>
       <w:r>
-        <w:t>Développement d’un démonstrateur OpenVLA pour robot collaboratif UR et vision 2D ou 3D ZIVID</w:t>
+        <w:t>Contexte et question directrice</w:t>
+      </w:r>
+    </w:p>
+    <w:p>
+      <w:r>
+        <w:t>Quels sont les ingrédients de la « sauce OpenVLA » et en quoi cette approche diffère-t-elle des méthodes robotiques plus traditionnelles ? Le stage combine veille technologique, expérimentation sur banc réel (Windows 11 Pro, GPU NVIDIA, Python 3.11) et documentation technique.</w:t>
+      </w:r>
+    </w:p>
+    <w:p>
+      <w:pPr>
+        <w:pStyle w:val="Heading2"/>
+      </w:pPr>
+      <w:r>
+        <w:t>Objectifs du stage</w:t>
+      </w:r>
+    </w:p>
+    <w:p>
+      <w:pPr>
+        <w:pStyle w:val="ListBullet"/>
+      </w:pPr>
+      <w:r>
+        <w:t>Étudier l'architecture générale d'OpenVLA et en produire une description technique claire et structurée.</w:t>
+      </w:r>
+    </w:p>
+    <w:p>
+      <w:pPr>
+        <w:pStyle w:val="ListBullet"/>
+      </w:pPr>
+      <w:r>
+        <w:t>Identifier les différentes composantes de la pipeline : perception, inférence, génération d'actions et exécution robotique.</w:t>
+      </w:r>
+    </w:p>
+    <w:p>
+      <w:pPr>
+        <w:pStyle w:val="ListBullet"/>
+      </w:pPr>
+      <w:r>
+        <w:t>Comparer l'approche OpenVLA aux approches robotiques traditionnelles (programmation, perception, planification, contrôle).</w:t>
+      </w:r>
+    </w:p>
+    <w:p>
+      <w:pPr>
+        <w:pStyle w:val="ListBullet"/>
+      </w:pPr>
+      <w:r>
+        <w:t>Mettre en place un démonstrateur expérimental UR + Zivid.</w:t>
+      </w:r>
+    </w:p>
+    <w:p>
+      <w:pPr>
+        <w:pStyle w:val="ListBullet"/>
+      </w:pPr>
+      <w:r>
+        <w:t>Réaliser l'intégration logicielle et matérielle du démonstrateur.</w:t>
+      </w:r>
+    </w:p>
+    <w:p>
+      <w:pPr>
+        <w:pStyle w:val="ListBullet"/>
+      </w:pPr>
+      <w:r>
+        <w:t>Effectuer des essais, analyser les résultats et documenter limites et opportunités.</w:t>
+      </w:r>
+    </w:p>
+    <w:p>
+      <w:pPr>
+        <w:pStyle w:val="ListBullet"/>
+      </w:pPr>
+      <w:r>
+        <w:t>Produire une documentation technique et une synthèse pour l'équipe CCNB-INNOV.</w:t>
+      </w:r>
+    </w:p>
+    <w:p>
+      <w:pPr>
+        <w:pStyle w:val="ListBullet"/>
+      </w:pPr>
+      <w:r>
+        <w:t>Présenter les résultats sous forme de démonstration et présentation technique.</w:t>
       </w:r>
     </w:p>
     <w:p>
@@ -40,12 +122,132 @@
         <w:pStyle w:val="Heading1"/>
       </w:pPr>
       <w:r>
-        <w:t>Objectifs</w:t>
+        <w:t>Table des matières</w:t>
       </w:r>
     </w:p>
     <w:p>
       <w:r>
-        <w:t>Le projet visera en particulier à répondre à la question suivante : quels sont les ingrédients de la « sauce OpenVLA » et en quoi cette approche diffère-t-elle des méthodes robotiques plus traditionnelles ? Le stage permettra donc de combiner veille technologique, expérimentation pratique, intégration robotique et vulgarisation technique.</w:t>
+        <w:rPr>
+          <w:sz w:val="22"/>
+        </w:rPr>
+        <w:t>I. Architecture générale d'OpenVLA</w:t>
+      </w:r>
+    </w:p>
+    <w:p>
+      <w:r>
+        <w:rPr>
+          <w:sz w:val="22"/>
+        </w:rPr>
+        <w:t xml:space="preserve">   I.1  Définition et positionnement du modèle</w:t>
+      </w:r>
+    </w:p>
+    <w:p>
+      <w:r>
+        <w:rPr>
+          <w:sz w:val="22"/>
+        </w:rPr>
+        <w:t xml:space="preserve">   I.2  Architecture technique (encodeur, projecteur, LLM)</w:t>
+      </w:r>
+    </w:p>
+    <w:p>
+      <w:r>
+        <w:rPr>
+          <w:sz w:val="22"/>
+        </w:rPr>
+        <w:t xml:space="preserve">   I.3  Boucle Vision — Langage — Action</w:t>
+      </w:r>
+    </w:p>
+    <w:p>
+      <w:r>
+        <w:rPr>
+          <w:sz w:val="22"/>
+        </w:rPr>
+        <w:t xml:space="preserve">   I.4  Modèle openvla-7b et contraintes matérielles</w:t>
+      </w:r>
+    </w:p>
+    <w:p>
+      <w:r>
+        <w:rPr>
+          <w:sz w:val="22"/>
+        </w:rPr>
+        <w:t>II. Composantes de la pipeline du démonstrateur</w:t>
+      </w:r>
+    </w:p>
+    <w:p>
+      <w:r>
+        <w:rPr>
+          <w:sz w:val="22"/>
+        </w:rPr>
+        <w:t xml:space="preserve">   II.1  Perception : caméra Zivid MR130</w:t>
+      </w:r>
+    </w:p>
+    <w:p>
+      <w:r>
+        <w:rPr>
+          <w:sz w:val="22"/>
+        </w:rPr>
+        <w:t xml:space="preserve">   II.2  Inférence : OpenVLA (transformers, predict_action)</w:t>
+      </w:r>
+    </w:p>
+    <w:p>
+      <w:r>
+        <w:rPr>
+          <w:sz w:val="22"/>
+        </w:rPr>
+        <w:t xml:space="preserve">   II.3  Génération d'actions et format de sortie</w:t>
+      </w:r>
+    </w:p>
+    <w:p>
+      <w:r>
+        <w:rPr>
+          <w:sz w:val="22"/>
+        </w:rPr>
+        <w:t xml:space="preserve">   II.4  Exécution robotique : UR (URScript / ur-rtde)</w:t>
+      </w:r>
+    </w:p>
+    <w:p>
+      <w:r>
+        <w:rPr>
+          <w:sz w:val="22"/>
+        </w:rPr>
+        <w:t>III. Comparaison OpenVLA et robotique traditionnelle</w:t>
+      </w:r>
+    </w:p>
+    <w:p>
+      <w:r>
+        <w:rPr>
+          <w:sz w:val="22"/>
+        </w:rPr>
+        <w:t xml:space="preserve">   III.1  Programmation de tâches</w:t>
+      </w:r>
+    </w:p>
+    <w:p>
+      <w:r>
+        <w:rPr>
+          <w:sz w:val="22"/>
+        </w:rPr>
+        <w:t xml:space="preserve">   III.2  Perception et représentation de la scène</w:t>
+      </w:r>
+    </w:p>
+    <w:p>
+      <w:r>
+        <w:rPr>
+          <w:sz w:val="22"/>
+        </w:rPr>
+        <w:t xml:space="preserve">   III.3  Planification, contrôle et intégration</w:t>
+      </w:r>
+    </w:p>
+    <w:p>
+      <w:r>
+        <w:rPr>
+          <w:sz w:val="22"/>
+        </w:rPr>
+        <w:t xml:space="preserve">   III.4  Synthèse pour le démonstrateur CCNB-INNOV</w:t>
+      </w:r>
+    </w:p>
+    <w:p>
+      <w:r>
+        <w:br w:type="page"/>
       </w:r>
     </w:p>
     <w:p>
@@ -53,7 +255,20 @@
         <w:pStyle w:val="Heading1"/>
       </w:pPr>
       <w:r>
-        <w:t>Principales responsabilités</w:t>
+        <w:t>I. Architecture générale d'OpenVLA</w:t>
+      </w:r>
+    </w:p>
+    <w:p>
+      <w:pPr>
+        <w:pStyle w:val="Heading2"/>
+      </w:pPr>
+      <w:r>
+        <w:t>I.1 Définition et positionnement du modèle</w:t>
+      </w:r>
+    </w:p>
+    <w:p>
+      <w:r>
+        <w:t>OpenVLA (Open Vision-Language-Action) est un modèle open source de 7 milliards de paramètres, introduit en 2024 (Kim et al., arXiv:2406.09246). Il apprend à associer une observation visuelle, une consigne en langage naturel et une action robotique. Entraîné sur environ 970 000 démonstrations robotiques du jeu de données Open X-Embodiment, il vise le contrôle generaliste de manipulation : une seule politique peut être adaptée à plusieurs plateformes robotiques via fine-tuning.</w:t>
       </w:r>
     </w:p>
     <w:p>
@@ -61,7 +276,7 @@
         <w:pStyle w:val="ListBullet"/>
       </w:pPr>
       <w:r>
-        <w:t>Étudier l’architecture générale d’OpenVLA et en produire une description technique claire et structurée.</w:t>
+        <w:t>Entrées : image RGB de la scène (224×224 px) + instruction textuelle.</w:t>
       </w:r>
     </w:p>
     <w:p>
@@ -69,7 +284,7 @@
         <w:pStyle w:val="ListBullet"/>
       </w:pPr>
       <w:r>
-        <w:t>Identifier les différentes composantes de la pipeline : perception, représentation des données, traitement des entrées multimodales, inférence, génération d’actions et exécution robotique.</w:t>
+        <w:t>Sortie : action robotique discrétisée puis dé-normalisée (7 dimensions).</w:t>
       </w:r>
     </w:p>
     <w:p>
@@ -77,7 +292,7 @@
         <w:pStyle w:val="ListBullet"/>
       </w:pPr>
       <w:r>
-        <w:t>Comparer l’approche OpenVLA aux approches robotiques traditionnelles, notamment en ce qui concerne la programmation de tâches, la perception, la planification et le contrôle.</w:t>
+        <w:t>Checkpoint utilisé au stage : openvla/openvla-7b (Hugging Face, trust_remote_code=True).</w:t>
       </w:r>
     </w:p>
     <w:p>
@@ -85,7 +300,20 @@
         <w:pStyle w:val="ListBullet"/>
       </w:pPr>
       <w:r>
-        <w:t>Mettre en place un démonstrateur expérimental utilisant un robot collaboratif UR et une caméra Zivid.</w:t>
+        <w:t>Références : https://openvla.github.io/ | https://arxiv.org/abs/2406.09246</w:t>
+      </w:r>
+    </w:p>
+    <w:p>
+      <w:pPr>
+        <w:pStyle w:val="Heading2"/>
+      </w:pPr>
+      <w:r>
+        <w:t>I.2 Architecture technique (encodeur, projecteur, LLM)</w:t>
+      </w:r>
+    </w:p>
+    <w:p>
+      <w:r>
+        <w:t>L'architecture repose sur trois blocs, hérités du cadre Prismatic-7B VLM fine-tuné pour l'action :</w:t>
       </w:r>
     </w:p>
     <w:p>
@@ -93,7 +321,7 @@
         <w:pStyle w:val="ListBullet"/>
       </w:pPr>
       <w:r>
-        <w:t>Réaliser l’intégration logicielle et matérielle nécessaire au fonctionnement du démonstrateur.</w:t>
+        <w:t>Encodeur visuel fusionné : DINOv2 ViT-L/14 + SigLIP ViT-So400M/14. Les patches d'image passent dans les deux encodeurs ; les features sont concaténées. DINOv2 améliore le raisonnement spatial, SigLIP apporte des représentations sémantiques riches.</w:t>
       </w:r>
     </w:p>
     <w:p>
@@ -101,7 +329,7 @@
         <w:pStyle w:val="ListBullet"/>
       </w:pPr>
       <w:r>
-        <w:t>Effectuer des essais, analyser les résultats obtenus et documenter les limites, défis et opportunités de l’approche.</w:t>
+        <w:t>Projecteur (MLP 2 couches) : mappe les embeddings visuels vers l'espace d'entrée du modèle de langage.</w:t>
       </w:r>
     </w:p>
     <w:p>
@@ -109,7 +337,165 @@
         <w:pStyle w:val="ListBullet"/>
       </w:pPr>
       <w:r>
-        <w:t>Produire une documentation technique et une synthèse vulgarisée destinée à l’équipe de CCNB-INNOV.</w:t>
+        <w:t>LLM Llama 2 7B : prédit des jetons d'action (pas du texte conversationnel). Une tête d'action dé-quantifie ces jetons en commandes continues.</w:t>
+      </w:r>
+    </w:p>
+    <w:p>
+      <w:r>
+        <w:t>Figure 1 — Architecture conceptuelle OpenVLA (boucle VLA, entrées/sorties).</w:t>
+      </w:r>
+    </w:p>
+    <w:p>
+      <w:pPr>
+        <w:jc w:val="center"/>
+      </w:pPr>
+      <w:r>
+        <w:drawing>
+          <wp:inline xmlns:a="http://schemas.openxmlformats.org/drawingml/2006/main" xmlns:pic="http://schemas.openxmlformats.org/drawingml/2006/picture">
+            <wp:extent cx="5303520" cy="2895183"/>
+            <wp:docPr id="1" name="Picture 1"/>
+            <wp:cNvGraphicFramePr>
+              <a:graphicFrameLocks noChangeAspect="1"/>
+            </wp:cNvGraphicFramePr>
+            <a:graphic>
+              <a:graphicData uri="http://schemas.openxmlformats.org/drawingml/2006/picture">
+                <pic:pic>
+                  <pic:nvPicPr>
+                    <pic:cNvPr id="0" name="image.png"/>
+                    <pic:cNvPicPr/>
+                  </pic:nvPicPr>
+                  <pic:blipFill>
+                    <a:blip r:embed="rId9"/>
+                    <a:stretch>
+                      <a:fillRect/>
+                    </a:stretch>
+                  </pic:blipFill>
+                  <pic:spPr>
+                    <a:xfrm>
+                      <a:off x="0" y="0"/>
+                      <a:ext cx="5303520" cy="2895183"/>
+                    </a:xfrm>
+                    <a:prstGeom prst="rect"/>
+                  </pic:spPr>
+                </pic:pic>
+              </a:graphicData>
+            </a:graphic>
+          </wp:inline>
+        </w:drawing>
+      </w:r>
+    </w:p>
+    <w:p>
+      <w:r>
+        <w:t>Le décodeur LLM représente plus de 95 % du poids du modèle (~15 Go en FP16). Une GPU NVIDIA avec VRAM suffisante est donc indispensable pour l'inférence locale.</w:t>
+      </w:r>
+    </w:p>
+    <w:p>
+      <w:r>
+        <w:t>Figure 2 — Répartition des poids par composant (VRAM minimale selon précision).</w:t>
+      </w:r>
+    </w:p>
+    <w:p>
+      <w:pPr>
+        <w:jc w:val="center"/>
+      </w:pPr>
+      <w:r>
+        <w:drawing>
+          <wp:inline xmlns:a="http://schemas.openxmlformats.org/drawingml/2006/main" xmlns:pic="http://schemas.openxmlformats.org/drawingml/2006/picture">
+            <wp:extent cx="4754880" cy="3171468"/>
+            <wp:docPr id="2" name="Picture 2"/>
+            <wp:cNvGraphicFramePr>
+              <a:graphicFrameLocks noChangeAspect="1"/>
+            </wp:cNvGraphicFramePr>
+            <a:graphic>
+              <a:graphicData uri="http://schemas.openxmlformats.org/drawingml/2006/picture">
+                <pic:pic>
+                  <pic:nvPicPr>
+                    <pic:cNvPr id="0" name="image.png"/>
+                    <pic:cNvPicPr/>
+                  </pic:nvPicPr>
+                  <pic:blipFill>
+                    <a:blip r:embed="rId10"/>
+                    <a:stretch>
+                      <a:fillRect/>
+                    </a:stretch>
+                  </pic:blipFill>
+                  <pic:spPr>
+                    <a:xfrm>
+                      <a:off x="0" y="0"/>
+                      <a:ext cx="4754880" cy="3171468"/>
+                    </a:xfrm>
+                    <a:prstGeom prst="rect"/>
+                  </pic:spPr>
+                </pic:pic>
+              </a:graphicData>
+            </a:graphic>
+          </wp:inline>
+        </w:drawing>
+      </w:r>
+    </w:p>
+    <w:p>
+      <w:pPr>
+        <w:pStyle w:val="Heading2"/>
+      </w:pPr>
+      <w:r>
+        <w:t>I.3 Boucle Vision — Langage — Action</w:t>
+      </w:r>
+    </w:p>
+    <w:p>
+      <w:r>
+        <w:t>OpenVLA formalise la manipulation comme une boucle fermée : la vision capture l'état du monde, le langage fixe l'intention, l'action modifie l'environnement, puis une nouvelle observation alimente la décision suivante. Ce paradigme remplace une chaîne perception-planification-contrôle explicitement programmée par une inférence unifiée.</w:t>
+      </w:r>
+    </w:p>
+    <w:p>
+      <w:r>
+        <w:t>Figure 3 — Flux de données macro (instruction → capture → encodage → inférence → action → feedback).</w:t>
+      </w:r>
+    </w:p>
+    <w:p>
+      <w:pPr>
+        <w:jc w:val="center"/>
+      </w:pPr>
+      <w:r>
+        <w:drawing>
+          <wp:inline xmlns:a="http://schemas.openxmlformats.org/drawingml/2006/main" xmlns:pic="http://schemas.openxmlformats.org/drawingml/2006/picture">
+            <wp:extent cx="5303520" cy="3537406"/>
+            <wp:docPr id="3" name="Picture 3"/>
+            <wp:cNvGraphicFramePr>
+              <a:graphicFrameLocks noChangeAspect="1"/>
+            </wp:cNvGraphicFramePr>
+            <a:graphic>
+              <a:graphicData uri="http://schemas.openxmlformats.org/drawingml/2006/picture">
+                <pic:pic>
+                  <pic:nvPicPr>
+                    <pic:cNvPr id="0" name="image.jpg"/>
+                    <pic:cNvPicPr/>
+                  </pic:nvPicPr>
+                  <pic:blipFill>
+                    <a:blip r:embed="rId11"/>
+                    <a:stretch>
+                      <a:fillRect/>
+                    </a:stretch>
+                  </pic:blipFill>
+                  <pic:spPr>
+                    <a:xfrm>
+                      <a:off x="0" y="0"/>
+                      <a:ext cx="5303520" cy="3537406"/>
+                    </a:xfrm>
+                    <a:prstGeom prst="rect"/>
+                  </pic:spPr>
+                </pic:pic>
+              </a:graphicData>
+            </a:graphic>
+          </wp:inline>
+        </w:drawing>
+      </w:r>
+    </w:p>
+    <w:p>
+      <w:pPr>
+        <w:pStyle w:val="Heading2"/>
+      </w:pPr>
+      <w:r>
+        <w:t>I.4 Modèle openvla-7b et contraintes matérielles</w:t>
       </w:r>
     </w:p>
     <w:p>
@@ -117,10 +503,539 @@
         <w:pStyle w:val="ListBullet"/>
       </w:pPr>
       <w:r>
-        <w:t>Présenter les résultats du stage sous forme de démonstration et de présentation technique.</w:t>
+        <w:t>Installation validée sous Windows 11 Pro, Python 3.11, Conda (env_openvla).</w:t>
+      </w:r>
+    </w:p>
+    <w:p>
+      <w:pPr>
+        <w:pStyle w:val="ListBullet"/>
+      </w:pPr>
+      <w:r>
+        <w:t>PyTorch CUDA (nightly cu128 testé pour RTX 5090 / Blackwell).</w:t>
+      </w:r>
+    </w:p>
+    <w:p>
+      <w:pPr>
+        <w:pStyle w:val="ListBullet"/>
+      </w:pPr>
+      <w:r>
+        <w:t>transformers==4.40.1 imposé par OpenVLA.</w:t>
+      </w:r>
+    </w:p>
+    <w:p>
+      <w:pPr>
+        <w:pStyle w:val="ListBullet"/>
+      </w:pPr>
+      <w:r>
+        <w:t>Chargement local : ~15,13 Go VRAM en float16 (test_openvla.py).</w:t>
+      </w:r>
+    </w:p>
+    <w:p>
+      <w:pPr>
+        <w:pStyle w:val="ListBullet"/>
+      </w:pPr>
+      <w:r>
+        <w:t>Prompt type : « In: What action should the robot take to {instruction}? Out: »</w:t>
+      </w:r>
+    </w:p>
+    <w:p>
+      <w:r>
+        <w:br w:type="page"/>
+      </w:r>
+    </w:p>
+    <w:p>
+      <w:pPr>
+        <w:pStyle w:val="Heading1"/>
+      </w:pPr>
+      <w:r>
+        <w:t>II. Composantes de la pipeline du démonstrateur</w:t>
+      </w:r>
+    </w:p>
+    <w:p>
+      <w:pPr>
+        <w:pStyle w:val="Heading2"/>
+      </w:pPr>
+      <w:r>
+        <w:t>II.1 Perception : caméra Zivid MR130</w:t>
+      </w:r>
+    </w:p>
+    <w:p>
+      <w:r>
+        <w:t>La perception repose sur la caméra 3D Zivid 2+ MR130 (Ethernet). Le script scripts/zivid/capture.py réalise une acquisition 2D/3D via capture_2d_3d() et sauvegarde trois fichiers :</w:t>
+      </w:r>
+    </w:p>
+    <w:p>
+      <w:pPr>
+        <w:pStyle w:val="ListBullet"/>
+      </w:pPr>
+      <w:r>
+        <w:t>ColorImage.png — image couleur sRGB (RGBA).</w:t>
+      </w:r>
+    </w:p>
+    <w:p>
+      <w:pPr>
+        <w:pStyle w:val="ListBullet"/>
+      </w:pPr>
+      <w:r>
+        <w:t>Frame.zdf — frame native Zivid (réutilisable dans Zivid Studio).</w:t>
+      </w:r>
+    </w:p>
+    <w:p>
+      <w:pPr>
+        <w:pStyle w:val="ListBullet"/>
+      </w:pPr>
+      <w:r>
+        <w:t>PointCloud.ply — nuage de points 3D pour analyse géométrique.</w:t>
+      </w:r>
+    </w:p>
+    <w:p>
+      <w:r>
+        <w:t>Pour OpenVLA, l'image est convertie RGBA → RGB et redimensionnée à 224×224 px (scripts/integration/test/test_zivid_openvla.py). La géométrie 3D reste disponible pour calibration, alignement ou futures extensions du démonstrateur.</w:t>
+      </w:r>
+    </w:p>
+    <w:p>
+      <w:pPr>
+        <w:pStyle w:val="Heading2"/>
+      </w:pPr>
+      <w:r>
+        <w:t>II.2 Inférence : OpenVLA (transformers)</w:t>
+      </w:r>
+    </w:p>
+    <w:p>
+      <w:r>
+        <w:t>L'inférence utilise Hugging Face Transformers : AutoProcessor + AutoModelForVision2Seq. Le modèle est chargé en bfloat16 ou float16 sur cuda:0. La méthode predict_action() produit une action normalisée, dé-normalisée avec la clé unnorm_key="bridge_orig".</w:t>
+      </w:r>
+    </w:p>
+    <w:p>
+      <w:pPr>
+        <w:pStyle w:val="ListBullet"/>
+      </w:pPr>
+      <w:r>
+        <w:t>Packages : transformers, torch, Pillow, huggingface_hub, accelerate.</w:t>
+      </w:r>
+    </w:p>
+    <w:p>
+      <w:pPr>
+        <w:pStyle w:val="ListBullet"/>
+      </w:pPr>
+      <w:r>
+        <w:t>Téléchargement : huggingface-cli download openvla/openvla-7b.</w:t>
+      </w:r>
+    </w:p>
+    <w:p>
+      <w:pPr>
+        <w:pStyle w:val="ListBullet"/>
+      </w:pPr>
+      <w:r>
+        <w:t>Test isolé : scripts/integration/test/test_openvla.py.</w:t>
+      </w:r>
+    </w:p>
+    <w:p>
+      <w:pPr>
+        <w:pStyle w:val="ListBullet"/>
+      </w:pPr>
+      <w:r>
+        <w:t>Test intégré : scripts/integration/test/test_zivid_openvla.py.</w:t>
+      </w:r>
+    </w:p>
+    <w:p>
+      <w:pPr>
+        <w:pStyle w:val="Heading2"/>
+      </w:pPr>
+      <w:r>
+        <w:t>II.3 Génération d'actions et format de sortie</w:t>
+      </w:r>
+    </w:p>
+    <w:p>
+      <w:r>
+        <w:t>Chaque prédiction OpenVLA retourne 7 valeurs :</w:t>
+      </w:r>
+    </w:p>
+    <w:p>
+      <w:pPr>
+        <w:pStyle w:val="ListBullet"/>
+      </w:pPr>
+      <w:r>
+        <w:t>dx, dy, dz — déplacement cartésien de l'effecteur.</w:t>
+      </w:r>
+    </w:p>
+    <w:p>
+      <w:pPr>
+        <w:pStyle w:val="ListBullet"/>
+      </w:pPr>
+      <w:r>
+        <w:t>rx, ry, rz — variation d'orientation.</w:t>
+      </w:r>
+    </w:p>
+    <w:p>
+      <w:pPr>
+        <w:pStyle w:val="ListBullet"/>
+      </w:pPr>
+      <w:r>
+        <w:t>gripper — état de la pince (&lt; 0,5 : fermer ; ≥ 0,5 : ouvrir).</w:t>
+      </w:r>
+    </w:p>
+    <w:p>
+      <w:r>
+        <w:t>Consignes testées au stage : « pick up the object on the table », « grab the red object », « push the object to the left », « place the object in the bin ». L'action est un delta local : elle doit être convertie en commandes UR (RTDE ou URScript) dans le script d'intégration final (zivid_ur_robot_integration.py).</w:t>
+      </w:r>
+    </w:p>
+    <w:p>
+      <w:pPr>
+        <w:pStyle w:val="Heading2"/>
+      </w:pPr>
+      <w:r>
+        <w:t>II.4 Exécution robotique : UR (URScript / ur-rtde)</w:t>
+      </w:r>
+    </w:p>
+    <w:p>
+      <w:r>
+        <w:t>L'exécution repose sur un robot collaboratif Universal Robots. Deux modes coexistent :</w:t>
+      </w:r>
+    </w:p>
+    <w:p>
+      <w:pPr>
+        <w:pStyle w:val="ListBullet"/>
+      </w:pPr>
+      <w:r>
+        <w:t>URScript (.script) sur PolyScope : mouvements explicites movej (approche/retrait) et movel (traits linéaires). Exemple : tracé de la lettre A (URscriptLetterA.script, traceAOnce.script).</w:t>
+      </w:r>
+    </w:p>
+    <w:p>
+      <w:pPr>
+        <w:pStyle w:val="ListBullet"/>
+      </w:pPr>
+      <w:r>
+        <w:t>ur-rtde (Python) : connexion RTDE pour lire l'état du robot et envoyer des commandes depuis l'environnement env_integration.</w:t>
+      </w:r>
+    </w:p>
+    <w:p>
+      <w:r>
+        <w:t>Schéma cible du démonstrateur : Zivid (capture) → prétraitement image → OpenVLA (inférence) → conversion action → UR (exécution) → nouvelle capture (boucle fermée).</w:t>
+      </w:r>
+    </w:p>
+    <w:p>
+      <w:r>
+        <w:br w:type="page"/>
+      </w:r>
+    </w:p>
+    <w:p>
+      <w:pPr>
+        <w:pStyle w:val="Heading1"/>
+      </w:pPr>
+      <w:r>
+        <w:t>III. Comparaison OpenVLA et robotique traditionnelle</w:t>
+      </w:r>
+    </w:p>
+    <w:p>
+      <w:pPr>
+        <w:pStyle w:val="Heading2"/>
+      </w:pPr>
+      <w:r>
+        <w:t>III.1 Programmation de tâches</w:t>
+      </w:r>
+    </w:p>
+    <w:tbl>
+      <w:tblPr>
+        <w:tblStyle w:val="TableGrid"/>
+        <w:tblW w:type="auto" w:w="0"/>
+        <w:tblLook w:firstColumn="1" w:firstRow="1" w:lastColumn="0" w:lastRow="0" w:noHBand="0" w:noVBand="1" w:val="04A0"/>
+      </w:tblPr>
+      <w:tblGrid>
+        <w:gridCol w:w="2880"/>
+        <w:gridCol w:w="2880"/>
+        <w:gridCol w:w="2880"/>
+      </w:tblGrid>
+      <w:tr>
+        <w:tc>
+          <w:tcPr>
+            <w:tcW w:type="dxa" w:w="2880"/>
+          </w:tcPr>
+          <w:p>
+            <w:r>
+              <w:t>Critère</w:t>
+            </w:r>
+          </w:p>
+        </w:tc>
+        <w:tc>
+          <w:tcPr>
+            <w:tcW w:type="dxa" w:w="2880"/>
+          </w:tcPr>
+          <w:p>
+            <w:r>
+              <w:t>Robotique traditionnelle</w:t>
+            </w:r>
+          </w:p>
+        </w:tc>
+        <w:tc>
+          <w:tcPr>
+            <w:tcW w:type="dxa" w:w="2880"/>
+          </w:tcPr>
+          <w:p>
+            <w:r>
+              <w:t>OpenVLA</w:t>
+            </w:r>
+          </w:p>
+        </w:tc>
+      </w:tr>
+      <w:tr>
+        <w:tc>
+          <w:tcPr>
+            <w:tcW w:type="dxa" w:w="2880"/>
+          </w:tcPr>
+          <w:p>
+            <w:r>
+              <w:t>Spécification tâche</w:t>
+            </w:r>
+          </w:p>
+        </w:tc>
+        <w:tc>
+          <w:tcPr>
+            <w:tcW w:type="dxa" w:w="2880"/>
+          </w:tcPr>
+          <w:p>
+            <w:r>
+              <w:t>Programme URScript, waypoints, logique if/while</w:t>
+            </w:r>
+          </w:p>
+        </w:tc>
+        <w:tc>
+          <w:tcPr>
+            <w:tcW w:type="dxa" w:w="2880"/>
+          </w:tcPr>
+          <w:p>
+            <w:r>
+              <w:t>Consigne en langage naturel</w:t>
+            </w:r>
+          </w:p>
+        </w:tc>
+      </w:tr>
+      <w:tr>
+        <w:tc>
+          <w:tcPr>
+            <w:tcW w:type="dxa" w:w="2880"/>
+          </w:tcPr>
+          <w:p>
+            <w:r>
+              <w:t>Généricité</w:t>
+            </w:r>
+          </w:p>
+        </w:tc>
+        <w:tc>
+          <w:tcPr>
+            <w:tcW w:type="dxa" w:w="2880"/>
+          </w:tcPr>
+          <w:p>
+            <w:r>
+              <w:t>Une tâche = un programme dédié</w:t>
+            </w:r>
+          </w:p>
+        </w:tc>
+        <w:tc>
+          <w:tcPr>
+            <w:tcW w:type="dxa" w:w="2880"/>
+          </w:tcPr>
+          <w:p>
+            <w:r>
+              <w:t>Politique generaliste, fine-tuning possible</w:t>
+            </w:r>
+          </w:p>
+        </w:tc>
+      </w:tr>
+      <w:tr>
+        <w:tc>
+          <w:tcPr>
+            <w:tcW w:type="dxa" w:w="2880"/>
+          </w:tcPr>
+          <w:p>
+            <w:r>
+              <w:t>Itération</w:t>
+            </w:r>
+          </w:p>
+        </w:tc>
+        <w:tc>
+          <w:tcPr>
+            <w:tcW w:type="dxa" w:w="2880"/>
+          </w:tcPr>
+          <w:p>
+            <w:r>
+              <w:t>Modifier code et poses manuellement</w:t>
+            </w:r>
+          </w:p>
+        </w:tc>
+        <w:tc>
+          <w:tcPr>
+            <w:tcW w:type="dxa" w:w="2880"/>
+          </w:tcPr>
+          <w:p>
+            <w:r>
+              <w:t>Changer la consigne texte ou fine-tuner</w:t>
+            </w:r>
+          </w:p>
+        </w:tc>
+      </w:tr>
+      <w:tr>
+        <w:tc>
+          <w:tcPr>
+            <w:tcW w:type="dxa" w:w="2880"/>
+          </w:tcPr>
+          <w:p>
+            <w:r>
+              <w:t>Exemple stage</w:t>
+            </w:r>
+          </w:p>
+        </w:tc>
+        <w:tc>
+          <w:tcPr>
+            <w:tcW w:type="dxa" w:w="2880"/>
+          </w:tcPr>
+          <w:p>
+            <w:r>
+              <w:t>trace_A(n) — 5 poses, boucle while</w:t>
+            </w:r>
+          </w:p>
+        </w:tc>
+        <w:tc>
+          <w:tcPr>
+            <w:tcW w:type="dxa" w:w="2880"/>
+          </w:tcPr>
+          <w:p>
+            <w:r>
+              <w:t>predict_action() — instruction « pick up… »</w:t>
+            </w:r>
+          </w:p>
+        </w:tc>
+      </w:tr>
+    </w:tbl>
+    <w:p/>
+    <w:p>
+      <w:pPr>
+        <w:pStyle w:val="Heading2"/>
+      </w:pPr>
+      <w:r>
+        <w:t>III.2 Perception et représentation de la scène</w:t>
+      </w:r>
+    </w:p>
+    <w:p>
+      <w:pPr>
+        <w:pStyle w:val="ListBullet"/>
+      </w:pPr>
+      <w:r>
+        <w:t>Traditionnel : calibration caméra-robot, extraction de primitives (contours, nuage de points PLY), règles ou algorithmes dédiés.</w:t>
+      </w:r>
+    </w:p>
+    <w:p>
+      <w:pPr>
+        <w:pStyle w:val="ListBullet"/>
+      </w:pPr>
+      <w:r>
+        <w:t>OpenVLA : end-to-end à partir d'une image RGB ; le modèle apprend implicitement les corrélations visuo-motrices.</w:t>
+      </w:r>
+    </w:p>
+    <w:p>
+      <w:pPr>
+        <w:pStyle w:val="ListBullet"/>
+      </w:pPr>
+      <w:r>
+        <w:t>Stage : Zivid fournit 2D et 3D ; OpenVLA consomme aujourd'hui le RGB 224×224. Le nuage de points reste un atout pour calibration et validation.</w:t>
+      </w:r>
+    </w:p>
+    <w:p>
+      <w:pPr>
+        <w:pStyle w:val="Heading2"/>
+      </w:pPr>
+      <w:r>
+        <w:t>III.3 Planification, contrôle et intégration</w:t>
+      </w:r>
+    </w:p>
+    <w:p>
+      <w:pPr>
+        <w:pStyle w:val="ListBullet"/>
+      </w:pPr>
+      <w:r>
+        <w:t>Traditionnel : planification explicite (trajectoires movej/movel), contrôle PID ou servos RTDE, séquence déterministe.</w:t>
+      </w:r>
+    </w:p>
+    <w:p>
+      <w:pPr>
+        <w:pStyle w:val="ListBullet"/>
+      </w:pPr>
+      <w:r>
+        <w:t>OpenVLA : planification implicite dans le LLM ; sortie = delta d'action instantané, adapté au contrôle itératif (receding horizon).</w:t>
+      </w:r>
+    </w:p>
+    <w:p>
+      <w:pPr>
+        <w:pStyle w:val="ListBullet"/>
+      </w:pPr>
+      <w:r>
+        <w:t>Avantage traditionnel : prévisibilité, sécurité, traçabilité des mouvements (validé jour 03 — tracé A).</w:t>
+      </w:r>
+    </w:p>
+    <w:p>
+      <w:pPr>
+        <w:pStyle w:val="ListBullet"/>
+      </w:pPr>
+      <w:r>
+        <w:t>Avantage OpenVLA : flexibilité sémantique, generalisation à de nouvelles consignes sans reprogrammation complète.</w:t>
+      </w:r>
+    </w:p>
+    <w:p>
+      <w:pPr>
+        <w:pStyle w:val="Heading2"/>
+      </w:pPr>
+      <w:r>
+        <w:t>III.4 Synthèse pour le démonstrateur CCNB-INNOV</w:t>
+      </w:r>
+    </w:p>
+    <w:p>
+      <w:r>
+        <w:t>Le démonstrateur du stage adopte une approche hybride pragmatique :</w:t>
+      </w:r>
+    </w:p>
+    <w:p>
+      <w:pPr>
+        <w:pStyle w:val="ListBullet"/>
+      </w:pPr>
+      <w:r>
+        <w:t>Robotique classique pour valider l'exécution (URScript, RTDE) et sécuriser les mouvements.</w:t>
+      </w:r>
+    </w:p>
+    <w:p>
+      <w:pPr>
+        <w:pStyle w:val="ListBullet"/>
+      </w:pPr>
+      <w:r>
+        <w:t>OpenVLA pour la couche décisionnelle haute niveau (image + langage → action).</w:t>
+      </w:r>
+    </w:p>
+    <w:p>
+      <w:pPr>
+        <w:pStyle w:val="ListBullet"/>
+      </w:pPr>
+      <w:r>
+        <w:t>Zivid comme capteur riche (2D/3D) alimentant la perception.</w:t>
+      </w:r>
+    </w:p>
+    <w:p>
+      <w:pPr>
+        <w:pStyle w:val="ListBullet"/>
+      </w:pPr>
+      <w:r>
+        <w:t>Environnements Conda Python 3.11 séparés (env_zivid, env_ur, env_integration, env_openvla) puis convergence vers l'intégration.</w:t>
+      </w:r>
+    </w:p>
+    <w:p>
+      <w:r>
+        <w:t>Les parties IV à VII du rapport (démonstrateur expérimental, essais, documentation, présentation) seront complétées au fil des prochaines journées de stage.</w:t>
       </w:r>
     </w:p>
     <w:p/>
+    <w:p>
+      <w:r>
+        <w:t>Programmeur : Fabrice Kouonang | Projet : OpenVLA — Stage CCNB-INNOV | Rapport final — Parties I à III</w:t>
+      </w:r>
+    </w:p>
     <w:sectPr>
       <w:pgSz w:w="12240" w:h="15840"/>
       <w:pgMar w:top="1440" w:right="1800" w:bottom="1440" w:left="1800" w:header="720" w:footer="720" w:gutter="0"/>
@@ -494,10 +1409,6 @@
     <w:name w:val="Normal"/>
     <w:qFormat/>
     <w:rsid w:val="00FC693F"/>
-    <w:rPr>
-      <w:rFonts w:ascii="Calibri" w:hAnsi="Calibri"/>
-      <w:sz w:val="22"/>
-    </w:rPr>
   </w:style>
   <w:style w:type="paragraph" w:styleId="Header">
     <w:name w:val="header"/>

--- a/OpenVLA_day01_stage_CCNB.docx
+++ b/OpenVLA_day01_stage_CCNB.docx
@@ -2,23 +2,125 @@
 <file path=word/document.xml><?xml version="1.0" encoding="utf-8"?>
 <w:document xmlns:wpc="http://schemas.microsoft.com/office/word/2010/wordprocessingCanvas" xmlns:mo="http://schemas.microsoft.com/office/mac/office/2008/main" xmlns:mc="http://schemas.openxmlformats.org/markup-compatibility/2006" xmlns:mv="urn:schemas-microsoft-com:mac:vml" xmlns:o="urn:schemas-microsoft-com:office:office" xmlns:r="http://schemas.openxmlformats.org/officeDocument/2006/relationships" xmlns:m="http://schemas.openxmlformats.org/officeDocument/2006/math" xmlns:v="urn:schemas-microsoft-com:vml" xmlns:wp14="http://schemas.microsoft.com/office/word/2010/wordprocessingDrawing" xmlns:wp="http://schemas.openxmlformats.org/drawingml/2006/wordprocessingDrawing" xmlns:w10="urn:schemas-microsoft-com:office:word" xmlns:w="http://schemas.openxmlformats.org/wordprocessingml/2006/main" xmlns:w14="http://schemas.microsoft.com/office/word/2010/wordml" xmlns:wpg="http://schemas.microsoft.com/office/word/2010/wordprocessingGroup" xmlns:wpi="http://schemas.microsoft.com/office/word/2010/wordprocessingInk" xmlns:wne="http://schemas.microsoft.com/office/word/2006/wordml" xmlns:wps="http://schemas.microsoft.com/office/word/2010/wordprocessingShape" mc:Ignorable="w14 wp14">
   <w:body>
-    <w:p>
-      <w:pPr>
-        <w:pStyle w:val="Title"/>
-        <w:jc w:val="center"/>
-      </w:pPr>
-      <w:r>
-        <w:t>Projet OpenVLA — Jour 01 — Début de stage CCNB-INNOV</w:t>
-      </w:r>
-    </w:p>
-    <w:p>
-      <w:pPr>
-        <w:jc w:val="center"/>
-      </w:pPr>
-      <w:r>
-        <w:t>Par : Fabrice Kouonang | Date : 14 mai 2026 | Jour : 01</w:t>
-      </w:r>
-    </w:p>
+    <w:tbl>
+      <w:tblPr>
+        <w:tblW w:type="auto" w:w="0"/>
+        <w:tblLook w:firstColumn="1" w:firstRow="1" w:lastColumn="0" w:lastRow="0" w:noHBand="0" w:noVBand="1" w:val="04A0"/>
+        <w:tblBorders>
+          <w:top w:val="nil"/>
+          <w:left w:val="nil"/>
+          <w:bottom w:val="nil"/>
+          <w:right w:val="nil"/>
+          <w:insideH w:val="nil"/>
+          <w:insideV w:val="nil"/>
+        </w:tblBorders>
+      </w:tblPr>
+      <w:tblGrid>
+        <w:gridCol w:w="4320"/>
+        <w:gridCol w:w="4320"/>
+      </w:tblGrid>
+      <w:tr>
+        <w:tc>
+          <w:tcPr>
+            <w:tcW w:type="dxa" w:w="4320"/>
+            <w:tcMar>
+              <w:left w:w="0" w:type="dxa"/>
+              <w:right w:w="120" w:type="dxa"/>
+            </w:tcMar>
+          </w:tcPr>
+          <w:p>
+            <w:pPr>
+              <w:jc w:val="center"/>
+            </w:pPr>
+            <w:r>
+              <w:drawing>
+                <wp:inline xmlns:a="http://schemas.openxmlformats.org/drawingml/2006/main" xmlns:pic="http://schemas.openxmlformats.org/drawingml/2006/picture">
+                  <wp:extent cx="1051560" cy="1051560"/>
+                  <wp:docPr id="4" name="Picture 4"/>
+                  <wp:cNvGraphicFramePr>
+                    <a:graphicFrameLocks noChangeAspect="1"/>
+                  </wp:cNvGraphicFramePr>
+                  <a:graphic>
+                    <a:graphicData uri="http://schemas.openxmlformats.org/drawingml/2006/picture">
+                      <pic:pic>
+                        <pic:nvPicPr>
+                          <pic:cNvPr id="0" name="ccnb_innov_logo_circle.png"/>
+                          <pic:cNvPicPr/>
+                        </pic:nvPicPr>
+                        <pic:blipFill>
+                          <a:blip r:embed="rId12"/>
+                          <a:stretch>
+                            <a:fillRect/>
+                          </a:stretch>
+                        </pic:blipFill>
+                        <pic:spPr>
+                          <a:xfrm>
+                            <a:off x="0" y="0"/>
+                            <a:ext cx="1051560" cy="1051560"/>
+                          </a:xfrm>
+                          <a:prstGeom prst="rect"/>
+                        </pic:spPr>
+                      </pic:pic>
+                    </a:graphicData>
+                  </a:graphic>
+                </wp:inline>
+              </w:drawing>
+            </w:r>
+          </w:p>
+        </w:tc>
+        <w:tc>
+          <w:tcPr>
+            <w:tcW w:type="dxa" w:w="4320"/>
+            <w:tcMar>
+              <w:left w:w="120" w:type="dxa"/>
+              <w:right w:w="0" w:type="dxa"/>
+            </w:tcMar>
+          </w:tcPr>
+          <w:p>
+            <w:r>
+              <w:rPr>
+                <w:b/>
+                <w:sz w:val="28"/>
+              </w:rPr>
+              <w:t>Projet OpenVLA — Jour 01 — Début de stage CCNB-INNOV</w:t>
+            </w:r>
+          </w:p>
+          <w:p>
+            <w:r>
+              <w:rPr>
+                <w:sz w:val="22"/>
+              </w:rPr>
+              <w:t>Par : Fabrice Kouonang</w:t>
+            </w:r>
+          </w:p>
+          <w:p>
+            <w:r>
+              <w:rPr>
+                <w:sz w:val="20"/>
+              </w:rPr>
+              <w:t>————————————————————————————</w:t>
+            </w:r>
+          </w:p>
+          <w:p>
+            <w:r>
+              <w:rPr>
+                <w:sz w:val="22"/>
+              </w:rPr>
+              <w:t>Superviseur direct : Guillaume Batungwanayo</w:t>
+            </w:r>
+          </w:p>
+          <w:p>
+            <w:r>
+              <w:rPr>
+                <w:sz w:val="20"/>
+              </w:rPr>
+              <w:t>Date : 14 mai 2026 | Jour : 01</w:t>
+            </w:r>
+          </w:p>
+        </w:tc>
+      </w:tr>
+    </w:tbl>
+    <w:p/>
     <w:p>
       <w:pPr>
         <w:pStyle w:val="Heading1"/>

--- a/OpenVLA_day01_stage_CCNB.docx
+++ b/OpenVLA_day01_stage_CCNB.docx
@@ -2,125 +2,110 @@
 <file path=word/document.xml><?xml version="1.0" encoding="utf-8"?>
 <w:document xmlns:wpc="http://schemas.microsoft.com/office/word/2010/wordprocessingCanvas" xmlns:mo="http://schemas.microsoft.com/office/mac/office/2008/main" xmlns:mc="http://schemas.openxmlformats.org/markup-compatibility/2006" xmlns:mv="urn:schemas-microsoft-com:mac:vml" xmlns:o="urn:schemas-microsoft-com:office:office" xmlns:r="http://schemas.openxmlformats.org/officeDocument/2006/relationships" xmlns:m="http://schemas.openxmlformats.org/officeDocument/2006/math" xmlns:v="urn:schemas-microsoft-com:vml" xmlns:wp14="http://schemas.microsoft.com/office/word/2010/wordprocessingDrawing" xmlns:wp="http://schemas.openxmlformats.org/drawingml/2006/wordprocessingDrawing" xmlns:w10="urn:schemas-microsoft-com:office:word" xmlns:w="http://schemas.openxmlformats.org/wordprocessingml/2006/main" xmlns:w14="http://schemas.microsoft.com/office/word/2010/wordml" xmlns:wpg="http://schemas.microsoft.com/office/word/2010/wordprocessingGroup" xmlns:wpi="http://schemas.microsoft.com/office/word/2010/wordprocessingInk" xmlns:wne="http://schemas.microsoft.com/office/word/2006/wordml" xmlns:wps="http://schemas.microsoft.com/office/word/2010/wordprocessingShape" mc:Ignorable="w14 wp14">
   <w:body>
-    <w:tbl>
-      <w:tblPr>
-        <w:tblW w:type="auto" w:w="0"/>
-        <w:tblLook w:firstColumn="1" w:firstRow="1" w:lastColumn="0" w:lastRow="0" w:noHBand="0" w:noVBand="1" w:val="04A0"/>
-        <w:tblBorders>
-          <w:top w:val="nil"/>
-          <w:left w:val="nil"/>
-          <w:bottom w:val="nil"/>
-          <w:right w:val="nil"/>
-          <w:insideH w:val="nil"/>
-          <w:insideV w:val="nil"/>
-        </w:tblBorders>
-      </w:tblPr>
-      <w:tblGrid>
-        <w:gridCol w:w="4320"/>
-        <w:gridCol w:w="4320"/>
-      </w:tblGrid>
-      <w:tr>
-        <w:tc>
-          <w:tcPr>
-            <w:tcW w:type="dxa" w:w="4320"/>
-            <w:tcMar>
-              <w:left w:w="0" w:type="dxa"/>
-              <w:right w:w="120" w:type="dxa"/>
-            </w:tcMar>
-          </w:tcPr>
-          <w:p>
-            <w:pPr>
-              <w:jc w:val="center"/>
-            </w:pPr>
-            <w:r>
-              <w:drawing>
-                <wp:inline xmlns:a="http://schemas.openxmlformats.org/drawingml/2006/main" xmlns:pic="http://schemas.openxmlformats.org/drawingml/2006/picture">
-                  <wp:extent cx="1051560" cy="1051560"/>
-                  <wp:docPr id="4" name="Picture 4"/>
-                  <wp:cNvGraphicFramePr>
-                    <a:graphicFrameLocks noChangeAspect="1"/>
-                  </wp:cNvGraphicFramePr>
-                  <a:graphic>
-                    <a:graphicData uri="http://schemas.openxmlformats.org/drawingml/2006/picture">
-                      <pic:pic>
-                        <pic:nvPicPr>
-                          <pic:cNvPr id="0" name="ccnb_innov_logo_circle.png"/>
-                          <pic:cNvPicPr/>
-                        </pic:nvPicPr>
-                        <pic:blipFill>
-                          <a:blip r:embed="rId12"/>
-                          <a:stretch>
-                            <a:fillRect/>
-                          </a:stretch>
-                        </pic:blipFill>
-                        <pic:spPr>
-                          <a:xfrm>
-                            <a:off x="0" y="0"/>
-                            <a:ext cx="1051560" cy="1051560"/>
-                          </a:xfrm>
-                          <a:prstGeom prst="rect"/>
-                        </pic:spPr>
-                      </pic:pic>
-                    </a:graphicData>
-                  </a:graphic>
-                </wp:inline>
-              </w:drawing>
-            </w:r>
-          </w:p>
-        </w:tc>
-        <w:tc>
-          <w:tcPr>
-            <w:tcW w:type="dxa" w:w="4320"/>
-            <w:tcMar>
-              <w:left w:w="120" w:type="dxa"/>
-              <w:right w:w="0" w:type="dxa"/>
-            </w:tcMar>
-          </w:tcPr>
-          <w:p>
-            <w:r>
-              <w:rPr>
-                <w:b/>
-                <w:sz w:val="28"/>
-              </w:rPr>
-              <w:t>Projet OpenVLA — Jour 01 — Début de stage CCNB-INNOV</w:t>
-            </w:r>
-          </w:p>
-          <w:p>
-            <w:r>
-              <w:rPr>
-                <w:sz w:val="22"/>
-              </w:rPr>
-              <w:t>Par : Fabrice Kouonang</w:t>
-            </w:r>
-          </w:p>
-          <w:p>
-            <w:r>
-              <w:rPr>
-                <w:sz w:val="20"/>
-              </w:rPr>
-              <w:t>————————————————————————————</w:t>
-            </w:r>
-          </w:p>
-          <w:p>
-            <w:r>
-              <w:rPr>
-                <w:sz w:val="22"/>
-              </w:rPr>
-              <w:t>Superviseur direct : Guillaume Batungwanayo</w:t>
-            </w:r>
-          </w:p>
-          <w:p>
-            <w:r>
-              <w:rPr>
-                <w:sz w:val="20"/>
-              </w:rPr>
-              <w:t>Date : 14 mai 2026 | Jour : 01</w:t>
-            </w:r>
-          </w:p>
-        </w:tc>
-      </w:tr>
-    </w:tbl>
-    <w:p/>
+    <w:p>
+      <w:pPr>
+        <w:jc w:val="center"/>
+      </w:pPr>
+      <w:r>
+        <w:drawing>
+          <wp:inline xmlns:a="http://schemas.openxmlformats.org/drawingml/2006/main" xmlns:pic="http://schemas.openxmlformats.org/drawingml/2006/picture">
+            <wp:extent cx="2560320" cy="1005106"/>
+            <wp:docPr id="4" name="Picture 4"/>
+            <wp:cNvGraphicFramePr>
+              <a:graphicFrameLocks noChangeAspect="1"/>
+            </wp:cNvGraphicFramePr>
+            <a:graphic>
+              <a:graphicData uri="http://schemas.openxmlformats.org/drawingml/2006/picture">
+                <pic:pic>
+                  <pic:nvPicPr>
+                    <pic:cNvPr id="0" name="ccnb_innov_logo.jpeg"/>
+                    <pic:cNvPicPr/>
+                  </pic:nvPicPr>
+                  <pic:blipFill>
+                    <a:blip r:embed="rId13"/>
+                    <a:stretch>
+                      <a:fillRect/>
+                    </a:stretch>
+                  </pic:blipFill>
+                  <pic:spPr>
+                    <a:xfrm>
+                      <a:off x="0" y="0"/>
+                      <a:ext cx="2560320" cy="1005106"/>
+                    </a:xfrm>
+                    <a:prstGeom prst="rect"/>
+                  </pic:spPr>
+                </pic:pic>
+              </a:graphicData>
+            </a:graphic>
+          </wp:inline>
+        </w:drawing>
+      </w:r>
+    </w:p>
+    <w:p>
+      <w:pPr>
+        <w:jc w:val="center"/>
+      </w:pPr>
+      <w:r>
+        <w:rPr>
+          <w:b/>
+          <w:sz w:val="28"/>
+        </w:rPr>
+        <w:t>Projet OpenVLA — Jour 01 — Début de stage CCNB-INNOV</w:t>
+      </w:r>
+    </w:p>
+    <w:p>
+      <w:pPr>
+        <w:jc w:val="center"/>
+      </w:pPr>
+      <w:r>
+        <w:rPr>
+          <w:b w:val="0"/>
+          <w:sz w:val="22"/>
+        </w:rPr>
+        <w:t>Par : Fabrice Kouonang</w:t>
+      </w:r>
+    </w:p>
+    <w:p>
+      <w:pPr>
+        <w:jc w:val="center"/>
+      </w:pPr>
+      <w:r>
+        <w:rPr>
+          <w:b w:val="0"/>
+          <w:sz w:val="20"/>
+        </w:rPr>
+        <w:t>————————————————————————————</w:t>
+      </w:r>
+    </w:p>
+    <w:p>
+      <w:pPr>
+        <w:jc w:val="center"/>
+      </w:pPr>
+      <w:r>
+        <w:rPr>
+          <w:b w:val="0"/>
+          <w:sz w:val="22"/>
+        </w:rPr>
+        <w:t>Superviseur direct : Guillaume Batungwanayo</w:t>
+      </w:r>
+    </w:p>
+    <w:p>
+      <w:pPr>
+        <w:jc w:val="center"/>
+      </w:pPr>
+      <w:r>
+        <w:rPr>
+          <w:b w:val="0"/>
+          <w:sz w:val="20"/>
+        </w:rPr>
+        <w:t>Date : 14 mai 2026 | Jour : 01</w:t>
+      </w:r>
+    </w:p>
+    <w:p>
+      <w:pPr>
+        <w:jc w:val="center"/>
+      </w:pPr>
+    </w:p>
     <w:p>
       <w:pPr>
         <w:pStyle w:val="Heading1"/>

--- a/OpenVLA_day01_stage_CCNB.docx
+++ b/OpenVLA_day01_stage_CCNB.docx
@@ -807,6 +807,53 @@
       </w:r>
     </w:p>
     <w:p>
+      <w:r>
+        <w:t>Détail complet : OpenVLA_day07_robot_data.docx — scripts demoTest.py, test_zivid_openvla.py.</w:t>
+      </w:r>
+    </w:p>
+    <w:p>
+      <w:pPr>
+        <w:pStyle w:val="ListBullet"/>
+      </w:pPr>
+      <w:r>
+        <w:t>Robot : exécution et pose courante — pas d'inférence directe sur RTDE.</w:t>
+      </w:r>
+    </w:p>
+    <w:p>
+      <w:pPr>
+        <w:pStyle w:val="ListBullet"/>
+      </w:pPr>
+      <w:r>
+        <w:t>Sortie modèle : 7D (dx…rz, gripper), dénormalisation bridge_orig.</w:t>
+      </w:r>
+    </w:p>
+    <w:p>
+      <w:pPr>
+        <w:pStyle w:val="ListBullet"/>
+      </w:pPr>
+      <w:r>
+        <w:t>Entrées modèle : RGB Zivid + texte (AutoProcessor → GPU bfloat16).</w:t>
+      </w:r>
+    </w:p>
+    <w:p>
+      <w:r>
+        <w:t>Le robot intervient après predict_action : RTDE lit getActualTCPPose(), puis le script calcule new_pose = current_pose + action × SCALE et envoie moveL et la commande pince. La boucle visuelle (nouvelle capture à chaque step) constitue le retour capteur principal.</w:t>
+      </w:r>
+    </w:p>
+    <w:p>
+      <w:r>
+        <w:t>Clarification essentielle pour le démonstrateur CCNB-INNOV : OpenVLA reçoit une image RGB 224×224 issue de la Zivid et une consigne en langage naturel (prompt VLA). Il ne reçoit pas l'état articulaire ni la pose TCP du UR en entrée du réseau.</w:t>
+      </w:r>
+    </w:p>
+    <w:p>
+      <w:pPr>
+        <w:pStyle w:val="Heading2"/>
+      </w:pPr>
+      <w:r>
+        <w:t>II.5 Flux de données robot, Zivid et interprétation OpenVLA (jour 07)</w:t>
+      </w:r>
+    </w:p>
+    <w:p>
       <w:pPr>
         <w:pStyle w:val="Heading1"/>
       </w:pPr>
@@ -1120,7 +1167,7 @@
     <w:p/>
     <w:p>
       <w:r>
-        <w:t>Programmeur : Fabrice Kouonang | Projet : OpenVLA — Stage CCNB-INNOV | Rapport final — Parties I à III</w:t>
+        <w:t>Programmeur : Fabrice Kouonang | Projet : OpenVLA — Stage CCNB-INNOV | Rapport final — Parties I à III (II.5 complétée — jour 07, flux données robot)</w:t>
       </w:r>
     </w:p>
     <w:sectPr>

--- a/OpenVLA_day01_stage_CCNB.docx
+++ b/OpenVLA_day01_stage_CCNB.docx
@@ -290,6 +290,11 @@
           <w:sz w:val="22"/>
         </w:rPr>
         <w:t xml:space="preserve">   II.4  Exécution robotique : UR (URScript / ur-rtde)</w:t>
+      </w:r>
+    </w:p>
+    <w:p>
+      <w:r>
+        <w:t xml:space="preserve">   II.5  Flux de données robot, Zivid et interprétation OpenVLA (jour 07)</w:t>
       </w:r>
     </w:p>
     <w:p>
@@ -802,42 +807,11 @@
       </w:r>
     </w:p>
     <w:p>
-      <w:r>
-        <w:br w:type="page"/>
-      </w:r>
-    </w:p>
-    <w:p>
-      <w:r>
-        <w:t>Détail complet : OpenVLA_day07_robot_data.docx — scripts demoTest.py, test_zivid_openvla.py.</w:t>
-      </w:r>
-    </w:p>
-    <w:p>
       <w:pPr>
-        <w:pStyle w:val="ListBullet"/>
+        <w:pStyle w:val="Heading2"/>
       </w:pPr>
       <w:r>
-        <w:t>Robot : exécution et pose courante — pas d'inférence directe sur RTDE.</w:t>
-      </w:r>
-    </w:p>
-    <w:p>
-      <w:pPr>
-        <w:pStyle w:val="ListBullet"/>
-      </w:pPr>
-      <w:r>
-        <w:t>Sortie modèle : 7D (dx…rz, gripper), dénormalisation bridge_orig.</w:t>
-      </w:r>
-    </w:p>
-    <w:p>
-      <w:pPr>
-        <w:pStyle w:val="ListBullet"/>
-      </w:pPr>
-      <w:r>
-        <w:t>Entrées modèle : RGB Zivid + texte (AutoProcessor → GPU bfloat16).</w:t>
-      </w:r>
-    </w:p>
-    <w:p>
-      <w:r>
-        <w:t>Le robot intervient après predict_action : RTDE lit getActualTCPPose(), puis le script calcule new_pose = current_pose + action × SCALE et envoie moveL et la commande pince. La boucle visuelle (nouvelle capture à chaque step) constitue le retour capteur principal.</w:t>
+        <w:t>II.5 Flux de données robot, Zivid et interprétation OpenVLA (jour 07)</w:t>
       </w:r>
     </w:p>
     <w:p>
@@ -846,11 +820,42 @@
       </w:r>
     </w:p>
     <w:p>
+      <w:r>
+        <w:t>Le robot intervient après predict_action : RTDE lit getActualTCPPose(), puis le script calcule new_pose = current_pose + action × SCALE (SCALE = 0,05) et envoie moveL ainsi que la commande pince (setToolDigitalOut). La boucle visuelle — nouvelle capture Zivid à chaque itération — constitue le retour capteur principal.</w:t>
+      </w:r>
+    </w:p>
+    <w:p>
       <w:pPr>
-        <w:pStyle w:val="Heading2"/>
+        <w:pStyle w:val="ListBullet"/>
       </w:pPr>
       <w:r>
-        <w:t>II.5 Flux de données robot, Zivid et interprétation OpenVLA (jour 07)</w:t>
+        <w:t>Entrées modèle : image RGB 224×224 (Zivid) + texte (AutoProcessor → GPU bfloat16).</w:t>
+      </w:r>
+    </w:p>
+    <w:p>
+      <w:pPr>
+        <w:pStyle w:val="ListBullet"/>
+      </w:pPr>
+      <w:r>
+        <w:t>Sortie modèle : 7D (dx, dy, dz, rx, ry, rz, gripper), dénormalisation bridge_orig.</w:t>
+      </w:r>
+    </w:p>
+    <w:p>
+      <w:pPr>
+        <w:pStyle w:val="ListBullet"/>
+      </w:pPr>
+      <w:r>
+        <w:t>Données robot : pose TCP et commandes RTDE — exécution uniquement, pas d'inférence directe.</w:t>
+      </w:r>
+    </w:p>
+    <w:p>
+      <w:r>
+        <w:t>Rapport détaillé jour 07 : OpenVLA_day07_robot_data.docx. Scripts : demoTest.py, test_zivid_openvla.py.</w:t>
+      </w:r>
+    </w:p>
+    <w:p>
+      <w:r>
+        <w:br w:type="page"/>
       </w:r>
     </w:p>
     <w:p>
@@ -1167,7 +1172,7 @@
     <w:p/>
     <w:p>
       <w:r>
-        <w:t>Programmeur : Fabrice Kouonang | Projet : OpenVLA — Stage CCNB-INNOV | Rapport final — Parties I à III (II.5 complétée — jour 07, flux données robot)</w:t>
+        <w:t>Programmeur : Fabrice Kouonang | Projet : OpenVLA — Stage CCNB-INNOV | Rapport final — Parties I à III (II.5 jour 07 : flux données robot / OpenVLA)</w:t>
       </w:r>
     </w:p>
     <w:sectPr>

--- a/OpenVLA_day01_stage_CCNB.docx
+++ b/OpenVLA_day01_stage_CCNB.docx
@@ -1352,24 +1352,7 @@
         </w:rPr>
       </w:pPr>
       <w:r>
-        <w:rPr>
-          <w:lang w:val="fr-CA"/>
-        </w:rPr>
-        <w:t xml:space="preserve">Figure 1 — Architecture conceptuelle </w:t>
-      </w:r>
-      <w:proofErr w:type="spellStart"/>
-      <w:r>
-        <w:rPr>
-          <w:lang w:val="fr-CA"/>
-        </w:rPr>
-        <w:t>OpenVLA</w:t>
-      </w:r>
-      <w:proofErr w:type="spellEnd"/>
-      <w:r>
-        <w:rPr>
-          <w:lang w:val="fr-CA"/>
-        </w:rPr>
-        <w:t xml:space="preserve"> (boucle VLA, entrées/sorties).</w:t>
+        <w:t>Figure 1 — Architecture conceptuelle OpenVLA (boucle VLA, entrées image + langage, sortie tokens d'action).</w:t>
       </w:r>
     </w:p>
     <w:p>
@@ -1387,8 +1370,6 @@
         <w:rPr>
           <w:lang w:val="fr-CA"/>
         </w:rPr>
-        <w:lastRenderedPageBreak/>
-        <w:t>Le décodeur LLM représente plus de 95 % du poids du m</w:t>
       </w:r>
       <w:r>
         <w:rPr>
@@ -1435,36 +1416,52 @@
         <w:rPr>
           <w:lang w:val="fr-CA"/>
         </w:rPr>
-        <w:t>odèle</w:t>
       </w:r>
       <w:proofErr w:type="spellEnd"/>
       <w:r>
         <w:rPr>
           <w:lang w:val="fr-CA"/>
         </w:rPr>
-        <w:t xml:space="preserve"> (~15 Go en FP16). </w:t>
       </w:r>
       <w:proofErr w:type="gramStart"/>
       <w:r>
         <w:rPr>
           <w:lang w:val="fr-CA"/>
         </w:rPr>
-        <w:t>Une GPU NVIDIA avec VRAM suffisante</w:t>
       </w:r>
       <w:proofErr w:type="gramEnd"/>
       <w:r>
         <w:rPr>
           <w:lang w:val="fr-CA"/>
         </w:rPr>
-        <w:t xml:space="preserve"> est donc indispensable pour l'inférence locale.</w:t>
       </w:r>
     </w:p>
     <w:p>
-      <w:pPr>
-        <w:rPr>
-          <w:lang w:val="fr-CA"/>
-        </w:rPr>
-      </w:pPr>
+      <w:r>
+        <w:t>Le décodeur LLM représente plus de 95 % du poids du modèle (~15 Go en FP16). Une GPU NVIDIA avec VRAM suffisante (≥ 16 Go) est requise pour l'inférence locale du modèle openvla-7b.</w:t>
+      </w:r>
+    </w:p>
+    <w:p>
+      <w:r>
+        <w:t>La figure 1 résume la boucle VLA : vision (image de la scène), langage (consigne utilisateur) et action (tokens convertis en commandes robot). L'architecture interne combine SigLIP/ViT, un projecteur MLP et Llama 2 7B.</w:t>
+      </w:r>
+    </w:p>
+    <w:p>
+      <w:pPr>
+        <w:rPr>
+          <w:lang w:val="fr-CA"/>
+        </w:rPr>
+      </w:pPr>
+    </w:p>
+    <w:p>
+      <w:r>
+        <w:t>Figure 2 — Pipeline final Zivid + YOLO + OpenVLA (capture RGB/profondeur, détection 2D, coordonnées 3D, inférence, exécution UR).</w:t>
+      </w:r>
+    </w:p>
+    <w:p>
+      <w:r>
+        <w:t>Étapes illustrées : (1) capture Zivid RGB + profondeur ; (2) détection 2D YOLOv8n (ex. boule rouge) ; (3) pixel (u,v) du centre de la boîte ; (4) conversion Zivid vers coordonnées 3D (X,Y,Z) en mètres ; (5–6) OpenVLA reçoit l'image 224×224 et une consigne enrichie (label + position 3D) ; (7) le code RTDE exécute l'action prédite. Scripts : scripts/openVLA_ZIVID/test/zivid_yolo_openvla.py, returnAllPositions.py.</w:t>
+      </w:r>
     </w:p>
     <w:p>
       <w:pPr>
@@ -1636,11 +1633,7 @@
         </w:rPr>
       </w:pPr>
       <w:r>
-        <w:rPr>
-          <w:lang w:val="fr-CA"/>
-        </w:rPr>
-        <w:lastRenderedPageBreak/>
-        <w:t>Figure 2 — Répartition des poids par composant (VRAM minimale selon précision).</w:t>
+        <w:t>Figure 3 — Poids des modèles par composant (SigLIP, Prismatic, Llama 2 7B, action head).</w:t>
       </w:r>
     </w:p>
     <w:p>
@@ -1730,10 +1723,7 @@
         </w:rPr>
       </w:pPr>
       <w:r>
-        <w:rPr>
-          <w:lang w:val="fr-CA"/>
-        </w:rPr>
-        <w:t>Figure 3 — Flux de données macro (instruction → capture → encodage → inférence → action → feedback).</w:t>
+        <w:t>Figure 4 — Vue macro du flux de données OpenVLA (instruction, capture, encodage SigLIP, décodeur Llama 2, action head, feedback).</w:t>
       </w:r>
     </w:p>
     <w:p>
@@ -2090,282 +2080,327 @@
     </w:p>
     <w:p>
       <w:pPr>
-        <w:pStyle w:val="Titre2"/>
-        <w:rPr>
-          <w:lang w:val="fr-CA"/>
-        </w:rPr>
-      </w:pPr>
-      <w:r>
-        <w:rPr>
-          <w:lang w:val="fr-CA"/>
-        </w:rPr>
-        <w:t xml:space="preserve">II.2 Inférence : </w:t>
-      </w:r>
-      <w:proofErr w:type="spellStart"/>
-      <w:r>
-        <w:rPr>
-          <w:lang w:val="fr-CA"/>
-        </w:rPr>
-        <w:t>OpenVLA</w:t>
-      </w:r>
-      <w:proofErr w:type="spellEnd"/>
-      <w:r>
-        <w:rPr>
-          <w:lang w:val="fr-CA"/>
-        </w:rPr>
-        <w:t xml:space="preserve"> (</w:t>
-      </w:r>
-      <w:proofErr w:type="spellStart"/>
-      <w:r>
-        <w:rPr>
-          <w:lang w:val="fr-CA"/>
-        </w:rPr>
-        <w:t>transformers</w:t>
-      </w:r>
-      <w:proofErr w:type="spellEnd"/>
-      <w:r>
-        <w:rPr>
-          <w:lang w:val="fr-CA"/>
-        </w:rPr>
-        <w:t>)</w:t>
+        <w:pStyle w:val="Listepuces"/>
+      </w:pPr>
+      <w:r>
+        <w:t>scripts/openVLA_ZIVID/test/test_yolo.py — test isolé YOLO sur image capturée.</w:t>
       </w:r>
     </w:p>
     <w:p>
       <w:pPr>
-        <w:rPr>
-          <w:lang w:val="fr-CA"/>
-        </w:rPr>
-      </w:pPr>
-      <w:r>
-        <w:rPr>
-          <w:lang w:val="fr-CA"/>
-        </w:rPr>
-        <w:t xml:space="preserve">L'inférence utilise </w:t>
-      </w:r>
-      <w:proofErr w:type="spellStart"/>
-      <w:r>
-        <w:rPr>
-          <w:lang w:val="fr-CA"/>
-        </w:rPr>
-        <w:t>Hugging</w:t>
-      </w:r>
-      <w:proofErr w:type="spellEnd"/>
-      <w:r>
-        <w:rPr>
-          <w:lang w:val="fr-CA"/>
-        </w:rPr>
-        <w:t xml:space="preserve"> Face Transformers : </w:t>
-      </w:r>
-      <w:proofErr w:type="spellStart"/>
-      <w:r>
-        <w:rPr>
-          <w:lang w:val="fr-CA"/>
-        </w:rPr>
-        <w:t>AutoProcessor</w:t>
-      </w:r>
-      <w:proofErr w:type="spellEnd"/>
-      <w:r>
-        <w:rPr>
-          <w:lang w:val="fr-CA"/>
-        </w:rPr>
-        <w:t xml:space="preserve"> + AutoModelForVision2Seq. Le modèle est chargé en bfloat16 ou float16 sur cuda:0. La méthode </w:t>
-      </w:r>
-      <w:proofErr w:type="spellStart"/>
-      <w:r>
-        <w:rPr>
-          <w:lang w:val="fr-CA"/>
-        </w:rPr>
-        <w:t>predict_</w:t>
-      </w:r>
-      <w:proofErr w:type="gramStart"/>
-      <w:r>
-        <w:rPr>
-          <w:lang w:val="fr-CA"/>
-        </w:rPr>
-        <w:t>action</w:t>
-      </w:r>
-      <w:proofErr w:type="spellEnd"/>
-      <w:r>
-        <w:rPr>
-          <w:lang w:val="fr-CA"/>
-        </w:rPr>
-        <w:t>(</w:t>
-      </w:r>
-      <w:proofErr w:type="gramEnd"/>
-      <w:r>
-        <w:rPr>
-          <w:lang w:val="fr-CA"/>
-        </w:rPr>
-        <w:t xml:space="preserve">) produit une action normalisée, </w:t>
-      </w:r>
-      <w:proofErr w:type="spellStart"/>
-      <w:r>
-        <w:rPr>
-          <w:lang w:val="fr-CA"/>
-        </w:rPr>
-        <w:t>dé-normalisée</w:t>
-      </w:r>
-      <w:proofErr w:type="spellEnd"/>
-      <w:r>
-        <w:rPr>
-          <w:lang w:val="fr-CA"/>
-        </w:rPr>
-        <w:t xml:space="preserve"> avec la clé </w:t>
-      </w:r>
-      <w:proofErr w:type="spellStart"/>
-      <w:r>
-        <w:rPr>
-          <w:lang w:val="fr-CA"/>
-        </w:rPr>
-        <w:t>unnorm_key</w:t>
-      </w:r>
-      <w:proofErr w:type="spellEnd"/>
-      <w:r>
-        <w:rPr>
-          <w:lang w:val="fr-CA"/>
-        </w:rPr>
-        <w:t>="</w:t>
-      </w:r>
-      <w:proofErr w:type="spellStart"/>
-      <w:r>
-        <w:rPr>
-          <w:lang w:val="fr-CA"/>
-        </w:rPr>
-        <w:t>bridge_orig</w:t>
-      </w:r>
-      <w:proofErr w:type="spellEnd"/>
-      <w:r>
-        <w:rPr>
-          <w:lang w:val="fr-CA"/>
-        </w:rPr>
-        <w:t>".</w:t>
+        <w:pStyle w:val="Listepuces"/>
+      </w:pPr>
+      <w:r>
+        <w:t>scripts/openVLA_ZIVID/test/zivid_yolo_openvla.py — pipeline complet Zivid → YOLO → OpenVLA.</w:t>
       </w:r>
     </w:p>
     <w:p>
       <w:pPr>
         <w:pStyle w:val="Listepuces"/>
       </w:pPr>
-      <w:proofErr w:type="gramStart"/>
-      <w:r>
-        <w:t>Packages :</w:t>
-      </w:r>
-      <w:proofErr w:type="gramEnd"/>
-      <w:r>
-        <w:t xml:space="preserve"> transformers, torch, Pillow, huggingface_hub, </w:t>
-      </w:r>
-      <w:proofErr w:type="gramStart"/>
-      <w:r>
-        <w:t>accelerate</w:t>
-      </w:r>
-      <w:proofErr w:type="gramEnd"/>
-      <w:r>
-        <w:t>.</w:t>
+      <w:r>
+        <w:t>scripts/openVLA_ZIVID/functions/returnAllPositions.py — capture + YOLO + liste 3D.</w:t>
       </w:r>
     </w:p>
     <w:p>
-      <w:pPr>
-        <w:pStyle w:val="Listepuces"/>
-      </w:pPr>
-      <w:r>
-        <w:t>Téléchargement : huggingface-cli download openvla/openvla-7b.</w:t>
+      <w:r>
+        <w:t>Extension du démonstrateur : YOLOv8n (Ultralytics, yolov8n.pt) détecte les objets en 2D sur l'image Zivid. Le centre de chaque boîte englobante (u, v) est projeté dans le nuage de points pour obtenir (X, Y, Z) en mètres. L'objet le plus confiant alimente le prompt OpenVLA (ex. pick up the ball at position X=… Y=… Z=…).</w:t>
       </w:r>
     </w:p>
     <w:p>
       <w:pPr>
-        <w:pStyle w:val="Listepuces"/>
-      </w:pPr>
-      <w:r>
-        <w:t>Test isolé : scripts/integration/test/test_openvla.py.</w:t>
+        <w:pStyle w:val="Titre3"/>
+      </w:pPr>
+      <w:r>
+        <w:t>II.1.1 Détection d'objets YOLOv8 et coordonnées 3D (jour 07)</w:t>
       </w:r>
     </w:p>
     <w:p>
       <w:pPr>
-        <w:pStyle w:val="Listepuces"/>
-      </w:pPr>
-      <w:r>
-        <w:t>Test intégré : scripts/integration/test/test_zivid_openvla.py.</w:t>
+        <w:pStyle w:val="Titre2"/>
+        <w:rPr>
+          <w:lang w:val="fr-CA"/>
+        </w:rPr>
+      </w:pPr>
+      <w:r>
+        <w:rPr>
+          <w:lang w:val="fr-CA"/>
+        </w:rPr>
+        <w:t xml:space="preserve">II.2 Inférence : </w:t>
+      </w:r>
+      <w:proofErr w:type="spellStart"/>
+      <w:r>
+        <w:rPr>
+          <w:lang w:val="fr-CA"/>
+        </w:rPr>
+        <w:t>OpenVLA</w:t>
+      </w:r>
+      <w:proofErr w:type="spellEnd"/>
+      <w:r>
+        <w:rPr>
+          <w:lang w:val="fr-CA"/>
+        </w:rPr>
+        <w:t xml:space="preserve"> (</w:t>
+      </w:r>
+      <w:proofErr w:type="spellStart"/>
+      <w:r>
+        <w:rPr>
+          <w:lang w:val="fr-CA"/>
+        </w:rPr>
+        <w:t>transformers</w:t>
+      </w:r>
+      <w:proofErr w:type="spellEnd"/>
+      <w:r>
+        <w:rPr>
+          <w:lang w:val="fr-CA"/>
+        </w:rPr>
+        <w:t>)</w:t>
       </w:r>
     </w:p>
     <w:p>
       <w:pPr>
-        <w:pStyle w:val="Titre2"/>
-        <w:rPr>
-          <w:lang w:val="fr-CA"/>
-        </w:rPr>
-      </w:pPr>
-      <w:r>
-        <w:rPr>
-          <w:lang w:val="fr-CA"/>
-        </w:rPr>
-        <w:t>II.3 Génération d'actions et format de sortie</w:t>
+        <w:rPr>
+          <w:lang w:val="fr-CA"/>
+        </w:rPr>
+      </w:pPr>
+      <w:r>
+        <w:rPr>
+          <w:lang w:val="fr-CA"/>
+        </w:rPr>
+        <w:t xml:space="preserve">L'inférence utilise </w:t>
+      </w:r>
+      <w:proofErr w:type="spellStart"/>
+      <w:r>
+        <w:rPr>
+          <w:lang w:val="fr-CA"/>
+        </w:rPr>
+        <w:t>Hugging</w:t>
+      </w:r>
+      <w:proofErr w:type="spellEnd"/>
+      <w:r>
+        <w:rPr>
+          <w:lang w:val="fr-CA"/>
+        </w:rPr>
+        <w:t xml:space="preserve"> Face Transformers : </w:t>
+      </w:r>
+      <w:proofErr w:type="spellStart"/>
+      <w:r>
+        <w:rPr>
+          <w:lang w:val="fr-CA"/>
+        </w:rPr>
+        <w:t>AutoProcessor</w:t>
+      </w:r>
+      <w:proofErr w:type="spellEnd"/>
+      <w:r>
+        <w:rPr>
+          <w:lang w:val="fr-CA"/>
+        </w:rPr>
+        <w:t xml:space="preserve"> + AutoModelForVision2Seq. Le modèle est chargé en bfloat16 ou float16 sur cuda:0. La méthode </w:t>
+      </w:r>
+      <w:proofErr w:type="spellStart"/>
+      <w:r>
+        <w:rPr>
+          <w:lang w:val="fr-CA"/>
+        </w:rPr>
+        <w:t>predict_</w:t>
+      </w:r>
+      <w:proofErr w:type="gramStart"/>
+      <w:r>
+        <w:rPr>
+          <w:lang w:val="fr-CA"/>
+        </w:rPr>
+        <w:t>action</w:t>
+      </w:r>
+      <w:proofErr w:type="spellEnd"/>
+      <w:r>
+        <w:rPr>
+          <w:lang w:val="fr-CA"/>
+        </w:rPr>
+        <w:t>(</w:t>
+      </w:r>
+      <w:proofErr w:type="gramEnd"/>
+      <w:r>
+        <w:rPr>
+          <w:lang w:val="fr-CA"/>
+        </w:rPr>
+        <w:t xml:space="preserve">) produit une action normalisée, </w:t>
+      </w:r>
+      <w:proofErr w:type="spellStart"/>
+      <w:r>
+        <w:rPr>
+          <w:lang w:val="fr-CA"/>
+        </w:rPr>
+        <w:t>dé-normalisée</w:t>
+      </w:r>
+      <w:proofErr w:type="spellEnd"/>
+      <w:r>
+        <w:rPr>
+          <w:lang w:val="fr-CA"/>
+        </w:rPr>
+        <w:t xml:space="preserve"> avec la clé </w:t>
+      </w:r>
+      <w:proofErr w:type="spellStart"/>
+      <w:r>
+        <w:rPr>
+          <w:lang w:val="fr-CA"/>
+        </w:rPr>
+        <w:t>unnorm_key</w:t>
+      </w:r>
+      <w:proofErr w:type="spellEnd"/>
+      <w:r>
+        <w:rPr>
+          <w:lang w:val="fr-CA"/>
+        </w:rPr>
+        <w:t>="</w:t>
+      </w:r>
+      <w:proofErr w:type="spellStart"/>
+      <w:r>
+        <w:rPr>
+          <w:lang w:val="fr-CA"/>
+        </w:rPr>
+        <w:t>bridge_orig</w:t>
+      </w:r>
+      <w:proofErr w:type="spellEnd"/>
+      <w:r>
+        <w:rPr>
+          <w:lang w:val="fr-CA"/>
+        </w:rPr>
+        <w:t>".</w:t>
       </w:r>
     </w:p>
     <w:p>
       <w:pPr>
-        <w:rPr>
-          <w:lang w:val="fr-CA"/>
-        </w:rPr>
-      </w:pPr>
-      <w:r>
-        <w:rPr>
-          <w:lang w:val="fr-CA"/>
-        </w:rPr>
-        <w:t xml:space="preserve">Chaque prédiction </w:t>
-      </w:r>
-      <w:proofErr w:type="spellStart"/>
-      <w:r>
-        <w:rPr>
-          <w:lang w:val="fr-CA"/>
-        </w:rPr>
-        <w:t>OpenVLA</w:t>
-      </w:r>
-      <w:proofErr w:type="spellEnd"/>
-      <w:r>
-        <w:rPr>
-          <w:lang w:val="fr-CA"/>
-        </w:rPr>
-        <w:t xml:space="preserve"> retourne 7 valeurs :</w:t>
+        <w:pStyle w:val="Listepuces"/>
+      </w:pPr>
+      <w:proofErr w:type="gramStart"/>
+      <w:r>
+        <w:t>Packages :</w:t>
+      </w:r>
+      <w:proofErr w:type="gramEnd"/>
+      <w:r>
+        <w:t xml:space="preserve"> transformers, torch, Pillow, huggingface_hub, </w:t>
+      </w:r>
+      <w:proofErr w:type="gramStart"/>
+      <w:r>
+        <w:t>accelerate</w:t>
+      </w:r>
+      <w:proofErr w:type="gramEnd"/>
+      <w:r>
+        <w:t>.</w:t>
       </w:r>
     </w:p>
     <w:p>
       <w:pPr>
         <w:pStyle w:val="Listepuces"/>
-        <w:rPr>
-          <w:lang w:val="fr-CA"/>
-        </w:rPr>
-      </w:pPr>
-      <w:proofErr w:type="gramStart"/>
-      <w:r>
-        <w:rPr>
-          <w:lang w:val="fr-CA"/>
-        </w:rPr>
-        <w:t>dx</w:t>
-      </w:r>
-      <w:proofErr w:type="gramEnd"/>
-      <w:r>
-        <w:rPr>
-          <w:lang w:val="fr-CA"/>
-        </w:rPr>
-        <w:t xml:space="preserve">, </w:t>
-      </w:r>
-      <w:proofErr w:type="spellStart"/>
-      <w:r>
-        <w:rPr>
-          <w:lang w:val="fr-CA"/>
-        </w:rPr>
-        <w:t>dy</w:t>
-      </w:r>
-      <w:proofErr w:type="spellEnd"/>
-      <w:r>
-        <w:rPr>
-          <w:lang w:val="fr-CA"/>
-        </w:rPr>
-        <w:t>, dz — déplacement cartésien de l'effecteur.</w:t>
+      </w:pPr>
+      <w:r>
+        <w:t>Téléchargement : huggingface-cli download openvla/openvla-7b.</w:t>
       </w:r>
     </w:p>
     <w:p>
       <w:pPr>
         <w:pStyle w:val="Listepuces"/>
+      </w:pPr>
+      <w:r>
+        <w:t>Test isolé : scripts/integration/test/test_openvla.py.</w:t>
+      </w:r>
+    </w:p>
+    <w:p>
+      <w:pPr>
+        <w:pStyle w:val="Listepuces"/>
+      </w:pPr>
+      <w:r>
+        <w:t>Test intégré : scripts/integration/test/test_zivid_openvla.py.</w:t>
+      </w:r>
+    </w:p>
+    <w:p>
+      <w:pPr>
+        <w:pStyle w:val="Listepuces"/>
+      </w:pPr>
+      <w:r>
+        <w:t>Pipeline YOLO + 3D : scripts/openVLA_ZIVID/test/zivid_yolo_openvla.py.</w:t>
+      </w:r>
+    </w:p>
+    <w:p>
+      <w:pPr>
+        <w:pStyle w:val="Titre2"/>
+        <w:rPr>
+          <w:lang w:val="fr-CA"/>
+        </w:rPr>
+      </w:pPr>
+      <w:r>
+        <w:rPr>
+          <w:lang w:val="fr-CA"/>
+        </w:rPr>
+        <w:t>II.3 Génération d'actions et format de sortie</w:t>
+      </w:r>
+    </w:p>
+    <w:p>
+      <w:pPr>
+        <w:rPr>
+          <w:lang w:val="fr-CA"/>
+        </w:rPr>
+      </w:pPr>
+      <w:r>
+        <w:rPr>
+          <w:lang w:val="fr-CA"/>
+        </w:rPr>
+        <w:t xml:space="preserve">Chaque prédiction </w:t>
+      </w:r>
+      <w:proofErr w:type="spellStart"/>
+      <w:r>
+        <w:rPr>
+          <w:lang w:val="fr-CA"/>
+        </w:rPr>
+        <w:t>OpenVLA</w:t>
+      </w:r>
+      <w:proofErr w:type="spellEnd"/>
+      <w:r>
+        <w:rPr>
+          <w:lang w:val="fr-CA"/>
+        </w:rPr>
+        <w:t xml:space="preserve"> retourne 7 valeurs :</w:t>
+      </w:r>
+    </w:p>
+    <w:p>
+      <w:pPr>
+        <w:pStyle w:val="Listepuces"/>
+        <w:rPr>
+          <w:lang w:val="fr-CA"/>
+        </w:rPr>
+      </w:pPr>
+      <w:proofErr w:type="gramStart"/>
+      <w:r>
+        <w:rPr>
+          <w:lang w:val="fr-CA"/>
+        </w:rPr>
+        <w:t>dx</w:t>
+      </w:r>
+      <w:proofErr w:type="gramEnd"/>
+      <w:r>
+        <w:rPr>
+          <w:lang w:val="fr-CA"/>
+        </w:rPr>
+        <w:t xml:space="preserve">, </w:t>
+      </w:r>
+      <w:proofErr w:type="spellStart"/>
+      <w:r>
+        <w:rPr>
+          <w:lang w:val="fr-CA"/>
+        </w:rPr>
+        <w:t>dy</w:t>
+      </w:r>
+      <w:proofErr w:type="spellEnd"/>
+      <w:r>
+        <w:rPr>
+          <w:lang w:val="fr-CA"/>
+        </w:rPr>
+        <w:t>, dz — déplacement cartésien de l'effecteur.</w:t>
+      </w:r>
+    </w:p>
+    <w:p>
+      <w:pPr>
+        <w:pStyle w:val="Listepuces"/>
         <w:rPr>
           <w:lang w:val="fr-CA"/>
         </w:rPr>
@@ -2730,39 +2765,7 @@
         </w:rPr>
       </w:pPr>
       <w:r>
-        <w:rPr>
-          <w:lang w:val="fr-CA"/>
-        </w:rPr>
-        <w:lastRenderedPageBreak/>
-        <w:t xml:space="preserve">Schéma cible du démonstrateur : </w:t>
-      </w:r>
-      <w:proofErr w:type="spellStart"/>
-      <w:r>
-        <w:rPr>
-          <w:lang w:val="fr-CA"/>
-        </w:rPr>
-        <w:t>Zivid</w:t>
-      </w:r>
-      <w:proofErr w:type="spellEnd"/>
-      <w:r>
-        <w:rPr>
-          <w:lang w:val="fr-CA"/>
-        </w:rPr>
-        <w:t xml:space="preserve"> (capture) → prétraitement image → </w:t>
-      </w:r>
-      <w:proofErr w:type="spellStart"/>
-      <w:r>
-        <w:rPr>
-          <w:lang w:val="fr-CA"/>
-        </w:rPr>
-        <w:t>OpenVLA</w:t>
-      </w:r>
-      <w:proofErr w:type="spellEnd"/>
-      <w:r>
-        <w:rPr>
-          <w:lang w:val="fr-CA"/>
-        </w:rPr>
-        <w:t xml:space="preserve"> (inférence) → conversion action → UR (exécution) → nouvelle capture (boucle fermée).</w:t>
+        <w:t>Schéma cible du démonstrateur : Zivid (capture) → YOLOv8 (détection 2D) → coordonnées 3D → prétraitement image + prompt enrichi → OpenVLA (inférence) → conversion action → UR (exécution RTDE) → nouvelle capture (boucle).</w:t>
       </w:r>
     </w:p>
     <w:p>
@@ -2989,38 +2992,7 @@
         </w:rPr>
       </w:pPr>
       <w:r>
-        <w:rPr>
-          <w:lang w:val="fr-CA"/>
-        </w:rPr>
-        <w:t>Entrées modèle : image RGB 224×224 (</w:t>
-      </w:r>
-      <w:proofErr w:type="spellStart"/>
-      <w:r>
-        <w:rPr>
-          <w:lang w:val="fr-CA"/>
-        </w:rPr>
-        <w:t>Zivid</w:t>
-      </w:r>
-      <w:proofErr w:type="spellEnd"/>
-      <w:r>
-        <w:rPr>
-          <w:lang w:val="fr-CA"/>
-        </w:rPr>
-        <w:t>) + texte (</w:t>
-      </w:r>
-      <w:proofErr w:type="spellStart"/>
-      <w:r>
-        <w:rPr>
-          <w:lang w:val="fr-CA"/>
-        </w:rPr>
-        <w:t>AutoProcessor</w:t>
-      </w:r>
-      <w:proofErr w:type="spellEnd"/>
-      <w:r>
-        <w:rPr>
-          <w:lang w:val="fr-CA"/>
-        </w:rPr>
-        <w:t xml:space="preserve"> → GPU bfloat16).</w:t>
+        <w:t>Entrées modèle : image RGB 224×224 (Zivid) + consigne texte ; variante jour 07 avec label YOLO et position 3D injectés dans le prompt.</w:t>
       </w:r>
     </w:p>
     <w:p>
@@ -3479,38 +3451,7 @@
         </w:rPr>
       </w:pPr>
       <w:r>
-        <w:rPr>
-          <w:lang w:val="fr-CA"/>
-        </w:rPr>
-        <w:t xml:space="preserve">Stage : </w:t>
-      </w:r>
-      <w:proofErr w:type="spellStart"/>
-      <w:r>
-        <w:rPr>
-          <w:lang w:val="fr-CA"/>
-        </w:rPr>
-        <w:t>Zivid</w:t>
-      </w:r>
-      <w:proofErr w:type="spellEnd"/>
-      <w:r>
-        <w:rPr>
-          <w:lang w:val="fr-CA"/>
-        </w:rPr>
-        <w:t xml:space="preserve"> fournit 2D et 3D ; </w:t>
-      </w:r>
-      <w:proofErr w:type="spellStart"/>
-      <w:r>
-        <w:rPr>
-          <w:lang w:val="fr-CA"/>
-        </w:rPr>
-        <w:t>OpenVLA</w:t>
-      </w:r>
-      <w:proofErr w:type="spellEnd"/>
-      <w:r>
-        <w:rPr>
-          <w:lang w:val="fr-CA"/>
-        </w:rPr>
-        <w:t xml:space="preserve"> consomme aujourd'hui le RGB 224×224. Le nuage de points reste un atout pour calibration et validation.</w:t>
+        <w:t>Stage : Zivid fournit 2D et 3D ; OpenVLA consomme le RGB 224×224. YOLOv8n relie la détection 2D au nuage de points pour cibler un objet (Figure 2). Le PLY reste disponible pour calibration et extensions.</w:t>
       </w:r>
     </w:p>
     <w:p>
@@ -3851,52 +3792,7 @@
         </w:rPr>
       </w:pPr>
       <w:r>
-        <w:rPr>
-          <w:lang w:val="fr-CA"/>
-        </w:rPr>
-        <w:t xml:space="preserve">Programmeur : Fabrice Kouonang | Projet : </w:t>
-      </w:r>
-      <w:proofErr w:type="spellStart"/>
-      <w:r>
-        <w:rPr>
-          <w:lang w:val="fr-CA"/>
-        </w:rPr>
-        <w:t>OpenVLA</w:t>
-      </w:r>
-      <w:proofErr w:type="spellEnd"/>
-      <w:r>
-        <w:rPr>
-          <w:lang w:val="fr-CA"/>
-        </w:rPr>
-        <w:t xml:space="preserve"> — Stage CCNB-INNOV | Rapport final — Parties I à III (II.5 </w:t>
-      </w:r>
-      <w:proofErr w:type="gramStart"/>
-      <w:r>
-        <w:rPr>
-          <w:lang w:val="fr-CA"/>
-        </w:rPr>
-        <w:t>jour</w:t>
-      </w:r>
-      <w:proofErr w:type="gramEnd"/>
-      <w:r>
-        <w:rPr>
-          <w:lang w:val="fr-CA"/>
-        </w:rPr>
-        <w:t xml:space="preserve"> 07 : flux données robot / </w:t>
-      </w:r>
-      <w:proofErr w:type="spellStart"/>
-      <w:r>
-        <w:rPr>
-          <w:lang w:val="fr-CA"/>
-        </w:rPr>
-        <w:t>OpenVLA</w:t>
-      </w:r>
-      <w:proofErr w:type="spellEnd"/>
-      <w:r>
-        <w:rPr>
-          <w:lang w:val="fr-CA"/>
-        </w:rPr>
-        <w:t>)</w:t>
+        <w:t>Programmeur : Fabrice Kouonang | Projet : OpenVLA — Stage CCNB-INNOV | Rapport final — Parties I à III (II.5 + pipeline YOLO, jour 07)</w:t>
       </w:r>
     </w:p>
     <w:sectPr>

--- a/OpenVLA_day01_stage_CCNB.docx
+++ b/OpenVLA_day01_stage_CCNB.docx
@@ -1456,11 +1456,6 @@
     <w:p>
       <w:r>
         <w:t>Figure 2 — Pipeline final Zivid + YOLO + OpenVLA (capture RGB/profondeur, détection 2D, coordonnées 3D, inférence, exécution UR).</w:t>
-      </w:r>
-    </w:p>
-    <w:p>
-      <w:r>
-        <w:t>Étapes illustrées : (1) capture Zivid RGB + profondeur ; (2) détection 2D YOLOv8n (ex. boule rouge) ; (3) pixel (u,v) du centre de la boîte ; (4) conversion Zivid vers coordonnées 3D (X,Y,Z) en mètres ; (5–6) OpenVLA reçoit l'image 224×224 et une consigne enrichie (label + position 3D) ; (7) le code RTDE exécute l'action prédite. Scripts : scripts/openVLA_ZIVID/test/zivid_yolo_openvla.py, returnAllPositions.py.</w:t>
       </w:r>
     </w:p>
     <w:p>
@@ -2079,19 +2074,16 @@
       </w:r>
     </w:p>
     <w:p>
-      <w:pPr>
-        <w:pStyle w:val="Listepuces"/>
-      </w:pPr>
-      <w:r>
-        <w:t>scripts/openVLA_ZIVID/test/test_yolo.py — test isolé YOLO sur image capturée.</w:t>
+      <w:r>
+        <w:t>YOLO : rapide, classes COCO, XYZ dans le prompt. Grounding DINO : consigne naturelle, flexibilité sémantique, XYZ hors prompt OpenVLA. Détail : OpenVLA_day07_robot_data.docx.</w:t>
       </w:r>
     </w:p>
     <w:p>
       <w:pPr>
-        <w:pStyle w:val="Listepuces"/>
-      </w:pPr>
-      <w:r>
-        <w:t>scripts/openVLA_ZIVID/test/zivid_yolo_openvla.py — pipeline complet Zivid → YOLO → OpenVLA.</w:t>
+        <w:pStyle w:val="Titre3"/>
+      </w:pPr>
+      <w:r>
+        <w:t>II.1.3 Comparaison YOLO vs Grounding DINO</w:t>
       </w:r>
     </w:p>
     <w:p>
@@ -2099,12 +2091,12 @@
         <w:pStyle w:val="Listepuces"/>
       </w:pPr>
       <w:r>
-        <w:t>scripts/openVLA_ZIVID/functions/returnAllPositions.py — capture + YOLO + liste 3D.</w:t>
+        <w:t>scripts/openVLA_ZIVID/test/test_zivid_groundingDino.py — pipeline Grounding DINO.</w:t>
       </w:r>
     </w:p>
     <w:p>
       <w:r>
-        <w:t>Extension du démonstrateur : YOLOv8n (Ultralytics, yolov8n.pt) détecte les objets en 2D sur l'image Zivid. Le centre de chaque boîte englobante (u, v) est projeté dans le nuage de points pour obtenir (X, Y, Z) en mètres. L'objet le plus confiant alimente le prompt OpenVLA (ex. pick up the ball at position X=… Y=… Z=…).</w:t>
+        <w:t>Grounding DINO (grounding-dino-base) accepte une requête texte libre (ex. « cell phone. »). Même projection 3D. Le prompt OpenVLA ne contient que pick up the {label} — les XYZ restent pour le contrôleur robot.</w:t>
       </w:r>
     </w:p>
     <w:p>
@@ -2112,294 +2104,315 @@
         <w:pStyle w:val="Titre3"/>
       </w:pPr>
       <w:r>
-        <w:t>II.1.1 Détection d'objets YOLOv8 et coordonnées 3D (jour 07)</w:t>
+        <w:t>II.1.2 Grounding DINO — détection open-vocabulary (jour 07)</w:t>
       </w:r>
     </w:p>
     <w:p>
       <w:pPr>
-        <w:pStyle w:val="Titre2"/>
-        <w:rPr>
-          <w:lang w:val="fr-CA"/>
-        </w:rPr>
-      </w:pPr>
-      <w:r>
-        <w:rPr>
-          <w:lang w:val="fr-CA"/>
-        </w:rPr>
-        <w:t xml:space="preserve">II.2 Inférence : </w:t>
-      </w:r>
-      <w:proofErr w:type="spellStart"/>
-      <w:r>
-        <w:rPr>
-          <w:lang w:val="fr-CA"/>
-        </w:rPr>
-        <w:t>OpenVLA</w:t>
-      </w:r>
-      <w:proofErr w:type="spellEnd"/>
-      <w:r>
-        <w:rPr>
-          <w:lang w:val="fr-CA"/>
-        </w:rPr>
-        <w:t xml:space="preserve"> (</w:t>
-      </w:r>
-      <w:proofErr w:type="spellStart"/>
-      <w:r>
-        <w:rPr>
-          <w:lang w:val="fr-CA"/>
-        </w:rPr>
-        <w:t>transformers</w:t>
-      </w:r>
-      <w:proofErr w:type="spellEnd"/>
-      <w:r>
-        <w:rPr>
-          <w:lang w:val="fr-CA"/>
-        </w:rPr>
-        <w:t>)</w:t>
+        <w:pStyle w:val="Listepuces"/>
+      </w:pPr>
+      <w:r>
+        <w:t>scripts/openVLA_ZIVID/functions/returnAllPositions.py — capture + YOLO + liste 3D.</w:t>
       </w:r>
     </w:p>
     <w:p>
       <w:pPr>
-        <w:rPr>
-          <w:lang w:val="fr-CA"/>
-        </w:rPr>
-      </w:pPr>
-      <w:r>
-        <w:rPr>
-          <w:lang w:val="fr-CA"/>
-        </w:rPr>
-        <w:t xml:space="preserve">L'inférence utilise </w:t>
-      </w:r>
-      <w:proofErr w:type="spellStart"/>
-      <w:r>
-        <w:rPr>
-          <w:lang w:val="fr-CA"/>
-        </w:rPr>
-        <w:t>Hugging</w:t>
-      </w:r>
-      <w:proofErr w:type="spellEnd"/>
-      <w:r>
-        <w:rPr>
-          <w:lang w:val="fr-CA"/>
-        </w:rPr>
-        <w:t xml:space="preserve"> Face Transformers : </w:t>
-      </w:r>
-      <w:proofErr w:type="spellStart"/>
-      <w:r>
-        <w:rPr>
-          <w:lang w:val="fr-CA"/>
-        </w:rPr>
-        <w:t>AutoProcessor</w:t>
-      </w:r>
-      <w:proofErr w:type="spellEnd"/>
-      <w:r>
-        <w:rPr>
-          <w:lang w:val="fr-CA"/>
-        </w:rPr>
-        <w:t xml:space="preserve"> + AutoModelForVision2Seq. Le modèle est chargé en bfloat16 ou float16 sur cuda:0. La méthode </w:t>
-      </w:r>
-      <w:proofErr w:type="spellStart"/>
-      <w:r>
-        <w:rPr>
-          <w:lang w:val="fr-CA"/>
-        </w:rPr>
-        <w:t>predict_</w:t>
-      </w:r>
-      <w:proofErr w:type="gramStart"/>
-      <w:r>
-        <w:rPr>
-          <w:lang w:val="fr-CA"/>
-        </w:rPr>
-        <w:t>action</w:t>
-      </w:r>
-      <w:proofErr w:type="spellEnd"/>
-      <w:r>
-        <w:rPr>
-          <w:lang w:val="fr-CA"/>
-        </w:rPr>
-        <w:t>(</w:t>
-      </w:r>
-      <w:proofErr w:type="gramEnd"/>
-      <w:r>
-        <w:rPr>
-          <w:lang w:val="fr-CA"/>
-        </w:rPr>
-        <w:t xml:space="preserve">) produit une action normalisée, </w:t>
-      </w:r>
-      <w:proofErr w:type="spellStart"/>
-      <w:r>
-        <w:rPr>
-          <w:lang w:val="fr-CA"/>
-        </w:rPr>
-        <w:t>dé-normalisée</w:t>
-      </w:r>
-      <w:proofErr w:type="spellEnd"/>
-      <w:r>
-        <w:rPr>
-          <w:lang w:val="fr-CA"/>
-        </w:rPr>
-        <w:t xml:space="preserve"> avec la clé </w:t>
-      </w:r>
-      <w:proofErr w:type="spellStart"/>
-      <w:r>
-        <w:rPr>
-          <w:lang w:val="fr-CA"/>
-        </w:rPr>
-        <w:t>unnorm_key</w:t>
-      </w:r>
-      <w:proofErr w:type="spellEnd"/>
-      <w:r>
-        <w:rPr>
-          <w:lang w:val="fr-CA"/>
-        </w:rPr>
-        <w:t>="</w:t>
-      </w:r>
-      <w:proofErr w:type="spellStart"/>
-      <w:r>
-        <w:rPr>
-          <w:lang w:val="fr-CA"/>
-        </w:rPr>
-        <w:t>bridge_orig</w:t>
-      </w:r>
-      <w:proofErr w:type="spellEnd"/>
-      <w:r>
-        <w:rPr>
-          <w:lang w:val="fr-CA"/>
-        </w:rPr>
-        <w:t>".</w:t>
+        <w:pStyle w:val="Listepuces"/>
+      </w:pPr>
+      <w:r>
+        <w:t>scripts/openVLA_ZIVID/test/zivid_yolo_openvla.py — pipeline YOLO complet.</w:t>
       </w:r>
     </w:p>
     <w:p>
-      <w:pPr>
-        <w:pStyle w:val="Listepuces"/>
-      </w:pPr>
-      <w:proofErr w:type="gramStart"/>
-      <w:r>
-        <w:t>Packages :</w:t>
-      </w:r>
-      <w:proofErr w:type="gramEnd"/>
-      <w:r>
-        <w:t xml:space="preserve"> transformers, torch, Pillow, huggingface_hub, </w:t>
-      </w:r>
-      <w:proofErr w:type="gramStart"/>
-      <w:r>
-        <w:t>accelerate</w:t>
-      </w:r>
-      <w:proofErr w:type="gramEnd"/>
-      <w:r>
-        <w:t>.</w:t>
+      <w:r>
+        <w:t>YOLOv8n détecte des objets COCO en 2D ; le centre (u,v) est projeté dans le nuage Zivid pour obtenir (X,Y,Z). Le prompt OpenVLA inclut le label et la position : pick up the {label} at position X=… Y=… Z=…</w:t>
       </w:r>
     </w:p>
     <w:p>
       <w:pPr>
-        <w:pStyle w:val="Listepuces"/>
-      </w:pPr>
-      <w:r>
-        <w:t>Téléchargement : huggingface-cli download openvla/openvla-7b.</w:t>
+        <w:pStyle w:val="Titre3"/>
+      </w:pPr>
+      <w:r>
+        <w:t>II.1.1 Détection YOLOv8 et coordonnées 3D (jour 07)</w:t>
       </w:r>
     </w:p>
     <w:p>
       <w:pPr>
-        <w:pStyle w:val="Listepuces"/>
-      </w:pPr>
-      <w:r>
-        <w:t>Test isolé : scripts/integration/test/test_openvla.py.</w:t>
+        <w:pStyle w:val="Titre2"/>
+        <w:rPr>
+          <w:lang w:val="fr-CA"/>
+        </w:rPr>
+      </w:pPr>
+      <w:r>
+        <w:rPr>
+          <w:lang w:val="fr-CA"/>
+        </w:rPr>
+        <w:t xml:space="preserve">II.2 Inférence : </w:t>
+      </w:r>
+      <w:proofErr w:type="spellStart"/>
+      <w:r>
+        <w:rPr>
+          <w:lang w:val="fr-CA"/>
+        </w:rPr>
+        <w:t>OpenVLA</w:t>
+      </w:r>
+      <w:proofErr w:type="spellEnd"/>
+      <w:r>
+        <w:rPr>
+          <w:lang w:val="fr-CA"/>
+        </w:rPr>
+        <w:t xml:space="preserve"> (</w:t>
+      </w:r>
+      <w:proofErr w:type="spellStart"/>
+      <w:r>
+        <w:rPr>
+          <w:lang w:val="fr-CA"/>
+        </w:rPr>
+        <w:t>transformers</w:t>
+      </w:r>
+      <w:proofErr w:type="spellEnd"/>
+      <w:r>
+        <w:rPr>
+          <w:lang w:val="fr-CA"/>
+        </w:rPr>
+        <w:t>)</w:t>
       </w:r>
     </w:p>
     <w:p>
       <w:pPr>
-        <w:pStyle w:val="Listepuces"/>
-      </w:pPr>
-      <w:r>
-        <w:t>Test intégré : scripts/integration/test/test_zivid_openvla.py.</w:t>
+        <w:rPr>
+          <w:lang w:val="fr-CA"/>
+        </w:rPr>
+      </w:pPr>
+      <w:r>
+        <w:rPr>
+          <w:lang w:val="fr-CA"/>
+        </w:rPr>
+        <w:t xml:space="preserve">L'inférence utilise </w:t>
+      </w:r>
+      <w:proofErr w:type="spellStart"/>
+      <w:r>
+        <w:rPr>
+          <w:lang w:val="fr-CA"/>
+        </w:rPr>
+        <w:t>Hugging</w:t>
+      </w:r>
+      <w:proofErr w:type="spellEnd"/>
+      <w:r>
+        <w:rPr>
+          <w:lang w:val="fr-CA"/>
+        </w:rPr>
+        <w:t xml:space="preserve"> Face Transformers : </w:t>
+      </w:r>
+      <w:proofErr w:type="spellStart"/>
+      <w:r>
+        <w:rPr>
+          <w:lang w:val="fr-CA"/>
+        </w:rPr>
+        <w:t>AutoProcessor</w:t>
+      </w:r>
+      <w:proofErr w:type="spellEnd"/>
+      <w:r>
+        <w:rPr>
+          <w:lang w:val="fr-CA"/>
+        </w:rPr>
+        <w:t xml:space="preserve"> + AutoModelForVision2Seq. Le modèle est chargé en bfloat16 ou float16 sur cuda:0. La méthode </w:t>
+      </w:r>
+      <w:proofErr w:type="spellStart"/>
+      <w:r>
+        <w:rPr>
+          <w:lang w:val="fr-CA"/>
+        </w:rPr>
+        <w:t>predict_</w:t>
+      </w:r>
+      <w:proofErr w:type="gramStart"/>
+      <w:r>
+        <w:rPr>
+          <w:lang w:val="fr-CA"/>
+        </w:rPr>
+        <w:t>action</w:t>
+      </w:r>
+      <w:proofErr w:type="spellEnd"/>
+      <w:r>
+        <w:rPr>
+          <w:lang w:val="fr-CA"/>
+        </w:rPr>
+        <w:t>(</w:t>
+      </w:r>
+      <w:proofErr w:type="gramEnd"/>
+      <w:r>
+        <w:rPr>
+          <w:lang w:val="fr-CA"/>
+        </w:rPr>
+        <w:t xml:space="preserve">) produit une action normalisée, </w:t>
+      </w:r>
+      <w:proofErr w:type="spellStart"/>
+      <w:r>
+        <w:rPr>
+          <w:lang w:val="fr-CA"/>
+        </w:rPr>
+        <w:t>dé-normalisée</w:t>
+      </w:r>
+      <w:proofErr w:type="spellEnd"/>
+      <w:r>
+        <w:rPr>
+          <w:lang w:val="fr-CA"/>
+        </w:rPr>
+        <w:t xml:space="preserve"> avec la clé </w:t>
+      </w:r>
+      <w:proofErr w:type="spellStart"/>
+      <w:r>
+        <w:rPr>
+          <w:lang w:val="fr-CA"/>
+        </w:rPr>
+        <w:t>unnorm_key</w:t>
+      </w:r>
+      <w:proofErr w:type="spellEnd"/>
+      <w:r>
+        <w:rPr>
+          <w:lang w:val="fr-CA"/>
+        </w:rPr>
+        <w:t>="</w:t>
+      </w:r>
+      <w:proofErr w:type="spellStart"/>
+      <w:r>
+        <w:rPr>
+          <w:lang w:val="fr-CA"/>
+        </w:rPr>
+        <w:t>bridge_orig</w:t>
+      </w:r>
+      <w:proofErr w:type="spellEnd"/>
+      <w:r>
+        <w:rPr>
+          <w:lang w:val="fr-CA"/>
+        </w:rPr>
+        <w:t>".</w:t>
       </w:r>
     </w:p>
     <w:p>
       <w:pPr>
         <w:pStyle w:val="Listepuces"/>
       </w:pPr>
-      <w:r>
-        <w:t>Pipeline YOLO + 3D : scripts/openVLA_ZIVID/test/zivid_yolo_openvla.py.</w:t>
+      <w:proofErr w:type="gramStart"/>
+      <w:r>
+        <w:t>Packages :</w:t>
+      </w:r>
+      <w:proofErr w:type="gramEnd"/>
+      <w:r>
+        <w:t xml:space="preserve"> transformers, torch, Pillow, huggingface_hub, </w:t>
+      </w:r>
+      <w:proofErr w:type="gramStart"/>
+      <w:r>
+        <w:t>accelerate</w:t>
+      </w:r>
+      <w:proofErr w:type="gramEnd"/>
+      <w:r>
+        <w:t>.</w:t>
       </w:r>
     </w:p>
     <w:p>
       <w:pPr>
-        <w:pStyle w:val="Titre2"/>
-        <w:rPr>
-          <w:lang w:val="fr-CA"/>
-        </w:rPr>
-      </w:pPr>
-      <w:r>
-        <w:rPr>
-          <w:lang w:val="fr-CA"/>
-        </w:rPr>
-        <w:t>II.3 Génération d'actions et format de sortie</w:t>
+        <w:pStyle w:val="Listepuces"/>
+      </w:pPr>
+      <w:r>
+        <w:t>Téléchargement : huggingface-cli download openvla/openvla-7b.</w:t>
       </w:r>
     </w:p>
     <w:p>
       <w:pPr>
-        <w:rPr>
-          <w:lang w:val="fr-CA"/>
-        </w:rPr>
-      </w:pPr>
-      <w:r>
-        <w:rPr>
-          <w:lang w:val="fr-CA"/>
-        </w:rPr>
-        <w:t xml:space="preserve">Chaque prédiction </w:t>
-      </w:r>
-      <w:proofErr w:type="spellStart"/>
-      <w:r>
-        <w:rPr>
-          <w:lang w:val="fr-CA"/>
-        </w:rPr>
-        <w:t>OpenVLA</w:t>
-      </w:r>
-      <w:proofErr w:type="spellEnd"/>
-      <w:r>
-        <w:rPr>
-          <w:lang w:val="fr-CA"/>
-        </w:rPr>
-        <w:t xml:space="preserve"> retourne 7 valeurs :</w:t>
+        <w:pStyle w:val="Listepuces"/>
+      </w:pPr>
+      <w:r>
+        <w:t>Test isolé : scripts/integration/test/test_openvla.py.</w:t>
       </w:r>
     </w:p>
     <w:p>
       <w:pPr>
         <w:pStyle w:val="Listepuces"/>
-        <w:rPr>
-          <w:lang w:val="fr-CA"/>
-        </w:rPr>
-      </w:pPr>
-      <w:proofErr w:type="gramStart"/>
-      <w:r>
-        <w:rPr>
-          <w:lang w:val="fr-CA"/>
-        </w:rPr>
-        <w:t>dx</w:t>
-      </w:r>
-      <w:proofErr w:type="gramEnd"/>
-      <w:r>
-        <w:rPr>
-          <w:lang w:val="fr-CA"/>
-        </w:rPr>
-        <w:t xml:space="preserve">, </w:t>
-      </w:r>
-      <w:proofErr w:type="spellStart"/>
-      <w:r>
-        <w:rPr>
-          <w:lang w:val="fr-CA"/>
-        </w:rPr>
-        <w:t>dy</w:t>
-      </w:r>
-      <w:proofErr w:type="spellEnd"/>
-      <w:r>
-        <w:rPr>
-          <w:lang w:val="fr-CA"/>
-        </w:rPr>
-        <w:t>, dz — déplacement cartésien de l'effecteur.</w:t>
+      </w:pPr>
+      <w:r>
+        <w:t>Test intégré : scripts/integration/test/test_zivid_openvla.py.</w:t>
       </w:r>
     </w:p>
     <w:p>
       <w:pPr>
+        <w:pStyle w:val="Titre2"/>
+        <w:rPr>
+          <w:lang w:val="fr-CA"/>
+        </w:rPr>
+      </w:pPr>
+      <w:r>
+        <w:rPr>
+          <w:lang w:val="fr-CA"/>
+        </w:rPr>
+        <w:t>II.3 Génération d'actions et format de sortie</w:t>
+      </w:r>
+    </w:p>
+    <w:p>
+      <w:pPr>
+        <w:rPr>
+          <w:lang w:val="fr-CA"/>
+        </w:rPr>
+      </w:pPr>
+      <w:r>
+        <w:rPr>
+          <w:lang w:val="fr-CA"/>
+        </w:rPr>
+        <w:t xml:space="preserve">Chaque prédiction </w:t>
+      </w:r>
+      <w:proofErr w:type="spellStart"/>
+      <w:r>
+        <w:rPr>
+          <w:lang w:val="fr-CA"/>
+        </w:rPr>
+        <w:t>OpenVLA</w:t>
+      </w:r>
+      <w:proofErr w:type="spellEnd"/>
+      <w:r>
+        <w:rPr>
+          <w:lang w:val="fr-CA"/>
+        </w:rPr>
+        <w:t xml:space="preserve"> retourne 7 valeurs :</w:t>
+      </w:r>
+    </w:p>
+    <w:p>
+      <w:pPr>
+        <w:pStyle w:val="Listepuces"/>
+        <w:rPr>
+          <w:lang w:val="fr-CA"/>
+        </w:rPr>
+      </w:pPr>
+      <w:proofErr w:type="gramStart"/>
+      <w:r>
+        <w:rPr>
+          <w:lang w:val="fr-CA"/>
+        </w:rPr>
+        <w:t>dx</w:t>
+      </w:r>
+      <w:proofErr w:type="gramEnd"/>
+      <w:r>
+        <w:rPr>
+          <w:lang w:val="fr-CA"/>
+        </w:rPr>
+        <w:t xml:space="preserve">, </w:t>
+      </w:r>
+      <w:proofErr w:type="spellStart"/>
+      <w:r>
+        <w:rPr>
+          <w:lang w:val="fr-CA"/>
+        </w:rPr>
+        <w:t>dy</w:t>
+      </w:r>
+      <w:proofErr w:type="spellEnd"/>
+      <w:r>
+        <w:rPr>
+          <w:lang w:val="fr-CA"/>
+        </w:rPr>
+        <w:t>, dz — déplacement cartésien de l'effecteur.</w:t>
+      </w:r>
+    </w:p>
+    <w:p>
+      <w:pPr>
         <w:pStyle w:val="Listepuces"/>
         <w:rPr>
           <w:lang w:val="fr-CA"/>
@@ -2765,7 +2778,7 @@
         </w:rPr>
       </w:pPr>
       <w:r>
-        <w:t>Schéma cible du démonstrateur : Zivid (capture) → YOLOv8 (détection 2D) → coordonnées 3D → prétraitement image + prompt enrichi → OpenVLA (inférence) → conversion action → UR (exécution RTDE) → nouvelle capture (boucle).</w:t>
+        <w:t>Schéma cible : Zivid → détection 2D (YOLO ou Grounding DINO) → coords 3D → prétraitement image + prompt → OpenVLA → action → UR (RTDE) → nouvelle capture.</w:t>
       </w:r>
     </w:p>
     <w:p>
@@ -2992,7 +3005,7 @@
         </w:rPr>
       </w:pPr>
       <w:r>
-        <w:t>Entrées modèle : image RGB 224×224 (Zivid) + consigne texte ; variante jour 07 avec label YOLO et position 3D injectés dans le prompt.</w:t>
+        <w:t>Entrées modèle : image RGB 224×224 (Zivid) + consigne texte ; jour 07 — variante YOLO (label + XYZ dans le prompt) ou Grounding DINO (label seul, XYZ pour le robot).</w:t>
       </w:r>
     </w:p>
     <w:p>
@@ -3451,7 +3464,7 @@
         </w:rPr>
       </w:pPr>
       <w:r>
-        <w:t>Stage : Zivid fournit 2D et 3D ; OpenVLA consomme le RGB 224×224. YOLOv8n relie la détection 2D au nuage de points pour cibler un objet (Figure 2). Le PLY reste disponible pour calibration et extensions.</w:t>
+        <w:t>Stage : Zivid fournit 2D et 3D ; OpenVLA consomme le RGB 224×224. YOLOv8n (classes COCO) ou Grounding DINO (texte libre) relient détection 2D au nuage de points (Figure 2). Voir comparaison jour 07.</w:t>
       </w:r>
     </w:p>
     <w:p>
@@ -3792,7 +3805,7 @@
         </w:rPr>
       </w:pPr>
       <w:r>
-        <w:t>Programmeur : Fabrice Kouonang | Projet : OpenVLA — Stage CCNB-INNOV | Rapport final — Parties I à III (II.5 + pipeline YOLO, jour 07)</w:t>
+        <w:t>Programmeur : Fabrice Kouonang | Projet : OpenVLA — Stage CCNB-INNOV | Rapport final — I à III (jour 07 : YOLO + Grounding DINO)</w:t>
       </w:r>
     </w:p>
     <w:sectPr>

--- a/OpenVLA_day01_stage_CCNB.docx
+++ b/OpenVLA_day01_stage_CCNB.docx
@@ -1455,7 +1455,7 @@
     </w:p>
     <w:p>
       <w:r>
-        <w:t>Figure 2 — Pipeline final Zivid + YOLO + OpenVLA (capture RGB/profondeur, détection 2D, coordonnées 3D, inférence, exécution UR).</w:t>
+        <w:t>Figure 2 — Système robotique et de vision Zivid : pipeline Zivid + YOLO + OpenVLA (capture RGB/profondeur, détection 2D, coordonnées 3D, inférence, exécution UR).</w:t>
       </w:r>
     </w:p>
     <w:p>

--- a/OpenVLA_day01_stage_CCNB.docx
+++ b/OpenVLA_day01_stage_CCNB.docx
@@ -3181,6 +3181,70 @@
         <w:t>tâches</w:t>
       </w:r>
       <w:proofErr w:type="spellEnd"/>
+    </w:p>
+    <w:p>
+      <w:pPr/>
+      <w:r>
+        <w:t>OpenVLA peut aider le robot à : mieux comprendre la scène ; mieux choisir l'action ; mieux adapter le mouvement.</w:t>
+      </w:r>
+    </w:p>
+    <w:p>
+      <w:pPr>
+        <w:pStyle w:val="Titre3"/>
+      </w:pPr>
+      <w:r>
+        <w:t>III.1 — Robotique classique seule</w:t>
+      </w:r>
+    </w:p>
+    <w:p>
+      <w:pPr/>
+      <w:r>
+        <w:t>En robotique classique seule, le robot peut aller précisément au XYZ. Mais il ne comprend pas forcément quoi prendre, dans quel ordre, ni comment s'adapter au contexte.</w:t>
+      </w:r>
+    </w:p>
+    <w:p>
+      <w:pPr>
+        <w:pStyle w:val="Titre3"/>
+      </w:pPr>
+      <w:r>
+        <w:t>III.1 — Ce qu'OpenVLA ajoute</w:t>
+      </w:r>
+    </w:p>
+    <w:p>
+      <w:pPr>
+        <w:pStyle w:val="Listepuces"/>
+      </w:pPr>
+      <w:r>
+        <w:t>Compréhension du langage (consignes en langage naturel).</w:t>
+      </w:r>
+    </w:p>
+    <w:p>
+      <w:pPr>
+        <w:pStyle w:val="Listepuces"/>
+      </w:pPr>
+      <w:r>
+        <w:t>Stratégie et planification implicite dans le modèle VLA.</w:t>
+      </w:r>
+    </w:p>
+    <w:p>
+      <w:pPr>
+        <w:pStyle w:val="Listepuces"/>
+      </w:pPr>
+      <w:r>
+        <w:t>Adaptation et comportement contextuel.</w:t>
+      </w:r>
+    </w:p>
+    <w:p>
+      <w:pPr/>
+      <w:r>
+        <w:t>Exemples de consignes que le classique peine à interpréter seul : « la tasse est derrière un obstacle » ; « ouvrir le tiroir avant ».</w:t>
+      </w:r>
+    </w:p>
+    <w:p>
+      <w:pPr/>
+      <w:r>
+        <w:t>Le démonstrateur du stage reste hybride : RTDE/URScript pour l'exécution prévisible, OpenVLA pour la décision image + langage → action.</w:t>
+      </w:r>
     </w:p>
     <w:tbl>
       <w:tblPr>
@@ -3407,6 +3471,18 @@
       </w:r>
     </w:p>
     <w:p>
+      <w:pPr/>
+      <w:r>
+        <w:t>Robot classique — il sait où est la cible (ex. où est la balle), mais il peut heurter l'obstacle, ne pas comprendre la scène dans son ensemble, ou échouer si la trajectoire change.</w:t>
+      </w:r>
+    </w:p>
+    <w:p>
+      <w:pPr/>
+      <w:r>
+        <w:t>OpenVLA peut comprendre une consigne du type « il y a un obstacle » et orienter la décision : contourner, déplacer un objet, changer l'approche, réessayer autrement.</w:t>
+      </w:r>
+    </w:p>
+    <w:p>
       <w:pPr>
         <w:pStyle w:val="Listepuces"/>
         <w:rPr>
@@ -3484,8 +3560,38 @@
       </w:r>
     </w:p>
     <w:p>
+      <w:pPr/>
+      <w:r>
+        <w:t>OpenVLA aide surtout à :</w:t>
+      </w:r>
+    </w:p>
+    <w:p>
       <w:pPr>
         <w:pStyle w:val="Listepuces"/>
+      </w:pPr>
+      <w:r>
+        <w:t>Raisonner et planifier à partir de la scène et du langage.</w:t>
+      </w:r>
+    </w:p>
+    <w:p>
+      <w:pPr>
+        <w:pStyle w:val="Listepuces"/>
+      </w:pPr>
+      <w:r>
+        <w:t>Adapter le mouvement et corriger en boucle fermée.</w:t>
+      </w:r>
+    </w:p>
+    <w:p>
+      <w:pPr>
+        <w:pStyle w:val="Listepuces"/>
+      </w:pPr>
+      <w:r>
+        <w:t>Gérer des scènes complexes et comprendre le langage humain.</w:t>
+      </w:r>
+    </w:p>
+    <w:p>
+      <w:pPr>
+        <w:pStyle w:val="Listepuces"/>
         <w:rPr>
           <w:lang w:val="fr-CA"/>
         </w:rPr>
@@ -3632,6 +3738,12 @@
       </w:r>
     </w:p>
     <w:p>
+      <w:pPr/>
+      <w:r>
+        <w:t>Tandis que Zivid + nuage de points fournissent la géométrie précise (RGB, profondeur, XYZ en mètres), OpenVLA apporte la couche sémantique et décisionnelle au-dessus de cette perception.</w:t>
+      </w:r>
+    </w:p>
+    <w:p>
       <w:pPr>
         <w:rPr>
           <w:lang w:val="fr-CA"/>
@@ -3805,7 +3917,7 @@
         </w:rPr>
       </w:pPr>
       <w:r>
-        <w:t>Programmeur : Fabrice Kouonang | Projet : OpenVLA — Stage CCNB-INNOV | Rapport final — I à III (jour 07 : YOLO + Grounding DINO)</w:t>
+        <w:t>Programmeur : Fabrice Kouonang | Projet : OpenVLA — Stage CCNB-INNOV | Rapport final — I à III (comparaison OpenVLA / robotique classique)</w:t>
       </w:r>
     </w:p>
     <w:sectPr>

--- a/OpenVLA_day01_stage_CCNB.docx
+++ b/OpenVLA_day01_stage_CCNB.docx
@@ -2074,6 +2074,72 @@
       </w:r>
     </w:p>
     <w:p>
+      <w:pPr/>
+      <w:r>
+        <w:t>YOLO : rapide, classes COCO, XYZ dans le prompt. Grounding DINO : consigne naturelle, flexibilité sémantique, XYZ optionnels (label seul ou label + XYZ). Détail : OpenVLA_day07_robot_data.docx.</w:t>
+      </w:r>
+    </w:p>
+    <w:p>
+      <w:pPr>
+        <w:pStyle w:val="Titre3"/>
+      </w:pPr>
+      <w:r>
+        <w:t>II.1.3 Comparaison YOLO vs Grounding DINO</w:t>
+      </w:r>
+    </w:p>
+    <w:p>
+      <w:pPr>
+        <w:pStyle w:val="Listepuces"/>
+      </w:pPr>
+      <w:r>
+        <w:t>scripts/openVLA_ZIVID/test/test_zivid_groundingDino.py — pipeline Grounding DINO.</w:t>
+      </w:r>
+    </w:p>
+    <w:p>
+      <w:pPr/>
+      <w:r>
+        <w:t>Grounding DINO (grounding-dino-base) accepte une requête texte libre (ex. « cell phone. ») et retourne des boîtes sans vocabulaire fixe. Même projection 3D que YOLO. Différence clé : le prompt OpenVLA ne contient que pick up the {label}. Option (jour 08) : injecter aussi les XYZ issus de la projection 3D (Grounding DINO + Zivid) pour guider l'action, comme dans la variante YOLO.</w:t>
+      </w:r>
+    </w:p>
+    <w:p>
+      <w:pPr>
+        <w:pStyle w:val="Titre3"/>
+      </w:pPr>
+      <w:r>
+        <w:t>II.1.2 Grounding DINO — détection open-vocabulary (jour 07)</w:t>
+      </w:r>
+    </w:p>
+    <w:p>
+      <w:pPr>
+        <w:pStyle w:val="Listepuces"/>
+      </w:pPr>
+      <w:r>
+        <w:t>scripts/openVLA_ZIVID/functions/returnAllPositions.py — capture + YOLO + liste 3D.</w:t>
+      </w:r>
+    </w:p>
+    <w:p>
+      <w:pPr>
+        <w:pStyle w:val="Listepuces"/>
+      </w:pPr>
+      <w:r>
+        <w:t>scripts/openVLA_ZIVID/test/zivid_yolo_openvla.py — pipeline YOLO complet.</w:t>
+      </w:r>
+    </w:p>
+    <w:p>
+      <w:pPr/>
+      <w:r>
+        <w:t>YOLOv8n détecte des objets COCO en 2D ; le centre (u,v) est projeté dans le nuage Zivid pour obtenir (X,Y,Z). Le prompt OpenVLA inclut le label et la position : pick up the {label} at position X=… Y=… Z=…</w:t>
+      </w:r>
+    </w:p>
+    <w:p>
+      <w:pPr>
+        <w:pStyle w:val="Titre3"/>
+      </w:pPr>
+      <w:r>
+        <w:t>II.1.1 Détection YOLOv8 et coordonnées 3D (jour 07)</w:t>
+      </w:r>
+    </w:p>
+    <w:p>
       <w:r>
         <w:t>YOLO : rapide, classes COCO, XYZ dans le prompt. Grounding DINO : consigne naturelle, flexibilité sémantique, XYZ hors prompt OpenVLA. Détail : OpenVLA_day07_robot_data.docx.</w:t>
       </w:r>
@@ -2087,53 +2153,13 @@
       </w:r>
     </w:p>
     <w:p>
-      <w:pPr>
-        <w:pStyle w:val="Listepuces"/>
-      </w:pPr>
-      <w:r>
-        <w:t>scripts/openVLA_ZIVID/test/test_zivid_groundingDino.py — pipeline Grounding DINO.</w:t>
-      </w:r>
-    </w:p>
-    <w:p>
       <w:r>
         <w:t>Grounding DINO (grounding-dino-base) accepte une requête texte libre (ex. « cell phone. »). Même projection 3D. Le prompt OpenVLA ne contient que pick up the {label} — les XYZ restent pour le contrôleur robot.</w:t>
       </w:r>
     </w:p>
     <w:p>
-      <w:pPr>
-        <w:pStyle w:val="Titre3"/>
-      </w:pPr>
-      <w:r>
-        <w:t>II.1.2 Grounding DINO — détection open-vocabulary (jour 07)</w:t>
-      </w:r>
-    </w:p>
-    <w:p>
-      <w:pPr>
-        <w:pStyle w:val="Listepuces"/>
-      </w:pPr>
-      <w:r>
-        <w:t>scripts/openVLA_ZIVID/functions/returnAllPositions.py — capture + YOLO + liste 3D.</w:t>
-      </w:r>
-    </w:p>
-    <w:p>
-      <w:pPr>
-        <w:pStyle w:val="Listepuces"/>
-      </w:pPr>
-      <w:r>
-        <w:t>scripts/openVLA_ZIVID/test/zivid_yolo_openvla.py — pipeline YOLO complet.</w:t>
-      </w:r>
-    </w:p>
-    <w:p>
       <w:r>
         <w:t>YOLOv8n détecte des objets COCO en 2D ; le centre (u,v) est projeté dans le nuage Zivid pour obtenir (X,Y,Z). Le prompt OpenVLA inclut le label et la position : pick up the {label} at position X=… Y=… Z=…</w:t>
-      </w:r>
-    </w:p>
-    <w:p>
-      <w:pPr>
-        <w:pStyle w:val="Titre3"/>
-      </w:pPr>
-      <w:r>
-        <w:t>II.1.1 Détection YOLOv8 et coordonnées 3D (jour 07)</w:t>
       </w:r>
     </w:p>
     <w:p>
@@ -3005,7 +3031,35 @@
         </w:rPr>
       </w:pPr>
       <w:r>
-        <w:t>Entrées modèle : image RGB 224×224 (Zivid) + consigne texte ; jour 07 — variante YOLO (label + XYZ dans le prompt) ou Grounding DINO (label seul, XYZ pour le robot).</w:t>
+        <w:t>Entrées modèle : image RGB 224×224 (Zivid) + consigne texte ; jour 07 — variante YOLO (label + XYZ dans le prompt) ; Grounding DINO (label seul ou label + XYZ projetés).</w:t>
+      </w:r>
+    </w:p>
+    <w:p>
+      <w:pPr>
+        <w:pStyle w:val="Titre3"/>
+      </w:pPr>
+      <w:r>
+        <w:t>Jour 08 — boucle continue perception → action → réinférence</w:t>
+      </w:r>
+    </w:p>
+    <w:p>
+      <w:pPr/>
+      <w:r>
+        <w:t>Jour 08 : test d'une boucle continue perception → action → réinférence pour rendre le comportement plus adaptatif (correction itérative à chaque nouvelle observation).</w:t>
+      </w:r>
+    </w:p>
+    <w:p>
+      <w:pPr/>
+      <w:r>
+        <w:t>Option d'efficacité : injecter dans l'instruction OpenVLA les coordonnées (X,Y,Z) projetées issues de Grounding DINO + nuage Zivid (en plus du label), comme la variante YOLO.</w:t>
+      </w:r>
+    </w:p>
+    <w:p>
+      <w:pPr>
+        <w:pStyle w:val="Listepuces"/>
+      </w:pPr>
+      <w:r>
+        <w:t>Scripts : demo_adaptatif_openvla.py, demo_adaptatif_openvla_print_value.py.</w:t>
       </w:r>
     </w:p>
     <w:p>
@@ -3917,7 +3971,7 @@
         </w:rPr>
       </w:pPr>
       <w:r>
-        <w:t>Programmeur : Fabrice Kouonang | Projet : OpenVLA — Stage CCNB-INNOV | Rapport final — I à III (comparaison OpenVLA / robotique classique)</w:t>
+        <w:t>Programmeur : Fabrice Kouonang | Projet : OpenVLA — Stage CCNB-INNOV | Rapport final — I à III (jour 07 : YOLO + Grounding DINO)</w:t>
       </w:r>
     </w:p>
     <w:sectPr>

--- a/OpenVLA_day01_stage_CCNB.docx
+++ b/OpenVLA_day01_stage_CCNB.docx
@@ -1352,29 +1352,59 @@
         </w:rPr>
       </w:pPr>
       <w:r>
-        <w:t>Figure 1 — Architecture conceptuelle OpenVLA (boucle VLA, entrées image + langage, sortie tokens d'action).</w:t>
+        <w:rPr>
+          <w:lang w:val="fr-CA"/>
+        </w:rPr>
+        <w:t xml:space="preserve">Figure 1 — Architecture conceptuelle </w:t>
+      </w:r>
+      <w:proofErr w:type="spellStart"/>
+      <w:r>
+        <w:rPr>
+          <w:lang w:val="fr-CA"/>
+        </w:rPr>
+        <w:t>OpenVLA</w:t>
+      </w:r>
+      <w:proofErr w:type="spellEnd"/>
+      <w:r>
+        <w:rPr>
+          <w:lang w:val="fr-CA"/>
+        </w:rPr>
+        <w:t xml:space="preserve"> (boucle VLA, entrées image + langage, sortie </w:t>
+      </w:r>
+      <w:proofErr w:type="spellStart"/>
+      <w:r>
+        <w:rPr>
+          <w:lang w:val="fr-CA"/>
+        </w:rPr>
+        <w:t>tokens</w:t>
+      </w:r>
+      <w:proofErr w:type="spellEnd"/>
+      <w:r>
+        <w:rPr>
+          <w:lang w:val="fr-CA"/>
+        </w:rPr>
+        <w:t xml:space="preserve"> d'action).</w:t>
       </w:r>
     </w:p>
     <w:p>
       <w:pPr>
         <w:jc w:val="center"/>
-      </w:pPr>
-    </w:p>
-    <w:p>
-      <w:pPr>
-        <w:rPr>
-          <w:lang w:val="fr-CA"/>
-        </w:rPr>
-      </w:pPr>
-      <w:r>
-        <w:rPr>
-          <w:lang w:val="fr-CA"/>
-        </w:rPr>
-      </w:r>
+        <w:rPr>
+          <w:lang w:val="fr-CA"/>
+        </w:rPr>
+      </w:pPr>
+    </w:p>
+    <w:p>
+      <w:pPr>
+        <w:rPr>
+          <w:lang w:val="fr-CA"/>
+        </w:rPr>
+      </w:pPr>
       <w:r>
         <w:rPr>
           <w:noProof/>
         </w:rPr>
+        <w:lastRenderedPageBreak/>
         <w:drawing>
           <wp:inline distT="0" distB="0" distL="0" distR="0" wp14:anchorId="6671C942" wp14:editId="3642E522">
             <wp:extent cx="5303520" cy="2895183"/>
@@ -1411,51 +1441,155 @@
           </wp:inline>
         </w:drawing>
       </w:r>
+    </w:p>
+    <w:p>
+      <w:pPr>
+        <w:rPr>
+          <w:lang w:val="fr-CA"/>
+        </w:rPr>
+      </w:pPr>
+      <w:r>
+        <w:rPr>
+          <w:lang w:val="fr-CA"/>
+        </w:rPr>
+        <w:t xml:space="preserve">Le décodeur LLM représente plus de 95 % du poids du modèle (~15 Go en FP16). </w:t>
+      </w:r>
+      <w:proofErr w:type="gramStart"/>
+      <w:r>
+        <w:rPr>
+          <w:lang w:val="fr-CA"/>
+        </w:rPr>
+        <w:t>Une GPU NVIDIA avec VRAM suffisante</w:t>
+      </w:r>
+      <w:proofErr w:type="gramEnd"/>
+      <w:r>
+        <w:rPr>
+          <w:lang w:val="fr-CA"/>
+        </w:rPr>
+        <w:t xml:space="preserve"> (≥ 16 Go) est requise pour l'inférence locale du modèle openvla-7b.</w:t>
+      </w:r>
+    </w:p>
+    <w:p>
+      <w:pPr>
+        <w:rPr>
+          <w:lang w:val="fr-CA"/>
+        </w:rPr>
+      </w:pPr>
+      <w:r>
+        <w:rPr>
+          <w:lang w:val="fr-CA"/>
+        </w:rPr>
+        <w:t>La figure 1 résume la boucle VLA : vision (image de la scène), langage (consigne utilisateur) et action (</w:t>
+      </w:r>
       <w:proofErr w:type="spellStart"/>
       <w:r>
         <w:rPr>
           <w:lang w:val="fr-CA"/>
         </w:rPr>
+        <w:t>tokens</w:t>
       </w:r>
       <w:proofErr w:type="spellEnd"/>
       <w:r>
         <w:rPr>
           <w:lang w:val="fr-CA"/>
         </w:rPr>
-      </w:r>
-      <w:proofErr w:type="gramStart"/>
-      <w:r>
-        <w:rPr>
-          <w:lang w:val="fr-CA"/>
-        </w:rPr>
-      </w:r>
-      <w:proofErr w:type="gramEnd"/>
-      <w:r>
-        <w:rPr>
-          <w:lang w:val="fr-CA"/>
-        </w:rPr>
-      </w:r>
-    </w:p>
-    <w:p>
-      <w:r>
-        <w:t>Le décodeur LLM représente plus de 95 % du poids du modèle (~15 Go en FP16). Une GPU NVIDIA avec VRAM suffisante (≥ 16 Go) est requise pour l'inférence locale du modèle openvla-7b.</w:t>
-      </w:r>
-    </w:p>
-    <w:p>
-      <w:r>
-        <w:t>La figure 1 résume la boucle VLA : vision (image de la scène), langage (consigne utilisateur) et action (tokens convertis en commandes robot). L'architecture interne combine SigLIP/ViT, un projecteur MLP et Llama 2 7B.</w:t>
-      </w:r>
-    </w:p>
-    <w:p>
-      <w:pPr>
-        <w:rPr>
-          <w:lang w:val="fr-CA"/>
-        </w:rPr>
-      </w:pPr>
-    </w:p>
-    <w:p>
-      <w:r>
-        <w:t>Figure 2 — Système robotique et de vision Zivid : pipeline Zivid + YOLO + OpenVLA (capture RGB/profondeur, détection 2D, coordonnées 3D, inférence, exécution UR).</w:t>
+        <w:t xml:space="preserve"> convertis en commandes robot). L'architecture interne combine </w:t>
+      </w:r>
+      <w:proofErr w:type="spellStart"/>
+      <w:r>
+        <w:rPr>
+          <w:lang w:val="fr-CA"/>
+        </w:rPr>
+        <w:t>SigLIP</w:t>
+      </w:r>
+      <w:proofErr w:type="spellEnd"/>
+      <w:r>
+        <w:rPr>
+          <w:lang w:val="fr-CA"/>
+        </w:rPr>
+        <w:t>/</w:t>
+      </w:r>
+      <w:proofErr w:type="spellStart"/>
+      <w:r>
+        <w:rPr>
+          <w:lang w:val="fr-CA"/>
+        </w:rPr>
+        <w:t>ViT</w:t>
+      </w:r>
+      <w:proofErr w:type="spellEnd"/>
+      <w:r>
+        <w:rPr>
+          <w:lang w:val="fr-CA"/>
+        </w:rPr>
+        <w:t>, un projecteur MLP et Llama 2 7B.</w:t>
+      </w:r>
+    </w:p>
+    <w:p>
+      <w:pPr>
+        <w:rPr>
+          <w:lang w:val="fr-CA"/>
+        </w:rPr>
+      </w:pPr>
+    </w:p>
+    <w:p>
+      <w:pPr>
+        <w:rPr>
+          <w:lang w:val="fr-CA"/>
+        </w:rPr>
+      </w:pPr>
+      <w:r>
+        <w:rPr>
+          <w:lang w:val="fr-CA"/>
+        </w:rPr>
+        <w:t xml:space="preserve">Figure 2 — Système robotique et de vision </w:t>
+      </w:r>
+      <w:proofErr w:type="spellStart"/>
+      <w:r>
+        <w:rPr>
+          <w:lang w:val="fr-CA"/>
+        </w:rPr>
+        <w:t>Zivid</w:t>
+      </w:r>
+      <w:proofErr w:type="spellEnd"/>
+      <w:r>
+        <w:rPr>
+          <w:lang w:val="fr-CA"/>
+        </w:rPr>
+        <w:t xml:space="preserve"> : pipeline </w:t>
+      </w:r>
+      <w:proofErr w:type="spellStart"/>
+      <w:r>
+        <w:rPr>
+          <w:lang w:val="fr-CA"/>
+        </w:rPr>
+        <w:t>Zivid</w:t>
+      </w:r>
+      <w:proofErr w:type="spellEnd"/>
+      <w:r>
+        <w:rPr>
+          <w:lang w:val="fr-CA"/>
+        </w:rPr>
+        <w:t xml:space="preserve"> + YOLO + </w:t>
+      </w:r>
+      <w:proofErr w:type="spellStart"/>
+      <w:r>
+        <w:rPr>
+          <w:lang w:val="fr-CA"/>
+        </w:rPr>
+        <w:t>OpenVLA</w:t>
+      </w:r>
+      <w:proofErr w:type="spellEnd"/>
+      <w:r>
+        <w:rPr>
+          <w:lang w:val="fr-CA"/>
+        </w:rPr>
+        <w:t xml:space="preserve"> (capture RGB/profondeur, détection 2D, coordonnées 3D, inférence, exécution UR).</w:t>
+      </w:r>
+      <w:r>
+        <w:rPr>
+          <w:lang w:val="fr-CA"/>
+        </w:rPr>
+        <w:t xml:space="preserve"> </w:t>
       </w:r>
     </w:p>
     <w:p>
@@ -1470,16 +1604,16 @@
           <w:lang w:val="fr-CA"/>
         </w:rPr>
         <w:drawing>
-          <wp:anchor distT="0" distB="0" distL="114300" distR="114300" simplePos="0" relativeHeight="251662336" behindDoc="1" locked="0" layoutInCell="1" allowOverlap="1" wp14:anchorId="50305725" wp14:editId="122D8DEE">
+          <wp:anchor distT="0" distB="0" distL="114300" distR="114300" simplePos="0" relativeHeight="251662336" behindDoc="1" locked="0" layoutInCell="1" allowOverlap="1" wp14:anchorId="50305725" wp14:editId="441A91A0">
             <wp:simplePos x="0" y="0"/>
             <wp:positionH relativeFrom="column">
-              <wp:posOffset>-883180</wp:posOffset>
+              <wp:posOffset>-494665</wp:posOffset>
             </wp:positionH>
             <wp:positionV relativeFrom="paragraph">
-              <wp:posOffset>267003</wp:posOffset>
+              <wp:posOffset>40640</wp:posOffset>
             </wp:positionV>
-            <wp:extent cx="6926541" cy="3800901"/>
-            <wp:effectExtent l="0" t="0" r="8255" b="9525"/>
+            <wp:extent cx="6362700" cy="3491496"/>
+            <wp:effectExtent l="0" t="0" r="0" b="0"/>
             <wp:wrapNone/>
             <wp:docPr id="91185165" name="Image 2"/>
             <wp:cNvGraphicFramePr>
@@ -1510,7 +1644,7 @@
                   <pic:spPr bwMode="auto">
                     <a:xfrm>
                       <a:off x="0" y="0"/>
-                      <a:ext cx="6926541" cy="3800901"/>
+                      <a:ext cx="6362700" cy="3491496"/>
                     </a:xfrm>
                     <a:prstGeom prst="rect">
                       <a:avLst/>
@@ -1628,7 +1762,52 @@
         </w:rPr>
       </w:pPr>
       <w:r>
-        <w:t>Figure 3 — Poids des modèles par composant (SigLIP, Prismatic, Llama 2 7B, action head).</w:t>
+        <w:rPr>
+          <w:lang w:val="fr-CA"/>
+        </w:rPr>
+        <w:t>Figure 3 — Poids des modèles par composant (</w:t>
+      </w:r>
+      <w:proofErr w:type="spellStart"/>
+      <w:r>
+        <w:rPr>
+          <w:lang w:val="fr-CA"/>
+        </w:rPr>
+        <w:t>SigLIP</w:t>
+      </w:r>
+      <w:proofErr w:type="spellEnd"/>
+      <w:r>
+        <w:rPr>
+          <w:lang w:val="fr-CA"/>
+        </w:rPr>
+        <w:t xml:space="preserve">, </w:t>
+      </w:r>
+      <w:proofErr w:type="spellStart"/>
+      <w:r>
+        <w:rPr>
+          <w:lang w:val="fr-CA"/>
+        </w:rPr>
+        <w:t>Prismatic</w:t>
+      </w:r>
+      <w:proofErr w:type="spellEnd"/>
+      <w:r>
+        <w:rPr>
+          <w:lang w:val="fr-CA"/>
+        </w:rPr>
+        <w:t xml:space="preserve">, Llama 2 7B, action </w:t>
+      </w:r>
+      <w:proofErr w:type="spellStart"/>
+      <w:r>
+        <w:rPr>
+          <w:lang w:val="fr-CA"/>
+        </w:rPr>
+        <w:t>head</w:t>
+      </w:r>
+      <w:proofErr w:type="spellEnd"/>
+      <w:r>
+        <w:rPr>
+          <w:lang w:val="fr-CA"/>
+        </w:rPr>
+        <w:t>).</w:t>
       </w:r>
     </w:p>
     <w:p>
@@ -1718,7 +1897,52 @@
         </w:rPr>
       </w:pPr>
       <w:r>
-        <w:t>Figure 4 — Vue macro du flux de données OpenVLA (instruction, capture, encodage SigLIP, décodeur Llama 2, action head, feedback).</w:t>
+        <w:rPr>
+          <w:lang w:val="fr-CA"/>
+        </w:rPr>
+        <w:t xml:space="preserve">Figure 4 — Vue macro du flux de données </w:t>
+      </w:r>
+      <w:proofErr w:type="spellStart"/>
+      <w:r>
+        <w:rPr>
+          <w:lang w:val="fr-CA"/>
+        </w:rPr>
+        <w:t>OpenVLA</w:t>
+      </w:r>
+      <w:proofErr w:type="spellEnd"/>
+      <w:r>
+        <w:rPr>
+          <w:lang w:val="fr-CA"/>
+        </w:rPr>
+        <w:t xml:space="preserve"> (instruction, capture, encodage </w:t>
+      </w:r>
+      <w:proofErr w:type="spellStart"/>
+      <w:r>
+        <w:rPr>
+          <w:lang w:val="fr-CA"/>
+        </w:rPr>
+        <w:t>SigLIP</w:t>
+      </w:r>
+      <w:proofErr w:type="spellEnd"/>
+      <w:r>
+        <w:rPr>
+          <w:lang w:val="fr-CA"/>
+        </w:rPr>
+        <w:t xml:space="preserve">, décodeur Llama 2, action </w:t>
+      </w:r>
+      <w:proofErr w:type="spellStart"/>
+      <w:r>
+        <w:rPr>
+          <w:lang w:val="fr-CA"/>
+        </w:rPr>
+        <w:t>head</w:t>
+      </w:r>
+      <w:proofErr w:type="spellEnd"/>
+      <w:r>
+        <w:rPr>
+          <w:lang w:val="fr-CA"/>
+        </w:rPr>
+        <w:t>, feedback).</w:t>
       </w:r>
     </w:p>
     <w:p>
@@ -2074,9 +2298,33 @@
       </w:r>
     </w:p>
     <w:p>
-      <w:pPr/>
-      <w:r>
-        <w:t>YOLO : rapide, classes COCO, XYZ dans le prompt. Grounding DINO : consigne naturelle, flexibilité sémantique, XYZ optionnels (label seul ou label + XYZ). Détail : OpenVLA_day07_robot_data.docx.</w:t>
+      <w:r>
+        <w:rPr>
+          <w:lang w:val="fr-CA"/>
+        </w:rPr>
+        <w:t xml:space="preserve">YOLO : rapide, classes COCO, XYZ dans le prompt. </w:t>
+      </w:r>
+      <w:proofErr w:type="spellStart"/>
+      <w:r>
+        <w:rPr>
+          <w:lang w:val="fr-CA"/>
+        </w:rPr>
+        <w:t>Grounding</w:t>
+      </w:r>
+      <w:proofErr w:type="spellEnd"/>
+      <w:r>
+        <w:rPr>
+          <w:lang w:val="fr-CA"/>
+        </w:rPr>
+        <w:t xml:space="preserve"> DINO : consigne naturelle, flexibilité sémantique, XYZ optionnels (label seul ou label + XYZ). </w:t>
+      </w:r>
+      <w:proofErr w:type="spellStart"/>
+      <w:r>
+        <w:t>Détail</w:t>
+      </w:r>
+      <w:proofErr w:type="spellEnd"/>
+      <w:r>
+        <w:t xml:space="preserve"> : OpenVLA_day07_robot_data.docx.</w:t>
       </w:r>
     </w:p>
     <w:p>
@@ -2096,9 +2344,122 @@
       </w:r>
     </w:p>
     <w:p>
-      <w:pPr/>
-      <w:r>
-        <w:t>Grounding DINO (grounding-dino-base) accepte une requête texte libre (ex. « cell phone. ») et retourne des boîtes sans vocabulaire fixe. Même projection 3D que YOLO. Différence clé : le prompt OpenVLA ne contient que pick up the {label}. Option (jour 08) : injecter aussi les XYZ issus de la projection 3D (Grounding DINO + Zivid) pour guider l'action, comme dans la variante YOLO.</w:t>
+      <w:pPr>
+        <w:rPr>
+          <w:lang w:val="fr-CA"/>
+        </w:rPr>
+      </w:pPr>
+      <w:proofErr w:type="spellStart"/>
+      <w:r>
+        <w:rPr>
+          <w:lang w:val="fr-CA"/>
+        </w:rPr>
+        <w:t>Grounding</w:t>
+      </w:r>
+      <w:proofErr w:type="spellEnd"/>
+      <w:r>
+        <w:rPr>
+          <w:lang w:val="fr-CA"/>
+        </w:rPr>
+        <w:t xml:space="preserve"> DINO (</w:t>
+      </w:r>
+      <w:proofErr w:type="spellStart"/>
+      <w:r>
+        <w:rPr>
+          <w:lang w:val="fr-CA"/>
+        </w:rPr>
+        <w:t>grounding</w:t>
+      </w:r>
+      <w:proofErr w:type="spellEnd"/>
+      <w:r>
+        <w:rPr>
+          <w:lang w:val="fr-CA"/>
+        </w:rPr>
+        <w:t>-</w:t>
+      </w:r>
+      <w:proofErr w:type="spellStart"/>
+      <w:r>
+        <w:rPr>
+          <w:lang w:val="fr-CA"/>
+        </w:rPr>
+        <w:t>dino</w:t>
+      </w:r>
+      <w:proofErr w:type="spellEnd"/>
+      <w:r>
+        <w:rPr>
+          <w:lang w:val="fr-CA"/>
+        </w:rPr>
+        <w:t xml:space="preserve">-base) accepte une requête texte libre (ex. « </w:t>
+      </w:r>
+      <w:proofErr w:type="spellStart"/>
+      <w:r>
+        <w:rPr>
+          <w:lang w:val="fr-CA"/>
+        </w:rPr>
+        <w:t>cell</w:t>
+      </w:r>
+      <w:proofErr w:type="spellEnd"/>
+      <w:r>
+        <w:rPr>
+          <w:lang w:val="fr-CA"/>
+        </w:rPr>
+        <w:t xml:space="preserve"> phone. ») et retourne des boîtes sans vocabulaire fixe. Même projection 3D que YOLO. Différence clé : le prompt </w:t>
+      </w:r>
+      <w:proofErr w:type="spellStart"/>
+      <w:r>
+        <w:rPr>
+          <w:lang w:val="fr-CA"/>
+        </w:rPr>
+        <w:t>OpenVLA</w:t>
+      </w:r>
+      <w:proofErr w:type="spellEnd"/>
+      <w:r>
+        <w:rPr>
+          <w:lang w:val="fr-CA"/>
+        </w:rPr>
+        <w:t xml:space="preserve"> ne contient que </w:t>
+      </w:r>
+      <w:proofErr w:type="spellStart"/>
+      <w:r>
+        <w:rPr>
+          <w:lang w:val="fr-CA"/>
+        </w:rPr>
+        <w:t>pick</w:t>
+      </w:r>
+      <w:proofErr w:type="spellEnd"/>
+      <w:r>
+        <w:rPr>
+          <w:lang w:val="fr-CA"/>
+        </w:rPr>
+        <w:t xml:space="preserve"> up the {label}. Option (jour 08) : injecter aussi les XYZ issus de la projection 3D (</w:t>
+      </w:r>
+      <w:proofErr w:type="spellStart"/>
+      <w:r>
+        <w:rPr>
+          <w:lang w:val="fr-CA"/>
+        </w:rPr>
+        <w:t>Grounding</w:t>
+      </w:r>
+      <w:proofErr w:type="spellEnd"/>
+      <w:r>
+        <w:rPr>
+          <w:lang w:val="fr-CA"/>
+        </w:rPr>
+        <w:t xml:space="preserve"> DINO + </w:t>
+      </w:r>
+      <w:proofErr w:type="spellStart"/>
+      <w:r>
+        <w:rPr>
+          <w:lang w:val="fr-CA"/>
+        </w:rPr>
+        <w:t>Zivid</w:t>
+      </w:r>
+      <w:proofErr w:type="spellEnd"/>
+      <w:r>
+        <w:rPr>
+          <w:lang w:val="fr-CA"/>
+        </w:rPr>
+        <w:t>) pour guider l'action, comme dans la variante YOLO.</w:t>
       </w:r>
     </w:p>
     <w:p>
@@ -2126,331 +2487,24 @@
       </w:r>
     </w:p>
     <w:p>
-      <w:pPr/>
-      <w:r>
-        <w:t>YOLOv8n détecte des objets COCO en 2D ; le centre (u,v) est projeté dans le nuage Zivid pour obtenir (X,Y,Z). Le prompt OpenVLA inclut le label et la position : pick up the {label} at position X=… Y=… Z=…</w:t>
-      </w:r>
-    </w:p>
-    <w:p>
-      <w:pPr>
-        <w:pStyle w:val="Titre3"/>
-      </w:pPr>
-      <w:r>
-        <w:t>II.1.1 Détection YOLOv8 et coordonnées 3D (jour 07)</w:t>
-      </w:r>
-    </w:p>
-    <w:p>
-      <w:r>
-        <w:t>YOLO : rapide, classes COCO, XYZ dans le prompt. Grounding DINO : consigne naturelle, flexibilité sémantique, XYZ hors prompt OpenVLA. Détail : OpenVLA_day07_robot_data.docx.</w:t>
-      </w:r>
-    </w:p>
-    <w:p>
-      <w:pPr>
-        <w:pStyle w:val="Titre3"/>
-      </w:pPr>
-      <w:r>
-        <w:t>II.1.3 Comparaison YOLO vs Grounding DINO</w:t>
-      </w:r>
-    </w:p>
-    <w:p>
-      <w:r>
-        <w:t>Grounding DINO (grounding-dino-base) accepte une requête texte libre (ex. « cell phone. »). Même projection 3D. Le prompt OpenVLA ne contient que pick up the {label} — les XYZ restent pour le contrôleur robot.</w:t>
-      </w:r>
-    </w:p>
-    <w:p>
-      <w:r>
-        <w:t>YOLOv8n détecte des objets COCO en 2D ; le centre (u,v) est projeté dans le nuage Zivid pour obtenir (X,Y,Z). Le prompt OpenVLA inclut le label et la position : pick up the {label} at position X=… Y=… Z=…</w:t>
-      </w:r>
-    </w:p>
-    <w:p>
-      <w:pPr>
-        <w:pStyle w:val="Titre2"/>
-        <w:rPr>
-          <w:lang w:val="fr-CA"/>
-        </w:rPr>
-      </w:pPr>
-      <w:r>
-        <w:rPr>
-          <w:lang w:val="fr-CA"/>
-        </w:rPr>
-        <w:t xml:space="preserve">II.2 Inférence : </w:t>
-      </w:r>
-      <w:proofErr w:type="spellStart"/>
-      <w:r>
-        <w:rPr>
-          <w:lang w:val="fr-CA"/>
-        </w:rPr>
-        <w:t>OpenVLA</w:t>
-      </w:r>
-      <w:proofErr w:type="spellEnd"/>
-      <w:r>
-        <w:rPr>
-          <w:lang w:val="fr-CA"/>
-        </w:rPr>
-        <w:t xml:space="preserve"> (</w:t>
-      </w:r>
-      <w:proofErr w:type="spellStart"/>
-      <w:r>
-        <w:rPr>
-          <w:lang w:val="fr-CA"/>
-        </w:rPr>
-        <w:t>transformers</w:t>
-      </w:r>
-      <w:proofErr w:type="spellEnd"/>
-      <w:r>
-        <w:rPr>
-          <w:lang w:val="fr-CA"/>
-        </w:rPr>
-        <w:t>)</w:t>
-      </w:r>
-    </w:p>
-    <w:p>
-      <w:pPr>
-        <w:rPr>
-          <w:lang w:val="fr-CA"/>
-        </w:rPr>
-      </w:pPr>
-      <w:r>
-        <w:rPr>
-          <w:lang w:val="fr-CA"/>
-        </w:rPr>
-        <w:t xml:space="preserve">L'inférence utilise </w:t>
-      </w:r>
-      <w:proofErr w:type="spellStart"/>
-      <w:r>
-        <w:rPr>
-          <w:lang w:val="fr-CA"/>
-        </w:rPr>
-        <w:t>Hugging</w:t>
-      </w:r>
-      <w:proofErr w:type="spellEnd"/>
-      <w:r>
-        <w:rPr>
-          <w:lang w:val="fr-CA"/>
-        </w:rPr>
-        <w:t xml:space="preserve"> Face Transformers : </w:t>
-      </w:r>
-      <w:proofErr w:type="spellStart"/>
-      <w:r>
-        <w:rPr>
-          <w:lang w:val="fr-CA"/>
-        </w:rPr>
-        <w:t>AutoProcessor</w:t>
-      </w:r>
-      <w:proofErr w:type="spellEnd"/>
-      <w:r>
-        <w:rPr>
-          <w:lang w:val="fr-CA"/>
-        </w:rPr>
-        <w:t xml:space="preserve"> + AutoModelForVision2Seq. Le modèle est chargé en bfloat16 ou float16 sur cuda:0. La méthode </w:t>
-      </w:r>
-      <w:proofErr w:type="spellStart"/>
-      <w:r>
-        <w:rPr>
-          <w:lang w:val="fr-CA"/>
-        </w:rPr>
-        <w:t>predict_</w:t>
-      </w:r>
-      <w:proofErr w:type="gramStart"/>
-      <w:r>
-        <w:rPr>
-          <w:lang w:val="fr-CA"/>
-        </w:rPr>
-        <w:t>action</w:t>
-      </w:r>
-      <w:proofErr w:type="spellEnd"/>
-      <w:r>
-        <w:rPr>
-          <w:lang w:val="fr-CA"/>
-        </w:rPr>
-        <w:t>(</w:t>
-      </w:r>
-      <w:proofErr w:type="gramEnd"/>
-      <w:r>
-        <w:rPr>
-          <w:lang w:val="fr-CA"/>
-        </w:rPr>
-        <w:t xml:space="preserve">) produit une action normalisée, </w:t>
-      </w:r>
-      <w:proofErr w:type="spellStart"/>
-      <w:r>
-        <w:rPr>
-          <w:lang w:val="fr-CA"/>
-        </w:rPr>
-        <w:t>dé-normalisée</w:t>
-      </w:r>
-      <w:proofErr w:type="spellEnd"/>
-      <w:r>
-        <w:rPr>
-          <w:lang w:val="fr-CA"/>
-        </w:rPr>
-        <w:t xml:space="preserve"> avec la clé </w:t>
-      </w:r>
-      <w:proofErr w:type="spellStart"/>
-      <w:r>
-        <w:rPr>
-          <w:lang w:val="fr-CA"/>
-        </w:rPr>
-        <w:t>unnorm_key</w:t>
-      </w:r>
-      <w:proofErr w:type="spellEnd"/>
-      <w:r>
-        <w:rPr>
-          <w:lang w:val="fr-CA"/>
-        </w:rPr>
-        <w:t>="</w:t>
-      </w:r>
-      <w:proofErr w:type="spellStart"/>
-      <w:r>
-        <w:rPr>
-          <w:lang w:val="fr-CA"/>
-        </w:rPr>
-        <w:t>bridge_orig</w:t>
-      </w:r>
-      <w:proofErr w:type="spellEnd"/>
-      <w:r>
-        <w:rPr>
-          <w:lang w:val="fr-CA"/>
-        </w:rPr>
-        <w:t>".</w:t>
-      </w:r>
-    </w:p>
-    <w:p>
-      <w:pPr>
-        <w:pStyle w:val="Listepuces"/>
-      </w:pPr>
-      <w:proofErr w:type="gramStart"/>
-      <w:r>
-        <w:t>Packages :</w:t>
-      </w:r>
-      <w:proofErr w:type="gramEnd"/>
-      <w:r>
-        <w:t xml:space="preserve"> transformers, torch, Pillow, huggingface_hub, </w:t>
-      </w:r>
-      <w:proofErr w:type="gramStart"/>
-      <w:r>
-        <w:t>accelerate</w:t>
-      </w:r>
-      <w:proofErr w:type="gramEnd"/>
-      <w:r>
-        <w:t>.</w:t>
-      </w:r>
-    </w:p>
-    <w:p>
-      <w:pPr>
-        <w:pStyle w:val="Listepuces"/>
-      </w:pPr>
-      <w:r>
-        <w:t>Téléchargement : huggingface-cli download openvla/openvla-7b.</w:t>
-      </w:r>
-    </w:p>
-    <w:p>
-      <w:pPr>
-        <w:pStyle w:val="Listepuces"/>
-      </w:pPr>
-      <w:r>
-        <w:t>Test isolé : scripts/integration/test/test_openvla.py.</w:t>
-      </w:r>
-    </w:p>
-    <w:p>
-      <w:pPr>
-        <w:pStyle w:val="Listepuces"/>
-      </w:pPr>
-      <w:r>
-        <w:t>Test intégré : scripts/integration/test/test_zivid_openvla.py.</w:t>
-      </w:r>
-    </w:p>
-    <w:p>
-      <w:pPr>
-        <w:pStyle w:val="Titre2"/>
-        <w:rPr>
-          <w:lang w:val="fr-CA"/>
-        </w:rPr>
-      </w:pPr>
-      <w:r>
-        <w:rPr>
-          <w:lang w:val="fr-CA"/>
-        </w:rPr>
-        <w:t>II.3 Génération d'actions et format de sortie</w:t>
-      </w:r>
-    </w:p>
-    <w:p>
-      <w:pPr>
-        <w:rPr>
-          <w:lang w:val="fr-CA"/>
-        </w:rPr>
-      </w:pPr>
-      <w:r>
-        <w:rPr>
-          <w:lang w:val="fr-CA"/>
-        </w:rPr>
-        <w:t xml:space="preserve">Chaque prédiction </w:t>
-      </w:r>
-      <w:proofErr w:type="spellStart"/>
-      <w:r>
-        <w:rPr>
-          <w:lang w:val="fr-CA"/>
-        </w:rPr>
-        <w:t>OpenVLA</w:t>
-      </w:r>
-      <w:proofErr w:type="spellEnd"/>
-      <w:r>
-        <w:rPr>
-          <w:lang w:val="fr-CA"/>
-        </w:rPr>
-        <w:t xml:space="preserve"> retourne 7 valeurs :</w:t>
-      </w:r>
-    </w:p>
-    <w:p>
-      <w:pPr>
-        <w:pStyle w:val="Listepuces"/>
-        <w:rPr>
-          <w:lang w:val="fr-CA"/>
-        </w:rPr>
-      </w:pPr>
-      <w:proofErr w:type="gramStart"/>
-      <w:r>
-        <w:rPr>
-          <w:lang w:val="fr-CA"/>
-        </w:rPr>
-        <w:t>dx</w:t>
-      </w:r>
-      <w:proofErr w:type="gramEnd"/>
-      <w:r>
-        <w:rPr>
-          <w:lang w:val="fr-CA"/>
-        </w:rPr>
-        <w:t xml:space="preserve">, </w:t>
-      </w:r>
-      <w:proofErr w:type="spellStart"/>
-      <w:r>
-        <w:rPr>
-          <w:lang w:val="fr-CA"/>
-        </w:rPr>
-        <w:t>dy</w:t>
-      </w:r>
-      <w:proofErr w:type="spellEnd"/>
-      <w:r>
-        <w:rPr>
-          <w:lang w:val="fr-CA"/>
-        </w:rPr>
-        <w:t>, dz — déplacement cartésien de l'effecteur.</w:t>
-      </w:r>
-    </w:p>
-    <w:p>
-      <w:pPr>
-        <w:pStyle w:val="Listepuces"/>
-        <w:rPr>
-          <w:lang w:val="fr-CA"/>
-        </w:rPr>
-      </w:pPr>
+      <w:pPr>
+        <w:rPr>
+          <w:lang w:val="fr-CA"/>
+        </w:rPr>
+      </w:pPr>
+      <w:r>
+        <w:rPr>
+          <w:lang w:val="fr-CA"/>
+        </w:rPr>
+        <w:t>YOLOv8n détecte des objets COCO en 2D ; le centre (</w:t>
+      </w:r>
       <w:proofErr w:type="spellStart"/>
       <w:proofErr w:type="gramStart"/>
       <w:r>
         <w:rPr>
           <w:lang w:val="fr-CA"/>
         </w:rPr>
-        <w:t>rx</w:t>
+        <w:t>u,v</w:t>
       </w:r>
       <w:proofErr w:type="spellEnd"/>
       <w:proofErr w:type="gramEnd"/>
@@ -2458,353 +2512,502 @@
         <w:rPr>
           <w:lang w:val="fr-CA"/>
         </w:rPr>
-        <w:t xml:space="preserve">, </w:t>
+        <w:t xml:space="preserve">) est projeté dans le nuage </w:t>
       </w:r>
       <w:proofErr w:type="spellStart"/>
       <w:r>
         <w:rPr>
           <w:lang w:val="fr-CA"/>
         </w:rPr>
-        <w:t>ry</w:t>
+        <w:t>Zivid</w:t>
       </w:r>
       <w:proofErr w:type="spellEnd"/>
       <w:r>
         <w:rPr>
           <w:lang w:val="fr-CA"/>
         </w:rPr>
-        <w:t xml:space="preserve">, </w:t>
+        <w:t xml:space="preserve"> pour obtenir (</w:t>
+      </w:r>
+      <w:proofErr w:type="gramStart"/>
+      <w:r>
+        <w:rPr>
+          <w:lang w:val="fr-CA"/>
+        </w:rPr>
+        <w:t>X,Y</w:t>
+      </w:r>
+      <w:proofErr w:type="gramEnd"/>
+      <w:r>
+        <w:rPr>
+          <w:lang w:val="fr-CA"/>
+        </w:rPr>
+        <w:t xml:space="preserve">,Z). Le prompt </w:t>
       </w:r>
       <w:proofErr w:type="spellStart"/>
       <w:r>
         <w:rPr>
           <w:lang w:val="fr-CA"/>
         </w:rPr>
-        <w:t>rz</w:t>
+        <w:t>OpenVLA</w:t>
       </w:r>
       <w:proofErr w:type="spellEnd"/>
       <w:r>
         <w:rPr>
           <w:lang w:val="fr-CA"/>
         </w:rPr>
-        <w:t xml:space="preserve"> — variation d'orientation.</w:t>
-      </w:r>
-    </w:p>
-    <w:p>
-      <w:pPr>
-        <w:pStyle w:val="Listepuces"/>
-        <w:rPr>
-          <w:lang w:val="fr-CA"/>
-        </w:rPr>
-      </w:pPr>
-      <w:proofErr w:type="gramStart"/>
-      <w:r>
-        <w:rPr>
-          <w:lang w:val="fr-CA"/>
-        </w:rPr>
-        <w:t>gripper</w:t>
-      </w:r>
-      <w:proofErr w:type="gramEnd"/>
-      <w:r>
-        <w:rPr>
-          <w:lang w:val="fr-CA"/>
-        </w:rPr>
-        <w:t xml:space="preserve"> — état de la pince (&lt; 0,5 : fermer ; ≥ 0,5 : ouvrir).</w:t>
-      </w:r>
-    </w:p>
-    <w:p>
-      <w:pPr>
-        <w:rPr>
-          <w:lang w:val="fr-CA"/>
-        </w:rPr>
-      </w:pPr>
+        <w:t xml:space="preserve"> inclut le label et la position : </w:t>
+      </w:r>
       <w:proofErr w:type="spellStart"/>
       <w:r>
-        <w:t>Consignes</w:t>
+        <w:rPr>
+          <w:lang w:val="fr-CA"/>
+        </w:rPr>
+        <w:t>pick</w:t>
       </w:r>
       <w:proofErr w:type="spellEnd"/>
       <w:r>
-        <w:t xml:space="preserve"> </w:t>
+        <w:rPr>
+          <w:lang w:val="fr-CA"/>
+        </w:rPr>
+        <w:t xml:space="preserve"> up the {label} at position X=… Y=… Z=…</w:t>
+      </w:r>
+    </w:p>
+    <w:p>
+      <w:pPr>
+        <w:pStyle w:val="Titre3"/>
+        <w:rPr>
+          <w:lang w:val="fr-CA"/>
+        </w:rPr>
+      </w:pPr>
+      <w:r>
+        <w:rPr>
+          <w:lang w:val="fr-CA"/>
+        </w:rPr>
+        <w:t>II.1.1 Détection YOLOv8 et coordonnées 3D (jour 07)</w:t>
+      </w:r>
+    </w:p>
+    <w:p>
+      <w:r>
+        <w:rPr>
+          <w:lang w:val="fr-CA"/>
+        </w:rPr>
+        <w:t xml:space="preserve">YOLO : rapide, classes COCO, XYZ dans le prompt. </w:t>
       </w:r>
       <w:proofErr w:type="spellStart"/>
       <w:r>
-        <w:t>testées</w:t>
+        <w:rPr>
+          <w:lang w:val="fr-CA"/>
+        </w:rPr>
+        <w:t>Grounding</w:t>
       </w:r>
       <w:proofErr w:type="spellEnd"/>
       <w:r>
-        <w:t xml:space="preserve"> au </w:t>
-      </w:r>
-      <w:proofErr w:type="gramStart"/>
-      <w:r>
-        <w:t>stage :</w:t>
-      </w:r>
-      <w:proofErr w:type="gramEnd"/>
-      <w:r>
-        <w:t xml:space="preserve"> « pick up the object on the </w:t>
-      </w:r>
-      <w:proofErr w:type="gramStart"/>
-      <w:r>
-        <w:t>table », «</w:t>
-      </w:r>
-      <w:proofErr w:type="gramEnd"/>
-      <w:r>
-        <w:t xml:space="preserve"> grab the red </w:t>
-      </w:r>
-      <w:proofErr w:type="gramStart"/>
-      <w:r>
-        <w:t>object », «</w:t>
-      </w:r>
-      <w:proofErr w:type="gramEnd"/>
-      <w:r>
-        <w:t xml:space="preserve"> push the object to the </w:t>
-      </w:r>
-      <w:proofErr w:type="gramStart"/>
-      <w:r>
-        <w:t>left », «</w:t>
-      </w:r>
-      <w:proofErr w:type="gramEnd"/>
-      <w:r>
-        <w:t xml:space="preserve"> place the object in the </w:t>
-      </w:r>
-      <w:proofErr w:type="gramStart"/>
-      <w:r>
-        <w:t>bin ».</w:t>
-      </w:r>
-      <w:proofErr w:type="gramEnd"/>
-      <w:r>
-        <w:t xml:space="preserve"> </w:t>
-      </w:r>
-      <w:r>
-        <w:rPr>
-          <w:lang w:val="fr-CA"/>
-        </w:rPr>
-        <w:t xml:space="preserve">L'action est un delta local : elle doit être convertie en commandes UR (RTDE ou </w:t>
+        <w:rPr>
+          <w:lang w:val="fr-CA"/>
+        </w:rPr>
+        <w:t xml:space="preserve"> DINO : consigne naturelle, flexibilité sémantique, XYZ hors prompt </w:t>
       </w:r>
       <w:proofErr w:type="spellStart"/>
       <w:r>
         <w:rPr>
           <w:lang w:val="fr-CA"/>
         </w:rPr>
-        <w:t>URScript</w:t>
+        <w:t>OpenVLA</w:t>
       </w:r>
       <w:proofErr w:type="spellEnd"/>
       <w:r>
         <w:rPr>
           <w:lang w:val="fr-CA"/>
         </w:rPr>
-        <w:t>) dans le script d'intégration final (zivid_ur_robot_integration.py).</w:t>
-      </w:r>
-    </w:p>
-    <w:p>
-      <w:pPr>
-        <w:pStyle w:val="Titre2"/>
-        <w:rPr>
-          <w:lang w:val="fr-CA"/>
-        </w:rPr>
-      </w:pPr>
-      <w:r>
-        <w:rPr>
-          <w:lang w:val="fr-CA"/>
-        </w:rPr>
-        <w:t>II.4 Exécution robotique : UR (</w:t>
+        <w:t xml:space="preserve">. </w:t>
       </w:r>
       <w:proofErr w:type="spellStart"/>
       <w:r>
-        <w:rPr>
-          <w:lang w:val="fr-CA"/>
-        </w:rPr>
-        <w:t>URScript</w:t>
+        <w:t>Détail</w:t>
       </w:r>
       <w:proofErr w:type="spellEnd"/>
       <w:r>
-        <w:rPr>
-          <w:lang w:val="fr-CA"/>
-        </w:rPr>
-        <w:t xml:space="preserve"> / </w:t>
-      </w:r>
+        <w:t xml:space="preserve"> : OpenVLA_day07_robot_data.docx.</w:t>
+      </w:r>
+    </w:p>
+    <w:p>
+      <w:pPr>
+        <w:pStyle w:val="Titre3"/>
+      </w:pPr>
+      <w:r>
+        <w:t>II.1.3 Comparaison YOLO vs Grounding DINO</w:t>
+      </w:r>
+    </w:p>
+    <w:p>
+      <w:pPr>
+        <w:rPr>
+          <w:lang w:val="fr-CA"/>
+        </w:rPr>
+      </w:pPr>
       <w:proofErr w:type="spellStart"/>
       <w:r>
         <w:rPr>
           <w:lang w:val="fr-CA"/>
         </w:rPr>
-        <w:t>ur-rtde</w:t>
+        <w:t>Grounding</w:t>
       </w:r>
       <w:proofErr w:type="spellEnd"/>
       <w:r>
         <w:rPr>
           <w:lang w:val="fr-CA"/>
         </w:rPr>
-        <w:t>)</w:t>
-      </w:r>
-    </w:p>
-    <w:p>
-      <w:r>
-        <w:rPr>
-          <w:lang w:val="fr-CA"/>
-        </w:rPr>
-        <w:t xml:space="preserve">L'exécution repose sur un robot collaboratif Universal Robots. </w:t>
-      </w:r>
-      <w:r>
-        <w:t>Deux modes coexistent :</w:t>
-      </w:r>
-    </w:p>
-    <w:p>
-      <w:pPr>
-        <w:pStyle w:val="Listepuces"/>
-        <w:rPr>
-          <w:lang w:val="fr-CA"/>
-        </w:rPr>
-      </w:pPr>
+        <w:t xml:space="preserve"> DINO (</w:t>
+      </w:r>
       <w:proofErr w:type="spellStart"/>
       <w:r>
         <w:rPr>
           <w:lang w:val="fr-CA"/>
         </w:rPr>
-        <w:t>URScript</w:t>
+        <w:t>grounding</w:t>
       </w:r>
       <w:proofErr w:type="spellEnd"/>
       <w:r>
         <w:rPr>
           <w:lang w:val="fr-CA"/>
         </w:rPr>
-        <w:t xml:space="preserve"> </w:t>
-      </w:r>
-      <w:proofErr w:type="gramStart"/>
-      <w:r>
-        <w:rPr>
-          <w:lang w:val="fr-CA"/>
-        </w:rPr>
-        <w:t>(.script</w:t>
-      </w:r>
-      <w:proofErr w:type="gramEnd"/>
-      <w:r>
-        <w:rPr>
-          <w:lang w:val="fr-CA"/>
-        </w:rPr>
-        <w:t xml:space="preserve">) sur </w:t>
+        <w:t>-</w:t>
       </w:r>
       <w:proofErr w:type="spellStart"/>
       <w:r>
         <w:rPr>
           <w:lang w:val="fr-CA"/>
         </w:rPr>
-        <w:t>PolyScope</w:t>
+        <w:t>dino</w:t>
       </w:r>
       <w:proofErr w:type="spellEnd"/>
       <w:r>
         <w:rPr>
           <w:lang w:val="fr-CA"/>
         </w:rPr>
-        <w:t xml:space="preserve"> : mouvements explicites </w:t>
+        <w:t xml:space="preserve">-base) accepte une requête texte libre (ex. « </w:t>
       </w:r>
       <w:proofErr w:type="spellStart"/>
       <w:r>
         <w:rPr>
           <w:lang w:val="fr-CA"/>
         </w:rPr>
-        <w:t>movej</w:t>
+        <w:t>cell</w:t>
       </w:r>
       <w:proofErr w:type="spellEnd"/>
       <w:r>
         <w:rPr>
           <w:lang w:val="fr-CA"/>
         </w:rPr>
-        <w:t xml:space="preserve"> (approche/retrait) et </w:t>
+        <w:t xml:space="preserve"> phone. »). Même projection 3D. Le prompt </w:t>
       </w:r>
       <w:proofErr w:type="spellStart"/>
       <w:r>
         <w:rPr>
           <w:lang w:val="fr-CA"/>
         </w:rPr>
-        <w:t>movel</w:t>
+        <w:t>OpenVLA</w:t>
       </w:r>
       <w:proofErr w:type="spellEnd"/>
       <w:r>
         <w:rPr>
           <w:lang w:val="fr-CA"/>
         </w:rPr>
-        <w:t xml:space="preserve"> (traits linéaires). Exemple : tracé de la lettre A (</w:t>
+        <w:t xml:space="preserve"> ne contient que </w:t>
       </w:r>
       <w:proofErr w:type="spellStart"/>
       <w:r>
         <w:rPr>
           <w:lang w:val="fr-CA"/>
         </w:rPr>
-        <w:t>URscriptLetterA.script</w:t>
+        <w:t>pick</w:t>
       </w:r>
       <w:proofErr w:type="spellEnd"/>
       <w:r>
         <w:rPr>
           <w:lang w:val="fr-CA"/>
         </w:rPr>
-        <w:t xml:space="preserve">, </w:t>
-      </w:r>
-      <w:proofErr w:type="spellStart"/>
-      <w:r>
-        <w:rPr>
-          <w:lang w:val="fr-CA"/>
-        </w:rPr>
-        <w:t>traceAOnce.script</w:t>
-      </w:r>
-      <w:proofErr w:type="spellEnd"/>
-      <w:r>
-        <w:rPr>
-          <w:lang w:val="fr-CA"/>
-        </w:rPr>
-        <w:t>).</w:t>
-      </w:r>
-    </w:p>
-    <w:p>
-      <w:pPr>
-        <w:pStyle w:val="Listepuces"/>
-        <w:rPr>
-          <w:lang w:val="fr-CA"/>
-        </w:rPr>
-      </w:pPr>
+        <w:t xml:space="preserve"> up the {label} — les XYZ restent pour le contrôleur robot.</w:t>
+      </w:r>
+    </w:p>
+    <w:p>
+      <w:r>
+        <w:rPr>
+          <w:lang w:val="fr-CA"/>
+        </w:rPr>
+        <w:lastRenderedPageBreak/>
+        <w:t>YOLOv8n détecte des objets COCO en 2D ; le centre (</w:t>
+      </w:r>
       <w:proofErr w:type="spellStart"/>
       <w:proofErr w:type="gramStart"/>
       <w:r>
         <w:rPr>
           <w:lang w:val="fr-CA"/>
         </w:rPr>
-        <w:t>ur</w:t>
-      </w:r>
+        <w:t>u,v</w:t>
+      </w:r>
+      <w:proofErr w:type="spellEnd"/>
       <w:proofErr w:type="gramEnd"/>
       <w:r>
         <w:rPr>
           <w:lang w:val="fr-CA"/>
         </w:rPr>
-        <w:t>-rtde</w:t>
+        <w:t xml:space="preserve">) est projeté dans le nuage </w:t>
+      </w:r>
+      <w:proofErr w:type="spellStart"/>
+      <w:r>
+        <w:rPr>
+          <w:lang w:val="fr-CA"/>
+        </w:rPr>
+        <w:t>Zivid</w:t>
       </w:r>
       <w:proofErr w:type="spellEnd"/>
       <w:r>
         <w:rPr>
           <w:lang w:val="fr-CA"/>
         </w:rPr>
-        <w:t xml:space="preserve"> (Python) : connexion RTDE pour lire l'état du robot et envoyer des commandes depuis l'environnement </w:t>
+        <w:t xml:space="preserve"> pour obtenir (</w:t>
+      </w:r>
+      <w:proofErr w:type="gramStart"/>
+      <w:r>
+        <w:rPr>
+          <w:lang w:val="fr-CA"/>
+        </w:rPr>
+        <w:t>X,Y</w:t>
+      </w:r>
+      <w:proofErr w:type="gramEnd"/>
+      <w:r>
+        <w:rPr>
+          <w:lang w:val="fr-CA"/>
+        </w:rPr>
+        <w:t xml:space="preserve">,Z). Le prompt </w:t>
       </w:r>
       <w:proofErr w:type="spellStart"/>
       <w:r>
         <w:rPr>
           <w:lang w:val="fr-CA"/>
         </w:rPr>
-        <w:t>env_integration</w:t>
+        <w:t>OpenVLA</w:t>
       </w:r>
       <w:proofErr w:type="spellEnd"/>
       <w:r>
         <w:rPr>
           <w:lang w:val="fr-CA"/>
         </w:rPr>
+        <w:t xml:space="preserve"> inclut le label et la position : </w:t>
+      </w:r>
+      <w:proofErr w:type="spellStart"/>
+      <w:r>
+        <w:rPr>
+          <w:lang w:val="fr-CA"/>
+        </w:rPr>
+        <w:t>pick</w:t>
+      </w:r>
+      <w:proofErr w:type="spellEnd"/>
+      <w:r>
+        <w:rPr>
+          <w:lang w:val="fr-CA"/>
+        </w:rPr>
+        <w:t xml:space="preserve"> up the {label} at position X=… Y=… </w:t>
+      </w:r>
+      <w:r>
+        <w:t>Z=…</w:t>
+      </w:r>
+    </w:p>
+    <w:p>
+      <w:pPr>
+        <w:pStyle w:val="Titre2"/>
+        <w:rPr>
+          <w:lang w:val="fr-CA"/>
+        </w:rPr>
+      </w:pPr>
+      <w:r>
+        <w:rPr>
+          <w:lang w:val="fr-CA"/>
+        </w:rPr>
+        <w:t xml:space="preserve">II.2 Inférence : </w:t>
+      </w:r>
+      <w:proofErr w:type="spellStart"/>
+      <w:r>
+        <w:rPr>
+          <w:lang w:val="fr-CA"/>
+        </w:rPr>
+        <w:t>OpenVLA</w:t>
+      </w:r>
+      <w:proofErr w:type="spellEnd"/>
+      <w:r>
+        <w:rPr>
+          <w:lang w:val="fr-CA"/>
+        </w:rPr>
+        <w:t xml:space="preserve"> (</w:t>
+      </w:r>
+      <w:proofErr w:type="spellStart"/>
+      <w:r>
+        <w:rPr>
+          <w:lang w:val="fr-CA"/>
+        </w:rPr>
+        <w:t>transformers</w:t>
+      </w:r>
+      <w:proofErr w:type="spellEnd"/>
+      <w:r>
+        <w:rPr>
+          <w:lang w:val="fr-CA"/>
+        </w:rPr>
+        <w:t>)</w:t>
+      </w:r>
+    </w:p>
+    <w:p>
+      <w:pPr>
+        <w:rPr>
+          <w:lang w:val="fr-CA"/>
+        </w:rPr>
+      </w:pPr>
+      <w:r>
+        <w:rPr>
+          <w:lang w:val="fr-CA"/>
+        </w:rPr>
+        <w:t xml:space="preserve">L'inférence utilise </w:t>
+      </w:r>
+      <w:proofErr w:type="spellStart"/>
+      <w:r>
+        <w:rPr>
+          <w:lang w:val="fr-CA"/>
+        </w:rPr>
+        <w:t>Hugging</w:t>
+      </w:r>
+      <w:proofErr w:type="spellEnd"/>
+      <w:r>
+        <w:rPr>
+          <w:lang w:val="fr-CA"/>
+        </w:rPr>
+        <w:t xml:space="preserve"> Face Transformers : </w:t>
+      </w:r>
+      <w:proofErr w:type="spellStart"/>
+      <w:r>
+        <w:rPr>
+          <w:lang w:val="fr-CA"/>
+        </w:rPr>
+        <w:t>AutoProcessor</w:t>
+      </w:r>
+      <w:proofErr w:type="spellEnd"/>
+      <w:r>
+        <w:rPr>
+          <w:lang w:val="fr-CA"/>
+        </w:rPr>
+        <w:t xml:space="preserve"> + AutoModelForVision2Seq. Le modèle est chargé en bfloat16 ou float16 sur cuda:0. La méthode </w:t>
+      </w:r>
+      <w:proofErr w:type="spellStart"/>
+      <w:r>
+        <w:rPr>
+          <w:lang w:val="fr-CA"/>
+        </w:rPr>
+        <w:t>predict_</w:t>
+      </w:r>
+      <w:proofErr w:type="gramStart"/>
+      <w:r>
+        <w:rPr>
+          <w:lang w:val="fr-CA"/>
+        </w:rPr>
+        <w:t>action</w:t>
+      </w:r>
+      <w:proofErr w:type="spellEnd"/>
+      <w:r>
+        <w:rPr>
+          <w:lang w:val="fr-CA"/>
+        </w:rPr>
+        <w:t>(</w:t>
+      </w:r>
+      <w:proofErr w:type="gramEnd"/>
+      <w:r>
+        <w:rPr>
+          <w:lang w:val="fr-CA"/>
+        </w:rPr>
+        <w:t xml:space="preserve">) produit une action normalisée, </w:t>
+      </w:r>
+      <w:proofErr w:type="spellStart"/>
+      <w:r>
+        <w:rPr>
+          <w:lang w:val="fr-CA"/>
+        </w:rPr>
+        <w:t>dé-normalisée</w:t>
+      </w:r>
+      <w:proofErr w:type="spellEnd"/>
+      <w:r>
+        <w:rPr>
+          <w:lang w:val="fr-CA"/>
+        </w:rPr>
+        <w:t xml:space="preserve"> avec la clé </w:t>
+      </w:r>
+      <w:proofErr w:type="spellStart"/>
+      <w:r>
+        <w:rPr>
+          <w:lang w:val="fr-CA"/>
+        </w:rPr>
+        <w:t>unnorm_key</w:t>
+      </w:r>
+      <w:proofErr w:type="spellEnd"/>
+      <w:r>
+        <w:rPr>
+          <w:lang w:val="fr-CA"/>
+        </w:rPr>
+        <w:t>="</w:t>
+      </w:r>
+      <w:proofErr w:type="spellStart"/>
+      <w:r>
+        <w:rPr>
+          <w:lang w:val="fr-CA"/>
+        </w:rPr>
+        <w:t>bridge_orig</w:t>
+      </w:r>
+      <w:proofErr w:type="spellEnd"/>
+      <w:r>
+        <w:rPr>
+          <w:lang w:val="fr-CA"/>
+        </w:rPr>
+        <w:t>".</w:t>
+      </w:r>
+    </w:p>
+    <w:p>
+      <w:pPr>
+        <w:pStyle w:val="Listepuces"/>
+      </w:pPr>
+      <w:proofErr w:type="gramStart"/>
+      <w:r>
+        <w:t>Packages :</w:t>
+      </w:r>
+      <w:proofErr w:type="gramEnd"/>
+      <w:r>
+        <w:t xml:space="preserve"> transformers, torch, Pillow, huggingface_hub, </w:t>
+      </w:r>
+      <w:proofErr w:type="gramStart"/>
+      <w:r>
+        <w:t>accelerate</w:t>
+      </w:r>
+      <w:proofErr w:type="gramEnd"/>
+      <w:r>
         <w:t>.</w:t>
       </w:r>
     </w:p>
     <w:p>
       <w:pPr>
-        <w:rPr>
-          <w:lang w:val="fr-CA"/>
-        </w:rPr>
-      </w:pPr>
-      <w:r>
-        <w:t>Schéma cible : Zivid → détection 2D (YOLO ou Grounding DINO) → coords 3D → prétraitement image + prompt → OpenVLA → action → UR (RTDE) → nouvelle capture.</w:t>
+        <w:pStyle w:val="Listepuces"/>
+      </w:pPr>
+      <w:r>
+        <w:t>Téléchargement : huggingface-cli download openvla/openvla-7b.</w:t>
+      </w:r>
+    </w:p>
+    <w:p>
+      <w:pPr>
+        <w:pStyle w:val="Listepuces"/>
+      </w:pPr>
+      <w:r>
+        <w:t>Test isolé : scripts/integration/test/test_openvla.py.</w:t>
+      </w:r>
+    </w:p>
+    <w:p>
+      <w:pPr>
+        <w:pStyle w:val="Listepuces"/>
+      </w:pPr>
+      <w:r>
+        <w:t>Test intégré : scripts/integration/test/test_zivid_openvla.py.</w:t>
       </w:r>
     </w:p>
     <w:p>
@@ -2818,124 +3021,644 @@
         <w:rPr>
           <w:lang w:val="fr-CA"/>
         </w:rPr>
-        <w:t xml:space="preserve">II.5 Flux de données robot, </w:t>
+        <w:t>II.3 Génération d'actions et format de sortie</w:t>
+      </w:r>
+    </w:p>
+    <w:p>
+      <w:pPr>
+        <w:rPr>
+          <w:lang w:val="fr-CA"/>
+        </w:rPr>
+      </w:pPr>
+      <w:r>
+        <w:rPr>
+          <w:lang w:val="fr-CA"/>
+        </w:rPr>
+        <w:t xml:space="preserve">Chaque prédiction </w:t>
       </w:r>
       <w:proofErr w:type="spellStart"/>
       <w:r>
         <w:rPr>
           <w:lang w:val="fr-CA"/>
         </w:rPr>
-        <w:t>Zivid</w:t>
+        <w:t>OpenVLA</w:t>
       </w:r>
       <w:proofErr w:type="spellEnd"/>
       <w:r>
         <w:rPr>
           <w:lang w:val="fr-CA"/>
         </w:rPr>
-        <w:t xml:space="preserve"> et interprétation </w:t>
+        <w:t xml:space="preserve"> retourne 7 valeurs :</w:t>
+      </w:r>
+    </w:p>
+    <w:p>
+      <w:pPr>
+        <w:pStyle w:val="Listepuces"/>
+        <w:rPr>
+          <w:lang w:val="fr-CA"/>
+        </w:rPr>
+      </w:pPr>
+      <w:proofErr w:type="gramStart"/>
+      <w:r>
+        <w:rPr>
+          <w:lang w:val="fr-CA"/>
+        </w:rPr>
+        <w:t>dx</w:t>
+      </w:r>
+      <w:proofErr w:type="gramEnd"/>
+      <w:r>
+        <w:rPr>
+          <w:lang w:val="fr-CA"/>
+        </w:rPr>
+        <w:t xml:space="preserve">, </w:t>
       </w:r>
       <w:proofErr w:type="spellStart"/>
       <w:r>
         <w:rPr>
           <w:lang w:val="fr-CA"/>
         </w:rPr>
-        <w:t>OpenVLA</w:t>
+        <w:t>dy</w:t>
       </w:r>
       <w:proofErr w:type="spellEnd"/>
       <w:r>
         <w:rPr>
           <w:lang w:val="fr-CA"/>
         </w:rPr>
-        <w:t xml:space="preserve"> (jour 07)</w:t>
-      </w:r>
-    </w:p>
-    <w:p>
-      <w:pPr>
-        <w:rPr>
-          <w:lang w:val="fr-CA"/>
-        </w:rPr>
-      </w:pPr>
-      <w:r>
-        <w:rPr>
-          <w:lang w:val="fr-CA"/>
-        </w:rPr>
-        <w:t xml:space="preserve">Clarification essentielle pour le démonstrateur CCNB-INNOV : </w:t>
-      </w:r>
-      <w:proofErr w:type="spellStart"/>
-      <w:r>
-        <w:rPr>
-          <w:lang w:val="fr-CA"/>
-        </w:rPr>
-        <w:t>OpenVLA</w:t>
-      </w:r>
-      <w:proofErr w:type="spellEnd"/>
-      <w:r>
-        <w:rPr>
-          <w:lang w:val="fr-CA"/>
-        </w:rPr>
-        <w:t xml:space="preserve"> reçoit une image RGB 224×224 </w:t>
-      </w:r>
-      <w:proofErr w:type="gramStart"/>
-      <w:r>
-        <w:rPr>
-          <w:lang w:val="fr-CA"/>
-        </w:rPr>
-        <w:t>issue</w:t>
-      </w:r>
-      <w:proofErr w:type="gramEnd"/>
-      <w:r>
-        <w:rPr>
-          <w:lang w:val="fr-CA"/>
-        </w:rPr>
-        <w:t xml:space="preserve"> de la </w:t>
-      </w:r>
-      <w:proofErr w:type="spellStart"/>
-      <w:r>
-        <w:rPr>
-          <w:lang w:val="fr-CA"/>
-        </w:rPr>
-        <w:t>Zivid</w:t>
-      </w:r>
-      <w:proofErr w:type="spellEnd"/>
-      <w:r>
-        <w:rPr>
-          <w:lang w:val="fr-CA"/>
-        </w:rPr>
-        <w:t xml:space="preserve"> et une consigne en langage naturel (prompt VLA). Il ne reçoit pas l'état articulaire ni la pose TCP du UR en entrée du réseau.</w:t>
-      </w:r>
-    </w:p>
-    <w:p>
-      <w:pPr>
-        <w:rPr>
-          <w:lang w:val="fr-CA"/>
-        </w:rPr>
-      </w:pPr>
-      <w:r>
-        <w:rPr>
-          <w:lang w:val="fr-CA"/>
-        </w:rPr>
-        <w:t xml:space="preserve">Le robot intervient après </w:t>
-      </w:r>
-      <w:proofErr w:type="spellStart"/>
-      <w:r>
-        <w:rPr>
-          <w:lang w:val="fr-CA"/>
-        </w:rPr>
-        <w:t>predict_action</w:t>
-      </w:r>
-      <w:proofErr w:type="spellEnd"/>
-      <w:r>
-        <w:rPr>
-          <w:lang w:val="fr-CA"/>
-        </w:rPr>
-        <w:t xml:space="preserve"> : RTDE lit </w:t>
-      </w:r>
+        <w:t>, dz — déplacement cartésien de l'effecteur.</w:t>
+      </w:r>
+    </w:p>
+    <w:p>
+      <w:pPr>
+        <w:pStyle w:val="Listepuces"/>
+        <w:rPr>
+          <w:lang w:val="fr-CA"/>
+        </w:rPr>
+      </w:pPr>
       <w:proofErr w:type="spellStart"/>
       <w:proofErr w:type="gramStart"/>
       <w:r>
         <w:rPr>
           <w:lang w:val="fr-CA"/>
         </w:rPr>
+        <w:t>rx</w:t>
+      </w:r>
+      <w:proofErr w:type="spellEnd"/>
+      <w:proofErr w:type="gramEnd"/>
+      <w:r>
+        <w:rPr>
+          <w:lang w:val="fr-CA"/>
+        </w:rPr>
+        <w:t xml:space="preserve">, </w:t>
+      </w:r>
+      <w:proofErr w:type="spellStart"/>
+      <w:r>
+        <w:rPr>
+          <w:lang w:val="fr-CA"/>
+        </w:rPr>
+        <w:t>ry</w:t>
+      </w:r>
+      <w:proofErr w:type="spellEnd"/>
+      <w:r>
+        <w:rPr>
+          <w:lang w:val="fr-CA"/>
+        </w:rPr>
+        <w:t xml:space="preserve">, </w:t>
+      </w:r>
+      <w:proofErr w:type="spellStart"/>
+      <w:r>
+        <w:rPr>
+          <w:lang w:val="fr-CA"/>
+        </w:rPr>
+        <w:t>rz</w:t>
+      </w:r>
+      <w:proofErr w:type="spellEnd"/>
+      <w:r>
+        <w:rPr>
+          <w:lang w:val="fr-CA"/>
+        </w:rPr>
+        <w:t xml:space="preserve"> — variation d'orientation.</w:t>
+      </w:r>
+    </w:p>
+    <w:p>
+      <w:pPr>
+        <w:pStyle w:val="Listepuces"/>
+        <w:rPr>
+          <w:lang w:val="fr-CA"/>
+        </w:rPr>
+      </w:pPr>
+      <w:proofErr w:type="gramStart"/>
+      <w:r>
+        <w:rPr>
+          <w:lang w:val="fr-CA"/>
+        </w:rPr>
+        <w:t>gripper</w:t>
+      </w:r>
+      <w:proofErr w:type="gramEnd"/>
+      <w:r>
+        <w:rPr>
+          <w:lang w:val="fr-CA"/>
+        </w:rPr>
+        <w:t xml:space="preserve"> — état de la pince (&lt; 0,5 : fermer ; ≥ 0,5 : ouvrir).</w:t>
+      </w:r>
+    </w:p>
+    <w:p>
+      <w:pPr>
+        <w:rPr>
+          <w:lang w:val="fr-CA"/>
+        </w:rPr>
+      </w:pPr>
+      <w:proofErr w:type="spellStart"/>
+      <w:r>
+        <w:t>Consignes</w:t>
+      </w:r>
+      <w:proofErr w:type="spellEnd"/>
+      <w:r>
+        <w:t xml:space="preserve"> </w:t>
+      </w:r>
+      <w:proofErr w:type="spellStart"/>
+      <w:r>
+        <w:t>testées</w:t>
+      </w:r>
+      <w:proofErr w:type="spellEnd"/>
+      <w:r>
+        <w:t xml:space="preserve"> au </w:t>
+      </w:r>
+      <w:proofErr w:type="gramStart"/>
+      <w:r>
+        <w:t>stage :</w:t>
+      </w:r>
+      <w:proofErr w:type="gramEnd"/>
+      <w:r>
+        <w:t xml:space="preserve"> « pick up the object on the </w:t>
+      </w:r>
+      <w:proofErr w:type="gramStart"/>
+      <w:r>
+        <w:t>table », «</w:t>
+      </w:r>
+      <w:proofErr w:type="gramEnd"/>
+      <w:r>
+        <w:t xml:space="preserve"> grab the red </w:t>
+      </w:r>
+      <w:proofErr w:type="gramStart"/>
+      <w:r>
+        <w:t>object », «</w:t>
+      </w:r>
+      <w:proofErr w:type="gramEnd"/>
+      <w:r>
+        <w:t xml:space="preserve"> push the object to the </w:t>
+      </w:r>
+      <w:proofErr w:type="gramStart"/>
+      <w:r>
+        <w:t>left », «</w:t>
+      </w:r>
+      <w:proofErr w:type="gramEnd"/>
+      <w:r>
+        <w:t xml:space="preserve"> place the object in the </w:t>
+      </w:r>
+      <w:proofErr w:type="gramStart"/>
+      <w:r>
+        <w:t>bin ».</w:t>
+      </w:r>
+      <w:proofErr w:type="gramEnd"/>
+      <w:r>
+        <w:t xml:space="preserve"> </w:t>
+      </w:r>
+      <w:r>
+        <w:rPr>
+          <w:lang w:val="fr-CA"/>
+        </w:rPr>
+        <w:t xml:space="preserve">L'action est un delta local : elle doit être convertie en commandes UR (RTDE ou </w:t>
+      </w:r>
+      <w:proofErr w:type="spellStart"/>
+      <w:r>
+        <w:rPr>
+          <w:lang w:val="fr-CA"/>
+        </w:rPr>
+        <w:t>URScript</w:t>
+      </w:r>
+      <w:proofErr w:type="spellEnd"/>
+      <w:r>
+        <w:rPr>
+          <w:lang w:val="fr-CA"/>
+        </w:rPr>
+        <w:t>) dans le script d'intégration final (zivid_ur_robot_integration.py).</w:t>
+      </w:r>
+    </w:p>
+    <w:p>
+      <w:pPr>
+        <w:pStyle w:val="Titre2"/>
+        <w:rPr>
+          <w:lang w:val="fr-CA"/>
+        </w:rPr>
+      </w:pPr>
+      <w:r>
+        <w:rPr>
+          <w:lang w:val="fr-CA"/>
+        </w:rPr>
+        <w:t>II.4 Exécution robotique : UR (</w:t>
+      </w:r>
+      <w:proofErr w:type="spellStart"/>
+      <w:r>
+        <w:rPr>
+          <w:lang w:val="fr-CA"/>
+        </w:rPr>
+        <w:t>URScript</w:t>
+      </w:r>
+      <w:proofErr w:type="spellEnd"/>
+      <w:r>
+        <w:rPr>
+          <w:lang w:val="fr-CA"/>
+        </w:rPr>
+        <w:t xml:space="preserve"> / </w:t>
+      </w:r>
+      <w:proofErr w:type="spellStart"/>
+      <w:r>
+        <w:rPr>
+          <w:lang w:val="fr-CA"/>
+        </w:rPr>
+        <w:t>ur-rtde</w:t>
+      </w:r>
+      <w:proofErr w:type="spellEnd"/>
+      <w:r>
+        <w:rPr>
+          <w:lang w:val="fr-CA"/>
+        </w:rPr>
+        <w:t>)</w:t>
+      </w:r>
+    </w:p>
+    <w:p>
+      <w:r>
+        <w:rPr>
+          <w:lang w:val="fr-CA"/>
+        </w:rPr>
+        <w:t xml:space="preserve">L'exécution repose sur un robot collaboratif Universal Robots. </w:t>
+      </w:r>
+      <w:r>
+        <w:t>Deux modes coexistent :</w:t>
+      </w:r>
+    </w:p>
+    <w:p>
+      <w:pPr>
+        <w:pStyle w:val="Listepuces"/>
+        <w:rPr>
+          <w:lang w:val="fr-CA"/>
+        </w:rPr>
+      </w:pPr>
+      <w:proofErr w:type="spellStart"/>
+      <w:r>
+        <w:rPr>
+          <w:lang w:val="fr-CA"/>
+        </w:rPr>
+        <w:t>URScript</w:t>
+      </w:r>
+      <w:proofErr w:type="spellEnd"/>
+      <w:r>
+        <w:rPr>
+          <w:lang w:val="fr-CA"/>
+        </w:rPr>
+        <w:t xml:space="preserve"> </w:t>
+      </w:r>
+      <w:proofErr w:type="gramStart"/>
+      <w:r>
+        <w:rPr>
+          <w:lang w:val="fr-CA"/>
+        </w:rPr>
+        <w:t>(.script</w:t>
+      </w:r>
+      <w:proofErr w:type="gramEnd"/>
+      <w:r>
+        <w:rPr>
+          <w:lang w:val="fr-CA"/>
+        </w:rPr>
+        <w:t xml:space="preserve">) sur </w:t>
+      </w:r>
+      <w:proofErr w:type="spellStart"/>
+      <w:r>
+        <w:rPr>
+          <w:lang w:val="fr-CA"/>
+        </w:rPr>
+        <w:t>PolyScope</w:t>
+      </w:r>
+      <w:proofErr w:type="spellEnd"/>
+      <w:r>
+        <w:rPr>
+          <w:lang w:val="fr-CA"/>
+        </w:rPr>
+        <w:t xml:space="preserve"> : mouvements explicites </w:t>
+      </w:r>
+      <w:proofErr w:type="spellStart"/>
+      <w:r>
+        <w:rPr>
+          <w:lang w:val="fr-CA"/>
+        </w:rPr>
+        <w:t>movej</w:t>
+      </w:r>
+      <w:proofErr w:type="spellEnd"/>
+      <w:r>
+        <w:rPr>
+          <w:lang w:val="fr-CA"/>
+        </w:rPr>
+        <w:t xml:space="preserve"> (approche/retrait) et </w:t>
+      </w:r>
+      <w:proofErr w:type="spellStart"/>
+      <w:r>
+        <w:rPr>
+          <w:lang w:val="fr-CA"/>
+        </w:rPr>
+        <w:t>movel</w:t>
+      </w:r>
+      <w:proofErr w:type="spellEnd"/>
+      <w:r>
+        <w:rPr>
+          <w:lang w:val="fr-CA"/>
+        </w:rPr>
+        <w:t xml:space="preserve"> (traits linéaires). Exemple : tracé de la lettre A (</w:t>
+      </w:r>
+      <w:proofErr w:type="spellStart"/>
+      <w:r>
+        <w:rPr>
+          <w:lang w:val="fr-CA"/>
+        </w:rPr>
+        <w:t>URscriptLetterA.script</w:t>
+      </w:r>
+      <w:proofErr w:type="spellEnd"/>
+      <w:r>
+        <w:rPr>
+          <w:lang w:val="fr-CA"/>
+        </w:rPr>
+        <w:t xml:space="preserve">, </w:t>
+      </w:r>
+      <w:proofErr w:type="spellStart"/>
+      <w:r>
+        <w:rPr>
+          <w:lang w:val="fr-CA"/>
+        </w:rPr>
+        <w:t>traceAOnce.script</w:t>
+      </w:r>
+      <w:proofErr w:type="spellEnd"/>
+      <w:r>
+        <w:rPr>
+          <w:lang w:val="fr-CA"/>
+        </w:rPr>
+        <w:t>).</w:t>
+      </w:r>
+    </w:p>
+    <w:p>
+      <w:pPr>
+        <w:pStyle w:val="Listepuces"/>
+        <w:rPr>
+          <w:lang w:val="fr-CA"/>
+        </w:rPr>
+      </w:pPr>
+      <w:proofErr w:type="spellStart"/>
+      <w:proofErr w:type="gramStart"/>
+      <w:r>
+        <w:rPr>
+          <w:lang w:val="fr-CA"/>
+        </w:rPr>
+        <w:t>ur</w:t>
+      </w:r>
+      <w:proofErr w:type="gramEnd"/>
+      <w:r>
+        <w:rPr>
+          <w:lang w:val="fr-CA"/>
+        </w:rPr>
+        <w:t>-rtde</w:t>
+      </w:r>
+      <w:proofErr w:type="spellEnd"/>
+      <w:r>
+        <w:rPr>
+          <w:lang w:val="fr-CA"/>
+        </w:rPr>
+        <w:t xml:space="preserve"> (Python) : connexion RTDE pour lire l'état du robot et envoyer des commandes depuis l'environnement </w:t>
+      </w:r>
+      <w:proofErr w:type="spellStart"/>
+      <w:r>
+        <w:rPr>
+          <w:lang w:val="fr-CA"/>
+        </w:rPr>
+        <w:t>env_integration</w:t>
+      </w:r>
+      <w:proofErr w:type="spellEnd"/>
+      <w:r>
+        <w:rPr>
+          <w:lang w:val="fr-CA"/>
+        </w:rPr>
+        <w:t>.</w:t>
+      </w:r>
+    </w:p>
+    <w:p>
+      <w:pPr>
+        <w:rPr>
+          <w:lang w:val="fr-CA"/>
+        </w:rPr>
+      </w:pPr>
+      <w:r>
+        <w:rPr>
+          <w:lang w:val="fr-CA"/>
+        </w:rPr>
+        <w:t xml:space="preserve">Schéma cible : </w:t>
+      </w:r>
+      <w:proofErr w:type="spellStart"/>
+      <w:r>
+        <w:rPr>
+          <w:lang w:val="fr-CA"/>
+        </w:rPr>
+        <w:t>Zivid</w:t>
+      </w:r>
+      <w:proofErr w:type="spellEnd"/>
+      <w:r>
+        <w:rPr>
+          <w:lang w:val="fr-CA"/>
+        </w:rPr>
+        <w:t xml:space="preserve"> → détection 2D (YOLO ou </w:t>
+      </w:r>
+      <w:proofErr w:type="spellStart"/>
+      <w:r>
+        <w:rPr>
+          <w:lang w:val="fr-CA"/>
+        </w:rPr>
+        <w:t>Grounding</w:t>
+      </w:r>
+      <w:proofErr w:type="spellEnd"/>
+      <w:r>
+        <w:rPr>
+          <w:lang w:val="fr-CA"/>
+        </w:rPr>
+        <w:t xml:space="preserve"> DINO) → </w:t>
+      </w:r>
+      <w:proofErr w:type="spellStart"/>
+      <w:r>
+        <w:rPr>
+          <w:lang w:val="fr-CA"/>
+        </w:rPr>
+        <w:t>coords</w:t>
+      </w:r>
+      <w:proofErr w:type="spellEnd"/>
+      <w:r>
+        <w:rPr>
+          <w:lang w:val="fr-CA"/>
+        </w:rPr>
+        <w:t xml:space="preserve"> 3D → prétraitement image + prompt → </w:t>
+      </w:r>
+      <w:proofErr w:type="spellStart"/>
+      <w:r>
+        <w:rPr>
+          <w:lang w:val="fr-CA"/>
+        </w:rPr>
+        <w:t>OpenVLA</w:t>
+      </w:r>
+      <w:proofErr w:type="spellEnd"/>
+      <w:r>
+        <w:rPr>
+          <w:lang w:val="fr-CA"/>
+        </w:rPr>
+        <w:t xml:space="preserve"> → action → UR (RTDE) → nouvelle capture.</w:t>
+      </w:r>
+    </w:p>
+    <w:p>
+      <w:pPr>
+        <w:pStyle w:val="Titre2"/>
+        <w:rPr>
+          <w:lang w:val="fr-CA"/>
+        </w:rPr>
+      </w:pPr>
+      <w:r>
+        <w:rPr>
+          <w:lang w:val="fr-CA"/>
+        </w:rPr>
+        <w:t xml:space="preserve">II.5 Flux de données robot, </w:t>
+      </w:r>
+      <w:proofErr w:type="spellStart"/>
+      <w:r>
+        <w:rPr>
+          <w:lang w:val="fr-CA"/>
+        </w:rPr>
+        <w:t>Zivid</w:t>
+      </w:r>
+      <w:proofErr w:type="spellEnd"/>
+      <w:r>
+        <w:rPr>
+          <w:lang w:val="fr-CA"/>
+        </w:rPr>
+        <w:t xml:space="preserve"> et interprétation </w:t>
+      </w:r>
+      <w:proofErr w:type="spellStart"/>
+      <w:r>
+        <w:rPr>
+          <w:lang w:val="fr-CA"/>
+        </w:rPr>
+        <w:t>OpenVLA</w:t>
+      </w:r>
+      <w:proofErr w:type="spellEnd"/>
+      <w:r>
+        <w:rPr>
+          <w:lang w:val="fr-CA"/>
+        </w:rPr>
+        <w:t xml:space="preserve"> (jour 07)</w:t>
+      </w:r>
+    </w:p>
+    <w:p>
+      <w:pPr>
+        <w:pStyle w:val="Titre3"/>
+      </w:pPr>
+      <w:r>
+        <w:t>Jour 09 : rapport d'expérimentation et interprétation des résultats de la boucle continue.</w:t>
+      </w:r>
+    </w:p>
+    <w:p>
+      <w:pPr/>
+      <w:r>
+        <w:t>Scripts : demo_adaptatif_openvla_print_value.py, demo_adaptatif_openvla.py. Metrics recommandées : distance euclidienne, itérations jusqu'à convergence, évolution Z.</w:t>
+      </w:r>
+    </w:p>
+    <w:p>
+      <w:pPr>
+        <w:rPr>
+          <w:lang w:val="fr-CA"/>
+        </w:rPr>
+      </w:pPr>
+      <w:r>
+        <w:rPr>
+          <w:lang w:val="fr-CA"/>
+        </w:rPr>
+        <w:t xml:space="preserve">Clarification essentielle pour le démonstrateur CCNB-INNOV : </w:t>
+      </w:r>
+      <w:proofErr w:type="spellStart"/>
+      <w:r>
+        <w:rPr>
+          <w:lang w:val="fr-CA"/>
+        </w:rPr>
+        <w:t>OpenVLA</w:t>
+      </w:r>
+      <w:proofErr w:type="spellEnd"/>
+      <w:r>
+        <w:rPr>
+          <w:lang w:val="fr-CA"/>
+        </w:rPr>
+        <w:t xml:space="preserve"> reçoit une image RGB 224×224 </w:t>
+      </w:r>
+      <w:proofErr w:type="gramStart"/>
+      <w:r>
+        <w:rPr>
+          <w:lang w:val="fr-CA"/>
+        </w:rPr>
+        <w:t>issue</w:t>
+      </w:r>
+      <w:proofErr w:type="gramEnd"/>
+      <w:r>
+        <w:rPr>
+          <w:lang w:val="fr-CA"/>
+        </w:rPr>
+        <w:t xml:space="preserve"> de la </w:t>
+      </w:r>
+      <w:proofErr w:type="spellStart"/>
+      <w:r>
+        <w:rPr>
+          <w:lang w:val="fr-CA"/>
+        </w:rPr>
+        <w:t>Zivid</w:t>
+      </w:r>
+      <w:proofErr w:type="spellEnd"/>
+      <w:r>
+        <w:rPr>
+          <w:lang w:val="fr-CA"/>
+        </w:rPr>
+        <w:t xml:space="preserve"> et une consigne en langage naturel (prompt VLA). Il ne reçoit pas l'état articulaire ni la pose TCP du UR en entrée du réseau.</w:t>
+      </w:r>
+    </w:p>
+    <w:p>
+      <w:pPr>
+        <w:rPr>
+          <w:lang w:val="fr-CA"/>
+        </w:rPr>
+      </w:pPr>
+      <w:r>
+        <w:rPr>
+          <w:lang w:val="fr-CA"/>
+        </w:rPr>
+        <w:t xml:space="preserve">Le robot intervient après </w:t>
+      </w:r>
+      <w:proofErr w:type="spellStart"/>
+      <w:r>
+        <w:rPr>
+          <w:lang w:val="fr-CA"/>
+        </w:rPr>
+        <w:t>predict_action</w:t>
+      </w:r>
+      <w:proofErr w:type="spellEnd"/>
+      <w:r>
+        <w:rPr>
+          <w:lang w:val="fr-CA"/>
+        </w:rPr>
+        <w:t xml:space="preserve"> : RTDE lit </w:t>
+      </w:r>
+      <w:proofErr w:type="spellStart"/>
+      <w:proofErr w:type="gramStart"/>
+      <w:r>
+        <w:rPr>
+          <w:lang w:val="fr-CA"/>
+        </w:rPr>
         <w:t>getActualTCPPose</w:t>
       </w:r>
       <w:proofErr w:type="spellEnd"/>
@@ -2992,7 +3715,14 @@
         <w:rPr>
           <w:lang w:val="fr-CA"/>
         </w:rPr>
-        <w:t xml:space="preserve"> ainsi que la commande pince (</w:t>
+        <w:t xml:space="preserve"> ainsi que la </w:t>
+      </w:r>
+      <w:r>
+        <w:rPr>
+          <w:lang w:val="fr-CA"/>
+        </w:rPr>
+        <w:lastRenderedPageBreak/>
+        <w:t>commande pince (</w:t>
       </w:r>
       <w:proofErr w:type="spellStart"/>
       <w:r>
@@ -3031,35 +3761,169 @@
         </w:rPr>
       </w:pPr>
       <w:r>
-        <w:t>Entrées modèle : image RGB 224×224 (Zivid) + consigne texte ; jour 07 — variante YOLO (label + XYZ dans le prompt) ; Grounding DINO (label seul ou label + XYZ projetés).</w:t>
+        <w:rPr>
+          <w:lang w:val="fr-CA"/>
+        </w:rPr>
+        <w:t>Entrées modèle : image RGB 224×224 (</w:t>
+      </w:r>
+      <w:proofErr w:type="spellStart"/>
+      <w:r>
+        <w:rPr>
+          <w:lang w:val="fr-CA"/>
+        </w:rPr>
+        <w:t>Zivid</w:t>
+      </w:r>
+      <w:proofErr w:type="spellEnd"/>
+      <w:r>
+        <w:rPr>
+          <w:lang w:val="fr-CA"/>
+        </w:rPr>
+        <w:t xml:space="preserve">) + consigne texte ; jour 07 — variante YOLO (label + XYZ dans le prompt) ; </w:t>
+      </w:r>
+      <w:proofErr w:type="spellStart"/>
+      <w:r>
+        <w:rPr>
+          <w:lang w:val="fr-CA"/>
+        </w:rPr>
+        <w:t>Grounding</w:t>
+      </w:r>
+      <w:proofErr w:type="spellEnd"/>
+      <w:r>
+        <w:rPr>
+          <w:lang w:val="fr-CA"/>
+        </w:rPr>
+        <w:t xml:space="preserve"> DINO (label seul ou label + XYZ projetés).</w:t>
       </w:r>
     </w:p>
     <w:p>
       <w:pPr>
         <w:pStyle w:val="Titre3"/>
-      </w:pPr>
-      <w:r>
-        <w:t>Jour 08 — boucle continue perception → action → réinférence</w:t>
-      </w:r>
-    </w:p>
-    <w:p>
-      <w:pPr/>
-      <w:r>
-        <w:t>Jour 08 : test d'une boucle continue perception → action → réinférence pour rendre le comportement plus adaptatif (correction itérative à chaque nouvelle observation).</w:t>
-      </w:r>
-    </w:p>
-    <w:p>
-      <w:pPr/>
-      <w:r>
-        <w:t>Option d'efficacité : injecter dans l'instruction OpenVLA les coordonnées (X,Y,Z) projetées issues de Grounding DINO + nuage Zivid (en plus du label), comme la variante YOLO.</w:t>
+        <w:rPr>
+          <w:lang w:val="fr-CA"/>
+        </w:rPr>
+      </w:pPr>
+      <w:r>
+        <w:rPr>
+          <w:lang w:val="fr-CA"/>
+        </w:rPr>
+        <w:t xml:space="preserve">Jour 08 — boucle continue perception → action → </w:t>
+      </w:r>
+      <w:proofErr w:type="spellStart"/>
+      <w:r>
+        <w:rPr>
+          <w:lang w:val="fr-CA"/>
+        </w:rPr>
+        <w:t>réinférence</w:t>
+      </w:r>
+      <w:proofErr w:type="spellEnd"/>
+    </w:p>
+    <w:p>
+      <w:pPr>
+        <w:rPr>
+          <w:lang w:val="fr-CA"/>
+        </w:rPr>
+      </w:pPr>
+      <w:r>
+        <w:rPr>
+          <w:lang w:val="fr-CA"/>
+        </w:rPr>
+        <w:t xml:space="preserve">Jour 08 : test d'une boucle continue perception → action → </w:t>
+      </w:r>
+      <w:proofErr w:type="spellStart"/>
+      <w:r>
+        <w:rPr>
+          <w:lang w:val="fr-CA"/>
+        </w:rPr>
+        <w:t>réinférence</w:t>
+      </w:r>
+      <w:proofErr w:type="spellEnd"/>
+      <w:r>
+        <w:rPr>
+          <w:lang w:val="fr-CA"/>
+        </w:rPr>
+        <w:t xml:space="preserve"> pour rendre le comportement plus adaptatif (correction itérative à chaque nouvelle observation).</w:t>
+      </w:r>
+    </w:p>
+    <w:p>
+      <w:pPr>
+        <w:rPr>
+          <w:lang w:val="fr-CA"/>
+        </w:rPr>
+      </w:pPr>
+      <w:r>
+        <w:rPr>
+          <w:lang w:val="fr-CA"/>
+        </w:rPr>
+        <w:t xml:space="preserve">Option d'efficacité : injecter dans l'instruction </w:t>
+      </w:r>
+      <w:proofErr w:type="spellStart"/>
+      <w:r>
+        <w:rPr>
+          <w:lang w:val="fr-CA"/>
+        </w:rPr>
+        <w:t>OpenVLA</w:t>
+      </w:r>
+      <w:proofErr w:type="spellEnd"/>
+      <w:r>
+        <w:rPr>
+          <w:lang w:val="fr-CA"/>
+        </w:rPr>
+        <w:t xml:space="preserve"> les coordonnées (</w:t>
+      </w:r>
+      <w:proofErr w:type="gramStart"/>
+      <w:r>
+        <w:rPr>
+          <w:lang w:val="fr-CA"/>
+        </w:rPr>
+        <w:t>X,Y</w:t>
+      </w:r>
+      <w:proofErr w:type="gramEnd"/>
+      <w:r>
+        <w:rPr>
+          <w:lang w:val="fr-CA"/>
+        </w:rPr>
+        <w:t xml:space="preserve">,Z) projetées issues de </w:t>
+      </w:r>
+      <w:proofErr w:type="spellStart"/>
+      <w:r>
+        <w:rPr>
+          <w:lang w:val="fr-CA"/>
+        </w:rPr>
+        <w:t>Grounding</w:t>
+      </w:r>
+      <w:proofErr w:type="spellEnd"/>
+      <w:r>
+        <w:rPr>
+          <w:lang w:val="fr-CA"/>
+        </w:rPr>
+        <w:t xml:space="preserve"> DINO + nuage </w:t>
+      </w:r>
+      <w:proofErr w:type="spellStart"/>
+      <w:r>
+        <w:rPr>
+          <w:lang w:val="fr-CA"/>
+        </w:rPr>
+        <w:t>Zivid</w:t>
+      </w:r>
+      <w:proofErr w:type="spellEnd"/>
+      <w:r>
+        <w:rPr>
+          <w:lang w:val="fr-CA"/>
+        </w:rPr>
+        <w:t xml:space="preserve"> (en plus du label), comme la variante YOLO.</w:t>
       </w:r>
     </w:p>
     <w:p>
       <w:pPr>
         <w:pStyle w:val="Listepuces"/>
       </w:pPr>
-      <w:r>
-        <w:t>Scripts : demo_adaptatif_openvla.py, demo_adaptatif_openvla_print_value.py.</w:t>
+      <w:proofErr w:type="gramStart"/>
+      <w:r>
+        <w:t>Scripts :</w:t>
+      </w:r>
+      <w:proofErr w:type="gramEnd"/>
+      <w:r>
+        <w:t xml:space="preserve"> demo_adaptatif_openvla.py, demo_adaptatif_openvla_print_value.py.</w:t>
       </w:r>
     </w:p>
     <w:p>
@@ -3218,65 +4082,106 @@
     <w:p>
       <w:pPr>
         <w:pStyle w:val="Titre2"/>
-      </w:pPr>
-      <w:r>
-        <w:t xml:space="preserve">III.1 </w:t>
-      </w:r>
+        <w:rPr>
+          <w:lang w:val="fr-CA"/>
+        </w:rPr>
+      </w:pPr>
+      <w:r>
+        <w:rPr>
+          <w:lang w:val="fr-CA"/>
+        </w:rPr>
+        <w:t>III.1 Programmation de tâches</w:t>
+      </w:r>
+    </w:p>
+    <w:p>
+      <w:pPr>
+        <w:rPr>
+          <w:lang w:val="fr-CA"/>
+        </w:rPr>
+      </w:pPr>
       <w:proofErr w:type="spellStart"/>
       <w:r>
-        <w:t>Programmation</w:t>
+        <w:rPr>
+          <w:lang w:val="fr-CA"/>
+        </w:rPr>
+        <w:t>OpenVLA</w:t>
       </w:r>
       <w:proofErr w:type="spellEnd"/>
       <w:r>
-        <w:t xml:space="preserve"> de </w:t>
+        <w:rPr>
+          <w:lang w:val="fr-CA"/>
+        </w:rPr>
+        <w:t xml:space="preserve"> peut aider le robot à : mieux comprendre la scène ; mieux choisir l'action ; mieux adapter le mouvement.</w:t>
+      </w:r>
+    </w:p>
+    <w:p>
+      <w:pPr>
+        <w:pStyle w:val="Titre3"/>
+        <w:rPr>
+          <w:lang w:val="fr-CA"/>
+        </w:rPr>
+      </w:pPr>
+      <w:r>
+        <w:rPr>
+          <w:lang w:val="fr-CA"/>
+        </w:rPr>
+        <w:t>III.1 — Robotique classique seule</w:t>
+      </w:r>
+    </w:p>
+    <w:p>
+      <w:pPr>
+        <w:rPr>
+          <w:lang w:val="fr-CA"/>
+        </w:rPr>
+      </w:pPr>
+      <w:r>
+        <w:rPr>
+          <w:lang w:val="fr-CA"/>
+        </w:rPr>
+        <w:t>En robotique classique seule, le robot peut aller précisément au XYZ. Mais il ne comprend pas forcément quoi prendre, dans quel ordre, ni comment s'adapter au contexte.</w:t>
+      </w:r>
+    </w:p>
+    <w:p>
+      <w:pPr>
+        <w:pStyle w:val="Titre3"/>
+      </w:pPr>
+      <w:r>
+        <w:t xml:space="preserve">III.1 — Ce </w:t>
       </w:r>
       <w:proofErr w:type="spellStart"/>
       <w:r>
-        <w:t>tâches</w:t>
+        <w:t>qu'OpenVLA</w:t>
       </w:r>
       <w:proofErr w:type="spellEnd"/>
-    </w:p>
-    <w:p>
-      <w:pPr/>
-      <w:r>
-        <w:t>OpenVLA peut aider le robot à : mieux comprendre la scène ; mieux choisir l'action ; mieux adapter le mouvement.</w:t>
-      </w:r>
-    </w:p>
-    <w:p>
-      <w:pPr>
-        <w:pStyle w:val="Titre3"/>
-      </w:pPr>
-      <w:r>
-        <w:t>III.1 — Robotique classique seule</w:t>
-      </w:r>
-    </w:p>
-    <w:p>
-      <w:pPr/>
-      <w:r>
-        <w:t>En robotique classique seule, le robot peut aller précisément au XYZ. Mais il ne comprend pas forcément quoi prendre, dans quel ordre, ni comment s'adapter au contexte.</w:t>
-      </w:r>
-    </w:p>
-    <w:p>
-      <w:pPr>
-        <w:pStyle w:val="Titre3"/>
-      </w:pPr>
-      <w:r>
-        <w:t>III.1 — Ce qu'OpenVLA ajoute</w:t>
+      <w:r>
+        <w:t xml:space="preserve"> ajoute</w:t>
       </w:r>
     </w:p>
     <w:p>
       <w:pPr>
         <w:pStyle w:val="Listepuces"/>
-      </w:pPr>
-      <w:r>
+        <w:rPr>
+          <w:lang w:val="fr-CA"/>
+        </w:rPr>
+      </w:pPr>
+      <w:r>
+        <w:rPr>
+          <w:lang w:val="fr-CA"/>
+        </w:rPr>
         <w:t>Compréhension du langage (consignes en langage naturel).</w:t>
       </w:r>
     </w:p>
     <w:p>
       <w:pPr>
         <w:pStyle w:val="Listepuces"/>
-      </w:pPr>
-      <w:r>
+        <w:rPr>
+          <w:lang w:val="fr-CA"/>
+        </w:rPr>
+      </w:pPr>
+      <w:r>
+        <w:rPr>
+          <w:lang w:val="fr-CA"/>
+        </w:rPr>
         <w:t>Stratégie et planification implicite dans le modèle VLA.</w:t>
       </w:r>
     </w:p>
@@ -3285,19 +4190,77 @@
         <w:pStyle w:val="Listepuces"/>
       </w:pPr>
       <w:r>
-        <w:t>Adaptation et comportement contextuel.</w:t>
-      </w:r>
-    </w:p>
-    <w:p>
-      <w:pPr/>
-      <w:r>
+        <w:t xml:space="preserve">Adaptation et </w:t>
+      </w:r>
+      <w:proofErr w:type="spellStart"/>
+      <w:r>
+        <w:t>comportement</w:t>
+      </w:r>
+      <w:proofErr w:type="spellEnd"/>
+      <w:r>
+        <w:t xml:space="preserve"> </w:t>
+      </w:r>
+      <w:proofErr w:type="spellStart"/>
+      <w:r>
+        <w:t>contextuel</w:t>
+      </w:r>
+      <w:proofErr w:type="spellEnd"/>
+      <w:r>
+        <w:t>.</w:t>
+      </w:r>
+    </w:p>
+    <w:p>
+      <w:pPr>
+        <w:rPr>
+          <w:lang w:val="fr-CA"/>
+        </w:rPr>
+      </w:pPr>
+      <w:r>
+        <w:rPr>
+          <w:lang w:val="fr-CA"/>
+        </w:rPr>
         <w:t>Exemples de consignes que le classique peine à interpréter seul : « la tasse est derrière un obstacle » ; « ouvrir le tiroir avant ».</w:t>
       </w:r>
     </w:p>
     <w:p>
-      <w:pPr/>
-      <w:r>
-        <w:t>Le démonstrateur du stage reste hybride : RTDE/URScript pour l'exécution prévisible, OpenVLA pour la décision image + langage → action.</w:t>
+      <w:pPr>
+        <w:rPr>
+          <w:lang w:val="fr-CA"/>
+        </w:rPr>
+      </w:pPr>
+      <w:r>
+        <w:rPr>
+          <w:lang w:val="fr-CA"/>
+        </w:rPr>
+        <w:t>Le démonstrateur du stage reste hybride : RTDE/</w:t>
+      </w:r>
+      <w:proofErr w:type="spellStart"/>
+      <w:r>
+        <w:rPr>
+          <w:lang w:val="fr-CA"/>
+        </w:rPr>
+        <w:t>URScript</w:t>
+      </w:r>
+      <w:proofErr w:type="spellEnd"/>
+      <w:r>
+        <w:rPr>
+          <w:lang w:val="fr-CA"/>
+        </w:rPr>
+        <w:t xml:space="preserve"> pour l'exécution prévisible, </w:t>
+      </w:r>
+      <w:proofErr w:type="spellStart"/>
+      <w:r>
+        <w:rPr>
+          <w:lang w:val="fr-CA"/>
+        </w:rPr>
+        <w:t>OpenVLA</w:t>
+      </w:r>
+      <w:proofErr w:type="spellEnd"/>
+      <w:r>
+        <w:rPr>
+          <w:lang w:val="fr-CA"/>
+        </w:rPr>
+        <w:t xml:space="preserve"> pour la décision image + langage → action.</w:t>
       </w:r>
     </w:p>
     <w:tbl>
@@ -3317,9 +4280,11 @@
             <w:tcW w:w="2880" w:type="dxa"/>
           </w:tcPr>
           <w:p>
+            <w:proofErr w:type="spellStart"/>
             <w:r>
               <w:t>Critère</w:t>
             </w:r>
+            <w:proofErr w:type="spellEnd"/>
           </w:p>
         </w:tc>
         <w:tc>
@@ -3525,15 +4490,37 @@
       </w:r>
     </w:p>
     <w:p>
-      <w:pPr/>
-      <w:r>
+      <w:pPr>
+        <w:rPr>
+          <w:lang w:val="fr-CA"/>
+        </w:rPr>
+      </w:pPr>
+      <w:r>
+        <w:rPr>
+          <w:lang w:val="fr-CA"/>
+        </w:rPr>
         <w:t>Robot classique — il sait où est la cible (ex. où est la balle), mais il peut heurter l'obstacle, ne pas comprendre la scène dans son ensemble, ou échouer si la trajectoire change.</w:t>
       </w:r>
     </w:p>
     <w:p>
-      <w:pPr/>
-      <w:r>
-        <w:t>OpenVLA peut comprendre une consigne du type « il y a un obstacle » et orienter la décision : contourner, déplacer un objet, changer l'approche, réessayer autrement.</w:t>
+      <w:pPr>
+        <w:rPr>
+          <w:lang w:val="fr-CA"/>
+        </w:rPr>
+      </w:pPr>
+      <w:proofErr w:type="spellStart"/>
+      <w:r>
+        <w:rPr>
+          <w:lang w:val="fr-CA"/>
+        </w:rPr>
+        <w:t>OpenVLA</w:t>
+      </w:r>
+      <w:proofErr w:type="spellEnd"/>
+      <w:r>
+        <w:rPr>
+          <w:lang w:val="fr-CA"/>
+        </w:rPr>
+        <w:t xml:space="preserve"> peut comprendre une consigne du type « il y a un obstacle » et orienter la décision : contourner, déplacer un objet, changer l'approche, réessayer autrement.</w:t>
       </w:r>
     </w:p>
     <w:p>
@@ -3594,7 +4581,63 @@
         </w:rPr>
       </w:pPr>
       <w:r>
-        <w:t>Stage : Zivid fournit 2D et 3D ; OpenVLA consomme le RGB 224×224. YOLOv8n (classes COCO) ou Grounding DINO (texte libre) relient détection 2D au nuage de points (Figure 2). Voir comparaison jour 07.</w:t>
+        <w:rPr>
+          <w:lang w:val="fr-CA"/>
+        </w:rPr>
+        <w:t xml:space="preserve">Stage : </w:t>
+      </w:r>
+      <w:proofErr w:type="spellStart"/>
+      <w:r>
+        <w:rPr>
+          <w:lang w:val="fr-CA"/>
+        </w:rPr>
+        <w:t>Zivid</w:t>
+      </w:r>
+      <w:proofErr w:type="spellEnd"/>
+      <w:r>
+        <w:rPr>
+          <w:lang w:val="fr-CA"/>
+        </w:rPr>
+        <w:t xml:space="preserve"> fournit 2D et 3D ; </w:t>
+      </w:r>
+      <w:proofErr w:type="spellStart"/>
+      <w:r>
+        <w:rPr>
+          <w:lang w:val="fr-CA"/>
+        </w:rPr>
+        <w:t>OpenVLA</w:t>
+      </w:r>
+      <w:proofErr w:type="spellEnd"/>
+      <w:r>
+        <w:rPr>
+          <w:lang w:val="fr-CA"/>
+        </w:rPr>
+        <w:t xml:space="preserve"> consomme le RGB 224×224. YOLOv8n (classes COCO) ou </w:t>
+      </w:r>
+      <w:proofErr w:type="spellStart"/>
+      <w:r>
+        <w:rPr>
+          <w:lang w:val="fr-CA"/>
+        </w:rPr>
+        <w:t>Grounding</w:t>
+      </w:r>
+      <w:proofErr w:type="spellEnd"/>
+      <w:r>
+        <w:rPr>
+          <w:lang w:val="fr-CA"/>
+        </w:rPr>
+        <w:t xml:space="preserve"> DINO (texte libre) relient détection 2D au nuage de points (Figure 2). </w:t>
+      </w:r>
+      <w:r>
+        <w:t xml:space="preserve">Voir </w:t>
+      </w:r>
+      <w:proofErr w:type="spellStart"/>
+      <w:r>
+        <w:t>comparaison</w:t>
+      </w:r>
+      <w:proofErr w:type="spellEnd"/>
+      <w:r>
+        <w:t xml:space="preserve"> jour 07.</w:t>
       </w:r>
     </w:p>
     <w:p>
@@ -3602,6 +4645,7 @@
         <w:pStyle w:val="Titre2"/>
       </w:pPr>
       <w:r>
+        <w:lastRenderedPageBreak/>
         <w:t xml:space="preserve">III.3 Planification, </w:t>
       </w:r>
       <w:proofErr w:type="spellStart"/>
@@ -3610,11 +4654,15 @@
       </w:r>
       <w:proofErr w:type="spellEnd"/>
       <w:r>
-        <w:t xml:space="preserve"> et intégration</w:t>
-      </w:r>
-    </w:p>
-    <w:p>
-      <w:pPr/>
+        <w:t xml:space="preserve"> et </w:t>
+      </w:r>
+      <w:proofErr w:type="spellStart"/>
+      <w:r>
+        <w:t>intégration</w:t>
+      </w:r>
+      <w:proofErr w:type="spellEnd"/>
+    </w:p>
+    <w:p>
       <w:r>
         <w:t>OpenVLA aide surtout à :</w:t>
       </w:r>
@@ -3622,24 +4670,42 @@
     <w:p>
       <w:pPr>
         <w:pStyle w:val="Listepuces"/>
-      </w:pPr>
-      <w:r>
+        <w:rPr>
+          <w:lang w:val="fr-CA"/>
+        </w:rPr>
+      </w:pPr>
+      <w:r>
+        <w:rPr>
+          <w:lang w:val="fr-CA"/>
+        </w:rPr>
         <w:t>Raisonner et planifier à partir de la scène et du langage.</w:t>
       </w:r>
     </w:p>
     <w:p>
       <w:pPr>
         <w:pStyle w:val="Listepuces"/>
-      </w:pPr>
-      <w:r>
+        <w:rPr>
+          <w:lang w:val="fr-CA"/>
+        </w:rPr>
+      </w:pPr>
+      <w:r>
+        <w:rPr>
+          <w:lang w:val="fr-CA"/>
+        </w:rPr>
         <w:t>Adapter le mouvement et corriger en boucle fermée.</w:t>
       </w:r>
     </w:p>
     <w:p>
       <w:pPr>
         <w:pStyle w:val="Listepuces"/>
-      </w:pPr>
-      <w:r>
+        <w:rPr>
+          <w:lang w:val="fr-CA"/>
+        </w:rPr>
+      </w:pPr>
+      <w:r>
+        <w:rPr>
+          <w:lang w:val="fr-CA"/>
+        </w:rPr>
         <w:t>Gérer des scènes complexes et comprendre le langage humain.</w:t>
       </w:r>
     </w:p>
@@ -3792,9 +4858,30 @@
       </w:r>
     </w:p>
     <w:p>
-      <w:pPr/>
-      <w:r>
-        <w:t>Tandis que Zivid + nuage de points fournissent la géométrie précise (RGB, profondeur, XYZ en mètres), OpenVLA apporte la couche sémantique et décisionnelle au-dessus de cette perception.</w:t>
+      <w:pPr>
+        <w:rPr>
+          <w:lang w:val="fr-CA"/>
+        </w:rPr>
+      </w:pPr>
+      <w:r>
+        <w:rPr>
+          <w:lang w:val="fr-CA"/>
+        </w:rPr>
+        <w:t xml:space="preserve">Tandis que Zivid + nuage de points fournissent la géométrie précise (RGB, profondeur, XYZ en mètres), </w:t>
+      </w:r>
+      <w:proofErr w:type="spellStart"/>
+      <w:r>
+        <w:rPr>
+          <w:lang w:val="fr-CA"/>
+        </w:rPr>
+        <w:t>OpenVLA</w:t>
+      </w:r>
+      <w:proofErr w:type="spellEnd"/>
+      <w:r>
+        <w:rPr>
+          <w:lang w:val="fr-CA"/>
+        </w:rPr>
+        <w:t xml:space="preserve"> apporte la couche sémantique et décisionnelle au-dessus de cette perception.</w:t>
       </w:r>
     </w:p>
     <w:p>

--- a/OpenVLA_day01_stage_CCNB.docx
+++ b/OpenVLA_day01_stage_CCNB.docx
@@ -3556,6 +3556,26 @@
           <w:lang w:val="fr-CA"/>
         </w:rPr>
         <w:t xml:space="preserve"> (jour 07)</w:t>
+      </w:r>
+    </w:p>
+    <w:p>
+      <w:pPr>
+        <w:pStyle w:val="Titre3"/>
+      </w:pPr>
+      <w:r>
+        <w:t>Jour 10 — refactoring pipeline (UR16e, Zivid, DINO, OpenVLA)</w:t>
+      </w:r>
+    </w:p>
+    <w:p>
+      <w:pPr/>
+      <w:r>
+        <w:t>Objectif : découper le démonstrateur en modules indépendants (config, capture Zivid avec distance max, détection Grounding DINO avec sauvegarde (u,v), calibration caméra→robot obligatoire, contrôleur UR16e avec limites workspace, pince Robotiq, contrôleur OpenVLA avec prompt dynamique basé sur la distance TCP→objet).</w:t>
+      </w:r>
+    </w:p>
+    <w:p>
+      <w:pPr/>
+      <w:r>
+        <w:t>Points critiques : (1) calibration main-œil absente = bug majeur ; (2) ajouter une limite de workspace côté UR ; (3) réintégrer DINO périodiquement dans la boucle pour corriger la dérive ; (4) préférer un prompt relatif (distance restante) aux coordonnées absolues.</w:t>
       </w:r>
     </w:p>
     <w:p>

--- a/OpenVLA_day01_stage_CCNB.docx
+++ b/OpenVLA_day01_stage_CCNB.docx
@@ -807,6 +807,214 @@
           <w:lang w:val="fr-CA"/>
         </w:rPr>
         <w:t>)</w:t>
+      </w:r>
+    </w:p>
+    <w:p>
+      <w:pPr>
+        <w:pStyle w:val="Titre2"/>
+      </w:pPr>
+      <w:r>
+        <w:t>II.6 Jour 11 — Calibration caméra → robot (T_tcp_cam)</w:t>
+      </w:r>
+    </w:p>
+    <w:p>
+      <w:r>
+        <w:t>Le 29 mai 2026 (jour 11), le démonstrateur intègre la calibration main-œil (eye-in-hand) UR16e + Zivid. Cette section distingue la création du fichier de calibration (script autonome) de son utilisation à chaque exécution du pipeline OpenVLA.</w:t>
+      </w:r>
+    </w:p>
+    <w:p>
+      <w:pPr>
+        <w:pStyle w:val="Titre3"/>
+      </w:pPr>
+      <w:r>
+        <w:t>I. Le fichier T_tcp_cam.npy — traducteur entre caméra et robot</w:t>
+      </w:r>
+    </w:p>
+    <w:p>
+      <w:r>
+        <w:t>La matrice homogène 4×4 T_tcp_cam relie le repère de la caméra Zivid (montée sur le TCP) au repère outil du robot. Sans ce fichier, les coordonnées 3D issues de Grounding DINO (repère caméra) ne peuvent pas être converties en positions fiables pour le UR16e.</w:t>
+      </w:r>
+    </w:p>
+    <w:p>
+      <w:pPr>
+        <w:pStyle w:val="Listepuces"/>
+      </w:pPr>
+      <w:r>
+        <w:t>Caméra : « l’objet est à gauche et devant moi » (repère optique Zivid).</w:t>
+      </w:r>
+    </w:p>
+    <w:p>
+      <w:pPr>
+        <w:pStyle w:val="Listepuces"/>
+      </w:pPr>
+      <w:r>
+        <w:t>Robot : « je me déplace dans la base UR » — il ne connaît pas la « gauche » de la caméra.</w:t>
+      </w:r>
+    </w:p>
+    <w:p>
+      <w:r>
+        <w:t>Fichier produit : T_tcp_cam.npy (chemin CALIBRATION_FILE dans pipeline/config.py). Sauvegarde avec numpy : np.save(CALIBRATION_FILE, T_tcp_cam) après calibration réussie.</w:t>
+      </w:r>
+    </w:p>
+    <w:p>
+      <w:pPr>
+        <w:pStyle w:val="Titre3"/>
+      </w:pPr>
+      <w:r>
+        <w:t>II. pipeline/calibrer_robot.py — script autonome (création du fichier)</w:t>
+      </w:r>
+    </w:p>
+    <w:p>
+      <w:r>
+        <w:t>Ce script s’exécute seul, indépendamment de main_real.py et main_sim.py. Il sert uniquement à générer ou régénérer T_tcp_cam.npy avant les runs du pipeline.</w:t>
+      </w:r>
+    </w:p>
+    <w:p>
+      <w:pPr>
+        <w:pStyle w:val="Listepuces"/>
+      </w:pPr>
+      <w:r>
+        <w:t>Connexion Zivid (zivid.Application, connect_camera) et UR16e (RTDE).</w:t>
+      </w:r>
+    </w:p>
+    <w:p>
+      <w:pPr>
+        <w:pStyle w:val="Listepuces"/>
+      </w:pPr>
+      <w:r>
+        <w:t>Pour chaque pose de calibration : déplacement moveL, lecture TCP, capture Zivid (camera.capture()), détection de la mire damier noir et blanc via zivid.calibration.detect_feature_points(frame.point_cloud()).</w:t>
+      </w:r>
+    </w:p>
+    <w:p>
+      <w:pPr>
+        <w:pStyle w:val="Listepuces"/>
+      </w:pPr>
+      <w:r>
+        <w:t>Accumulation des échantillons HandEyeInput (pose robot + détection valide), puis zivid.calibration.calibrate_eye_in_hand(detection_results).</w:t>
+      </w:r>
+    </w:p>
+    <w:p>
+      <w:pPr>
+        <w:pStyle w:val="Listepuces"/>
+      </w:pPr>
+      <w:r>
+        <w:t>Si result.valid() : extraction de T_tcp_cam = result.transform() et np.save vers T_tcp_cam.npy.</w:t>
+      </w:r>
+    </w:p>
+    <w:p>
+      <w:r>
+        <w:t>Lancement typique (depuis la racine du projet, environnement Zivid + RTDE) : python -m pipeline.calibrer_robot</w:t>
+      </w:r>
+    </w:p>
+    <w:p>
+      <w:pPr>
+        <w:pStyle w:val="Titre3"/>
+      </w:pPr>
+      <w:r>
+        <w:t>III. pipeline/calibration.py — utilisé à chaque run OpenVLA</w:t>
+      </w:r>
+    </w:p>
+    <w:p>
+      <w:r>
+        <w:t>À chaque exécution du pipeline (main_real.py, boucle adaptative), calibration.py charge T_tcp_cam.npy via load_calibration() et convertit les coordonnées caméra → base robot avec cam_to_robot(xyz_cam_m, tcp_pose, T_tcp_cam) lors des déplacements guidés par OpenVLA.</w:t>
+      </w:r>
+    </w:p>
+    <w:p>
+      <w:pPr>
+        <w:pStyle w:val="Listepuces"/>
+      </w:pPr>
+      <w:r>
+        <w:t>load_calibration() : np.load si le fichier existe ; sinon matrice identité (mode non calibré).</w:t>
+      </w:r>
+    </w:p>
+    <w:p>
+      <w:pPr>
+        <w:pStyle w:val="Listepuces"/>
+      </w:pPr>
+      <w:r>
+        <w:t>cam_to_robot() : chaîne T_base_tcp @ T_tcp_cam @ P_cam pour placer l’objet détecté dans la base UR.</w:t>
+      </w:r>
+    </w:p>
+    <w:p>
+      <w:pPr>
+        <w:pStyle w:val="Listepuces"/>
+      </w:pPr>
+      <w:r>
+        <w:t>compute_distance_tcp_to_object() : distance restante TCP → objet (critère d’arrêt / prompt adaptatif).</w:t>
+      </w:r>
+    </w:p>
+    <w:p>
+      <w:r>
+        <w:t>Distinction essentielle : calibrer_robot.py crée le fichier une fois (ou après déplacement de la caméra) ; calibration.py réutilise ce fichier à chaque cycle perception → OpenVLA → RTDE.</w:t>
+      </w:r>
+    </w:p>
+    <w:p>
+      <w:pPr>
+        <w:pStyle w:val="Titre3"/>
+      </w:pPr>
+      <w:r>
+        <w:t>IV. Les 3 règles d’or pour les poses de calibration</w:t>
+      </w:r>
+    </w:p>
+    <w:p>
+      <w:pPr>
+        <w:pStyle w:val="Listepuces"/>
+      </w:pPr>
+      <w:r>
+        <w:t>Varier l’inclinaison : ne pas rester toujours à la verticale (RX=0, RY=3.14) ; incliner ±15° à ±25°.</w:t>
+      </w:r>
+    </w:p>
+    <w:p>
+      <w:pPr>
+        <w:pStyle w:val="Listepuces"/>
+      </w:pPr>
+      <w:r>
+        <w:t>Varier la hauteur Z : captures à environ 40 cm, 50 cm et 60 cm de la mire.</w:t>
+      </w:r>
+    </w:p>
+    <w:p>
+      <w:pPr>
+        <w:pStyle w:val="Listepuces"/>
+      </w:pPr>
+      <w:r>
+        <w:t>Rotation RZ : faire tourner l’outil sur lui-même pour enrichir les échantillons hand-eye.</w:t>
+      </w:r>
+    </w:p>
+    <w:p>
+      <w:pPr>
+        <w:pStyle w:val="Titre3"/>
+      </w:pPr>
+      <w:r>
+        <w:t>V. Rapport hebdomadaire et livrables jour 11</w:t>
+      </w:r>
+    </w:p>
+    <w:p>
+      <w:r>
+        <w:t>Rapport détaillé : OpenVLA_day11_rapport_hebdomadaire.docx. Dossier rapports_hebdomadaires/ pour les synthèses de fin de semaine.</w:t>
+      </w:r>
+    </w:p>
+    <w:p>
+      <w:pPr>
+        <w:pStyle w:val="Listepuces"/>
+      </w:pPr>
+      <w:r>
+        <w:t>Semaine 26–29 mai : boucle continue (jour 08), interprétation logs (jour 09), refactoring pipeline (jour 10).</w:t>
+      </w:r>
+    </w:p>
+    <w:p>
+      <w:pPr>
+        <w:pStyle w:val="Listepuces"/>
+      </w:pPr>
+      <w:r>
+        <w:t>Correction DINO : mapping pixel image → résolution point cloud Zivid (scale_u, scale_v).</w:t>
+      </w:r>
+    </w:p>
+    <w:p>
+      <w:pPr>
+        <w:pStyle w:val="Listepuces"/>
+      </w:pPr>
+      <w:r>
+        <w:t>Objectif semaine suivante : valider T_tcp_cam.npy en réel et tester main_real.py avec workspace.</w:t>
       </w:r>
     </w:p>
     <w:p>
@@ -5078,7 +5286,7 @@
         </w:rPr>
       </w:pPr>
       <w:r>
-        <w:t>Programmeur : Fabrice Kouonang | Projet : OpenVLA — Stage CCNB-INNOV | Rapport final — I à III (jour 07 : YOLO + Grounding DINO)</w:t>
+        <w:t>Programmeur : Fabrice Kouonang | Projet : OpenVLA — Stage CCNB-INNOV | Rapport final — I à III + jour 11 (calibration T_tcp_cam)</w:t>
       </w:r>
     </w:p>
     <w:sectPr>

--- a/OpenVLA_day01_stage_CCNB.docx
+++ b/OpenVLA_day01_stage_CCNB.docx
@@ -50,47 +50,23 @@
     <w:p>
       <w:pPr>
         <w:jc w:val="center"/>
-        <w:rPr>
-          <w:lang w:val="fr-CA"/>
-        </w:rPr>
       </w:pPr>
       <w:r>
         <w:rPr>
           <w:b/>
           <w:sz w:val="28"/>
-          <w:lang w:val="fr-CA"/>
-        </w:rPr>
-        <w:t xml:space="preserve">Projet </w:t>
-      </w:r>
-      <w:proofErr w:type="spellStart"/>
-      <w:r>
-        <w:rPr>
-          <w:b/>
-          <w:sz w:val="28"/>
-          <w:lang w:val="fr-CA"/>
-        </w:rPr>
-        <w:t>OpenVLA</w:t>
-      </w:r>
-      <w:proofErr w:type="spellEnd"/>
-      <w:r>
-        <w:rPr>
-          <w:b/>
-          <w:sz w:val="28"/>
-          <w:lang w:val="fr-CA"/>
-        </w:rPr>
-        <w:t xml:space="preserve"> — Jour 01 — Début de stage CCNB-INNOV</w:t>
+        </w:rPr>
+        <w:t>Projet OpenVLA — Rapport final de stage — CCNB-INNOV</w:t>
       </w:r>
     </w:p>
     <w:p>
       <w:pPr>
         <w:jc w:val="center"/>
-        <w:rPr>
-          <w:lang w:val="fr-CA"/>
-        </w:rPr>
-      </w:pPr>
-      <w:r>
-        <w:rPr>
-          <w:lang w:val="fr-CA"/>
+      </w:pPr>
+      <w:r>
+        <w:rPr>
+          <w:b w:val="0"/>
+          <w:sz w:val="22"/>
         </w:rPr>
         <w:t>Par : Fabrice Kouonang</w:t>
       </w:r>
@@ -98,14 +74,11 @@
     <w:p>
       <w:pPr>
         <w:jc w:val="center"/>
-        <w:rPr>
-          <w:lang w:val="fr-CA"/>
-        </w:rPr>
-      </w:pPr>
-      <w:r>
-        <w:rPr>
+      </w:pPr>
+      <w:r>
+        <w:rPr>
+          <w:b w:val="0"/>
           <w:sz w:val="20"/>
-          <w:lang w:val="fr-CA"/>
         </w:rPr>
         <w:t>————————————————————————————</w:t>
       </w:r>
@@ -113,13 +86,11 @@
     <w:p>
       <w:pPr>
         <w:jc w:val="center"/>
-        <w:rPr>
-          <w:lang w:val="fr-CA"/>
-        </w:rPr>
-      </w:pPr>
-      <w:r>
-        <w:rPr>
-          <w:lang w:val="fr-CA"/>
+      </w:pPr>
+      <w:r>
+        <w:rPr>
+          <w:b w:val="0"/>
+          <w:sz w:val="22"/>
         </w:rPr>
         <w:t>Superviseur direct : Guillaume Batungwanayo</w:t>
       </w:r>
@@ -127,1096 +98,141 @@
     <w:p>
       <w:pPr>
         <w:jc w:val="center"/>
-        <w:rPr>
-          <w:lang w:val="fr-CA"/>
-        </w:rPr>
-      </w:pPr>
-      <w:r>
-        <w:rPr>
+      </w:pPr>
+      <w:r>
+        <w:rPr>
+          <w:b w:val="0"/>
           <w:sz w:val="20"/>
-          <w:lang w:val="fr-CA"/>
-        </w:rPr>
-        <w:t>Date : 14 mai 2026 | Jour : 01</w:t>
-      </w:r>
-    </w:p>
-    <w:p>
-      <w:pPr>
-        <w:jc w:val="center"/>
-        <w:rPr>
-          <w:lang w:val="fr-CA"/>
-        </w:rPr>
-      </w:pPr>
+        </w:rPr>
+        <w:t>Date : 14 mai 2026 | Rapport final</w:t>
+      </w:r>
+    </w:p>
+    <w:p>
+      <w:r>
+        <w:br w:type="page"/>
+      </w:r>
     </w:p>
     <w:p>
       <w:pPr>
         <w:pStyle w:val="Titre1"/>
-        <w:rPr>
-          <w:lang w:val="fr-CA"/>
-        </w:rPr>
-      </w:pPr>
-      <w:r>
-        <w:rPr>
-          <w:lang w:val="fr-CA"/>
-        </w:rPr>
-        <w:t xml:space="preserve">Rapport final de stage — Synthèse </w:t>
-      </w:r>
-      <w:proofErr w:type="spellStart"/>
-      <w:r>
-        <w:rPr>
-          <w:lang w:val="fr-CA"/>
-        </w:rPr>
-        <w:t>OpenVLA</w:t>
-      </w:r>
-      <w:proofErr w:type="spellEnd"/>
-    </w:p>
-    <w:p>
-      <w:pPr>
-        <w:rPr>
-          <w:lang w:val="fr-CA"/>
-        </w:rPr>
-      </w:pPr>
-      <w:r>
-        <w:rPr>
-          <w:lang w:val="fr-CA"/>
-        </w:rPr>
-        <w:t xml:space="preserve">Ce document constitue le rapport final du stage réalisé au CCNB-INNOV. Il présente la veille technologique, l'expérimentation pratique et l'intégration d'un démonstrateur </w:t>
-      </w:r>
-      <w:proofErr w:type="spellStart"/>
-      <w:r>
-        <w:rPr>
-          <w:lang w:val="fr-CA"/>
-        </w:rPr>
-        <w:t>OpenVLA</w:t>
-      </w:r>
-      <w:proofErr w:type="spellEnd"/>
-      <w:r>
-        <w:rPr>
-          <w:lang w:val="fr-CA"/>
-        </w:rPr>
-        <w:t xml:space="preserve"> couplant un robot collaboratif UR et une caméra </w:t>
-      </w:r>
-      <w:proofErr w:type="spellStart"/>
-      <w:r>
-        <w:rPr>
-          <w:lang w:val="fr-CA"/>
-        </w:rPr>
-        <w:t>Zivid</w:t>
-      </w:r>
-      <w:proofErr w:type="spellEnd"/>
-      <w:r>
-        <w:rPr>
-          <w:lang w:val="fr-CA"/>
-        </w:rPr>
-        <w:t xml:space="preserve"> 2+ MR130. Les trois premières parties répondent aux objectifs initiaux du stage : architecture </w:t>
-      </w:r>
-      <w:proofErr w:type="spellStart"/>
-      <w:r>
-        <w:rPr>
-          <w:lang w:val="fr-CA"/>
-        </w:rPr>
-        <w:t>OpenVLA</w:t>
-      </w:r>
-      <w:proofErr w:type="spellEnd"/>
-      <w:r>
-        <w:rPr>
-          <w:lang w:val="fr-CA"/>
-        </w:rPr>
-        <w:t>, composantes de la pipeline et comparaison aux approches robotiques traditionnelles.</w:t>
+      </w:pPr>
+      <w:r>
+        <w:t>Table des matières</w:t>
+      </w:r>
+    </w:p>
+    <w:p>
+      <w:r>
+        <w:fldChar w:fldCharType="begin"/>
+        <w:instrText xml:space="preserve">TOC \o "1-3" \h \z \u</w:instrText>
+        <w:fldChar w:fldCharType="separate"/>
+        <w:fldChar w:fldCharType="end"/>
+      </w:r>
+    </w:p>
+    <w:p>
+      <w:r>
+        <w:br w:type="page"/>
+      </w:r>
+    </w:p>
+    <w:p>
+      <w:pPr>
+        <w:pStyle w:val="Titre1"/>
+      </w:pPr>
+      <w:r>
+        <w:t>Rapport final de stage — Synthèse OpenVLA</w:t>
+      </w:r>
+    </w:p>
+    <w:p>
+      <w:r>
+        <w:t>Ce document constitue le rapport final du stage réalisé au CCNB-INNOV. Il présente la veille technologique, l'expérimentation pratique et l'intégration d'un démonstrateur OpenVLA couplant un robot collaboratif UR et une caméra Zivid 2+ MR130. Les trois premières parties répondent aux objectifs initiaux du stage : architecture OpenVLA, composantes de la pipeline et comparaison aux approches robotiques traditionnelles.</w:t>
       </w:r>
     </w:p>
     <w:p>
       <w:pPr>
         <w:pStyle w:val="Titre2"/>
-        <w:rPr>
-          <w:lang w:val="fr-CA"/>
-        </w:rPr>
-      </w:pPr>
-      <w:r>
-        <w:rPr>
-          <w:lang w:val="fr-CA"/>
-        </w:rPr>
+      </w:pPr>
+      <w:r>
         <w:t>Contexte et question directrice</w:t>
       </w:r>
     </w:p>
     <w:p>
-      <w:pPr>
-        <w:rPr>
-          <w:lang w:val="fr-CA"/>
-        </w:rPr>
-      </w:pPr>
-      <w:r>
-        <w:rPr>
-          <w:lang w:val="fr-CA"/>
-        </w:rPr>
-        <w:t xml:space="preserve">Quels sont les ingrédients de la « sauce </w:t>
-      </w:r>
-      <w:proofErr w:type="spellStart"/>
-      <w:r>
-        <w:rPr>
-          <w:lang w:val="fr-CA"/>
-        </w:rPr>
-        <w:t>OpenVLA</w:t>
-      </w:r>
-      <w:proofErr w:type="spellEnd"/>
-      <w:r>
-        <w:rPr>
-          <w:lang w:val="fr-CA"/>
-        </w:rPr>
-        <w:t xml:space="preserve"> » et en quoi cette approche diffère-t-elle des méthodes robotiques plus traditionnelles ? Le stage combine veille technologique, expérimentation sur banc réel (Windows 11 Pro, GPU NVIDIA, Python 3.11) et documentation technique.</w:t>
+      <w:r>
+        <w:t>Quels sont les ingrédients de la « sauce OpenVLA » et en quoi cette approche diffère-t-elle des méthodes robotiques plus traditionnelles ? Le stage combine veille technologique, expérimentation sur banc réel (Windows 11 Pro, GPU NVIDIA, Python 3.11) et documentation technique.</w:t>
       </w:r>
     </w:p>
     <w:p>
       <w:pPr>
         <w:pStyle w:val="Titre2"/>
       </w:pPr>
-      <w:proofErr w:type="spellStart"/>
-      <w:r>
-        <w:t>Objectifs</w:t>
-      </w:r>
-      <w:proofErr w:type="spellEnd"/>
-      <w:r>
-        <w:t xml:space="preserve"> du stage</w:t>
+      <w:r>
+        <w:t>Objectifs du stage</w:t>
       </w:r>
     </w:p>
     <w:p>
       <w:pPr>
         <w:pStyle w:val="Listepuces"/>
-        <w:rPr>
-          <w:lang w:val="fr-CA"/>
-        </w:rPr>
-      </w:pPr>
-      <w:r>
-        <w:rPr>
-          <w:lang w:val="fr-CA"/>
-        </w:rPr>
-        <w:t>Étudier l'architecture générale d'</w:t>
-      </w:r>
-      <w:proofErr w:type="spellStart"/>
-      <w:r>
-        <w:rPr>
-          <w:lang w:val="fr-CA"/>
-        </w:rPr>
-        <w:t>OpenVLA</w:t>
-      </w:r>
-      <w:proofErr w:type="spellEnd"/>
-      <w:r>
-        <w:rPr>
-          <w:lang w:val="fr-CA"/>
-        </w:rPr>
-        <w:t xml:space="preserve"> et en produire une description technique claire et structurée.</w:t>
+      </w:pPr>
+      <w:r>
+        <w:t>Étudier l'architecture générale d'OpenVLA et en produire une description technique claire et structurée.</w:t>
       </w:r>
     </w:p>
     <w:p>
       <w:pPr>
         <w:pStyle w:val="Listepuces"/>
-        <w:rPr>
-          <w:lang w:val="fr-CA"/>
-        </w:rPr>
-      </w:pPr>
-      <w:r>
-        <w:rPr>
-          <w:lang w:val="fr-CA"/>
-        </w:rPr>
-        <w:t xml:space="preserve">Identifier les différentes composantes </w:t>
-      </w:r>
-      <w:proofErr w:type="gramStart"/>
-      <w:r>
-        <w:rPr>
-          <w:lang w:val="fr-CA"/>
-        </w:rPr>
-        <w:t>de la pipeline</w:t>
-      </w:r>
-      <w:proofErr w:type="gramEnd"/>
-      <w:r>
-        <w:rPr>
-          <w:lang w:val="fr-CA"/>
-        </w:rPr>
-        <w:t xml:space="preserve"> : perception, inférence, génération d'actions et exécution robotique.</w:t>
+      </w:pPr>
+      <w:r>
+        <w:t>Identifier les différentes composantes de la pipeline : perception, inférence, génération d'actions et exécution robotique.</w:t>
       </w:r>
     </w:p>
     <w:p>
       <w:pPr>
         <w:pStyle w:val="Listepuces"/>
-        <w:rPr>
-          <w:lang w:val="fr-CA"/>
-        </w:rPr>
-      </w:pPr>
-      <w:r>
-        <w:rPr>
-          <w:lang w:val="fr-CA"/>
-        </w:rPr>
-        <w:t xml:space="preserve">Comparer l'approche </w:t>
-      </w:r>
-      <w:proofErr w:type="spellStart"/>
-      <w:r>
-        <w:rPr>
-          <w:lang w:val="fr-CA"/>
-        </w:rPr>
-        <w:t>OpenVLA</w:t>
-      </w:r>
-      <w:proofErr w:type="spellEnd"/>
-      <w:r>
-        <w:rPr>
-          <w:lang w:val="fr-CA"/>
-        </w:rPr>
-        <w:t xml:space="preserve"> aux approches robotiques traditionnelles (programmation, perception, planification, contrôle).</w:t>
+      </w:pPr>
+      <w:r>
+        <w:t>Comparer l'approche OpenVLA aux approches robotiques traditionnelles (programmation, perception, planification, contrôle).</w:t>
       </w:r>
     </w:p>
     <w:p>
       <w:pPr>
         <w:pStyle w:val="Listepuces"/>
-        <w:rPr>
-          <w:lang w:val="fr-CA"/>
-        </w:rPr>
-      </w:pPr>
-      <w:r>
-        <w:rPr>
-          <w:lang w:val="fr-CA"/>
-        </w:rPr>
-        <w:t xml:space="preserve">Mettre en place un démonstrateur expérimental UR + </w:t>
-      </w:r>
-      <w:proofErr w:type="spellStart"/>
-      <w:r>
-        <w:rPr>
-          <w:lang w:val="fr-CA"/>
-        </w:rPr>
-        <w:t>Zivid</w:t>
-      </w:r>
-      <w:proofErr w:type="spellEnd"/>
-      <w:r>
-        <w:rPr>
-          <w:lang w:val="fr-CA"/>
-        </w:rPr>
-        <w:t>.</w:t>
+      </w:pPr>
+      <w:r>
+        <w:t>Mettre en place un démonstrateur expérimental UR + Zivid.</w:t>
       </w:r>
     </w:p>
     <w:p>
       <w:pPr>
         <w:pStyle w:val="Listepuces"/>
-        <w:rPr>
-          <w:lang w:val="fr-CA"/>
-        </w:rPr>
-      </w:pPr>
-      <w:r>
-        <w:rPr>
-          <w:lang w:val="fr-CA"/>
-        </w:rPr>
+      </w:pPr>
+      <w:r>
         <w:t>Réaliser l'intégration logicielle et matérielle du démonstrateur.</w:t>
       </w:r>
     </w:p>
     <w:p>
       <w:pPr>
         <w:pStyle w:val="Listepuces"/>
-        <w:rPr>
-          <w:lang w:val="fr-CA"/>
-        </w:rPr>
-      </w:pPr>
-      <w:r>
-        <w:rPr>
-          <w:lang w:val="fr-CA"/>
-        </w:rPr>
+      </w:pPr>
+      <w:r>
         <w:t>Effectuer des essais, analyser les résultats et documenter limites et opportunités.</w:t>
       </w:r>
     </w:p>
     <w:p>
       <w:pPr>
         <w:pStyle w:val="Listepuces"/>
-        <w:rPr>
-          <w:lang w:val="fr-CA"/>
-        </w:rPr>
-      </w:pPr>
-      <w:r>
-        <w:rPr>
-          <w:lang w:val="fr-CA"/>
-        </w:rPr>
+      </w:pPr>
+      <w:r>
         <w:t>Produire une documentation technique et une synthèse pour l'équipe CCNB-INNOV.</w:t>
       </w:r>
     </w:p>
     <w:p>
       <w:pPr>
         <w:pStyle w:val="Listepuces"/>
-        <w:rPr>
-          <w:lang w:val="fr-CA"/>
-        </w:rPr>
-      </w:pPr>
-      <w:r>
-        <w:rPr>
-          <w:lang w:val="fr-CA"/>
-        </w:rPr>
+      </w:pPr>
+      <w:r>
         <w:t>Présenter les résultats sous forme de démonstration et présentation technique.</w:t>
       </w:r>
     </w:p>
     <w:p>
-      <w:pPr>
-        <w:pStyle w:val="Titre1"/>
-        <w:rPr>
-          <w:lang w:val="fr-CA"/>
-        </w:rPr>
-      </w:pPr>
-      <w:r>
-        <w:rPr>
-          <w:lang w:val="fr-CA"/>
-        </w:rPr>
-        <w:lastRenderedPageBreak/>
-        <w:t>Table des matières</w:t>
-      </w:r>
-    </w:p>
-    <w:p>
-      <w:pPr>
-        <w:rPr>
-          <w:lang w:val="fr-CA"/>
-        </w:rPr>
-      </w:pPr>
-      <w:r>
-        <w:rPr>
-          <w:lang w:val="fr-CA"/>
-        </w:rPr>
-        <w:t>I. Architecture générale d'</w:t>
-      </w:r>
-      <w:proofErr w:type="spellStart"/>
-      <w:r>
-        <w:rPr>
-          <w:lang w:val="fr-CA"/>
-        </w:rPr>
-        <w:t>OpenVLA</w:t>
-      </w:r>
-      <w:proofErr w:type="spellEnd"/>
-    </w:p>
-    <w:p>
-      <w:pPr>
-        <w:rPr>
-          <w:lang w:val="fr-CA"/>
-        </w:rPr>
-      </w:pPr>
-      <w:r>
-        <w:rPr>
-          <w:lang w:val="fr-CA"/>
-        </w:rPr>
-        <w:t xml:space="preserve">   </w:t>
-      </w:r>
-      <w:proofErr w:type="gramStart"/>
-      <w:r>
-        <w:rPr>
-          <w:lang w:val="fr-CA"/>
-        </w:rPr>
-        <w:t>I.1  Définition</w:t>
-      </w:r>
-      <w:proofErr w:type="gramEnd"/>
-      <w:r>
-        <w:rPr>
-          <w:lang w:val="fr-CA"/>
-        </w:rPr>
-        <w:t xml:space="preserve"> et positionnement du modèle</w:t>
-      </w:r>
-    </w:p>
-    <w:p>
-      <w:pPr>
-        <w:rPr>
-          <w:lang w:val="fr-CA"/>
-        </w:rPr>
-      </w:pPr>
-      <w:r>
-        <w:rPr>
-          <w:lang w:val="fr-CA"/>
-        </w:rPr>
-        <w:t xml:space="preserve">   </w:t>
-      </w:r>
-      <w:proofErr w:type="gramStart"/>
-      <w:r>
-        <w:rPr>
-          <w:lang w:val="fr-CA"/>
-        </w:rPr>
-        <w:t>I.2  Architecture</w:t>
-      </w:r>
-      <w:proofErr w:type="gramEnd"/>
-      <w:r>
-        <w:rPr>
-          <w:lang w:val="fr-CA"/>
-        </w:rPr>
-        <w:t xml:space="preserve"> technique (encodeur, projecteur, LLM)</w:t>
-      </w:r>
-    </w:p>
-    <w:p>
-      <w:pPr>
-        <w:rPr>
-          <w:lang w:val="fr-CA"/>
-        </w:rPr>
-      </w:pPr>
-      <w:r>
-        <w:rPr>
-          <w:lang w:val="fr-CA"/>
-        </w:rPr>
-        <w:t xml:space="preserve">   </w:t>
-      </w:r>
-      <w:proofErr w:type="gramStart"/>
-      <w:r>
-        <w:rPr>
-          <w:lang w:val="fr-CA"/>
-        </w:rPr>
-        <w:t>I.3  Boucle</w:t>
-      </w:r>
-      <w:proofErr w:type="gramEnd"/>
-      <w:r>
-        <w:rPr>
-          <w:lang w:val="fr-CA"/>
-        </w:rPr>
-        <w:t xml:space="preserve"> Vision — Langage — Action</w:t>
-      </w:r>
-    </w:p>
-    <w:p>
-      <w:pPr>
-        <w:rPr>
-          <w:lang w:val="fr-CA"/>
-        </w:rPr>
-      </w:pPr>
-      <w:r>
-        <w:rPr>
-          <w:lang w:val="fr-CA"/>
-        </w:rPr>
-        <w:t xml:space="preserve">   </w:t>
-      </w:r>
-      <w:proofErr w:type="gramStart"/>
-      <w:r>
-        <w:rPr>
-          <w:lang w:val="fr-CA"/>
-        </w:rPr>
-        <w:t>I.4  Modèle</w:t>
-      </w:r>
-      <w:proofErr w:type="gramEnd"/>
-      <w:r>
-        <w:rPr>
-          <w:lang w:val="fr-CA"/>
-        </w:rPr>
-        <w:t xml:space="preserve"> openvla-7b et contraintes matérielles</w:t>
-      </w:r>
-    </w:p>
-    <w:p>
-      <w:pPr>
-        <w:rPr>
-          <w:lang w:val="fr-CA"/>
-        </w:rPr>
-      </w:pPr>
-      <w:r>
-        <w:rPr>
-          <w:lang w:val="fr-CA"/>
-        </w:rPr>
-        <w:t xml:space="preserve">II. Composantes </w:t>
-      </w:r>
-      <w:proofErr w:type="gramStart"/>
-      <w:r>
-        <w:rPr>
-          <w:lang w:val="fr-CA"/>
-        </w:rPr>
-        <w:t>de la pipeline</w:t>
-      </w:r>
-      <w:proofErr w:type="gramEnd"/>
-      <w:r>
-        <w:rPr>
-          <w:lang w:val="fr-CA"/>
-        </w:rPr>
-        <w:t xml:space="preserve"> du démonstrateur</w:t>
-      </w:r>
-    </w:p>
-    <w:p>
-      <w:pPr>
-        <w:rPr>
-          <w:lang w:val="fr-CA"/>
-        </w:rPr>
-      </w:pPr>
-      <w:r>
-        <w:rPr>
-          <w:lang w:val="fr-CA"/>
-        </w:rPr>
-        <w:t xml:space="preserve">   </w:t>
-      </w:r>
-      <w:proofErr w:type="gramStart"/>
-      <w:r>
-        <w:rPr>
-          <w:lang w:val="fr-CA"/>
-        </w:rPr>
-        <w:t>II.1  Perception</w:t>
-      </w:r>
-      <w:proofErr w:type="gramEnd"/>
-      <w:r>
-        <w:rPr>
-          <w:lang w:val="fr-CA"/>
-        </w:rPr>
-        <w:t xml:space="preserve"> : caméra </w:t>
-      </w:r>
-      <w:proofErr w:type="spellStart"/>
-      <w:r>
-        <w:rPr>
-          <w:lang w:val="fr-CA"/>
-        </w:rPr>
-        <w:t>Zivid</w:t>
-      </w:r>
-      <w:proofErr w:type="spellEnd"/>
-      <w:r>
-        <w:rPr>
-          <w:lang w:val="fr-CA"/>
-        </w:rPr>
-        <w:t xml:space="preserve"> MR130</w:t>
-      </w:r>
-    </w:p>
-    <w:p>
-      <w:pPr>
-        <w:rPr>
-          <w:lang w:val="fr-CA"/>
-        </w:rPr>
-      </w:pPr>
-      <w:r>
-        <w:rPr>
-          <w:lang w:val="fr-CA"/>
-        </w:rPr>
-        <w:t xml:space="preserve">   </w:t>
-      </w:r>
-      <w:proofErr w:type="gramStart"/>
-      <w:r>
-        <w:rPr>
-          <w:lang w:val="fr-CA"/>
-        </w:rPr>
-        <w:t>II.2  Inférence</w:t>
-      </w:r>
-      <w:proofErr w:type="gramEnd"/>
-      <w:r>
-        <w:rPr>
-          <w:lang w:val="fr-CA"/>
-        </w:rPr>
-        <w:t xml:space="preserve"> : </w:t>
-      </w:r>
-      <w:proofErr w:type="spellStart"/>
-      <w:r>
-        <w:rPr>
-          <w:lang w:val="fr-CA"/>
-        </w:rPr>
-        <w:t>OpenVLA</w:t>
-      </w:r>
-      <w:proofErr w:type="spellEnd"/>
-      <w:r>
-        <w:rPr>
-          <w:lang w:val="fr-CA"/>
-        </w:rPr>
-        <w:t xml:space="preserve"> (</w:t>
-      </w:r>
-      <w:proofErr w:type="spellStart"/>
-      <w:r>
-        <w:rPr>
-          <w:lang w:val="fr-CA"/>
-        </w:rPr>
-        <w:t>transformers</w:t>
-      </w:r>
-      <w:proofErr w:type="spellEnd"/>
-      <w:r>
-        <w:rPr>
-          <w:lang w:val="fr-CA"/>
-        </w:rPr>
-        <w:t xml:space="preserve">, </w:t>
-      </w:r>
-      <w:proofErr w:type="spellStart"/>
-      <w:r>
-        <w:rPr>
-          <w:lang w:val="fr-CA"/>
-        </w:rPr>
-        <w:t>predict_action</w:t>
-      </w:r>
-      <w:proofErr w:type="spellEnd"/>
-      <w:r>
-        <w:rPr>
-          <w:lang w:val="fr-CA"/>
-        </w:rPr>
-        <w:t>)</w:t>
-      </w:r>
-    </w:p>
-    <w:p>
-      <w:pPr>
-        <w:rPr>
-          <w:lang w:val="fr-CA"/>
-        </w:rPr>
-      </w:pPr>
-      <w:r>
-        <w:rPr>
-          <w:lang w:val="fr-CA"/>
-        </w:rPr>
-        <w:t xml:space="preserve">   </w:t>
-      </w:r>
-      <w:proofErr w:type="gramStart"/>
-      <w:r>
-        <w:rPr>
-          <w:lang w:val="fr-CA"/>
-        </w:rPr>
-        <w:t>II.3  Génération</w:t>
-      </w:r>
-      <w:proofErr w:type="gramEnd"/>
-      <w:r>
-        <w:rPr>
-          <w:lang w:val="fr-CA"/>
-        </w:rPr>
-        <w:t xml:space="preserve"> d'actions et format de sortie</w:t>
-      </w:r>
-    </w:p>
-    <w:p>
-      <w:pPr>
-        <w:rPr>
-          <w:lang w:val="fr-CA"/>
-        </w:rPr>
-      </w:pPr>
-      <w:r>
-        <w:rPr>
-          <w:lang w:val="fr-CA"/>
-        </w:rPr>
-        <w:t xml:space="preserve">   </w:t>
-      </w:r>
-      <w:proofErr w:type="gramStart"/>
-      <w:r>
-        <w:rPr>
-          <w:lang w:val="fr-CA"/>
-        </w:rPr>
-        <w:t>II.4  Exécution</w:t>
-      </w:r>
-      <w:proofErr w:type="gramEnd"/>
-      <w:r>
-        <w:rPr>
-          <w:lang w:val="fr-CA"/>
-        </w:rPr>
-        <w:t xml:space="preserve"> robotique : UR (</w:t>
-      </w:r>
-      <w:proofErr w:type="spellStart"/>
-      <w:r>
-        <w:rPr>
-          <w:lang w:val="fr-CA"/>
-        </w:rPr>
-        <w:t>URScript</w:t>
-      </w:r>
-      <w:proofErr w:type="spellEnd"/>
-      <w:r>
-        <w:rPr>
-          <w:lang w:val="fr-CA"/>
-        </w:rPr>
-        <w:t xml:space="preserve"> / </w:t>
-      </w:r>
-      <w:proofErr w:type="spellStart"/>
-      <w:r>
-        <w:rPr>
-          <w:lang w:val="fr-CA"/>
-        </w:rPr>
-        <w:t>ur-rtde</w:t>
-      </w:r>
-      <w:proofErr w:type="spellEnd"/>
-      <w:r>
-        <w:rPr>
-          <w:lang w:val="fr-CA"/>
-        </w:rPr>
-        <w:t>)</w:t>
-      </w:r>
-    </w:p>
-    <w:p>
-      <w:pPr>
-        <w:pStyle w:val="Titre2"/>
-      </w:pPr>
-      <w:r>
-        <w:t>II.6 Jour 11 — Calibration caméra → robot (T_tcp_cam)</w:t>
-      </w:r>
-    </w:p>
-    <w:p>
-      <w:r>
-        <w:t>Le 29 mai 2026 (jour 11), le démonstrateur intègre la calibration main-œil (eye-in-hand) UR16e + Zivid. Cette section distingue la création du fichier de calibration (script autonome) de son utilisation à chaque exécution du pipeline OpenVLA.</w:t>
-      </w:r>
-    </w:p>
-    <w:p>
-      <w:pPr>
-        <w:pStyle w:val="Titre3"/>
-      </w:pPr>
-      <w:r>
-        <w:t>I. Le fichier T_tcp_cam.npy — traducteur entre caméra et robot</w:t>
-      </w:r>
-    </w:p>
-    <w:p>
-      <w:r>
-        <w:t>La matrice homogène 4×4 T_tcp_cam relie le repère de la caméra Zivid (montée sur le TCP) au repère outil du robot. Sans ce fichier, les coordonnées 3D issues de Grounding DINO (repère caméra) ne peuvent pas être converties en positions fiables pour le UR16e.</w:t>
-      </w:r>
-    </w:p>
-    <w:p>
-      <w:pPr>
-        <w:pStyle w:val="Listepuces"/>
-      </w:pPr>
-      <w:r>
-        <w:t>Caméra : « l’objet est à gauche et devant moi » (repère optique Zivid).</w:t>
-      </w:r>
-    </w:p>
-    <w:p>
-      <w:pPr>
-        <w:pStyle w:val="Listepuces"/>
-      </w:pPr>
-      <w:r>
-        <w:t>Robot : « je me déplace dans la base UR » — il ne connaît pas la « gauche » de la caméra.</w:t>
-      </w:r>
-    </w:p>
-    <w:p>
-      <w:r>
-        <w:t>Fichier produit : T_tcp_cam.npy (chemin CALIBRATION_FILE dans pipeline/config.py). Sauvegarde avec numpy : np.save(CALIBRATION_FILE, T_tcp_cam) après calibration réussie.</w:t>
-      </w:r>
-    </w:p>
-    <w:p>
-      <w:pPr>
-        <w:pStyle w:val="Titre3"/>
-      </w:pPr>
-      <w:r>
-        <w:t>II. pipeline/calibrer_robot.py — script autonome (création du fichier)</w:t>
-      </w:r>
-    </w:p>
-    <w:p>
-      <w:r>
-        <w:t>Ce script s’exécute seul, indépendamment de main_real.py et main_sim.py. Il sert uniquement à générer ou régénérer T_tcp_cam.npy avant les runs du pipeline.</w:t>
-      </w:r>
-    </w:p>
-    <w:p>
-      <w:pPr>
-        <w:pStyle w:val="Listepuces"/>
-      </w:pPr>
-      <w:r>
-        <w:t>Connexion Zivid (zivid.Application, connect_camera) et UR16e (RTDE).</w:t>
-      </w:r>
-    </w:p>
-    <w:p>
-      <w:pPr>
-        <w:pStyle w:val="Listepuces"/>
-      </w:pPr>
-      <w:r>
-        <w:t>Pour chaque pose de calibration : déplacement moveL, lecture TCP, capture Zivid (camera.capture()), détection de la mire damier noir et blanc via zivid.calibration.detect_feature_points(frame.point_cloud()).</w:t>
-      </w:r>
-    </w:p>
-    <w:p>
-      <w:pPr>
-        <w:pStyle w:val="Listepuces"/>
-      </w:pPr>
-      <w:r>
-        <w:t>Accumulation des échantillons HandEyeInput (pose robot + détection valide), puis zivid.calibration.calibrate_eye_in_hand(detection_results).</w:t>
-      </w:r>
-    </w:p>
-    <w:p>
-      <w:pPr>
-        <w:pStyle w:val="Listepuces"/>
-      </w:pPr>
-      <w:r>
-        <w:t>Si result.valid() : extraction de T_tcp_cam = result.transform() et np.save vers T_tcp_cam.npy.</w:t>
-      </w:r>
-    </w:p>
-    <w:p>
-      <w:r>
-        <w:t>Lancement typique (depuis la racine du projet, environnement Zivid + RTDE) : python -m pipeline.calibrer_robot</w:t>
-      </w:r>
-    </w:p>
-    <w:p>
-      <w:pPr>
-        <w:pStyle w:val="Titre3"/>
-      </w:pPr>
-      <w:r>
-        <w:t>III. pipeline/calibration.py — utilisé à chaque run OpenVLA</w:t>
-      </w:r>
-    </w:p>
-    <w:p>
-      <w:r>
-        <w:t>À chaque exécution du pipeline (main_real.py, boucle adaptative), calibration.py charge T_tcp_cam.npy via load_calibration() et convertit les coordonnées caméra → base robot avec cam_to_robot(xyz_cam_m, tcp_pose, T_tcp_cam) lors des déplacements guidés par OpenVLA.</w:t>
-      </w:r>
-    </w:p>
-    <w:p>
-      <w:pPr>
-        <w:pStyle w:val="Listepuces"/>
-      </w:pPr>
-      <w:r>
-        <w:t>load_calibration() : np.load si le fichier existe ; sinon matrice identité (mode non calibré).</w:t>
-      </w:r>
-    </w:p>
-    <w:p>
-      <w:pPr>
-        <w:pStyle w:val="Listepuces"/>
-      </w:pPr>
-      <w:r>
-        <w:t>cam_to_robot() : chaîne T_base_tcp @ T_tcp_cam @ P_cam pour placer l’objet détecté dans la base UR.</w:t>
-      </w:r>
-    </w:p>
-    <w:p>
-      <w:pPr>
-        <w:pStyle w:val="Listepuces"/>
-      </w:pPr>
-      <w:r>
-        <w:t>compute_distance_tcp_to_object() : distance restante TCP → objet (critère d’arrêt / prompt adaptatif).</w:t>
-      </w:r>
-    </w:p>
-    <w:p>
-      <w:r>
-        <w:t>Distinction essentielle : calibrer_robot.py crée le fichier une fois (ou après déplacement de la caméra) ; calibration.py réutilise ce fichier à chaque cycle perception → OpenVLA → RTDE.</w:t>
-      </w:r>
-    </w:p>
-    <w:p>
-      <w:pPr>
-        <w:pStyle w:val="Titre3"/>
-      </w:pPr>
-      <w:r>
-        <w:t>IV. Les 3 règles d’or pour les poses de calibration</w:t>
-      </w:r>
-    </w:p>
-    <w:p>
-      <w:pPr>
-        <w:pStyle w:val="Listepuces"/>
-      </w:pPr>
-      <w:r>
-        <w:t>Varier l’inclinaison : ne pas rester toujours à la verticale (RX=0, RY=3.14) ; incliner ±15° à ±25°.</w:t>
-      </w:r>
-    </w:p>
-    <w:p>
-      <w:pPr>
-        <w:pStyle w:val="Listepuces"/>
-      </w:pPr>
-      <w:r>
-        <w:t>Varier la hauteur Z : captures à environ 40 cm, 50 cm et 60 cm de la mire.</w:t>
-      </w:r>
-    </w:p>
-    <w:p>
-      <w:pPr>
-        <w:pStyle w:val="Listepuces"/>
-      </w:pPr>
-      <w:r>
-        <w:t>Rotation RZ : faire tourner l’outil sur lui-même pour enrichir les échantillons hand-eye.</w:t>
-      </w:r>
-    </w:p>
-    <w:p>
-      <w:pPr>
-        <w:pStyle w:val="Titre3"/>
-      </w:pPr>
-      <w:r>
-        <w:t>V. Rapport hebdomadaire et livrables jour 11</w:t>
-      </w:r>
-    </w:p>
-    <w:p>
-      <w:r>
-        <w:t>Rapport détaillé : OpenVLA_day11_rapport_hebdomadaire.docx. Dossier rapports_hebdomadaires/ pour les synthèses de fin de semaine.</w:t>
-      </w:r>
-    </w:p>
-    <w:p>
-      <w:pPr>
-        <w:pStyle w:val="Listepuces"/>
-      </w:pPr>
-      <w:r>
-        <w:t>Semaine 26–29 mai : boucle continue (jour 08), interprétation logs (jour 09), refactoring pipeline (jour 10).</w:t>
-      </w:r>
-    </w:p>
-    <w:p>
-      <w:pPr>
-        <w:pStyle w:val="Listepuces"/>
-      </w:pPr>
-      <w:r>
-        <w:t>Correction DINO : mapping pixel image → résolution point cloud Zivid (scale_u, scale_v).</w:t>
-      </w:r>
-    </w:p>
-    <w:p>
-      <w:pPr>
-        <w:pStyle w:val="Listepuces"/>
-      </w:pPr>
-      <w:r>
-        <w:t>Objectif semaine suivante : valider T_tcp_cam.npy en réel et tester main_real.py avec workspace.</w:t>
-      </w:r>
-    </w:p>
-    <w:p>
-      <w:pPr>
-        <w:rPr>
-          <w:lang w:val="fr-CA"/>
-        </w:rPr>
-      </w:pPr>
-      <w:r>
-        <w:rPr>
-          <w:lang w:val="fr-CA"/>
-        </w:rPr>
-        <w:t xml:space="preserve">   </w:t>
-      </w:r>
-      <w:proofErr w:type="gramStart"/>
-      <w:r>
-        <w:rPr>
-          <w:lang w:val="fr-CA"/>
-        </w:rPr>
-        <w:t>II.5  Flux</w:t>
-      </w:r>
-      <w:proofErr w:type="gramEnd"/>
-      <w:r>
-        <w:rPr>
-          <w:lang w:val="fr-CA"/>
-        </w:rPr>
-        <w:t xml:space="preserve"> de données robot, </w:t>
-      </w:r>
-      <w:proofErr w:type="spellStart"/>
-      <w:r>
-        <w:rPr>
-          <w:lang w:val="fr-CA"/>
-        </w:rPr>
-        <w:t>Zivid</w:t>
-      </w:r>
-      <w:proofErr w:type="spellEnd"/>
-      <w:r>
-        <w:rPr>
-          <w:lang w:val="fr-CA"/>
-        </w:rPr>
-        <w:t xml:space="preserve"> et interprétation </w:t>
-      </w:r>
-      <w:proofErr w:type="spellStart"/>
-      <w:r>
-        <w:rPr>
-          <w:lang w:val="fr-CA"/>
-        </w:rPr>
-        <w:t>OpenVLA</w:t>
-      </w:r>
-      <w:proofErr w:type="spellEnd"/>
-      <w:r>
-        <w:rPr>
-          <w:lang w:val="fr-CA"/>
-        </w:rPr>
-        <w:t xml:space="preserve"> (jour 07)</w:t>
-      </w:r>
-    </w:p>
-    <w:p>
-      <w:pPr>
-        <w:rPr>
-          <w:lang w:val="fr-CA"/>
-        </w:rPr>
-      </w:pPr>
-      <w:r>
-        <w:rPr>
-          <w:lang w:val="fr-CA"/>
-        </w:rPr>
-        <w:t xml:space="preserve">III. Comparaison </w:t>
-      </w:r>
-      <w:proofErr w:type="spellStart"/>
-      <w:r>
-        <w:rPr>
-          <w:lang w:val="fr-CA"/>
-        </w:rPr>
-        <w:t>OpenVLA</w:t>
-      </w:r>
-      <w:proofErr w:type="spellEnd"/>
-      <w:r>
-        <w:rPr>
-          <w:lang w:val="fr-CA"/>
-        </w:rPr>
-        <w:t xml:space="preserve"> et robotique traditionnelle</w:t>
-      </w:r>
-    </w:p>
-    <w:p>
-      <w:pPr>
-        <w:rPr>
-          <w:lang w:val="fr-CA"/>
-        </w:rPr>
-      </w:pPr>
-      <w:r>
-        <w:rPr>
-          <w:lang w:val="fr-CA"/>
-        </w:rPr>
-        <w:t xml:space="preserve">   </w:t>
-      </w:r>
-      <w:proofErr w:type="gramStart"/>
-      <w:r>
-        <w:rPr>
-          <w:lang w:val="fr-CA"/>
-        </w:rPr>
-        <w:t>III.1  Programmation</w:t>
-      </w:r>
-      <w:proofErr w:type="gramEnd"/>
-      <w:r>
-        <w:rPr>
-          <w:lang w:val="fr-CA"/>
-        </w:rPr>
-        <w:t xml:space="preserve"> de tâches</w:t>
-      </w:r>
-    </w:p>
-    <w:p>
-      <w:pPr>
-        <w:rPr>
-          <w:lang w:val="fr-CA"/>
-        </w:rPr>
-      </w:pPr>
-      <w:r>
-        <w:rPr>
-          <w:lang w:val="fr-CA"/>
-        </w:rPr>
-        <w:t xml:space="preserve">   </w:t>
-      </w:r>
-      <w:proofErr w:type="gramStart"/>
-      <w:r>
-        <w:rPr>
-          <w:lang w:val="fr-CA"/>
-        </w:rPr>
-        <w:t>III.2  Perception</w:t>
-      </w:r>
-      <w:proofErr w:type="gramEnd"/>
-      <w:r>
-        <w:rPr>
-          <w:lang w:val="fr-CA"/>
-        </w:rPr>
-        <w:t xml:space="preserve"> et représentation de la scène</w:t>
-      </w:r>
-    </w:p>
-    <w:p>
-      <w:pPr>
-        <w:rPr>
-          <w:lang w:val="fr-CA"/>
-        </w:rPr>
-      </w:pPr>
-      <w:r>
-        <w:rPr>
-          <w:lang w:val="fr-CA"/>
-        </w:rPr>
-        <w:t xml:space="preserve">   </w:t>
-      </w:r>
-      <w:proofErr w:type="gramStart"/>
-      <w:r>
-        <w:rPr>
-          <w:lang w:val="fr-CA"/>
-        </w:rPr>
-        <w:t>III.3  Planification</w:t>
-      </w:r>
-      <w:proofErr w:type="gramEnd"/>
-      <w:r>
-        <w:rPr>
-          <w:lang w:val="fr-CA"/>
-        </w:rPr>
-        <w:t>, contrôle et intégration</w:t>
-      </w:r>
-    </w:p>
-    <w:p>
-      <w:pPr>
-        <w:rPr>
-          <w:lang w:val="fr-CA"/>
-        </w:rPr>
-      </w:pPr>
-      <w:r>
-        <w:rPr>
-          <w:lang w:val="fr-CA"/>
-        </w:rPr>
-        <w:t xml:space="preserve">   </w:t>
-      </w:r>
-      <w:proofErr w:type="gramStart"/>
-      <w:r>
-        <w:rPr>
-          <w:lang w:val="fr-CA"/>
-        </w:rPr>
-        <w:t>III.4  Synthèse</w:t>
-      </w:r>
-      <w:proofErr w:type="gramEnd"/>
-      <w:r>
-        <w:rPr>
-          <w:lang w:val="fr-CA"/>
-        </w:rPr>
-        <w:t xml:space="preserve"> pour le démonstrateur CCNB-INNOV</w:t>
-      </w:r>
-    </w:p>
-    <w:p>
-      <w:pPr>
-        <w:rPr>
-          <w:lang w:val="fr-CA"/>
-        </w:rPr>
-      </w:pPr>
-      <w:r>
-        <w:rPr>
-          <w:lang w:val="fr-CA"/>
-        </w:rPr>
+      <w:r>
         <w:br w:type="page"/>
       </w:r>
     </w:p>
@@ -3726,6 +2742,35 @@
     </w:p>
     <w:p>
       <w:pPr>
+        <w:pStyle w:val="Titre1"/>
+        <w:rPr>
+          <w:lang w:val="fr-CA"/>
+        </w:rPr>
+      </w:pPr>
+      <w:r>
+        <w:rPr>
+          <w:lang w:val="fr-CA"/>
+        </w:rPr>
+        <w:lastRenderedPageBreak/>
+        <w:t xml:space="preserve">III. Comparaison </w:t>
+      </w:r>
+      <w:proofErr w:type="spellStart"/>
+      <w:r>
+        <w:rPr>
+          <w:lang w:val="fr-CA"/>
+        </w:rPr>
+        <w:t>OpenVLA</w:t>
+      </w:r>
+      <w:proofErr w:type="spellEnd"/>
+      <w:r>
+        <w:rPr>
+          <w:lang w:val="fr-CA"/>
+        </w:rPr>
+        <w:t xml:space="preserve"> et robotique traditionnelle</w:t>
+      </w:r>
+    </w:p>
+    <w:p>
+      <w:pPr>
         <w:pStyle w:val="Titre2"/>
         <w:rPr>
           <w:lang w:val="fr-CA"/>
@@ -3735,13 +2780,296 @@
         <w:rPr>
           <w:lang w:val="fr-CA"/>
         </w:rPr>
-        <w:t xml:space="preserve">II.5 Flux de données robot, </w:t>
-      </w:r>
+        <w:t>III.1 Programmation de tâches</w:t>
+      </w:r>
+    </w:p>
+    <w:p>
+      <w:pPr>
+        <w:rPr>
+          <w:lang w:val="fr-CA"/>
+        </w:rPr>
+      </w:pPr>
       <w:proofErr w:type="spellStart"/>
       <w:r>
         <w:rPr>
           <w:lang w:val="fr-CA"/>
         </w:rPr>
+        <w:t>OpenVLA</w:t>
+      </w:r>
+      <w:proofErr w:type="spellEnd"/>
+      <w:r>
+        <w:rPr>
+          <w:lang w:val="fr-CA"/>
+        </w:rPr>
+        <w:t xml:space="preserve"> peut aider le robot à : mieux comprendre la scène ; mieux choisir l'action ; mieux adapter le mouvement.</w:t>
+      </w:r>
+    </w:p>
+    <w:p>
+      <w:pPr>
+        <w:pStyle w:val="Titre3"/>
+        <w:rPr>
+          <w:lang w:val="fr-CA"/>
+        </w:rPr>
+      </w:pPr>
+      <w:r>
+        <w:rPr>
+          <w:lang w:val="fr-CA"/>
+        </w:rPr>
+        <w:t>III.1 — Robotique classique seule</w:t>
+      </w:r>
+    </w:p>
+    <w:p>
+      <w:pPr>
+        <w:rPr>
+          <w:lang w:val="fr-CA"/>
+        </w:rPr>
+      </w:pPr>
+      <w:r>
+        <w:rPr>
+          <w:lang w:val="fr-CA"/>
+        </w:rPr>
+        <w:t>En robotique classique seule, le robot peut aller précisément au XYZ. Mais il ne comprend pas forcément quoi prendre, dans quel ordre, ni comment s'adapter au contexte.</w:t>
+      </w:r>
+    </w:p>
+    <w:p>
+      <w:pPr>
+        <w:pStyle w:val="Titre3"/>
+      </w:pPr>
+      <w:r>
+        <w:t xml:space="preserve">III.1 — Ce </w:t>
+      </w:r>
+      <w:proofErr w:type="spellStart"/>
+      <w:r>
+        <w:t>qu'OpenVLA</w:t>
+      </w:r>
+      <w:proofErr w:type="spellEnd"/>
+      <w:r>
+        <w:t xml:space="preserve"> ajoute</w:t>
+      </w:r>
+    </w:p>
+    <w:p>
+      <w:pPr>
+        <w:pStyle w:val="Listepuces"/>
+        <w:rPr>
+          <w:lang w:val="fr-CA"/>
+        </w:rPr>
+      </w:pPr>
+      <w:r>
+        <w:rPr>
+          <w:lang w:val="fr-CA"/>
+        </w:rPr>
+        <w:t>Compréhension du langage (consignes en langage naturel).</w:t>
+      </w:r>
+    </w:p>
+    <w:p>
+      <w:pPr>
+        <w:pStyle w:val="Listepuces"/>
+        <w:rPr>
+          <w:lang w:val="fr-CA"/>
+        </w:rPr>
+      </w:pPr>
+      <w:r>
+        <w:rPr>
+          <w:lang w:val="fr-CA"/>
+        </w:rPr>
+        <w:t>Stratégie et planification implicite dans le modèle VLA.</w:t>
+      </w:r>
+    </w:p>
+    <w:p>
+      <w:pPr>
+        <w:pStyle w:val="Listepuces"/>
+      </w:pPr>
+      <w:r>
+        <w:t xml:space="preserve">Adaptation et </w:t>
+      </w:r>
+      <w:proofErr w:type="spellStart"/>
+      <w:r>
+        <w:t>comportement</w:t>
+      </w:r>
+      <w:proofErr w:type="spellEnd"/>
+      <w:r>
+        <w:t xml:space="preserve"> </w:t>
+      </w:r>
+      <w:proofErr w:type="spellStart"/>
+      <w:r>
+        <w:t>contextuel</w:t>
+      </w:r>
+      <w:proofErr w:type="spellEnd"/>
+      <w:r>
+        <w:t>.</w:t>
+      </w:r>
+    </w:p>
+    <w:p>
+      <w:pPr>
+        <w:rPr>
+          <w:lang w:val="fr-CA"/>
+        </w:rPr>
+      </w:pPr>
+      <w:r>
+        <w:rPr>
+          <w:lang w:val="fr-CA"/>
+        </w:rPr>
+        <w:t>Exemples de consignes que le classique peine à interpréter seul : « la tasse est derrière un obstacle » ; « ouvrir le tiroir avant ».</w:t>
+      </w:r>
+    </w:p>
+    <w:p>
+      <w:pPr>
+        <w:rPr>
+          <w:lang w:val="fr-CA"/>
+        </w:rPr>
+      </w:pPr>
+      <w:r>
+        <w:rPr>
+          <w:lang w:val="fr-CA"/>
+        </w:rPr>
+        <w:t>Le démonstrateur du stage reste hybride : RTDE/</w:t>
+      </w:r>
+      <w:proofErr w:type="spellStart"/>
+      <w:r>
+        <w:rPr>
+          <w:lang w:val="fr-CA"/>
+        </w:rPr>
+        <w:t>URScript</w:t>
+      </w:r>
+      <w:proofErr w:type="spellEnd"/>
+      <w:r>
+        <w:rPr>
+          <w:lang w:val="fr-CA"/>
+        </w:rPr>
+        <w:t xml:space="preserve"> pour l'exécution prévisible, </w:t>
+      </w:r>
+      <w:proofErr w:type="spellStart"/>
+      <w:r>
+        <w:rPr>
+          <w:lang w:val="fr-CA"/>
+        </w:rPr>
+        <w:t>OpenVLA</w:t>
+      </w:r>
+      <w:proofErr w:type="spellEnd"/>
+      <w:r>
+        <w:rPr>
+          <w:lang w:val="fr-CA"/>
+        </w:rPr>
+        <w:t xml:space="preserve"> pour la décision image + langage → action.</w:t>
+      </w:r>
+    </w:p>
+    <w:p/>
+    <w:p>
+      <w:pPr>
+        <w:pStyle w:val="Titre2"/>
+        <w:rPr>
+          <w:lang w:val="fr-CA"/>
+        </w:rPr>
+      </w:pPr>
+      <w:r>
+        <w:rPr>
+          <w:lang w:val="fr-CA"/>
+        </w:rPr>
+        <w:t>III.2 Perception et représentation de la scène</w:t>
+      </w:r>
+    </w:p>
+    <w:p>
+      <w:pPr>
+        <w:rPr>
+          <w:lang w:val="fr-CA"/>
+        </w:rPr>
+      </w:pPr>
+      <w:r>
+        <w:rPr>
+          <w:lang w:val="fr-CA"/>
+        </w:rPr>
+        <w:t>Robot classique — il sait où est la cible (ex. où est la balle), mais il peut heurter l'obstacle, ne pas comprendre la scène dans son ensemble, ou échouer si la trajectoire change.</w:t>
+      </w:r>
+    </w:p>
+    <w:p>
+      <w:pPr>
+        <w:rPr>
+          <w:lang w:val="fr-CA"/>
+        </w:rPr>
+      </w:pPr>
+      <w:proofErr w:type="spellStart"/>
+      <w:r>
+        <w:rPr>
+          <w:lang w:val="fr-CA"/>
+        </w:rPr>
+        <w:t>OpenVLA</w:t>
+      </w:r>
+      <w:proofErr w:type="spellEnd"/>
+      <w:r>
+        <w:rPr>
+          <w:lang w:val="fr-CA"/>
+        </w:rPr>
+        <w:t xml:space="preserve"> peut comprendre une consigne du type « il y a un obstacle » et orienter la décision : contourner, déplacer un objet, changer l'approche, réessayer autrement.</w:t>
+      </w:r>
+    </w:p>
+    <w:p>
+      <w:pPr>
+        <w:pStyle w:val="Listepuces"/>
+        <w:rPr>
+          <w:lang w:val="fr-CA"/>
+        </w:rPr>
+      </w:pPr>
+      <w:r>
+        <w:rPr>
+          <w:lang w:val="fr-CA"/>
+        </w:rPr>
+        <w:t>Traditionnel : calibration caméra-robot, extraction de primitives (contours, nuage de points PLY), règles ou algorithmes dédiés.</w:t>
+      </w:r>
+    </w:p>
+    <w:p>
+      <w:pPr>
+        <w:pStyle w:val="Listepuces"/>
+        <w:rPr>
+          <w:lang w:val="fr-CA"/>
+        </w:rPr>
+      </w:pPr>
+      <w:proofErr w:type="spellStart"/>
+      <w:r>
+        <w:rPr>
+          <w:lang w:val="fr-CA"/>
+        </w:rPr>
+        <w:t>OpenVLA</w:t>
+      </w:r>
+      <w:proofErr w:type="spellEnd"/>
+      <w:r>
+        <w:rPr>
+          <w:lang w:val="fr-CA"/>
+        </w:rPr>
+        <w:t xml:space="preserve"> : end-to-end à partir d'une image RGB ; le modèle apprend implicitement les corrélations </w:t>
+      </w:r>
+      <w:proofErr w:type="spellStart"/>
+      <w:r>
+        <w:rPr>
+          <w:lang w:val="fr-CA"/>
+        </w:rPr>
+        <w:t>visuo-motrices</w:t>
+      </w:r>
+      <w:proofErr w:type="spellEnd"/>
+      <w:r>
+        <w:rPr>
+          <w:lang w:val="fr-CA"/>
+        </w:rPr>
+        <w:t>.</w:t>
+      </w:r>
+    </w:p>
+    <w:p>
+      <w:pPr>
+        <w:pStyle w:val="Listepuces"/>
+        <w:rPr>
+          <w:lang w:val="fr-CA"/>
+        </w:rPr>
+      </w:pPr>
+      <w:r>
+        <w:rPr>
+          <w:lang w:val="fr-CA"/>
+        </w:rPr>
+        <w:t xml:space="preserve">Stage : </w:t>
+      </w:r>
+      <w:proofErr w:type="spellStart"/>
+      <w:r>
+        <w:rPr>
+          <w:lang w:val="fr-CA"/>
+        </w:rPr>
         <w:t>Zivid</w:t>
       </w:r>
       <w:proofErr w:type="spellEnd"/>
@@ -3749,7 +3077,7 @@
         <w:rPr>
           <w:lang w:val="fr-CA"/>
         </w:rPr>
-        <w:t xml:space="preserve"> et interprétation </w:t>
+        <w:t xml:space="preserve"> fournit 2D et 3D ; </w:t>
       </w:r>
       <w:proofErr w:type="spellStart"/>
       <w:r>
@@ -3763,7 +3091,510 @@
         <w:rPr>
           <w:lang w:val="fr-CA"/>
         </w:rPr>
-        <w:t xml:space="preserve"> (jour 07)</w:t>
+        <w:t xml:space="preserve"> consomme le RGB 224×224. YOLOv8n (classes COCO) ou </w:t>
+      </w:r>
+      <w:proofErr w:type="spellStart"/>
+      <w:r>
+        <w:rPr>
+          <w:lang w:val="fr-CA"/>
+        </w:rPr>
+        <w:t>Grounding</w:t>
+      </w:r>
+      <w:proofErr w:type="spellEnd"/>
+      <w:r>
+        <w:rPr>
+          <w:lang w:val="fr-CA"/>
+        </w:rPr>
+        <w:t xml:space="preserve"> DINO (texte libre) relient détection 2D au nuage de points (Figure 2). </w:t>
+      </w:r>
+      <w:r>
+        <w:t xml:space="preserve">Voir </w:t>
+      </w:r>
+      <w:proofErr w:type="spellStart"/>
+      <w:r>
+        <w:t>comparaison</w:t>
+      </w:r>
+      <w:proofErr w:type="spellEnd"/>
+      <w:r>
+        <w:t xml:space="preserve"> jour 07.</w:t>
+      </w:r>
+    </w:p>
+    <w:p>
+      <w:pPr>
+        <w:pStyle w:val="Titre2"/>
+      </w:pPr>
+      <w:r>
+        <w:lastRenderedPageBreak/>
+        <w:t xml:space="preserve">III.3 Planification, </w:t>
+      </w:r>
+      <w:proofErr w:type="spellStart"/>
+      <w:r>
+        <w:t>contrôle</w:t>
+      </w:r>
+      <w:proofErr w:type="spellEnd"/>
+      <w:r>
+        <w:t xml:space="preserve"> et </w:t>
+      </w:r>
+      <w:proofErr w:type="spellStart"/>
+      <w:r>
+        <w:t>intégration</w:t>
+      </w:r>
+      <w:proofErr w:type="spellEnd"/>
+    </w:p>
+    <w:p>
+      <w:r>
+        <w:t>OpenVLA aide surtout à :</w:t>
+      </w:r>
+    </w:p>
+    <w:p>
+      <w:pPr>
+        <w:pStyle w:val="Listepuces"/>
+        <w:rPr>
+          <w:lang w:val="fr-CA"/>
+        </w:rPr>
+      </w:pPr>
+      <w:r>
+        <w:rPr>
+          <w:lang w:val="fr-CA"/>
+        </w:rPr>
+        <w:t>Raisonner et planifier à partir de la scène et du langage.</w:t>
+      </w:r>
+    </w:p>
+    <w:p>
+      <w:pPr>
+        <w:pStyle w:val="Listepuces"/>
+        <w:rPr>
+          <w:lang w:val="fr-CA"/>
+        </w:rPr>
+      </w:pPr>
+      <w:r>
+        <w:rPr>
+          <w:lang w:val="fr-CA"/>
+        </w:rPr>
+        <w:t>Adapter le mouvement et corriger en boucle fermée.</w:t>
+      </w:r>
+    </w:p>
+    <w:p>
+      <w:pPr>
+        <w:pStyle w:val="Listepuces"/>
+        <w:rPr>
+          <w:lang w:val="fr-CA"/>
+        </w:rPr>
+      </w:pPr>
+      <w:r>
+        <w:rPr>
+          <w:lang w:val="fr-CA"/>
+        </w:rPr>
+        <w:t>Gérer des scènes complexes et comprendre le langage humain.</w:t>
+      </w:r>
+    </w:p>
+    <w:p>
+      <w:pPr>
+        <w:pStyle w:val="Listepuces"/>
+        <w:rPr>
+          <w:lang w:val="fr-CA"/>
+        </w:rPr>
+      </w:pPr>
+      <w:r>
+        <w:rPr>
+          <w:lang w:val="fr-CA"/>
+        </w:rPr>
+        <w:t xml:space="preserve">Traditionnel : planification explicite (trajectoires </w:t>
+      </w:r>
+      <w:proofErr w:type="spellStart"/>
+      <w:r>
+        <w:rPr>
+          <w:lang w:val="fr-CA"/>
+        </w:rPr>
+        <w:t>movej</w:t>
+      </w:r>
+      <w:proofErr w:type="spellEnd"/>
+      <w:r>
+        <w:rPr>
+          <w:lang w:val="fr-CA"/>
+        </w:rPr>
+        <w:t>/</w:t>
+      </w:r>
+      <w:proofErr w:type="spellStart"/>
+      <w:r>
+        <w:rPr>
+          <w:lang w:val="fr-CA"/>
+        </w:rPr>
+        <w:t>movel</w:t>
+      </w:r>
+      <w:proofErr w:type="spellEnd"/>
+      <w:r>
+        <w:rPr>
+          <w:lang w:val="fr-CA"/>
+        </w:rPr>
+        <w:t>), contrôle PID ou servos RTDE, séquence déterministe.</w:t>
+      </w:r>
+    </w:p>
+    <w:p>
+      <w:pPr>
+        <w:pStyle w:val="Listepuces"/>
+        <w:rPr>
+          <w:lang w:val="fr-CA"/>
+        </w:rPr>
+      </w:pPr>
+      <w:proofErr w:type="spellStart"/>
+      <w:r>
+        <w:rPr>
+          <w:lang w:val="fr-CA"/>
+        </w:rPr>
+        <w:t>OpenVLA</w:t>
+      </w:r>
+      <w:proofErr w:type="spellEnd"/>
+      <w:r>
+        <w:rPr>
+          <w:lang w:val="fr-CA"/>
+        </w:rPr>
+        <w:t xml:space="preserve"> : planification implicite dans le LLM ; sortie = delta d'action instantané, adapté au contrôle itératif (</w:t>
+      </w:r>
+      <w:proofErr w:type="spellStart"/>
+      <w:r>
+        <w:rPr>
+          <w:lang w:val="fr-CA"/>
+        </w:rPr>
+        <w:t>receding</w:t>
+      </w:r>
+      <w:proofErr w:type="spellEnd"/>
+      <w:r>
+        <w:rPr>
+          <w:lang w:val="fr-CA"/>
+        </w:rPr>
+        <w:t xml:space="preserve"> horizon).</w:t>
+      </w:r>
+    </w:p>
+    <w:p>
+      <w:pPr>
+        <w:pStyle w:val="Listepuces"/>
+        <w:rPr>
+          <w:lang w:val="fr-CA"/>
+        </w:rPr>
+      </w:pPr>
+      <w:r>
+        <w:rPr>
+          <w:lang w:val="fr-CA"/>
+        </w:rPr>
+        <w:t>Avantage traditionnel : prévisibilité, sécurité, traçabilité des mouvements (validé jour 03 — tracé A).</w:t>
+      </w:r>
+    </w:p>
+    <w:p>
+      <w:pPr>
+        <w:pStyle w:val="Listepuces"/>
+        <w:rPr>
+          <w:lang w:val="fr-CA"/>
+        </w:rPr>
+      </w:pPr>
+      <w:r>
+        <w:rPr>
+          <w:lang w:val="fr-CA"/>
+        </w:rPr>
+        <w:t xml:space="preserve">Avantage </w:t>
+      </w:r>
+      <w:proofErr w:type="spellStart"/>
+      <w:r>
+        <w:rPr>
+          <w:lang w:val="fr-CA"/>
+        </w:rPr>
+        <w:t>OpenVLA</w:t>
+      </w:r>
+      <w:proofErr w:type="spellEnd"/>
+      <w:r>
+        <w:rPr>
+          <w:lang w:val="fr-CA"/>
+        </w:rPr>
+        <w:t xml:space="preserve"> : flexibilité sémantique, </w:t>
+      </w:r>
+      <w:proofErr w:type="spellStart"/>
+      <w:r>
+        <w:rPr>
+          <w:lang w:val="fr-CA"/>
+        </w:rPr>
+        <w:t>generalisation</w:t>
+      </w:r>
+      <w:proofErr w:type="spellEnd"/>
+      <w:r>
+        <w:rPr>
+          <w:lang w:val="fr-CA"/>
+        </w:rPr>
+        <w:t xml:space="preserve"> à de nouvelles consignes sans reprogrammation complète.</w:t>
+      </w:r>
+    </w:p>
+    <w:p>
+      <w:pPr>
+        <w:pStyle w:val="Titre2"/>
+        <w:rPr>
+          <w:lang w:val="fr-CA"/>
+        </w:rPr>
+      </w:pPr>
+      <w:r>
+        <w:rPr>
+          <w:lang w:val="fr-CA"/>
+        </w:rPr>
+        <w:t>III.4 Synthèse pour le démonstrateur CCNB-INNOV</w:t>
+      </w:r>
+    </w:p>
+    <w:p>
+      <w:pPr>
+        <w:rPr>
+          <w:lang w:val="fr-CA"/>
+        </w:rPr>
+      </w:pPr>
+      <w:r>
+        <w:rPr>
+          <w:lang w:val="fr-CA"/>
+        </w:rPr>
+        <w:t xml:space="preserve">Tandis que Zivid + nuage de points fournissent la géométrie précise (RGB, profondeur, XYZ en mètres), </w:t>
+      </w:r>
+      <w:proofErr w:type="spellStart"/>
+      <w:r>
+        <w:rPr>
+          <w:lang w:val="fr-CA"/>
+        </w:rPr>
+        <w:t>OpenVLA</w:t>
+      </w:r>
+      <w:proofErr w:type="spellEnd"/>
+      <w:r>
+        <w:rPr>
+          <w:lang w:val="fr-CA"/>
+        </w:rPr>
+        <w:t xml:space="preserve"> apporte la couche sémantique et décisionnelle au-dessus de cette perception.</w:t>
+      </w:r>
+    </w:p>
+    <w:p>
+      <w:pPr>
+        <w:rPr>
+          <w:lang w:val="fr-CA"/>
+        </w:rPr>
+      </w:pPr>
+      <w:r>
+        <w:rPr>
+          <w:lang w:val="fr-CA"/>
+        </w:rPr>
+        <w:t>Le démonstrateur du stage adopte une approche hybride pragmatique :</w:t>
+      </w:r>
+    </w:p>
+    <w:p>
+      <w:pPr>
+        <w:pStyle w:val="Listepuces"/>
+        <w:rPr>
+          <w:lang w:val="fr-CA"/>
+        </w:rPr>
+      </w:pPr>
+      <w:r>
+        <w:rPr>
+          <w:lang w:val="fr-CA"/>
+        </w:rPr>
+        <w:t>Robotique classique pour valider l'exécution (</w:t>
+      </w:r>
+      <w:proofErr w:type="spellStart"/>
+      <w:r>
+        <w:rPr>
+          <w:lang w:val="fr-CA"/>
+        </w:rPr>
+        <w:t>URScript</w:t>
+      </w:r>
+      <w:proofErr w:type="spellEnd"/>
+      <w:r>
+        <w:rPr>
+          <w:lang w:val="fr-CA"/>
+        </w:rPr>
+        <w:t>, RTDE) et sécuriser les mouvements.</w:t>
+      </w:r>
+    </w:p>
+    <w:p>
+      <w:pPr>
+        <w:pStyle w:val="Listepuces"/>
+        <w:rPr>
+          <w:lang w:val="fr-CA"/>
+        </w:rPr>
+      </w:pPr>
+      <w:proofErr w:type="spellStart"/>
+      <w:r>
+        <w:rPr>
+          <w:lang w:val="fr-CA"/>
+        </w:rPr>
+        <w:t>OpenVLA</w:t>
+      </w:r>
+      <w:proofErr w:type="spellEnd"/>
+      <w:r>
+        <w:rPr>
+          <w:lang w:val="fr-CA"/>
+        </w:rPr>
+        <w:t xml:space="preserve"> pour la couche décisionnelle haute niveau (image + langage → action).</w:t>
+      </w:r>
+    </w:p>
+    <w:p>
+      <w:pPr>
+        <w:pStyle w:val="Listepuces"/>
+        <w:rPr>
+          <w:lang w:val="fr-CA"/>
+        </w:rPr>
+      </w:pPr>
+      <w:r>
+        <w:rPr>
+          <w:lang w:val="fr-CA"/>
+        </w:rPr>
+        <w:t>Zivid comme capteur riche (2D/3D) alimentant la perception.</w:t>
+      </w:r>
+    </w:p>
+    <w:p>
+      <w:pPr>
+        <w:pStyle w:val="Listepuces"/>
+        <w:rPr>
+          <w:lang w:val="fr-CA"/>
+        </w:rPr>
+      </w:pPr>
+      <w:r>
+        <w:rPr>
+          <w:lang w:val="fr-CA"/>
+        </w:rPr>
+        <w:t>Environnements Conda Python 3.11 séparés (</w:t>
+      </w:r>
+      <w:proofErr w:type="spellStart"/>
+      <w:r>
+        <w:rPr>
+          <w:lang w:val="fr-CA"/>
+        </w:rPr>
+        <w:t>env_zivid</w:t>
+      </w:r>
+      <w:proofErr w:type="spellEnd"/>
+      <w:r>
+        <w:rPr>
+          <w:lang w:val="fr-CA"/>
+        </w:rPr>
+        <w:t xml:space="preserve">, </w:t>
+      </w:r>
+      <w:proofErr w:type="spellStart"/>
+      <w:r>
+        <w:rPr>
+          <w:lang w:val="fr-CA"/>
+        </w:rPr>
+        <w:t>env_ur</w:t>
+      </w:r>
+      <w:proofErr w:type="spellEnd"/>
+      <w:r>
+        <w:rPr>
+          <w:lang w:val="fr-CA"/>
+        </w:rPr>
+        <w:t xml:space="preserve">, </w:t>
+      </w:r>
+      <w:proofErr w:type="spellStart"/>
+      <w:r>
+        <w:rPr>
+          <w:lang w:val="fr-CA"/>
+        </w:rPr>
+        <w:t>env_integration</w:t>
+      </w:r>
+      <w:proofErr w:type="spellEnd"/>
+      <w:r>
+        <w:rPr>
+          <w:lang w:val="fr-CA"/>
+        </w:rPr>
+        <w:t xml:space="preserve">, </w:t>
+      </w:r>
+      <w:proofErr w:type="spellStart"/>
+      <w:r>
+        <w:rPr>
+          <w:lang w:val="fr-CA"/>
+        </w:rPr>
+        <w:t>env_openvla</w:t>
+      </w:r>
+      <w:proofErr w:type="spellEnd"/>
+      <w:r>
+        <w:rPr>
+          <w:lang w:val="fr-CA"/>
+        </w:rPr>
+        <w:t>) puis convergence vers l'intégration.</w:t>
+      </w:r>
+    </w:p>
+    <w:p>
+      <w:pPr>
+        <w:pStyle w:val="Titre1"/>
+      </w:pPr>
+      <w:r>
+        <w:t>IV. Tests et intégration</w:t>
+      </w:r>
+    </w:p>
+    <w:p>
+      <w:pPr>
+        <w:pStyle w:val="Titre2"/>
+        <w:rPr>
+          <w:lang w:val="fr-CA"/>
+        </w:rPr>
+      </w:pPr>
+      <w:r>
+        <w:rPr>
+          <w:lang w:val="fr-CA"/>
+        </w:rPr>
+        <w:t>IV.1 Flux de données robot, Zivid et interprétation OpenVLA (jour 07)</w:t>
+      </w:r>
+      <w:proofErr w:type="spellStart"/>
+      <w:r>
+        <w:rPr>
+          <w:lang w:val="fr-CA"/>
+        </w:rPr>
+      </w:r>
+      <w:proofErr w:type="spellEnd"/>
+      <w:r>
+        <w:rPr>
+          <w:lang w:val="fr-CA"/>
+        </w:rPr>
+      </w:r>
+      <w:proofErr w:type="spellStart"/>
+      <w:r>
+        <w:rPr>
+          <w:lang w:val="fr-CA"/>
+        </w:rPr>
+      </w:r>
+      <w:proofErr w:type="spellEnd"/>
+      <w:r>
+        <w:rPr>
+          <w:lang w:val="fr-CA"/>
+        </w:rPr>
+      </w:r>
+    </w:p>
+    <w:p>
+      <w:pPr>
+        <w:pStyle w:val="Titre1"/>
+      </w:pPr>
+      <w:r>
+        <w:t>V. Pipeline final du démonstrateur</w:t>
+      </w:r>
+    </w:p>
+    <w:p>
+      <w:pPr>
+        <w:pStyle w:val="Titre2"/>
+      </w:pPr>
+      <w:r>
+        <w:t>V.1 Jour 10 — Refactoring pipeline (modules pipeline/)</w:t>
+      </w:r>
+    </w:p>
+    <w:p>
+      <w:pPr/>
+      <w:r>
+        <w:t>Objectif : découper le démonstrateur en modules indépendants (config, capture Zivid avec distance max, détection Grounding DINO avec sauvegarde (u,v), calibration caméra→robot obligatoire, contrôleur UR16e avec limites workspace, pince Robotiq, contrôleur OpenVLA avec prompt dynamique basé sur la distance TCP→objet).</w:t>
+      </w:r>
+    </w:p>
+    <w:p>
+      <w:pPr/>
+      <w:r>
+        <w:t>Points critiques : (1) calibration main-œil absente = bug majeur ; (2) ajouter une limite de workspace côté UR ; (3) réintégrer DINO périodiquement dans la boucle pour corriger la dérive ; (4) préférer un prompt relatif (distance restante) aux coordonnées absolues.</w:t>
+      </w:r>
+    </w:p>
+    <w:p>
+      <w:pPr>
+        <w:pStyle w:val="Titre2"/>
+      </w:pPr>
+      <w:r>
+        <w:t>V.2 Jour 11 — Calibration caméra → robot (T_tcp_cam)</w:t>
+      </w:r>
+    </w:p>
+    <w:p>
+      <w:r>
+        <w:t>Le 29 mai 2026 (jour 11), le démonstrateur intègre la calibration main-œil (eye-in-hand) UR16e + Zivid. Cette section distingue la création du fichier de calibration (script autonome) de son utilisation à chaque exécution du pipeline OpenVLA.</w:t>
       </w:r>
     </w:p>
     <w:p>
@@ -3771,19 +3602,33 @@
         <w:pStyle w:val="Titre3"/>
       </w:pPr>
       <w:r>
-        <w:t>Jour 10 — refactoring pipeline (UR16e, Zivid, DINO, OpenVLA)</w:t>
-      </w:r>
-    </w:p>
-    <w:p>
-      <w:pPr/>
-      <w:r>
-        <w:t>Objectif : découper le démonstrateur en modules indépendants (config, capture Zivid avec distance max, détection Grounding DINO avec sauvegarde (u,v), calibration caméra→robot obligatoire, contrôleur UR16e avec limites workspace, pince Robotiq, contrôleur OpenVLA avec prompt dynamique basé sur la distance TCP→objet).</w:t>
-      </w:r>
-    </w:p>
-    <w:p>
-      <w:pPr/>
-      <w:r>
-        <w:t>Points critiques : (1) calibration main-œil absente = bug majeur ; (2) ajouter une limite de workspace côté UR ; (3) réintégrer DINO périodiquement dans la boucle pour corriger la dérive ; (4) préférer un prompt relatif (distance restante) aux coordonnées absolues.</w:t>
+        <w:t>V.2.1 Le fichier T_tcp_cam.npy — traducteur entre caméra et robot</w:t>
+      </w:r>
+    </w:p>
+    <w:p>
+      <w:r>
+        <w:t>La matrice homogène 4×4 T_tcp_cam relie le repère de la caméra Zivid (montée sur le TCP) au repère outil du robot. Sans ce fichier, les coordonnées 3D issues de Grounding DINO (repère caméra) ne peuvent pas être converties en positions fiables pour le UR16e.</w:t>
+      </w:r>
+    </w:p>
+    <w:p>
+      <w:pPr>
+        <w:pStyle w:val="Listepuces"/>
+      </w:pPr>
+      <w:r>
+        <w:t>Caméra : « l’objet est à gauche et devant moi » (repère optique Zivid).</w:t>
+      </w:r>
+    </w:p>
+    <w:p>
+      <w:pPr>
+        <w:pStyle w:val="Listepuces"/>
+      </w:pPr>
+      <w:r>
+        <w:t>Robot : « je me déplace dans la base UR » — il ne connaît pas la « gauche » de la caméra.</w:t>
+      </w:r>
+    </w:p>
+    <w:p>
+      <w:r>
+        <w:t>Fichier produit : T_tcp_cam.npy (chemin CALIBRATION_FILE dans pipeline/config.py). Sauvegarde avec numpy : np.save(CALIBRATION_FILE, T_tcp_cam) après calibration réussie.</w:t>
       </w:r>
     </w:p>
     <w:p>
@@ -3791,7 +3636,168 @@
         <w:pStyle w:val="Titre3"/>
       </w:pPr>
       <w:r>
-        <w:t>Jour 09 : rapport d'expérimentation et interprétation des résultats de la boucle continue.</w:t>
+        <w:t>V.2.2 pipeline/calibrer_robot.py — script autonome (création du fichier)</w:t>
+      </w:r>
+    </w:p>
+    <w:p>
+      <w:r>
+        <w:t>Ce script s’exécute seul, indépendamment de main_real.py et main_sim.py. Il sert uniquement à générer ou régénérer T_tcp_cam.npy avant les runs du pipeline.</w:t>
+      </w:r>
+    </w:p>
+    <w:p>
+      <w:pPr>
+        <w:pStyle w:val="Listepuces"/>
+      </w:pPr>
+      <w:r>
+        <w:t>Connexion Zivid (zivid.Application, connect_camera) et UR16e (RTDE).</w:t>
+      </w:r>
+    </w:p>
+    <w:p>
+      <w:pPr>
+        <w:pStyle w:val="Listepuces"/>
+      </w:pPr>
+      <w:r>
+        <w:t>Pour chaque pose de calibration : déplacement moveL, lecture TCP, capture Zivid (camera.capture()), détection de la mire damier noir et blanc via zivid.calibration.detect_feature_points(frame.point_cloud()).</w:t>
+      </w:r>
+    </w:p>
+    <w:p>
+      <w:pPr>
+        <w:pStyle w:val="Listepuces"/>
+      </w:pPr>
+      <w:r>
+        <w:t>Accumulation des échantillons HandEyeInput (pose robot + détection valide), puis zivid.calibration.calibrate_eye_in_hand(detection_results).</w:t>
+      </w:r>
+    </w:p>
+    <w:p>
+      <w:pPr>
+        <w:pStyle w:val="Listepuces"/>
+      </w:pPr>
+      <w:r>
+        <w:t>Si result.valid() : extraction de T_tcp_cam = result.transform() et np.save vers T_tcp_cam.npy.</w:t>
+      </w:r>
+    </w:p>
+    <w:p>
+      <w:r>
+        <w:t>Lancement typique (depuis la racine du projet, environnement Zivid + RTDE) : python -m pipeline.calibrer_robot</w:t>
+      </w:r>
+    </w:p>
+    <w:p>
+      <w:pPr>
+        <w:pStyle w:val="Titre3"/>
+      </w:pPr>
+      <w:r>
+        <w:t>V.2.3 pipeline/calibration.py — utilisé à chaque run OpenVLA</w:t>
+      </w:r>
+    </w:p>
+    <w:p>
+      <w:r>
+        <w:t>À chaque exécution du pipeline (main_real.py, boucle adaptative), calibration.py charge T_tcp_cam.npy via load_calibration() et convertit les coordonnées caméra → base robot avec cam_to_robot(xyz_cam_m, tcp_pose, T_tcp_cam) lors des déplacements guidés par OpenVLA.</w:t>
+      </w:r>
+    </w:p>
+    <w:p>
+      <w:pPr>
+        <w:pStyle w:val="Listepuces"/>
+      </w:pPr>
+      <w:r>
+        <w:t>load_calibration() : np.load si le fichier existe ; sinon matrice identité (mode non calibré).</w:t>
+      </w:r>
+    </w:p>
+    <w:p>
+      <w:pPr>
+        <w:pStyle w:val="Listepuces"/>
+      </w:pPr>
+      <w:r>
+        <w:t>cam_to_robot() : chaîne T_base_tcp @ T_tcp_cam @ P_cam pour placer l’objet détecté dans la base UR.</w:t>
+      </w:r>
+    </w:p>
+    <w:p>
+      <w:pPr>
+        <w:pStyle w:val="Listepuces"/>
+      </w:pPr>
+      <w:r>
+        <w:t>compute_distance_tcp_to_object() : distance restante TCP → objet (critère d’arrêt / prompt adaptatif).</w:t>
+      </w:r>
+    </w:p>
+    <w:p>
+      <w:r>
+        <w:t>Distinction essentielle : calibrer_robot.py crée le fichier une fois (ou après déplacement de la caméra) ; calibration.py réutilise ce fichier à chaque cycle perception → OpenVLA → RTDE.</w:t>
+      </w:r>
+    </w:p>
+    <w:p>
+      <w:pPr>
+        <w:pStyle w:val="Titre3"/>
+      </w:pPr>
+      <w:r>
+        <w:t>V.2.4 Les 3 règles d’or pour les poses de calibration</w:t>
+      </w:r>
+    </w:p>
+    <w:p>
+      <w:pPr>
+        <w:pStyle w:val="Listepuces"/>
+      </w:pPr>
+      <w:r>
+        <w:t>Varier l’inclinaison : ne pas rester toujours à la verticale (RX=0, RY=3.14) ; incliner ±15° à ±25°.</w:t>
+      </w:r>
+    </w:p>
+    <w:p>
+      <w:pPr>
+        <w:pStyle w:val="Listepuces"/>
+      </w:pPr>
+      <w:r>
+        <w:t>Varier la hauteur Z : captures à environ 40 cm, 50 cm et 60 cm de la mire.</w:t>
+      </w:r>
+    </w:p>
+    <w:p>
+      <w:pPr>
+        <w:pStyle w:val="Listepuces"/>
+      </w:pPr>
+      <w:r>
+        <w:t>Rotation RZ : faire tourner l’outil sur lui-même pour enrichir les échantillons hand-eye.</w:t>
+      </w:r>
+    </w:p>
+    <w:p>
+      <w:pPr>
+        <w:pStyle w:val="Titre3"/>
+      </w:pPr>
+      <w:r>
+        <w:t>V.2.5 Rapport hebdomadaire et livrables jour 11</w:t>
+      </w:r>
+    </w:p>
+    <w:p>
+      <w:r>
+        <w:t>Rapport détaillé : OpenVLA_day11_rapport_hebdomadaire.docx. Dossier rapports_hebdomadaires/ pour les synthèses de fin de semaine.</w:t>
+      </w:r>
+    </w:p>
+    <w:p>
+      <w:pPr>
+        <w:pStyle w:val="Listepuces"/>
+      </w:pPr>
+      <w:r>
+        <w:t>Semaine 26–29 mai : boucle continue (jour 08), interprétation logs (jour 09), refactoring pipeline (jour 10).</w:t>
+      </w:r>
+    </w:p>
+    <w:p>
+      <w:pPr>
+        <w:pStyle w:val="Listepuces"/>
+      </w:pPr>
+      <w:r>
+        <w:t>Correction DINO : mapping pixel image → résolution point cloud Zivid (scale_u, scale_v).</w:t>
+      </w:r>
+    </w:p>
+    <w:p>
+      <w:pPr>
+        <w:pStyle w:val="Listepuces"/>
+      </w:pPr>
+      <w:r>
+        <w:t>Objectif semaine suivante : valider T_tcp_cam.npy en réel et tester main_real.py avec workspace.</w:t>
+      </w:r>
+    </w:p>
+    <w:p>
+      <w:pPr>
+        <w:pStyle w:val="Titre2"/>
+      </w:pPr>
+      <w:r>
+        <w:t>IV.3 Jour 09 — Interprétation des résultats de la boucle continue</w:t>
       </w:r>
     </w:p>
     <w:p>
@@ -4025,251 +4031,250 @@
     </w:p>
     <w:p>
       <w:pPr>
-        <w:pStyle w:val="Titre3"/>
-        <w:rPr>
-          <w:lang w:val="fr-CA"/>
-        </w:rPr>
-      </w:pPr>
-      <w:r>
-        <w:rPr>
-          <w:lang w:val="fr-CA"/>
-        </w:rPr>
-        <w:t xml:space="preserve">Jour 08 — boucle continue perception → action → </w:t>
+        <w:pStyle w:val="Titre2"/>
+        <w:rPr>
+          <w:lang w:val="fr-CA"/>
+        </w:rPr>
+      </w:pPr>
+      <w:r>
+        <w:rPr>
+          <w:lang w:val="fr-CA"/>
+        </w:rPr>
+        <w:t>IV.2 Jour 08 — Boucle continue perception → action → réinférence</w:t>
       </w:r>
       <w:proofErr w:type="spellStart"/>
       <w:r>
         <w:rPr>
           <w:lang w:val="fr-CA"/>
         </w:rPr>
+      </w:r>
+      <w:proofErr w:type="spellEnd"/>
+    </w:p>
+    <w:p>
+      <w:pPr>
+        <w:rPr>
+          <w:lang w:val="fr-CA"/>
+        </w:rPr>
+      </w:pPr>
+      <w:r>
+        <w:rPr>
+          <w:lang w:val="fr-CA"/>
+        </w:rPr>
+        <w:t xml:space="preserve">Jour 08 : test d'une boucle continue perception → action → </w:t>
+      </w:r>
+      <w:proofErr w:type="spellStart"/>
+      <w:r>
+        <w:rPr>
+          <w:lang w:val="fr-CA"/>
+        </w:rPr>
         <w:t>réinférence</w:t>
       </w:r>
       <w:proofErr w:type="spellEnd"/>
-    </w:p>
-    <w:p>
-      <w:pPr>
-        <w:rPr>
-          <w:lang w:val="fr-CA"/>
-        </w:rPr>
-      </w:pPr>
-      <w:r>
-        <w:rPr>
-          <w:lang w:val="fr-CA"/>
-        </w:rPr>
-        <w:t xml:space="preserve">Jour 08 : test d'une boucle continue perception → action → </w:t>
+      <w:r>
+        <w:rPr>
+          <w:lang w:val="fr-CA"/>
+        </w:rPr>
+        <w:t xml:space="preserve"> pour rendre le comportement plus adaptatif (correction itérative à chaque nouvelle observation).</w:t>
+      </w:r>
+    </w:p>
+    <w:p>
+      <w:pPr>
+        <w:rPr>
+          <w:lang w:val="fr-CA"/>
+        </w:rPr>
+      </w:pPr>
+      <w:r>
+        <w:rPr>
+          <w:lang w:val="fr-CA"/>
+        </w:rPr>
+        <w:t xml:space="preserve">Option d'efficacité : injecter dans l'instruction </w:t>
       </w:r>
       <w:proofErr w:type="spellStart"/>
       <w:r>
         <w:rPr>
           <w:lang w:val="fr-CA"/>
         </w:rPr>
-        <w:t>réinférence</w:t>
+        <w:t>OpenVLA</w:t>
       </w:r>
       <w:proofErr w:type="spellEnd"/>
       <w:r>
         <w:rPr>
           <w:lang w:val="fr-CA"/>
         </w:rPr>
-        <w:t xml:space="preserve"> pour rendre le comportement plus adaptatif (correction itérative à chaque nouvelle observation).</w:t>
-      </w:r>
-    </w:p>
-    <w:p>
-      <w:pPr>
-        <w:rPr>
-          <w:lang w:val="fr-CA"/>
-        </w:rPr>
-      </w:pPr>
-      <w:r>
-        <w:rPr>
-          <w:lang w:val="fr-CA"/>
-        </w:rPr>
-        <w:t xml:space="preserve">Option d'efficacité : injecter dans l'instruction </w:t>
+        <w:t xml:space="preserve"> les coordonnées (</w:t>
+      </w:r>
+      <w:proofErr w:type="gramStart"/>
+      <w:r>
+        <w:rPr>
+          <w:lang w:val="fr-CA"/>
+        </w:rPr>
+        <w:t>X,Y</w:t>
+      </w:r>
+      <w:proofErr w:type="gramEnd"/>
+      <w:r>
+        <w:rPr>
+          <w:lang w:val="fr-CA"/>
+        </w:rPr>
+        <w:t xml:space="preserve">,Z) projetées issues de </w:t>
       </w:r>
       <w:proofErr w:type="spellStart"/>
       <w:r>
         <w:rPr>
           <w:lang w:val="fr-CA"/>
         </w:rPr>
-        <w:t>OpenVLA</w:t>
+        <w:t>Grounding</w:t>
       </w:r>
       <w:proofErr w:type="spellEnd"/>
       <w:r>
         <w:rPr>
           <w:lang w:val="fr-CA"/>
         </w:rPr>
-        <w:t xml:space="preserve"> les coordonnées (</w:t>
-      </w:r>
+        <w:t xml:space="preserve"> DINO + nuage </w:t>
+      </w:r>
+      <w:proofErr w:type="spellStart"/>
+      <w:r>
+        <w:rPr>
+          <w:lang w:val="fr-CA"/>
+        </w:rPr>
+        <w:t>Zivid</w:t>
+      </w:r>
+      <w:proofErr w:type="spellEnd"/>
+      <w:r>
+        <w:rPr>
+          <w:lang w:val="fr-CA"/>
+        </w:rPr>
+        <w:t xml:space="preserve"> (en plus du label), comme la variante YOLO.</w:t>
+      </w:r>
+    </w:p>
+    <w:p>
+      <w:pPr>
+        <w:pStyle w:val="Listepuces"/>
+      </w:pPr>
       <w:proofErr w:type="gramStart"/>
       <w:r>
-        <w:rPr>
-          <w:lang w:val="fr-CA"/>
-        </w:rPr>
-        <w:t>X,Y</w:t>
+        <w:t>Scripts :</w:t>
       </w:r>
       <w:proofErr w:type="gramEnd"/>
       <w:r>
-        <w:rPr>
-          <w:lang w:val="fr-CA"/>
-        </w:rPr>
-        <w:t xml:space="preserve">,Z) projetées issues de </w:t>
+        <w:t xml:space="preserve"> demo_adaptatif_openvla.py, demo_adaptatif_openvla_print_value.py.</w:t>
+      </w:r>
+    </w:p>
+    <w:p>
+      <w:pPr>
+        <w:pStyle w:val="Listepuces"/>
+        <w:rPr>
+          <w:lang w:val="fr-CA"/>
+        </w:rPr>
+      </w:pPr>
+      <w:r>
+        <w:rPr>
+          <w:lang w:val="fr-CA"/>
+        </w:rPr>
+        <w:t xml:space="preserve">Sortie modèle : 7D (dx, </w:t>
       </w:r>
       <w:proofErr w:type="spellStart"/>
       <w:r>
         <w:rPr>
           <w:lang w:val="fr-CA"/>
         </w:rPr>
-        <w:t>Grounding</w:t>
+        <w:t>dy</w:t>
       </w:r>
       <w:proofErr w:type="spellEnd"/>
       <w:r>
         <w:rPr>
           <w:lang w:val="fr-CA"/>
         </w:rPr>
-        <w:t xml:space="preserve"> DINO + nuage </w:t>
+        <w:t xml:space="preserve">, dz, </w:t>
       </w:r>
       <w:proofErr w:type="spellStart"/>
       <w:r>
         <w:rPr>
           <w:lang w:val="fr-CA"/>
         </w:rPr>
-        <w:t>Zivid</w:t>
+        <w:t>rx</w:t>
       </w:r>
       <w:proofErr w:type="spellEnd"/>
       <w:r>
         <w:rPr>
           <w:lang w:val="fr-CA"/>
         </w:rPr>
-        <w:t xml:space="preserve"> (en plus du label), comme la variante YOLO.</w:t>
+        <w:t xml:space="preserve">, </w:t>
+      </w:r>
+      <w:proofErr w:type="spellStart"/>
+      <w:r>
+        <w:rPr>
+          <w:lang w:val="fr-CA"/>
+        </w:rPr>
+        <w:t>ry</w:t>
+      </w:r>
+      <w:proofErr w:type="spellEnd"/>
+      <w:r>
+        <w:rPr>
+          <w:lang w:val="fr-CA"/>
+        </w:rPr>
+        <w:t xml:space="preserve">, </w:t>
+      </w:r>
+      <w:proofErr w:type="spellStart"/>
+      <w:r>
+        <w:rPr>
+          <w:lang w:val="fr-CA"/>
+        </w:rPr>
+        <w:t>rz</w:t>
+      </w:r>
+      <w:proofErr w:type="spellEnd"/>
+      <w:r>
+        <w:rPr>
+          <w:lang w:val="fr-CA"/>
+        </w:rPr>
+        <w:t xml:space="preserve">, gripper), dénormalisation </w:t>
+      </w:r>
+      <w:proofErr w:type="spellStart"/>
+      <w:r>
+        <w:rPr>
+          <w:lang w:val="fr-CA"/>
+        </w:rPr>
+        <w:t>bridge_orig</w:t>
+      </w:r>
+      <w:proofErr w:type="spellEnd"/>
+      <w:r>
+        <w:rPr>
+          <w:lang w:val="fr-CA"/>
+        </w:rPr>
+        <w:t>.</w:t>
       </w:r>
     </w:p>
     <w:p>
       <w:pPr>
         <w:pStyle w:val="Listepuces"/>
-      </w:pPr>
+        <w:rPr>
+          <w:lang w:val="fr-CA"/>
+        </w:rPr>
+      </w:pPr>
+      <w:r>
+        <w:rPr>
+          <w:lang w:val="fr-CA"/>
+        </w:rPr>
+        <w:t>Données robot : pose TCP et commandes RTDE — exécution uniquement, pas d'inférence directe.</w:t>
+      </w:r>
+    </w:p>
+    <w:p>
+      <w:r>
+        <w:t xml:space="preserve">Rapport </w:t>
+      </w:r>
+      <w:proofErr w:type="spellStart"/>
+      <w:r>
+        <w:t>détaillé</w:t>
+      </w:r>
+      <w:proofErr w:type="spellEnd"/>
+      <w:r>
+        <w:t xml:space="preserve"> jour </w:t>
+      </w:r>
       <w:proofErr w:type="gramStart"/>
       <w:r>
-        <w:t>Scripts :</w:t>
+        <w:t>07 :</w:t>
       </w:r>
       <w:proofErr w:type="gramEnd"/>
       <w:r>
-        <w:t xml:space="preserve"> demo_adaptatif_openvla.py, demo_adaptatif_openvla_print_value.py.</w:t>
-      </w:r>
-    </w:p>
-    <w:p>
-      <w:pPr>
-        <w:pStyle w:val="Listepuces"/>
-        <w:rPr>
-          <w:lang w:val="fr-CA"/>
-        </w:rPr>
-      </w:pPr>
-      <w:r>
-        <w:rPr>
-          <w:lang w:val="fr-CA"/>
-        </w:rPr>
-        <w:t xml:space="preserve">Sortie modèle : 7D (dx, </w:t>
-      </w:r>
-      <w:proofErr w:type="spellStart"/>
-      <w:r>
-        <w:rPr>
-          <w:lang w:val="fr-CA"/>
-        </w:rPr>
-        <w:t>dy</w:t>
-      </w:r>
-      <w:proofErr w:type="spellEnd"/>
-      <w:r>
-        <w:rPr>
-          <w:lang w:val="fr-CA"/>
-        </w:rPr>
-        <w:t xml:space="preserve">, dz, </w:t>
-      </w:r>
-      <w:proofErr w:type="spellStart"/>
-      <w:r>
-        <w:rPr>
-          <w:lang w:val="fr-CA"/>
-        </w:rPr>
-        <w:t>rx</w:t>
-      </w:r>
-      <w:proofErr w:type="spellEnd"/>
-      <w:r>
-        <w:rPr>
-          <w:lang w:val="fr-CA"/>
-        </w:rPr>
-        <w:t xml:space="preserve">, </w:t>
-      </w:r>
-      <w:proofErr w:type="spellStart"/>
-      <w:r>
-        <w:rPr>
-          <w:lang w:val="fr-CA"/>
-        </w:rPr>
-        <w:t>ry</w:t>
-      </w:r>
-      <w:proofErr w:type="spellEnd"/>
-      <w:r>
-        <w:rPr>
-          <w:lang w:val="fr-CA"/>
-        </w:rPr>
-        <w:t xml:space="preserve">, </w:t>
-      </w:r>
-      <w:proofErr w:type="spellStart"/>
-      <w:r>
-        <w:rPr>
-          <w:lang w:val="fr-CA"/>
-        </w:rPr>
-        <w:t>rz</w:t>
-      </w:r>
-      <w:proofErr w:type="spellEnd"/>
-      <w:r>
-        <w:rPr>
-          <w:lang w:val="fr-CA"/>
-        </w:rPr>
-        <w:t xml:space="preserve">, gripper), dénormalisation </w:t>
-      </w:r>
-      <w:proofErr w:type="spellStart"/>
-      <w:r>
-        <w:rPr>
-          <w:lang w:val="fr-CA"/>
-        </w:rPr>
-        <w:t>bridge_orig</w:t>
-      </w:r>
-      <w:proofErr w:type="spellEnd"/>
-      <w:r>
-        <w:rPr>
-          <w:lang w:val="fr-CA"/>
-        </w:rPr>
-        <w:t>.</w:t>
-      </w:r>
-    </w:p>
-    <w:p>
-      <w:pPr>
-        <w:pStyle w:val="Listepuces"/>
-        <w:rPr>
-          <w:lang w:val="fr-CA"/>
-        </w:rPr>
-      </w:pPr>
-      <w:r>
-        <w:rPr>
-          <w:lang w:val="fr-CA"/>
-        </w:rPr>
-        <w:t>Données robot : pose TCP et commandes RTDE — exécution uniquement, pas d'inférence directe.</w:t>
-      </w:r>
-    </w:p>
-    <w:p>
-      <w:r>
-        <w:t xml:space="preserve">Rapport </w:t>
-      </w:r>
-      <w:proofErr w:type="spellStart"/>
-      <w:r>
-        <w:t>détaillé</w:t>
-      </w:r>
-      <w:proofErr w:type="spellEnd"/>
-      <w:r>
-        <w:t xml:space="preserve"> jour </w:t>
-      </w:r>
-      <w:proofErr w:type="gramStart"/>
-      <w:r>
-        <w:t>07 :</w:t>
-      </w:r>
-      <w:proofErr w:type="gramEnd"/>
-      <w:r>
         <w:t xml:space="preserve"> OpenVLA_day07_robot_data.docx. Scripts : demoTest.py, test_zivid_openvla.py.</w:t>
       </w:r>
     </w:p>
@@ -4280,1021 +4285,31 @@
     </w:p>
     <w:p>
       <w:pPr>
-        <w:pStyle w:val="Titre1"/>
-        <w:rPr>
-          <w:lang w:val="fr-CA"/>
-        </w:rPr>
-      </w:pPr>
-      <w:r>
-        <w:rPr>
-          <w:lang w:val="fr-CA"/>
-        </w:rPr>
-        <w:lastRenderedPageBreak/>
-        <w:t xml:space="preserve">III. Comparaison </w:t>
-      </w:r>
-      <w:proofErr w:type="spellStart"/>
-      <w:r>
-        <w:rPr>
-          <w:lang w:val="fr-CA"/>
-        </w:rPr>
-        <w:t>OpenVLA</w:t>
-      </w:r>
-      <w:proofErr w:type="spellEnd"/>
-      <w:r>
-        <w:rPr>
-          <w:lang w:val="fr-CA"/>
-        </w:rPr>
-        <w:t xml:space="preserve"> et robotique traditionnelle</w:t>
-      </w:r>
-    </w:p>
-    <w:p>
-      <w:pPr>
-        <w:pStyle w:val="Titre2"/>
-        <w:rPr>
-          <w:lang w:val="fr-CA"/>
-        </w:rPr>
-      </w:pPr>
-      <w:r>
-        <w:rPr>
-          <w:lang w:val="fr-CA"/>
-        </w:rPr>
-        <w:t>III.1 Programmation de tâches</w:t>
-      </w:r>
-    </w:p>
-    <w:p>
-      <w:pPr>
-        <w:rPr>
-          <w:lang w:val="fr-CA"/>
-        </w:rPr>
-      </w:pPr>
-      <w:proofErr w:type="spellStart"/>
-      <w:r>
-        <w:rPr>
-          <w:lang w:val="fr-CA"/>
-        </w:rPr>
-        <w:t>OpenVLA</w:t>
-      </w:r>
-      <w:proofErr w:type="spellEnd"/>
-      <w:r>
-        <w:rPr>
-          <w:lang w:val="fr-CA"/>
-        </w:rPr>
-        <w:t xml:space="preserve"> peut aider le robot à : mieux comprendre la scène ; mieux choisir l'action ; mieux adapter le mouvement.</w:t>
-      </w:r>
-    </w:p>
-    <w:p>
-      <w:pPr>
-        <w:pStyle w:val="Titre3"/>
-        <w:rPr>
-          <w:lang w:val="fr-CA"/>
-        </w:rPr>
-      </w:pPr>
-      <w:r>
-        <w:rPr>
-          <w:lang w:val="fr-CA"/>
-        </w:rPr>
-        <w:t>III.1 — Robotique classique seule</w:t>
-      </w:r>
-    </w:p>
-    <w:p>
-      <w:pPr>
-        <w:rPr>
-          <w:lang w:val="fr-CA"/>
-        </w:rPr>
-      </w:pPr>
-      <w:r>
-        <w:rPr>
-          <w:lang w:val="fr-CA"/>
-        </w:rPr>
-        <w:t>En robotique classique seule, le robot peut aller précisément au XYZ. Mais il ne comprend pas forcément quoi prendre, dans quel ordre, ni comment s'adapter au contexte.</w:t>
-      </w:r>
-    </w:p>
-    <w:p>
-      <w:pPr>
-        <w:pStyle w:val="Titre3"/>
-      </w:pPr>
-      <w:r>
-        <w:t xml:space="preserve">III.1 — Ce </w:t>
-      </w:r>
-      <w:proofErr w:type="spellStart"/>
-      <w:r>
-        <w:t>qu'OpenVLA</w:t>
-      </w:r>
-      <w:proofErr w:type="spellEnd"/>
-      <w:r>
-        <w:t xml:space="preserve"> ajoute</w:t>
-      </w:r>
-    </w:p>
-    <w:p>
-      <w:pPr>
-        <w:pStyle w:val="Listepuces"/>
-        <w:rPr>
-          <w:lang w:val="fr-CA"/>
-        </w:rPr>
-      </w:pPr>
-      <w:r>
-        <w:rPr>
-          <w:lang w:val="fr-CA"/>
-        </w:rPr>
-        <w:t>Compréhension du langage (consignes en langage naturel).</w:t>
-      </w:r>
-    </w:p>
-    <w:p>
-      <w:pPr>
-        <w:pStyle w:val="Listepuces"/>
-        <w:rPr>
-          <w:lang w:val="fr-CA"/>
-        </w:rPr>
-      </w:pPr>
-      <w:r>
-        <w:rPr>
-          <w:lang w:val="fr-CA"/>
-        </w:rPr>
-        <w:t>Stratégie et planification implicite dans le modèle VLA.</w:t>
-      </w:r>
-    </w:p>
-    <w:p>
-      <w:pPr>
-        <w:pStyle w:val="Listepuces"/>
-      </w:pPr>
-      <w:r>
-        <w:t xml:space="preserve">Adaptation et </w:t>
-      </w:r>
-      <w:proofErr w:type="spellStart"/>
-      <w:r>
-        <w:t>comportement</w:t>
-      </w:r>
-      <w:proofErr w:type="spellEnd"/>
-      <w:r>
-        <w:t xml:space="preserve"> </w:t>
-      </w:r>
-      <w:proofErr w:type="spellStart"/>
-      <w:r>
-        <w:t>contextuel</w:t>
-      </w:r>
-      <w:proofErr w:type="spellEnd"/>
-      <w:r>
-        <w:t>.</w:t>
-      </w:r>
-    </w:p>
-    <w:p>
-      <w:pPr>
-        <w:rPr>
-          <w:lang w:val="fr-CA"/>
-        </w:rPr>
-      </w:pPr>
-      <w:r>
-        <w:rPr>
-          <w:lang w:val="fr-CA"/>
-        </w:rPr>
-        <w:t>Exemples de consignes que le classique peine à interpréter seul : « la tasse est derrière un obstacle » ; « ouvrir le tiroir avant ».</w:t>
-      </w:r>
-    </w:p>
-    <w:p>
-      <w:pPr>
-        <w:rPr>
-          <w:lang w:val="fr-CA"/>
-        </w:rPr>
-      </w:pPr>
-      <w:r>
-        <w:rPr>
-          <w:lang w:val="fr-CA"/>
-        </w:rPr>
-        <w:t>Le démonstrateur du stage reste hybride : RTDE/</w:t>
-      </w:r>
-      <w:proofErr w:type="spellStart"/>
-      <w:r>
-        <w:rPr>
-          <w:lang w:val="fr-CA"/>
-        </w:rPr>
-        <w:t>URScript</w:t>
-      </w:r>
-      <w:proofErr w:type="spellEnd"/>
-      <w:r>
-        <w:rPr>
-          <w:lang w:val="fr-CA"/>
-        </w:rPr>
-        <w:t xml:space="preserve"> pour l'exécution prévisible, </w:t>
-      </w:r>
-      <w:proofErr w:type="spellStart"/>
-      <w:r>
-        <w:rPr>
-          <w:lang w:val="fr-CA"/>
-        </w:rPr>
-        <w:t>OpenVLA</w:t>
-      </w:r>
-      <w:proofErr w:type="spellEnd"/>
-      <w:r>
-        <w:rPr>
-          <w:lang w:val="fr-CA"/>
-        </w:rPr>
-        <w:t xml:space="preserve"> pour la décision image + langage → action.</w:t>
-      </w:r>
-    </w:p>
-    <w:tbl>
-      <w:tblPr>
-        <w:tblStyle w:val="Grilledutableau"/>
-        <w:tblW w:w="0" w:type="auto"/>
-        <w:tblLook w:val="04A0" w:firstRow="1" w:lastRow="0" w:firstColumn="1" w:lastColumn="0" w:noHBand="0" w:noVBand="1"/>
-      </w:tblPr>
-      <w:tblGrid>
-        <w:gridCol w:w="2880"/>
-        <w:gridCol w:w="2880"/>
-        <w:gridCol w:w="2880"/>
-      </w:tblGrid>
-      <w:tr>
-        <w:tc>
-          <w:tcPr>
-            <w:tcW w:w="2880" w:type="dxa"/>
-          </w:tcPr>
-          <w:p>
-            <w:proofErr w:type="spellStart"/>
-            <w:r>
-              <w:t>Critère</w:t>
-            </w:r>
-            <w:proofErr w:type="spellEnd"/>
-          </w:p>
-        </w:tc>
-        <w:tc>
-          <w:tcPr>
-            <w:tcW w:w="2880" w:type="dxa"/>
-          </w:tcPr>
-          <w:p>
-            <w:r>
-              <w:t>Robotique traditionnelle</w:t>
-            </w:r>
-          </w:p>
-        </w:tc>
-        <w:tc>
-          <w:tcPr>
-            <w:tcW w:w="2880" w:type="dxa"/>
-          </w:tcPr>
-          <w:p>
-            <w:r>
-              <w:t>OpenVLA</w:t>
-            </w:r>
-          </w:p>
-        </w:tc>
-      </w:tr>
-      <w:tr>
-        <w:tc>
-          <w:tcPr>
-            <w:tcW w:w="2880" w:type="dxa"/>
-          </w:tcPr>
-          <w:p>
-            <w:r>
-              <w:t>Spécification tâche</w:t>
-            </w:r>
-          </w:p>
-        </w:tc>
-        <w:tc>
-          <w:tcPr>
-            <w:tcW w:w="2880" w:type="dxa"/>
-          </w:tcPr>
-          <w:p>
-            <w:r>
-              <w:t>Programme URScript, waypoints, logique if/while</w:t>
-            </w:r>
-          </w:p>
-        </w:tc>
-        <w:tc>
-          <w:tcPr>
-            <w:tcW w:w="2880" w:type="dxa"/>
-          </w:tcPr>
-          <w:p>
-            <w:r>
-              <w:t>Consigne en langage naturel</w:t>
-            </w:r>
-          </w:p>
-        </w:tc>
-      </w:tr>
-      <w:tr>
-        <w:tc>
-          <w:tcPr>
-            <w:tcW w:w="2880" w:type="dxa"/>
-          </w:tcPr>
-          <w:p>
-            <w:r>
-              <w:t>Généricité</w:t>
-            </w:r>
-          </w:p>
-        </w:tc>
-        <w:tc>
-          <w:tcPr>
-            <w:tcW w:w="2880" w:type="dxa"/>
-          </w:tcPr>
-          <w:p>
-            <w:pPr>
-              <w:rPr>
-                <w:lang w:val="fr-CA"/>
-              </w:rPr>
-            </w:pPr>
-            <w:r>
-              <w:rPr>
-                <w:lang w:val="fr-CA"/>
-              </w:rPr>
-              <w:t>Une tâche = un programme dédié</w:t>
-            </w:r>
-          </w:p>
-        </w:tc>
-        <w:tc>
-          <w:tcPr>
-            <w:tcW w:w="2880" w:type="dxa"/>
-          </w:tcPr>
-          <w:p>
-            <w:r>
-              <w:t xml:space="preserve">Politique </w:t>
-            </w:r>
-            <w:proofErr w:type="spellStart"/>
-            <w:r>
-              <w:t>generaliste</w:t>
-            </w:r>
-            <w:proofErr w:type="spellEnd"/>
-            <w:r>
-              <w:t>, fine-tuning possible</w:t>
-            </w:r>
-          </w:p>
-        </w:tc>
-      </w:tr>
-      <w:tr>
-        <w:tc>
-          <w:tcPr>
-            <w:tcW w:w="2880" w:type="dxa"/>
-          </w:tcPr>
-          <w:p>
-            <w:r>
-              <w:t>Itération</w:t>
-            </w:r>
-          </w:p>
-        </w:tc>
-        <w:tc>
-          <w:tcPr>
-            <w:tcW w:w="2880" w:type="dxa"/>
-          </w:tcPr>
-          <w:p>
-            <w:pPr>
-              <w:rPr>
-                <w:lang w:val="fr-CA"/>
-              </w:rPr>
-            </w:pPr>
-            <w:r>
-              <w:rPr>
-                <w:lang w:val="fr-CA"/>
-              </w:rPr>
-              <w:t>Modifier code et poses manuellement</w:t>
-            </w:r>
-          </w:p>
-        </w:tc>
-        <w:tc>
-          <w:tcPr>
-            <w:tcW w:w="2880" w:type="dxa"/>
-          </w:tcPr>
-          <w:p>
-            <w:pPr>
-              <w:rPr>
-                <w:lang w:val="fr-CA"/>
-              </w:rPr>
-            </w:pPr>
-            <w:r>
-              <w:rPr>
-                <w:lang w:val="fr-CA"/>
-              </w:rPr>
-              <w:t>Changer la consigne texte ou fine-tuner</w:t>
-            </w:r>
-          </w:p>
-        </w:tc>
-      </w:tr>
-      <w:tr>
-        <w:tc>
-          <w:tcPr>
-            <w:tcW w:w="2880" w:type="dxa"/>
-          </w:tcPr>
-          <w:p>
-            <w:proofErr w:type="spellStart"/>
-            <w:r>
-              <w:t>Exemple</w:t>
-            </w:r>
-            <w:proofErr w:type="spellEnd"/>
-            <w:r>
-              <w:t xml:space="preserve"> stage</w:t>
-            </w:r>
-          </w:p>
-        </w:tc>
-        <w:tc>
-          <w:tcPr>
-            <w:tcW w:w="2880" w:type="dxa"/>
-          </w:tcPr>
-          <w:p>
-            <w:r>
-              <w:t>trace_A(n) — 5 poses, boucle while</w:t>
-            </w:r>
-          </w:p>
-        </w:tc>
-        <w:tc>
-          <w:tcPr>
-            <w:tcW w:w="2880" w:type="dxa"/>
-          </w:tcPr>
-          <w:p>
-            <w:r>
-              <w:t>predict_action() — instruction « pick up… »</w:t>
-            </w:r>
-          </w:p>
-        </w:tc>
-      </w:tr>
-    </w:tbl>
-    <w:p/>
-    <w:p>
-      <w:pPr>
-        <w:pStyle w:val="Titre2"/>
-        <w:rPr>
-          <w:lang w:val="fr-CA"/>
-        </w:rPr>
-      </w:pPr>
-      <w:r>
-        <w:rPr>
-          <w:lang w:val="fr-CA"/>
-        </w:rPr>
-        <w:t>III.2 Perception et représentation de la scène</w:t>
-      </w:r>
-    </w:p>
-    <w:p>
-      <w:pPr>
-        <w:rPr>
-          <w:lang w:val="fr-CA"/>
-        </w:rPr>
-      </w:pPr>
-      <w:r>
-        <w:rPr>
-          <w:lang w:val="fr-CA"/>
-        </w:rPr>
-        <w:t>Robot classique — il sait où est la cible (ex. où est la balle), mais il peut heurter l'obstacle, ne pas comprendre la scène dans son ensemble, ou échouer si la trajectoire change.</w:t>
-      </w:r>
-    </w:p>
-    <w:p>
-      <w:pPr>
-        <w:rPr>
-          <w:lang w:val="fr-CA"/>
-        </w:rPr>
-      </w:pPr>
-      <w:proofErr w:type="spellStart"/>
-      <w:r>
-        <w:rPr>
-          <w:lang w:val="fr-CA"/>
-        </w:rPr>
-        <w:t>OpenVLA</w:t>
-      </w:r>
-      <w:proofErr w:type="spellEnd"/>
-      <w:r>
-        <w:rPr>
-          <w:lang w:val="fr-CA"/>
-        </w:rPr>
-        <w:t xml:space="preserve"> peut comprendre une consigne du type « il y a un obstacle » et orienter la décision : contourner, déplacer un objet, changer l'approche, réessayer autrement.</w:t>
-      </w:r>
-    </w:p>
-    <w:p>
-      <w:pPr>
-        <w:pStyle w:val="Listepuces"/>
-        <w:rPr>
-          <w:lang w:val="fr-CA"/>
-        </w:rPr>
-      </w:pPr>
-      <w:r>
-        <w:rPr>
-          <w:lang w:val="fr-CA"/>
-        </w:rPr>
-        <w:t>Traditionnel : calibration caméra-robot, extraction de primitives (contours, nuage de points PLY), règles ou algorithmes dédiés.</w:t>
-      </w:r>
-    </w:p>
-    <w:p>
-      <w:pPr>
-        <w:pStyle w:val="Listepuces"/>
-        <w:rPr>
-          <w:lang w:val="fr-CA"/>
-        </w:rPr>
-      </w:pPr>
-      <w:proofErr w:type="spellStart"/>
-      <w:r>
-        <w:rPr>
-          <w:lang w:val="fr-CA"/>
-        </w:rPr>
-        <w:t>OpenVLA</w:t>
-      </w:r>
-      <w:proofErr w:type="spellEnd"/>
-      <w:r>
-        <w:rPr>
-          <w:lang w:val="fr-CA"/>
-        </w:rPr>
-        <w:t xml:space="preserve"> : end-to-end à partir d'une image RGB ; le modèle apprend implicitement les corrélations </w:t>
-      </w:r>
-      <w:proofErr w:type="spellStart"/>
-      <w:r>
-        <w:rPr>
-          <w:lang w:val="fr-CA"/>
-        </w:rPr>
-        <w:t>visuo-motrices</w:t>
-      </w:r>
-      <w:proofErr w:type="spellEnd"/>
-      <w:r>
-        <w:rPr>
-          <w:lang w:val="fr-CA"/>
-        </w:rPr>
-        <w:t>.</w:t>
-      </w:r>
-    </w:p>
-    <w:p>
-      <w:pPr>
-        <w:pStyle w:val="Listepuces"/>
-        <w:rPr>
-          <w:lang w:val="fr-CA"/>
-        </w:rPr>
-      </w:pPr>
-      <w:r>
-        <w:rPr>
-          <w:lang w:val="fr-CA"/>
-        </w:rPr>
-        <w:t xml:space="preserve">Stage : </w:t>
-      </w:r>
-      <w:proofErr w:type="spellStart"/>
-      <w:r>
-        <w:rPr>
-          <w:lang w:val="fr-CA"/>
-        </w:rPr>
-        <w:t>Zivid</w:t>
-      </w:r>
-      <w:proofErr w:type="spellEnd"/>
-      <w:r>
-        <w:rPr>
-          <w:lang w:val="fr-CA"/>
-        </w:rPr>
-        <w:t xml:space="preserve"> fournit 2D et 3D ; </w:t>
-      </w:r>
-      <w:proofErr w:type="spellStart"/>
-      <w:r>
-        <w:rPr>
-          <w:lang w:val="fr-CA"/>
-        </w:rPr>
-        <w:t>OpenVLA</w:t>
-      </w:r>
-      <w:proofErr w:type="spellEnd"/>
-      <w:r>
-        <w:rPr>
-          <w:lang w:val="fr-CA"/>
-        </w:rPr>
-        <w:t xml:space="preserve"> consomme le RGB 224×224. YOLOv8n (classes COCO) ou </w:t>
-      </w:r>
-      <w:proofErr w:type="spellStart"/>
-      <w:r>
-        <w:rPr>
-          <w:lang w:val="fr-CA"/>
-        </w:rPr>
-        <w:t>Grounding</w:t>
-      </w:r>
-      <w:proofErr w:type="spellEnd"/>
-      <w:r>
-        <w:rPr>
-          <w:lang w:val="fr-CA"/>
-        </w:rPr>
-        <w:t xml:space="preserve"> DINO (texte libre) relient détection 2D au nuage de points (Figure 2). </w:t>
-      </w:r>
-      <w:r>
-        <w:t xml:space="preserve">Voir </w:t>
-      </w:r>
-      <w:proofErr w:type="spellStart"/>
-      <w:r>
-        <w:t>comparaison</w:t>
-      </w:r>
-      <w:proofErr w:type="spellEnd"/>
-      <w:r>
-        <w:t xml:space="preserve"> jour 07.</w:t>
-      </w:r>
-    </w:p>
-    <w:p>
-      <w:pPr>
-        <w:pStyle w:val="Titre2"/>
-      </w:pPr>
-      <w:r>
-        <w:lastRenderedPageBreak/>
-        <w:t xml:space="preserve">III.3 Planification, </w:t>
-      </w:r>
-      <w:proofErr w:type="spellStart"/>
-      <w:r>
-        <w:t>contrôle</w:t>
-      </w:r>
-      <w:proofErr w:type="spellEnd"/>
-      <w:r>
-        <w:t xml:space="preserve"> et </w:t>
-      </w:r>
-      <w:proofErr w:type="spellStart"/>
-      <w:r>
-        <w:t>intégration</w:t>
-      </w:r>
-      <w:proofErr w:type="spellEnd"/>
-    </w:p>
-    <w:p>
-      <w:r>
-        <w:t>OpenVLA aide surtout à :</w:t>
-      </w:r>
-    </w:p>
-    <w:p>
-      <w:pPr>
-        <w:pStyle w:val="Listepuces"/>
-        <w:rPr>
-          <w:lang w:val="fr-CA"/>
-        </w:rPr>
-      </w:pPr>
-      <w:r>
-        <w:rPr>
-          <w:lang w:val="fr-CA"/>
-        </w:rPr>
-        <w:t>Raisonner et planifier à partir de la scène et du langage.</w:t>
-      </w:r>
-    </w:p>
-    <w:p>
-      <w:pPr>
-        <w:pStyle w:val="Listepuces"/>
-        <w:rPr>
-          <w:lang w:val="fr-CA"/>
-        </w:rPr>
-      </w:pPr>
-      <w:r>
-        <w:rPr>
-          <w:lang w:val="fr-CA"/>
-        </w:rPr>
-        <w:t>Adapter le mouvement et corriger en boucle fermée.</w:t>
-      </w:r>
-    </w:p>
-    <w:p>
-      <w:pPr>
-        <w:pStyle w:val="Listepuces"/>
-        <w:rPr>
-          <w:lang w:val="fr-CA"/>
-        </w:rPr>
-      </w:pPr>
-      <w:r>
-        <w:rPr>
-          <w:lang w:val="fr-CA"/>
-        </w:rPr>
-        <w:t>Gérer des scènes complexes et comprendre le langage humain.</w:t>
-      </w:r>
-    </w:p>
-    <w:p>
-      <w:pPr>
-        <w:pStyle w:val="Listepuces"/>
-        <w:rPr>
-          <w:lang w:val="fr-CA"/>
-        </w:rPr>
-      </w:pPr>
-      <w:r>
-        <w:rPr>
-          <w:lang w:val="fr-CA"/>
-        </w:rPr>
-        <w:t xml:space="preserve">Traditionnel : planification explicite (trajectoires </w:t>
-      </w:r>
-      <w:proofErr w:type="spellStart"/>
-      <w:r>
-        <w:rPr>
-          <w:lang w:val="fr-CA"/>
-        </w:rPr>
-        <w:t>movej</w:t>
-      </w:r>
-      <w:proofErr w:type="spellEnd"/>
-      <w:r>
-        <w:rPr>
-          <w:lang w:val="fr-CA"/>
-        </w:rPr>
-        <w:t>/</w:t>
-      </w:r>
-      <w:proofErr w:type="spellStart"/>
-      <w:r>
-        <w:rPr>
-          <w:lang w:val="fr-CA"/>
-        </w:rPr>
-        <w:t>movel</w:t>
-      </w:r>
-      <w:proofErr w:type="spellEnd"/>
-      <w:r>
-        <w:rPr>
-          <w:lang w:val="fr-CA"/>
-        </w:rPr>
-        <w:t>), contrôle PID ou servos RTDE, séquence déterministe.</w:t>
-      </w:r>
-    </w:p>
-    <w:p>
-      <w:pPr>
-        <w:pStyle w:val="Listepuces"/>
-        <w:rPr>
-          <w:lang w:val="fr-CA"/>
-        </w:rPr>
-      </w:pPr>
-      <w:proofErr w:type="spellStart"/>
-      <w:r>
-        <w:rPr>
-          <w:lang w:val="fr-CA"/>
-        </w:rPr>
-        <w:t>OpenVLA</w:t>
-      </w:r>
-      <w:proofErr w:type="spellEnd"/>
-      <w:r>
-        <w:rPr>
-          <w:lang w:val="fr-CA"/>
-        </w:rPr>
-        <w:t xml:space="preserve"> : planification implicite dans le LLM ; sortie = delta d'action instantané, adapté au contrôle itératif (</w:t>
-      </w:r>
-      <w:proofErr w:type="spellStart"/>
-      <w:r>
-        <w:rPr>
-          <w:lang w:val="fr-CA"/>
-        </w:rPr>
-        <w:t>receding</w:t>
-      </w:r>
-      <w:proofErr w:type="spellEnd"/>
-      <w:r>
-        <w:rPr>
-          <w:lang w:val="fr-CA"/>
-        </w:rPr>
-        <w:t xml:space="preserve"> horizon).</w:t>
-      </w:r>
-    </w:p>
-    <w:p>
-      <w:pPr>
-        <w:pStyle w:val="Listepuces"/>
-        <w:rPr>
-          <w:lang w:val="fr-CA"/>
-        </w:rPr>
-      </w:pPr>
-      <w:r>
-        <w:rPr>
-          <w:lang w:val="fr-CA"/>
-        </w:rPr>
-        <w:t>Avantage traditionnel : prévisibilité, sécurité, traçabilité des mouvements (validé jour 03 — tracé A).</w:t>
-      </w:r>
-    </w:p>
-    <w:p>
-      <w:pPr>
-        <w:pStyle w:val="Listepuces"/>
-        <w:rPr>
-          <w:lang w:val="fr-CA"/>
-        </w:rPr>
-      </w:pPr>
-      <w:r>
-        <w:rPr>
-          <w:lang w:val="fr-CA"/>
-        </w:rPr>
-        <w:t xml:space="preserve">Avantage </w:t>
-      </w:r>
-      <w:proofErr w:type="spellStart"/>
-      <w:r>
-        <w:rPr>
-          <w:lang w:val="fr-CA"/>
-        </w:rPr>
-        <w:t>OpenVLA</w:t>
-      </w:r>
-      <w:proofErr w:type="spellEnd"/>
-      <w:r>
-        <w:rPr>
-          <w:lang w:val="fr-CA"/>
-        </w:rPr>
-        <w:t xml:space="preserve"> : flexibilité sémantique, </w:t>
-      </w:r>
-      <w:proofErr w:type="spellStart"/>
-      <w:r>
-        <w:rPr>
-          <w:lang w:val="fr-CA"/>
-        </w:rPr>
-        <w:t>generalisation</w:t>
-      </w:r>
-      <w:proofErr w:type="spellEnd"/>
-      <w:r>
-        <w:rPr>
-          <w:lang w:val="fr-CA"/>
-        </w:rPr>
-        <w:t xml:space="preserve"> à de nouvelles consignes sans reprogrammation complète.</w:t>
-      </w:r>
-    </w:p>
-    <w:p>
-      <w:pPr>
-        <w:pStyle w:val="Titre2"/>
-        <w:rPr>
-          <w:lang w:val="fr-CA"/>
-        </w:rPr>
-      </w:pPr>
-      <w:r>
-        <w:rPr>
-          <w:lang w:val="fr-CA"/>
-        </w:rPr>
-        <w:t>III.4 Synthèse pour le démonstrateur CCNB-INNOV</w:t>
-      </w:r>
-    </w:p>
-    <w:p>
-      <w:pPr>
-        <w:rPr>
-          <w:lang w:val="fr-CA"/>
-        </w:rPr>
-      </w:pPr>
-      <w:r>
-        <w:rPr>
-          <w:lang w:val="fr-CA"/>
-        </w:rPr>
-        <w:t xml:space="preserve">Tandis que Zivid + nuage de points fournissent la géométrie précise (RGB, profondeur, XYZ en mètres), </w:t>
-      </w:r>
-      <w:proofErr w:type="spellStart"/>
-      <w:r>
-        <w:rPr>
-          <w:lang w:val="fr-CA"/>
-        </w:rPr>
-        <w:t>OpenVLA</w:t>
-      </w:r>
-      <w:proofErr w:type="spellEnd"/>
-      <w:r>
-        <w:rPr>
-          <w:lang w:val="fr-CA"/>
-        </w:rPr>
-        <w:t xml:space="preserve"> apporte la couche sémantique et décisionnelle au-dessus de cette perception.</w:t>
-      </w:r>
-    </w:p>
-    <w:p>
-      <w:pPr>
-        <w:rPr>
-          <w:lang w:val="fr-CA"/>
-        </w:rPr>
-      </w:pPr>
-      <w:r>
-        <w:rPr>
-          <w:lang w:val="fr-CA"/>
-        </w:rPr>
-        <w:t>Le démonstrateur du stage adopte une approche hybride pragmatique :</w:t>
-      </w:r>
-    </w:p>
-    <w:p>
-      <w:pPr>
-        <w:pStyle w:val="Listepuces"/>
-        <w:rPr>
-          <w:lang w:val="fr-CA"/>
-        </w:rPr>
-      </w:pPr>
-      <w:r>
-        <w:rPr>
-          <w:lang w:val="fr-CA"/>
-        </w:rPr>
-        <w:t>Robotique classique pour valider l'exécution (</w:t>
-      </w:r>
-      <w:proofErr w:type="spellStart"/>
-      <w:r>
-        <w:rPr>
-          <w:lang w:val="fr-CA"/>
-        </w:rPr>
-        <w:t>URScript</w:t>
-      </w:r>
-      <w:proofErr w:type="spellEnd"/>
-      <w:r>
-        <w:rPr>
-          <w:lang w:val="fr-CA"/>
-        </w:rPr>
-        <w:t>, RTDE) et sécuriser les mouvements.</w:t>
-      </w:r>
-    </w:p>
-    <w:p>
-      <w:pPr>
-        <w:pStyle w:val="Listepuces"/>
-        <w:rPr>
-          <w:lang w:val="fr-CA"/>
-        </w:rPr>
-      </w:pPr>
-      <w:proofErr w:type="spellStart"/>
-      <w:r>
-        <w:rPr>
-          <w:lang w:val="fr-CA"/>
-        </w:rPr>
-        <w:t>OpenVLA</w:t>
-      </w:r>
-      <w:proofErr w:type="spellEnd"/>
-      <w:r>
-        <w:rPr>
-          <w:lang w:val="fr-CA"/>
-        </w:rPr>
-        <w:t xml:space="preserve"> pour la couche décisionnelle haute niveau (image + langage → action).</w:t>
-      </w:r>
-    </w:p>
-    <w:p>
-      <w:pPr>
-        <w:pStyle w:val="Listepuces"/>
-        <w:rPr>
-          <w:lang w:val="fr-CA"/>
-        </w:rPr>
-      </w:pPr>
-      <w:r>
-        <w:rPr>
-          <w:lang w:val="fr-CA"/>
-        </w:rPr>
-        <w:t>Zivid comme capteur riche (2D/3D) alimentant la perception.</w:t>
-      </w:r>
-    </w:p>
-    <w:p>
-      <w:pPr>
-        <w:pStyle w:val="Listepuces"/>
-        <w:rPr>
-          <w:lang w:val="fr-CA"/>
-        </w:rPr>
-      </w:pPr>
-      <w:r>
-        <w:rPr>
-          <w:lang w:val="fr-CA"/>
-        </w:rPr>
-        <w:t>Environnements Conda Python 3.11 séparés (</w:t>
-      </w:r>
-      <w:proofErr w:type="spellStart"/>
-      <w:r>
-        <w:rPr>
-          <w:lang w:val="fr-CA"/>
-        </w:rPr>
-        <w:t>env_zivid</w:t>
-      </w:r>
-      <w:proofErr w:type="spellEnd"/>
-      <w:r>
-        <w:rPr>
-          <w:lang w:val="fr-CA"/>
-        </w:rPr>
-        <w:t xml:space="preserve">, </w:t>
-      </w:r>
-      <w:proofErr w:type="spellStart"/>
-      <w:r>
-        <w:rPr>
-          <w:lang w:val="fr-CA"/>
-        </w:rPr>
-        <w:t>env_ur</w:t>
-      </w:r>
-      <w:proofErr w:type="spellEnd"/>
-      <w:r>
-        <w:rPr>
-          <w:lang w:val="fr-CA"/>
-        </w:rPr>
-        <w:t xml:space="preserve">, </w:t>
-      </w:r>
-      <w:proofErr w:type="spellStart"/>
-      <w:r>
-        <w:rPr>
-          <w:lang w:val="fr-CA"/>
-        </w:rPr>
-        <w:t>env_integration</w:t>
-      </w:r>
-      <w:proofErr w:type="spellEnd"/>
-      <w:r>
-        <w:rPr>
-          <w:lang w:val="fr-CA"/>
-        </w:rPr>
-        <w:t xml:space="preserve">, </w:t>
-      </w:r>
-      <w:proofErr w:type="spellStart"/>
-      <w:r>
-        <w:rPr>
-          <w:lang w:val="fr-CA"/>
-        </w:rPr>
-        <w:t>env_openvla</w:t>
-      </w:r>
-      <w:proofErr w:type="spellEnd"/>
-      <w:r>
-        <w:rPr>
-          <w:lang w:val="fr-CA"/>
-        </w:rPr>
-        <w:t>) puis convergence vers l'intégration.</w:t>
-      </w:r>
-    </w:p>
-    <w:p>
-      <w:pPr>
-        <w:rPr>
-          <w:lang w:val="fr-CA"/>
-        </w:rPr>
-      </w:pPr>
-      <w:r>
-        <w:rPr>
-          <w:lang w:val="fr-CA"/>
-        </w:rPr>
-        <w:t>Les parties IV à VII du rapport (démonstrateur expérimental, essais, documentation, présentation) seront complétées au fil des prochaines journées de stage.</w:t>
-      </w:r>
-    </w:p>
-    <w:p>
-      <w:pPr>
-        <w:rPr>
-          <w:lang w:val="fr-CA"/>
-        </w:rPr>
-      </w:pPr>
-    </w:p>
-    <w:p>
-      <w:pPr>
-        <w:rPr>
-          <w:lang w:val="fr-CA"/>
-        </w:rPr>
-      </w:pPr>
-      <w:r>
-        <w:t>Programmeur : Fabrice Kouonang | Projet : OpenVLA — Stage CCNB-INNOV | Rapport final — I à III + jour 11 (calibration T_tcp_cam)</w:t>
-      </w:r>
-    </w:p>
-    <w:sectPr>
-      <w:pgSz w:w="12240" w:h="15840"/>
-      <w:pgMar w:top="1440" w:right="1800" w:bottom="1440" w:left="1800" w:header="720" w:footer="720" w:gutter="0"/>
-      <w:cols w:space="720"/>
-      <w:docGrid w:linePitch="360"/>
-    </w:sectPr>
+        <w:rPr>
+          <w:lang w:val="fr-CA"/>
+        </w:rPr>
+      </w:pPr>
+      <w:r>
+        <w:t>Les parties IV (tests et intégration) et V (pipeline final du démonstrateur, jours 08 à 11) complètent ce rapport. Les sections VI–VII (documentation et présentation) seront finalisées en fin de stage.</w:t>
+      </w:r>
+    </w:p>
+    <w:p>
+      <w:pPr>
+        <w:rPr>
+          <w:lang w:val="fr-CA"/>
+        </w:rPr>
+      </w:pPr>
+    </w:p>
+    <w:p>
+      <w:pPr>
+        <w:rPr>
+          <w:lang w:val="fr-CA"/>
+        </w:rPr>
+      </w:pPr>
+      <w:r>
+        <w:t>Programmeur : Fabrice Kouonang | Projet : OpenVLA — Stage CCNB-INNOV | Rapport final — parties I à V</w:t>
+      </w:r>
+    </w:p>
   </w:body>
 </w:document>
 </file>

--- a/OpenVLA_day01_stage_CCNB.docx
+++ b/OpenVLA_day01_stage_CCNB.docx
@@ -26,7 +26,7 @@
                     <pic:cNvPicPr/>
                   </pic:nvPicPr>
                   <pic:blipFill>
-                    <a:blip r:embed="rId6"/>
+                    <a:blip r:embed="rId8"/>
                     <a:stretch>
                       <a:fillRect/>
                     </a:stretch>
@@ -50,206 +50,3530 @@
     <w:p>
       <w:pPr>
         <w:jc w:val="center"/>
-      </w:pPr>
-      <w:r>
         <w:rPr>
           <w:b/>
           <w:sz w:val="28"/>
         </w:rPr>
-        <w:t>Projet OpenVLA — Rapport final de stage — CCNB-INNOV</w:t>
-      </w:r>
+      </w:pPr>
     </w:p>
     <w:p>
       <w:pPr>
         <w:jc w:val="center"/>
-      </w:pPr>
-      <w:r>
-        <w:rPr>
-          <w:b w:val="0"/>
-          <w:sz w:val="22"/>
-        </w:rPr>
-        <w:t>Par : Fabrice Kouonang</w:t>
-      </w:r>
+        <w:rPr>
+          <w:b/>
+          <w:sz w:val="28"/>
+        </w:rPr>
+      </w:pPr>
     </w:p>
     <w:p>
       <w:pPr>
         <w:jc w:val="center"/>
-      </w:pPr>
-      <w:r>
-        <w:rPr>
-          <w:b w:val="0"/>
-          <w:sz w:val="20"/>
-        </w:rPr>
-        <w:t>————————————————————————————</w:t>
-      </w:r>
+        <w:rPr>
+          <w:b/>
+          <w:sz w:val="28"/>
+        </w:rPr>
+      </w:pPr>
     </w:p>
     <w:p>
       <w:pPr>
         <w:jc w:val="center"/>
-      </w:pPr>
-      <w:r>
-        <w:rPr>
-          <w:b w:val="0"/>
-          <w:sz w:val="22"/>
-        </w:rPr>
-        <w:t>Superviseur direct : Guillaume Batungwanayo</w:t>
-      </w:r>
+        <w:rPr>
+          <w:b/>
+          <w:sz w:val="28"/>
+        </w:rPr>
+      </w:pPr>
     </w:p>
     <w:p>
       <w:pPr>
         <w:jc w:val="center"/>
-      </w:pPr>
-      <w:r>
-        <w:rPr>
-          <w:b w:val="0"/>
-          <w:sz w:val="20"/>
-        </w:rPr>
-        <w:t>Date : 14 mai 2026 | Rapport final</w:t>
-      </w:r>
+        <w:rPr>
+          <w:b/>
+          <w:sz w:val="28"/>
+        </w:rPr>
+      </w:pPr>
     </w:p>
     <w:p>
-      <w:r>
-        <w:br w:type="page"/>
+      <w:pPr>
+        <w:jc w:val="center"/>
+        <w:rPr>
+          <w:b/>
+          <w:sz w:val="28"/>
+        </w:rPr>
+      </w:pPr>
+      <w:r>
+        <w:rPr>
+          <w:b/>
+          <w:noProof/>
+          <w:sz w:val="28"/>
+        </w:rPr>
+        <mc:AlternateContent>
+          <mc:Choice Requires="wps">
+            <w:drawing>
+              <wp:anchor distT="0" distB="0" distL="114300" distR="114300" simplePos="0" relativeHeight="251658240" behindDoc="0" locked="0" layoutInCell="1" allowOverlap="1" wp14:anchorId="541A9EFA" wp14:editId="7291ADEB">
+                <wp:simplePos x="0" y="0"/>
+                <wp:positionH relativeFrom="column">
+                  <wp:posOffset>114300</wp:posOffset>
+                </wp:positionH>
+                <wp:positionV relativeFrom="paragraph">
+                  <wp:posOffset>210820</wp:posOffset>
+                </wp:positionV>
+                <wp:extent cx="5791200" cy="3133725"/>
+                <wp:effectExtent l="0" t="0" r="19050" b="28575"/>
+                <wp:wrapNone/>
+                <wp:docPr id="1045908418" name="Zone de texte 1"/>
+                <wp:cNvGraphicFramePr/>
+                <a:graphic xmlns:a="http://schemas.openxmlformats.org/drawingml/2006/main">
+                  <a:graphicData uri="http://schemas.microsoft.com/office/word/2010/wordprocessingShape">
+                    <wps:wsp>
+                      <wps:cNvSpPr txBox="1"/>
+                      <wps:spPr>
+                        <a:xfrm>
+                          <a:off x="0" y="0"/>
+                          <a:ext cx="5791200" cy="3133725"/>
+                        </a:xfrm>
+                        <a:prstGeom prst="rect">
+                          <a:avLst/>
+                        </a:prstGeom>
+                        <a:ln/>
+                      </wps:spPr>
+                      <wps:style>
+                        <a:lnRef idx="2">
+                          <a:schemeClr val="accent1"/>
+                        </a:lnRef>
+                        <a:fillRef idx="1">
+                          <a:schemeClr val="lt1"/>
+                        </a:fillRef>
+                        <a:effectRef idx="0">
+                          <a:schemeClr val="accent1"/>
+                        </a:effectRef>
+                        <a:fontRef idx="minor">
+                          <a:schemeClr val="dk1"/>
+                        </a:fontRef>
+                      </wps:style>
+                      <wps:txbx>
+                        <w:txbxContent>
+                          <w:p>
+                            <w:pPr>
+                              <w:jc w:val="center"/>
+                              <w:rPr>
+                                <w:b/>
+                                <w:sz w:val="28"/>
+                                <w:lang w:val="fr-CA"/>
+                              </w:rPr>
+                            </w:pPr>
+                          </w:p>
+                          <w:p>
+                            <w:pPr>
+                              <w:jc w:val="center"/>
+                              <w:rPr>
+                                <w:b/>
+                                <w:sz w:val="28"/>
+                                <w:lang w:val="fr-CA"/>
+                              </w:rPr>
+                            </w:pPr>
+                          </w:p>
+                          <w:p>
+                            <w:pPr>
+                              <w:jc w:val="center"/>
+                              <w:rPr>
+                                <w:b/>
+                                <w:sz w:val="32"/>
+                                <w:szCs w:val="24"/>
+                                <w:lang w:val="fr-CA"/>
+                              </w:rPr>
+                            </w:pPr>
+                            <w:r>
+                              <w:rPr>
+                                <w:b/>
+                                <w:sz w:val="32"/>
+                                <w:szCs w:val="24"/>
+                                <w:lang w:val="fr-CA"/>
+                              </w:rPr>
+                              <w:t xml:space="preserve">Projet </w:t>
+                            </w:r>
+                            <w:proofErr w:type="spellStart"/>
+                            <w:r>
+                              <w:rPr>
+                                <w:b/>
+                                <w:sz w:val="32"/>
+                                <w:szCs w:val="24"/>
+                                <w:lang w:val="fr-CA"/>
+                              </w:rPr>
+                              <w:t>OpenVLA</w:t>
+                            </w:r>
+                            <w:proofErr w:type="spellEnd"/>
+                            <w:r>
+                              <w:rPr>
+                                <w:b/>
+                                <w:sz w:val="32"/>
+                                <w:szCs w:val="24"/>
+                                <w:lang w:val="fr-CA"/>
+                              </w:rPr>
+                              <w:t xml:space="preserve"> — Rapport final de stage — CCNB-INNOV</w:t>
+                            </w:r>
+                          </w:p>
+                          <w:p>
+                            <w:pPr>
+                              <w:jc w:val="center"/>
+                              <w:rPr>
+                                <w:sz w:val="24"/>
+                                <w:szCs w:val="24"/>
+                                <w:lang w:val="fr-CA"/>
+                              </w:rPr>
+                            </w:pPr>
+                          </w:p>
+                          <w:p>
+                            <w:pPr>
+                              <w:jc w:val="center"/>
+                              <w:rPr>
+                                <w:sz w:val="28"/>
+                                <w:szCs w:val="28"/>
+                                <w:lang w:val="fr-CA"/>
+                              </w:rPr>
+                            </w:pPr>
+                            <w:r>
+                              <w:rPr>
+                                <w:sz w:val="28"/>
+                                <w:szCs w:val="28"/>
+                                <w:lang w:val="fr-CA"/>
+                              </w:rPr>
+                              <w:t>Par : Fabrice Kouonang</w:t>
+                            </w:r>
+                          </w:p>
+                          <w:p>
+                            <w:pPr>
+                              <w:jc w:val="center"/>
+                              <w:rPr>
+                                <w:sz w:val="28"/>
+                                <w:szCs w:val="28"/>
+                                <w:lang w:val="fr-CA"/>
+                              </w:rPr>
+                            </w:pPr>
+                            <w:r>
+                              <w:rPr>
+                                <w:sz w:val="24"/>
+                                <w:szCs w:val="28"/>
+                                <w:lang w:val="fr-CA"/>
+                              </w:rPr>
+                              <w:t>————————————————————————————</w:t>
+                            </w:r>
+                          </w:p>
+                          <w:p>
+                            <w:pPr>
+                              <w:jc w:val="center"/>
+                              <w:rPr>
+                                <w:sz w:val="28"/>
+                                <w:szCs w:val="28"/>
+                                <w:lang w:val="fr-CA"/>
+                              </w:rPr>
+                            </w:pPr>
+                            <w:r>
+                              <w:rPr>
+                                <w:sz w:val="28"/>
+                                <w:szCs w:val="28"/>
+                                <w:lang w:val="fr-CA"/>
+                              </w:rPr>
+                              <w:t>Superviseur direct : Guillaume Batungwanayo</w:t>
+                            </w:r>
+                          </w:p>
+                          <w:p>
+                            <w:pPr>
+                              <w:jc w:val="center"/>
+                              <w:rPr>
+                                <w:sz w:val="28"/>
+                                <w:szCs w:val="28"/>
+                                <w:lang w:val="fr-CA"/>
+                              </w:rPr>
+                            </w:pPr>
+                            <w:r>
+                              <w:rPr>
+                                <w:sz w:val="24"/>
+                                <w:szCs w:val="28"/>
+                                <w:lang w:val="fr-CA"/>
+                              </w:rPr>
+                              <w:t>Date : 14 mai 2026 | Rapport final</w:t>
+                            </w:r>
+                          </w:p>
+                          <w:p/>
+                        </w:txbxContent>
+                      </wps:txbx>
+                      <wps:bodyPr rot="0" spcFirstLastPara="0" vertOverflow="overflow" horzOverflow="overflow" vert="horz" wrap="square" lIns="91440" tIns="45720" rIns="91440" bIns="45720" numCol="1" spcCol="0" rtlCol="0" fromWordArt="0" anchor="t" anchorCtr="0" forceAA="0" compatLnSpc="1">
+                        <a:prstTxWarp prst="textNoShape">
+                          <a:avLst/>
+                        </a:prstTxWarp>
+                        <a:noAutofit/>
+                      </wps:bodyPr>
+                    </wps:wsp>
+                  </a:graphicData>
+                </a:graphic>
+                <wp14:sizeRelH relativeFrom="margin">
+                  <wp14:pctWidth>0</wp14:pctWidth>
+                </wp14:sizeRelH>
+              </wp:anchor>
+            </w:drawing>
+          </mc:Choice>
+          <mc:Fallback>
+            <w:pict>
+              <v:shapetype w14:anchorId="541A9EFA" id="_x0000_t202" coordsize="21600,21600" o:spt="202" path="m,l,21600r21600,l21600,xe">
+                <v:stroke joinstyle="miter"/>
+                <v:path gradientshapeok="t" o:connecttype="rect"/>
+              </v:shapetype>
+              <v:shape id="Zone de texte 1" o:spid="_x0000_s1026" type="#_x0000_t202" style="position:absolute;left:0;text-align:left;margin-left:9pt;margin-top:16.6pt;width:456pt;height:246.75pt;z-index:251658240;visibility:visible;mso-wrap-style:square;mso-width-percent:0;mso-wrap-distance-left:9pt;mso-wrap-distance-top:0;mso-wrap-distance-right:9pt;mso-wrap-distance-bottom:0;mso-position-horizontal:absolute;mso-position-horizontal-relative:text;mso-position-vertical:absolute;mso-position-vertical-relative:text;mso-width-percent:0;mso-width-relative:margin;v-text-anchor:top" o:gfxdata="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" fillcolor="white [3201]" strokecolor="#4f81bd [3204]" strokeweight="2pt">
+                <v:textbox>
+                  <w:txbxContent>
+                    <w:p>
+                      <w:pPr>
+                        <w:jc w:val="center"/>
+                        <w:rPr>
+                          <w:b/>
+                          <w:sz w:val="28"/>
+                          <w:lang w:val="fr-CA"/>
+                        </w:rPr>
+                      </w:pPr>
+                    </w:p>
+                    <w:p>
+                      <w:pPr>
+                        <w:jc w:val="center"/>
+                        <w:rPr>
+                          <w:b/>
+                          <w:sz w:val="28"/>
+                          <w:lang w:val="fr-CA"/>
+                        </w:rPr>
+                      </w:pPr>
+                    </w:p>
+                    <w:p>
+                      <w:pPr>
+                        <w:jc w:val="center"/>
+                        <w:rPr>
+                          <w:b/>
+                          <w:sz w:val="32"/>
+                          <w:szCs w:val="24"/>
+                          <w:lang w:val="fr-CA"/>
+                        </w:rPr>
+                      </w:pPr>
+                      <w:r>
+                        <w:rPr>
+                          <w:b/>
+                          <w:sz w:val="32"/>
+                          <w:szCs w:val="24"/>
+                          <w:lang w:val="fr-CA"/>
+                        </w:rPr>
+                        <w:t xml:space="preserve">Projet </w:t>
+                      </w:r>
+                      <w:proofErr w:type="spellStart"/>
+                      <w:r>
+                        <w:rPr>
+                          <w:b/>
+                          <w:sz w:val="32"/>
+                          <w:szCs w:val="24"/>
+                          <w:lang w:val="fr-CA"/>
+                        </w:rPr>
+                        <w:t>OpenVLA</w:t>
+                      </w:r>
+                      <w:proofErr w:type="spellEnd"/>
+                      <w:r>
+                        <w:rPr>
+                          <w:b/>
+                          <w:sz w:val="32"/>
+                          <w:szCs w:val="24"/>
+                          <w:lang w:val="fr-CA"/>
+                        </w:rPr>
+                        <w:t xml:space="preserve"> — Rapport final de stage — CCNB-INNOV</w:t>
+                      </w:r>
+                    </w:p>
+                    <w:p>
+                      <w:pPr>
+                        <w:jc w:val="center"/>
+                        <w:rPr>
+                          <w:sz w:val="24"/>
+                          <w:szCs w:val="24"/>
+                          <w:lang w:val="fr-CA"/>
+                        </w:rPr>
+                      </w:pPr>
+                    </w:p>
+                    <w:p>
+                      <w:pPr>
+                        <w:jc w:val="center"/>
+                        <w:rPr>
+                          <w:sz w:val="28"/>
+                          <w:szCs w:val="28"/>
+                          <w:lang w:val="fr-CA"/>
+                        </w:rPr>
+                      </w:pPr>
+                      <w:r>
+                        <w:rPr>
+                          <w:sz w:val="28"/>
+                          <w:szCs w:val="28"/>
+                          <w:lang w:val="fr-CA"/>
+                        </w:rPr>
+                        <w:t>Par : Fabrice Kouonang</w:t>
+                      </w:r>
+                    </w:p>
+                    <w:p>
+                      <w:pPr>
+                        <w:jc w:val="center"/>
+                        <w:rPr>
+                          <w:sz w:val="28"/>
+                          <w:szCs w:val="28"/>
+                          <w:lang w:val="fr-CA"/>
+                        </w:rPr>
+                      </w:pPr>
+                      <w:r>
+                        <w:rPr>
+                          <w:sz w:val="24"/>
+                          <w:szCs w:val="28"/>
+                          <w:lang w:val="fr-CA"/>
+                        </w:rPr>
+                        <w:t>————————————————————————————</w:t>
+                      </w:r>
+                    </w:p>
+                    <w:p>
+                      <w:pPr>
+                        <w:jc w:val="center"/>
+                        <w:rPr>
+                          <w:sz w:val="28"/>
+                          <w:szCs w:val="28"/>
+                          <w:lang w:val="fr-CA"/>
+                        </w:rPr>
+                      </w:pPr>
+                      <w:r>
+                        <w:rPr>
+                          <w:sz w:val="28"/>
+                          <w:szCs w:val="28"/>
+                          <w:lang w:val="fr-CA"/>
+                        </w:rPr>
+                        <w:t>Superviseur direct : Guillaume Batungwanayo</w:t>
+                      </w:r>
+                    </w:p>
+                    <w:p>
+                      <w:pPr>
+                        <w:jc w:val="center"/>
+                        <w:rPr>
+                          <w:sz w:val="28"/>
+                          <w:szCs w:val="28"/>
+                          <w:lang w:val="fr-CA"/>
+                        </w:rPr>
+                      </w:pPr>
+                      <w:r>
+                        <w:rPr>
+                          <w:sz w:val="24"/>
+                          <w:szCs w:val="28"/>
+                          <w:lang w:val="fr-CA"/>
+                        </w:rPr>
+                        <w:t>Date : 14 mai 2026 | Rapport final</w:t>
+                      </w:r>
+                    </w:p>
+                    <w:p/>
+                  </w:txbxContent>
+                </v:textbox>
+              </v:shape>
+            </w:pict>
+          </mc:Fallback>
+        </mc:AlternateContent>
       </w:r>
     </w:p>
     <w:p>
       <w:pPr>
-        <w:pStyle w:val="Titre1"/>
-      </w:pPr>
-      <w:r>
-        <w:t>Table des matières</w:t>
+        <w:rPr>
+          <w:lang w:val="fr-CA"/>
+        </w:rPr>
+      </w:pPr>
+      <w:r>
+        <w:rPr>
+          <w:lang w:val="fr-CA"/>
+        </w:rPr>
+        <w:br w:type="page"/>
+      </w:r>
+    </w:p>
+    <w:sdt>
+      <w:sdtPr>
+        <w:rPr>
+          <w:lang w:val="fr-CA"/>
+        </w:rPr>
+        <w:id w:val="1891150162"/>
+        <w:docPartObj>
+          <w:docPartGallery w:val="Table of Contents"/>
+          <w:docPartUnique/>
+        </w:docPartObj>
+      </w:sdtPr>
+      <w:sdtEndPr>
+        <w:rPr>
+          <w:rFonts w:asciiTheme="minorHAnsi" w:eastAsiaTheme="minorEastAsia" w:hAnsiTheme="minorHAnsi" w:cstheme="minorBidi"/>
+          <w:color w:val="auto"/>
+          <w:sz w:val="22"/>
+          <w:szCs w:val="22"/>
+          <w:lang w:val="en-US"/>
+        </w:rPr>
+      </w:sdtEndPr>
+      <w:sdtContent>
+        <w:p>
+          <w:pPr>
+            <w:pStyle w:val="En-ttedetabledesmatires"/>
+          </w:pPr>
+          <w:r>
+            <w:rPr>
+              <w:lang w:val="fr-CA"/>
+            </w:rPr>
+            <w:t>Table des matières</w:t>
+          </w:r>
+        </w:p>
+        <w:p>
+          <w:pPr>
+            <w:pStyle w:val="TM1"/>
+            <w:tabs>
+              <w:tab w:val="right" w:leader="dot" w:pos="8630"/>
+            </w:tabs>
+            <w:rPr>
+              <w:noProof/>
+              <w:kern w:val="2"/>
+              <w:sz w:val="24"/>
+              <w:szCs w:val="24"/>
+              <w:lang w:val="fr-CA" w:eastAsia="fr-CA"/>
+              <w14:ligatures w14:val="standardContextual"/>
+            </w:rPr>
+          </w:pPr>
+          <w:r>
+            <w:fldChar w:fldCharType="begin"/>
+          </w:r>
+          <w:r>
+            <w:instrText xml:space="preserve"> TOC \o "1-3" \h \z \u </w:instrText>
+          </w:r>
+          <w:r>
+            <w:fldChar w:fldCharType="separate"/>
+          </w:r>
+          <w:hyperlink w:anchor="_Toc230871953" w:history="1">
+            <w:r>
+              <w:rPr>
+                <w:rStyle w:val="Hyperlien"/>
+                <w:noProof/>
+                <w:lang w:val="fr-CA"/>
+              </w:rPr>
+              <w:t>Rapport final de stage — Synthèse OpenVLA</w:t>
+            </w:r>
+            <w:r>
+              <w:rPr>
+                <w:noProof/>
+                <w:webHidden/>
+              </w:rPr>
+              <w:tab/>
+            </w:r>
+            <w:r>
+              <w:rPr>
+                <w:noProof/>
+                <w:webHidden/>
+              </w:rPr>
+              <w:fldChar w:fldCharType="begin"/>
+            </w:r>
+            <w:r>
+              <w:rPr>
+                <w:noProof/>
+                <w:webHidden/>
+              </w:rPr>
+              <w:instrText xml:space="preserve"> PAGEREF _Toc230871953 \h </w:instrText>
+            </w:r>
+            <w:r>
+              <w:rPr>
+                <w:noProof/>
+                <w:webHidden/>
+              </w:rPr>
+            </w:r>
+            <w:r>
+              <w:rPr>
+                <w:noProof/>
+                <w:webHidden/>
+              </w:rPr>
+              <w:fldChar w:fldCharType="separate"/>
+            </w:r>
+            <w:r>
+              <w:rPr>
+                <w:noProof/>
+                <w:webHidden/>
+              </w:rPr>
+              <w:t>4</w:t>
+            </w:r>
+            <w:r>
+              <w:rPr>
+                <w:noProof/>
+                <w:webHidden/>
+              </w:rPr>
+              <w:fldChar w:fldCharType="end"/>
+            </w:r>
+          </w:hyperlink>
+        </w:p>
+        <w:p>
+          <w:pPr>
+            <w:pStyle w:val="TM2"/>
+            <w:tabs>
+              <w:tab w:val="right" w:leader="dot" w:pos="8630"/>
+            </w:tabs>
+            <w:rPr>
+              <w:noProof/>
+              <w:kern w:val="2"/>
+              <w:sz w:val="24"/>
+              <w:szCs w:val="24"/>
+              <w:lang w:val="fr-CA" w:eastAsia="fr-CA"/>
+              <w14:ligatures w14:val="standardContextual"/>
+            </w:rPr>
+          </w:pPr>
+          <w:hyperlink w:anchor="_Toc230871954" w:history="1">
+            <w:r>
+              <w:rPr>
+                <w:rStyle w:val="Hyperlien"/>
+                <w:noProof/>
+                <w:lang w:val="fr-CA"/>
+              </w:rPr>
+              <w:t>Contexte et question directrice</w:t>
+            </w:r>
+            <w:r>
+              <w:rPr>
+                <w:noProof/>
+                <w:webHidden/>
+              </w:rPr>
+              <w:tab/>
+            </w:r>
+            <w:r>
+              <w:rPr>
+                <w:noProof/>
+                <w:webHidden/>
+              </w:rPr>
+              <w:fldChar w:fldCharType="begin"/>
+            </w:r>
+            <w:r>
+              <w:rPr>
+                <w:noProof/>
+                <w:webHidden/>
+              </w:rPr>
+              <w:instrText xml:space="preserve"> PAGEREF _Toc230871954 \h </w:instrText>
+            </w:r>
+            <w:r>
+              <w:rPr>
+                <w:noProof/>
+                <w:webHidden/>
+              </w:rPr>
+            </w:r>
+            <w:r>
+              <w:rPr>
+                <w:noProof/>
+                <w:webHidden/>
+              </w:rPr>
+              <w:fldChar w:fldCharType="separate"/>
+            </w:r>
+            <w:r>
+              <w:rPr>
+                <w:noProof/>
+                <w:webHidden/>
+              </w:rPr>
+              <w:t>4</w:t>
+            </w:r>
+            <w:r>
+              <w:rPr>
+                <w:noProof/>
+                <w:webHidden/>
+              </w:rPr>
+              <w:fldChar w:fldCharType="end"/>
+            </w:r>
+          </w:hyperlink>
+        </w:p>
+        <w:p>
+          <w:pPr>
+            <w:pStyle w:val="TM2"/>
+            <w:tabs>
+              <w:tab w:val="right" w:leader="dot" w:pos="8630"/>
+            </w:tabs>
+            <w:rPr>
+              <w:noProof/>
+              <w:kern w:val="2"/>
+              <w:sz w:val="24"/>
+              <w:szCs w:val="24"/>
+              <w:lang w:val="fr-CA" w:eastAsia="fr-CA"/>
+              <w14:ligatures w14:val="standardContextual"/>
+            </w:rPr>
+          </w:pPr>
+          <w:hyperlink w:anchor="_Toc230871955" w:history="1">
+            <w:r>
+              <w:rPr>
+                <w:rStyle w:val="Hyperlien"/>
+                <w:noProof/>
+              </w:rPr>
+              <w:t>Objectifs du stage</w:t>
+            </w:r>
+            <w:r>
+              <w:rPr>
+                <w:noProof/>
+                <w:webHidden/>
+              </w:rPr>
+              <w:tab/>
+            </w:r>
+            <w:r>
+              <w:rPr>
+                <w:noProof/>
+                <w:webHidden/>
+              </w:rPr>
+              <w:fldChar w:fldCharType="begin"/>
+            </w:r>
+            <w:r>
+              <w:rPr>
+                <w:noProof/>
+                <w:webHidden/>
+              </w:rPr>
+              <w:instrText xml:space="preserve"> PAGEREF _Toc230871955 \h </w:instrText>
+            </w:r>
+            <w:r>
+              <w:rPr>
+                <w:noProof/>
+                <w:webHidden/>
+              </w:rPr>
+            </w:r>
+            <w:r>
+              <w:rPr>
+                <w:noProof/>
+                <w:webHidden/>
+              </w:rPr>
+              <w:fldChar w:fldCharType="separate"/>
+            </w:r>
+            <w:r>
+              <w:rPr>
+                <w:noProof/>
+                <w:webHidden/>
+              </w:rPr>
+              <w:t>4</w:t>
+            </w:r>
+            <w:r>
+              <w:rPr>
+                <w:noProof/>
+                <w:webHidden/>
+              </w:rPr>
+              <w:fldChar w:fldCharType="end"/>
+            </w:r>
+          </w:hyperlink>
+        </w:p>
+        <w:p>
+          <w:pPr>
+            <w:pStyle w:val="TM1"/>
+            <w:tabs>
+              <w:tab w:val="right" w:leader="dot" w:pos="8630"/>
+            </w:tabs>
+            <w:rPr>
+              <w:noProof/>
+              <w:kern w:val="2"/>
+              <w:sz w:val="24"/>
+              <w:szCs w:val="24"/>
+              <w:lang w:val="fr-CA" w:eastAsia="fr-CA"/>
+              <w14:ligatures w14:val="standardContextual"/>
+            </w:rPr>
+          </w:pPr>
+          <w:hyperlink w:anchor="_Toc230871956" w:history="1">
+            <w:r>
+              <w:rPr>
+                <w:rStyle w:val="Hyperlien"/>
+                <w:noProof/>
+                <w:lang w:val="fr-CA"/>
+              </w:rPr>
+              <w:t>I. Architecture générale d'OpenVLA</w:t>
+            </w:r>
+            <w:r>
+              <w:rPr>
+                <w:noProof/>
+                <w:webHidden/>
+              </w:rPr>
+              <w:tab/>
+            </w:r>
+            <w:r>
+              <w:rPr>
+                <w:noProof/>
+                <w:webHidden/>
+              </w:rPr>
+              <w:fldChar w:fldCharType="begin"/>
+            </w:r>
+            <w:r>
+              <w:rPr>
+                <w:noProof/>
+                <w:webHidden/>
+              </w:rPr>
+              <w:instrText xml:space="preserve"> PAGEREF _Toc230871956 \h </w:instrText>
+            </w:r>
+            <w:r>
+              <w:rPr>
+                <w:noProof/>
+                <w:webHidden/>
+              </w:rPr>
+            </w:r>
+            <w:r>
+              <w:rPr>
+                <w:noProof/>
+                <w:webHidden/>
+              </w:rPr>
+              <w:fldChar w:fldCharType="separate"/>
+            </w:r>
+            <w:r>
+              <w:rPr>
+                <w:noProof/>
+                <w:webHidden/>
+              </w:rPr>
+              <w:t>5</w:t>
+            </w:r>
+            <w:r>
+              <w:rPr>
+                <w:noProof/>
+                <w:webHidden/>
+              </w:rPr>
+              <w:fldChar w:fldCharType="end"/>
+            </w:r>
+          </w:hyperlink>
+        </w:p>
+        <w:p>
+          <w:pPr>
+            <w:pStyle w:val="TM2"/>
+            <w:tabs>
+              <w:tab w:val="right" w:leader="dot" w:pos="8630"/>
+            </w:tabs>
+            <w:rPr>
+              <w:noProof/>
+              <w:kern w:val="2"/>
+              <w:sz w:val="24"/>
+              <w:szCs w:val="24"/>
+              <w:lang w:val="fr-CA" w:eastAsia="fr-CA"/>
+              <w14:ligatures w14:val="standardContextual"/>
+            </w:rPr>
+          </w:pPr>
+          <w:hyperlink w:anchor="_Toc230871957" w:history="1">
+            <w:r>
+              <w:rPr>
+                <w:rStyle w:val="Hyperlien"/>
+                <w:noProof/>
+                <w:lang w:val="fr-CA"/>
+              </w:rPr>
+              <w:t>I.1 Définition et positionnement du modèle</w:t>
+            </w:r>
+            <w:r>
+              <w:rPr>
+                <w:noProof/>
+                <w:webHidden/>
+              </w:rPr>
+              <w:tab/>
+            </w:r>
+            <w:r>
+              <w:rPr>
+                <w:noProof/>
+                <w:webHidden/>
+              </w:rPr>
+              <w:fldChar w:fldCharType="begin"/>
+            </w:r>
+            <w:r>
+              <w:rPr>
+                <w:noProof/>
+                <w:webHidden/>
+              </w:rPr>
+              <w:instrText xml:space="preserve"> PAGEREF _Toc230871957 \h </w:instrText>
+            </w:r>
+            <w:r>
+              <w:rPr>
+                <w:noProof/>
+                <w:webHidden/>
+              </w:rPr>
+            </w:r>
+            <w:r>
+              <w:rPr>
+                <w:noProof/>
+                <w:webHidden/>
+              </w:rPr>
+              <w:fldChar w:fldCharType="separate"/>
+            </w:r>
+            <w:r>
+              <w:rPr>
+                <w:noProof/>
+                <w:webHidden/>
+              </w:rPr>
+              <w:t>5</w:t>
+            </w:r>
+            <w:r>
+              <w:rPr>
+                <w:noProof/>
+                <w:webHidden/>
+              </w:rPr>
+              <w:fldChar w:fldCharType="end"/>
+            </w:r>
+          </w:hyperlink>
+        </w:p>
+        <w:p>
+          <w:pPr>
+            <w:pStyle w:val="TM2"/>
+            <w:tabs>
+              <w:tab w:val="right" w:leader="dot" w:pos="8630"/>
+            </w:tabs>
+            <w:rPr>
+              <w:noProof/>
+              <w:kern w:val="2"/>
+              <w:sz w:val="24"/>
+              <w:szCs w:val="24"/>
+              <w:lang w:val="fr-CA" w:eastAsia="fr-CA"/>
+              <w14:ligatures w14:val="standardContextual"/>
+            </w:rPr>
+          </w:pPr>
+          <w:hyperlink w:anchor="_Toc230871958" w:history="1">
+            <w:r>
+              <w:rPr>
+                <w:rStyle w:val="Hyperlien"/>
+                <w:noProof/>
+                <w:lang w:val="fr-CA"/>
+              </w:rPr>
+              <w:t>I.2 Architecture technique (encodeur, projecteur, LLM)</w:t>
+            </w:r>
+            <w:r>
+              <w:rPr>
+                <w:noProof/>
+                <w:webHidden/>
+              </w:rPr>
+              <w:tab/>
+            </w:r>
+            <w:r>
+              <w:rPr>
+                <w:noProof/>
+                <w:webHidden/>
+              </w:rPr>
+              <w:fldChar w:fldCharType="begin"/>
+            </w:r>
+            <w:r>
+              <w:rPr>
+                <w:noProof/>
+                <w:webHidden/>
+              </w:rPr>
+              <w:instrText xml:space="preserve"> PAGEREF _Toc230871958 \h </w:instrText>
+            </w:r>
+            <w:r>
+              <w:rPr>
+                <w:noProof/>
+                <w:webHidden/>
+              </w:rPr>
+            </w:r>
+            <w:r>
+              <w:rPr>
+                <w:noProof/>
+                <w:webHidden/>
+              </w:rPr>
+              <w:fldChar w:fldCharType="separate"/>
+            </w:r>
+            <w:r>
+              <w:rPr>
+                <w:noProof/>
+                <w:webHidden/>
+              </w:rPr>
+              <w:t>5</w:t>
+            </w:r>
+            <w:r>
+              <w:rPr>
+                <w:noProof/>
+                <w:webHidden/>
+              </w:rPr>
+              <w:fldChar w:fldCharType="end"/>
+            </w:r>
+          </w:hyperlink>
+        </w:p>
+        <w:p>
+          <w:pPr>
+            <w:pStyle w:val="TM2"/>
+            <w:tabs>
+              <w:tab w:val="right" w:leader="dot" w:pos="8630"/>
+            </w:tabs>
+            <w:rPr>
+              <w:noProof/>
+              <w:kern w:val="2"/>
+              <w:sz w:val="24"/>
+              <w:szCs w:val="24"/>
+              <w:lang w:val="fr-CA" w:eastAsia="fr-CA"/>
+              <w14:ligatures w14:val="standardContextual"/>
+            </w:rPr>
+          </w:pPr>
+          <w:hyperlink w:anchor="_Toc230871959" w:history="1">
+            <w:r>
+              <w:rPr>
+                <w:rStyle w:val="Hyperlien"/>
+                <w:noProof/>
+                <w:lang w:val="fr-CA"/>
+              </w:rPr>
+              <w:t>I.3 Boucle Vision — Langage — Action</w:t>
+            </w:r>
+            <w:r>
+              <w:rPr>
+                <w:noProof/>
+                <w:webHidden/>
+              </w:rPr>
+              <w:tab/>
+            </w:r>
+            <w:r>
+              <w:rPr>
+                <w:noProof/>
+                <w:webHidden/>
+              </w:rPr>
+              <w:fldChar w:fldCharType="begin"/>
+            </w:r>
+            <w:r>
+              <w:rPr>
+                <w:noProof/>
+                <w:webHidden/>
+              </w:rPr>
+              <w:instrText xml:space="preserve"> PAGEREF _Toc230871959 \h </w:instrText>
+            </w:r>
+            <w:r>
+              <w:rPr>
+                <w:noProof/>
+                <w:webHidden/>
+              </w:rPr>
+            </w:r>
+            <w:r>
+              <w:rPr>
+                <w:noProof/>
+                <w:webHidden/>
+              </w:rPr>
+              <w:fldChar w:fldCharType="separate"/>
+            </w:r>
+            <w:r>
+              <w:rPr>
+                <w:noProof/>
+                <w:webHidden/>
+              </w:rPr>
+              <w:t>7</w:t>
+            </w:r>
+            <w:r>
+              <w:rPr>
+                <w:noProof/>
+                <w:webHidden/>
+              </w:rPr>
+              <w:fldChar w:fldCharType="end"/>
+            </w:r>
+          </w:hyperlink>
+        </w:p>
+        <w:p>
+          <w:pPr>
+            <w:pStyle w:val="TM2"/>
+            <w:tabs>
+              <w:tab w:val="right" w:leader="dot" w:pos="8630"/>
+            </w:tabs>
+            <w:rPr>
+              <w:noProof/>
+              <w:kern w:val="2"/>
+              <w:sz w:val="24"/>
+              <w:szCs w:val="24"/>
+              <w:lang w:val="fr-CA" w:eastAsia="fr-CA"/>
+              <w14:ligatures w14:val="standardContextual"/>
+            </w:rPr>
+          </w:pPr>
+          <w:hyperlink w:anchor="_Toc230871960" w:history="1">
+            <w:r>
+              <w:rPr>
+                <w:rStyle w:val="Hyperlien"/>
+                <w:noProof/>
+                <w:lang w:val="fr-CA"/>
+              </w:rPr>
+              <w:t>I.4 Modèle openvla-7b et contraintes matérielles</w:t>
+            </w:r>
+            <w:r>
+              <w:rPr>
+                <w:noProof/>
+                <w:webHidden/>
+              </w:rPr>
+              <w:tab/>
+            </w:r>
+            <w:r>
+              <w:rPr>
+                <w:noProof/>
+                <w:webHidden/>
+              </w:rPr>
+              <w:fldChar w:fldCharType="begin"/>
+            </w:r>
+            <w:r>
+              <w:rPr>
+                <w:noProof/>
+                <w:webHidden/>
+              </w:rPr>
+              <w:instrText xml:space="preserve"> PAGEREF _Toc230871960 \h </w:instrText>
+            </w:r>
+            <w:r>
+              <w:rPr>
+                <w:noProof/>
+                <w:webHidden/>
+              </w:rPr>
+            </w:r>
+            <w:r>
+              <w:rPr>
+                <w:noProof/>
+                <w:webHidden/>
+              </w:rPr>
+              <w:fldChar w:fldCharType="separate"/>
+            </w:r>
+            <w:r>
+              <w:rPr>
+                <w:noProof/>
+                <w:webHidden/>
+              </w:rPr>
+              <w:t>8</w:t>
+            </w:r>
+            <w:r>
+              <w:rPr>
+                <w:noProof/>
+                <w:webHidden/>
+              </w:rPr>
+              <w:fldChar w:fldCharType="end"/>
+            </w:r>
+          </w:hyperlink>
+        </w:p>
+        <w:p>
+          <w:pPr>
+            <w:pStyle w:val="TM1"/>
+            <w:tabs>
+              <w:tab w:val="right" w:leader="dot" w:pos="8630"/>
+            </w:tabs>
+            <w:rPr>
+              <w:noProof/>
+              <w:kern w:val="2"/>
+              <w:sz w:val="24"/>
+              <w:szCs w:val="24"/>
+              <w:lang w:val="fr-CA" w:eastAsia="fr-CA"/>
+              <w14:ligatures w14:val="standardContextual"/>
+            </w:rPr>
+          </w:pPr>
+          <w:hyperlink w:anchor="_Toc230871961" w:history="1">
+            <w:r>
+              <w:rPr>
+                <w:rStyle w:val="Hyperlien"/>
+                <w:noProof/>
+                <w:lang w:val="fr-CA"/>
+              </w:rPr>
+              <w:t>II. Composantes de la pipeline du démonstrateur</w:t>
+            </w:r>
+            <w:r>
+              <w:rPr>
+                <w:noProof/>
+                <w:webHidden/>
+              </w:rPr>
+              <w:tab/>
+            </w:r>
+            <w:r>
+              <w:rPr>
+                <w:noProof/>
+                <w:webHidden/>
+              </w:rPr>
+              <w:fldChar w:fldCharType="begin"/>
+            </w:r>
+            <w:r>
+              <w:rPr>
+                <w:noProof/>
+                <w:webHidden/>
+              </w:rPr>
+              <w:instrText xml:space="preserve"> PAGEREF _Toc230871961 \h </w:instrText>
+            </w:r>
+            <w:r>
+              <w:rPr>
+                <w:noProof/>
+                <w:webHidden/>
+              </w:rPr>
+            </w:r>
+            <w:r>
+              <w:rPr>
+                <w:noProof/>
+                <w:webHidden/>
+              </w:rPr>
+              <w:fldChar w:fldCharType="separate"/>
+            </w:r>
+            <w:r>
+              <w:rPr>
+                <w:noProof/>
+                <w:webHidden/>
+              </w:rPr>
+              <w:t>9</w:t>
+            </w:r>
+            <w:r>
+              <w:rPr>
+                <w:noProof/>
+                <w:webHidden/>
+              </w:rPr>
+              <w:fldChar w:fldCharType="end"/>
+            </w:r>
+          </w:hyperlink>
+        </w:p>
+        <w:p>
+          <w:pPr>
+            <w:pStyle w:val="TM2"/>
+            <w:tabs>
+              <w:tab w:val="right" w:leader="dot" w:pos="8630"/>
+            </w:tabs>
+            <w:rPr>
+              <w:noProof/>
+              <w:kern w:val="2"/>
+              <w:sz w:val="24"/>
+              <w:szCs w:val="24"/>
+              <w:lang w:val="fr-CA" w:eastAsia="fr-CA"/>
+              <w14:ligatures w14:val="standardContextual"/>
+            </w:rPr>
+          </w:pPr>
+          <w:hyperlink w:anchor="_Toc230871962" w:history="1">
+            <w:r>
+              <w:rPr>
+                <w:rStyle w:val="Hyperlien"/>
+                <w:noProof/>
+                <w:lang w:val="fr-CA"/>
+              </w:rPr>
+              <w:t>II.1 Perception : caméra Zivid MR130</w:t>
+            </w:r>
+            <w:r>
+              <w:rPr>
+                <w:noProof/>
+                <w:webHidden/>
+              </w:rPr>
+              <w:tab/>
+            </w:r>
+            <w:r>
+              <w:rPr>
+                <w:noProof/>
+                <w:webHidden/>
+              </w:rPr>
+              <w:fldChar w:fldCharType="begin"/>
+            </w:r>
+            <w:r>
+              <w:rPr>
+                <w:noProof/>
+                <w:webHidden/>
+              </w:rPr>
+              <w:instrText xml:space="preserve"> PAGEREF _Toc230871962 \h </w:instrText>
+            </w:r>
+            <w:r>
+              <w:rPr>
+                <w:noProof/>
+                <w:webHidden/>
+              </w:rPr>
+            </w:r>
+            <w:r>
+              <w:rPr>
+                <w:noProof/>
+                <w:webHidden/>
+              </w:rPr>
+              <w:fldChar w:fldCharType="separate"/>
+            </w:r>
+            <w:r>
+              <w:rPr>
+                <w:noProof/>
+                <w:webHidden/>
+              </w:rPr>
+              <w:t>9</w:t>
+            </w:r>
+            <w:r>
+              <w:rPr>
+                <w:noProof/>
+                <w:webHidden/>
+              </w:rPr>
+              <w:fldChar w:fldCharType="end"/>
+            </w:r>
+          </w:hyperlink>
+        </w:p>
+        <w:p>
+          <w:pPr>
+            <w:pStyle w:val="TM3"/>
+            <w:tabs>
+              <w:tab w:val="right" w:leader="dot" w:pos="8630"/>
+            </w:tabs>
+            <w:rPr>
+              <w:noProof/>
+              <w:kern w:val="2"/>
+              <w:sz w:val="24"/>
+              <w:szCs w:val="24"/>
+              <w:lang w:val="fr-CA" w:eastAsia="fr-CA"/>
+              <w14:ligatures w14:val="standardContextual"/>
+            </w:rPr>
+          </w:pPr>
+          <w:hyperlink w:anchor="_Toc230871963" w:history="1">
+            <w:r>
+              <w:rPr>
+                <w:rStyle w:val="Hyperlien"/>
+                <w:noProof/>
+              </w:rPr>
+              <w:t>II.1.3 Comparaison YOLO vs Grounding DINO</w:t>
+            </w:r>
+            <w:r>
+              <w:rPr>
+                <w:noProof/>
+                <w:webHidden/>
+              </w:rPr>
+              <w:tab/>
+            </w:r>
+            <w:r>
+              <w:rPr>
+                <w:noProof/>
+                <w:webHidden/>
+              </w:rPr>
+              <w:fldChar w:fldCharType="begin"/>
+            </w:r>
+            <w:r>
+              <w:rPr>
+                <w:noProof/>
+                <w:webHidden/>
+              </w:rPr>
+              <w:instrText xml:space="preserve"> PAGEREF _Toc230871963 \h </w:instrText>
+            </w:r>
+            <w:r>
+              <w:rPr>
+                <w:noProof/>
+                <w:webHidden/>
+              </w:rPr>
+            </w:r>
+            <w:r>
+              <w:rPr>
+                <w:noProof/>
+                <w:webHidden/>
+              </w:rPr>
+              <w:fldChar w:fldCharType="separate"/>
+            </w:r>
+            <w:r>
+              <w:rPr>
+                <w:noProof/>
+                <w:webHidden/>
+              </w:rPr>
+              <w:t>9</w:t>
+            </w:r>
+            <w:r>
+              <w:rPr>
+                <w:noProof/>
+                <w:webHidden/>
+              </w:rPr>
+              <w:fldChar w:fldCharType="end"/>
+            </w:r>
+          </w:hyperlink>
+        </w:p>
+        <w:p>
+          <w:pPr>
+            <w:pStyle w:val="TM3"/>
+            <w:tabs>
+              <w:tab w:val="right" w:leader="dot" w:pos="8630"/>
+            </w:tabs>
+            <w:rPr>
+              <w:noProof/>
+              <w:kern w:val="2"/>
+              <w:sz w:val="24"/>
+              <w:szCs w:val="24"/>
+              <w:lang w:val="fr-CA" w:eastAsia="fr-CA"/>
+              <w14:ligatures w14:val="standardContextual"/>
+            </w:rPr>
+          </w:pPr>
+          <w:hyperlink w:anchor="_Toc230871964" w:history="1">
+            <w:r>
+              <w:rPr>
+                <w:rStyle w:val="Hyperlien"/>
+                <w:noProof/>
+              </w:rPr>
+              <w:t>II.1.2 Grounding DINO — détection open-vocabulary (jour 07)</w:t>
+            </w:r>
+            <w:r>
+              <w:rPr>
+                <w:noProof/>
+                <w:webHidden/>
+              </w:rPr>
+              <w:tab/>
+            </w:r>
+            <w:r>
+              <w:rPr>
+                <w:noProof/>
+                <w:webHidden/>
+              </w:rPr>
+              <w:fldChar w:fldCharType="begin"/>
+            </w:r>
+            <w:r>
+              <w:rPr>
+                <w:noProof/>
+                <w:webHidden/>
+              </w:rPr>
+              <w:instrText xml:space="preserve"> PAGEREF _Toc230871964 \h </w:instrText>
+            </w:r>
+            <w:r>
+              <w:rPr>
+                <w:noProof/>
+                <w:webHidden/>
+              </w:rPr>
+            </w:r>
+            <w:r>
+              <w:rPr>
+                <w:noProof/>
+                <w:webHidden/>
+              </w:rPr>
+              <w:fldChar w:fldCharType="separate"/>
+            </w:r>
+            <w:r>
+              <w:rPr>
+                <w:noProof/>
+                <w:webHidden/>
+              </w:rPr>
+              <w:t>9</w:t>
+            </w:r>
+            <w:r>
+              <w:rPr>
+                <w:noProof/>
+                <w:webHidden/>
+              </w:rPr>
+              <w:fldChar w:fldCharType="end"/>
+            </w:r>
+          </w:hyperlink>
+        </w:p>
+        <w:p>
+          <w:pPr>
+            <w:pStyle w:val="TM3"/>
+            <w:tabs>
+              <w:tab w:val="right" w:leader="dot" w:pos="8630"/>
+            </w:tabs>
+            <w:rPr>
+              <w:noProof/>
+              <w:kern w:val="2"/>
+              <w:sz w:val="24"/>
+              <w:szCs w:val="24"/>
+              <w:lang w:val="fr-CA" w:eastAsia="fr-CA"/>
+              <w14:ligatures w14:val="standardContextual"/>
+            </w:rPr>
+          </w:pPr>
+          <w:hyperlink w:anchor="_Toc230871965" w:history="1">
+            <w:r>
+              <w:rPr>
+                <w:rStyle w:val="Hyperlien"/>
+                <w:noProof/>
+                <w:lang w:val="fr-CA"/>
+              </w:rPr>
+              <w:t>II.1.1 Détection YOLOv8 et coordonnées 3D (jour 07)</w:t>
+            </w:r>
+            <w:r>
+              <w:rPr>
+                <w:noProof/>
+                <w:webHidden/>
+              </w:rPr>
+              <w:tab/>
+            </w:r>
+            <w:r>
+              <w:rPr>
+                <w:noProof/>
+                <w:webHidden/>
+              </w:rPr>
+              <w:fldChar w:fldCharType="begin"/>
+            </w:r>
+            <w:r>
+              <w:rPr>
+                <w:noProof/>
+                <w:webHidden/>
+              </w:rPr>
+              <w:instrText xml:space="preserve"> PAGEREF _Toc230871965 \h </w:instrText>
+            </w:r>
+            <w:r>
+              <w:rPr>
+                <w:noProof/>
+                <w:webHidden/>
+              </w:rPr>
+            </w:r>
+            <w:r>
+              <w:rPr>
+                <w:noProof/>
+                <w:webHidden/>
+              </w:rPr>
+              <w:fldChar w:fldCharType="separate"/>
+            </w:r>
+            <w:r>
+              <w:rPr>
+                <w:noProof/>
+                <w:webHidden/>
+              </w:rPr>
+              <w:t>9</w:t>
+            </w:r>
+            <w:r>
+              <w:rPr>
+                <w:noProof/>
+                <w:webHidden/>
+              </w:rPr>
+              <w:fldChar w:fldCharType="end"/>
+            </w:r>
+          </w:hyperlink>
+        </w:p>
+        <w:p>
+          <w:pPr>
+            <w:pStyle w:val="TM3"/>
+            <w:tabs>
+              <w:tab w:val="right" w:leader="dot" w:pos="8630"/>
+            </w:tabs>
+            <w:rPr>
+              <w:noProof/>
+              <w:kern w:val="2"/>
+              <w:sz w:val="24"/>
+              <w:szCs w:val="24"/>
+              <w:lang w:val="fr-CA" w:eastAsia="fr-CA"/>
+              <w14:ligatures w14:val="standardContextual"/>
+            </w:rPr>
+          </w:pPr>
+          <w:hyperlink w:anchor="_Toc230871966" w:history="1">
+            <w:r>
+              <w:rPr>
+                <w:rStyle w:val="Hyperlien"/>
+                <w:noProof/>
+              </w:rPr>
+              <w:t>II.1.3 Comparaison YOLO vs Grounding DINO</w:t>
+            </w:r>
+            <w:r>
+              <w:rPr>
+                <w:noProof/>
+                <w:webHidden/>
+              </w:rPr>
+              <w:tab/>
+            </w:r>
+            <w:r>
+              <w:rPr>
+                <w:noProof/>
+                <w:webHidden/>
+              </w:rPr>
+              <w:fldChar w:fldCharType="begin"/>
+            </w:r>
+            <w:r>
+              <w:rPr>
+                <w:noProof/>
+                <w:webHidden/>
+              </w:rPr>
+              <w:instrText xml:space="preserve"> PAGEREF _Toc230871966 \h </w:instrText>
+            </w:r>
+            <w:r>
+              <w:rPr>
+                <w:noProof/>
+                <w:webHidden/>
+              </w:rPr>
+            </w:r>
+            <w:r>
+              <w:rPr>
+                <w:noProof/>
+                <w:webHidden/>
+              </w:rPr>
+              <w:fldChar w:fldCharType="separate"/>
+            </w:r>
+            <w:r>
+              <w:rPr>
+                <w:noProof/>
+                <w:webHidden/>
+              </w:rPr>
+              <w:t>9</w:t>
+            </w:r>
+            <w:r>
+              <w:rPr>
+                <w:noProof/>
+                <w:webHidden/>
+              </w:rPr>
+              <w:fldChar w:fldCharType="end"/>
+            </w:r>
+          </w:hyperlink>
+        </w:p>
+        <w:p>
+          <w:pPr>
+            <w:pStyle w:val="TM2"/>
+            <w:tabs>
+              <w:tab w:val="right" w:leader="dot" w:pos="8630"/>
+            </w:tabs>
+            <w:rPr>
+              <w:noProof/>
+              <w:kern w:val="2"/>
+              <w:sz w:val="24"/>
+              <w:szCs w:val="24"/>
+              <w:lang w:val="fr-CA" w:eastAsia="fr-CA"/>
+              <w14:ligatures w14:val="standardContextual"/>
+            </w:rPr>
+          </w:pPr>
+          <w:hyperlink w:anchor="_Toc230871967" w:history="1">
+            <w:r>
+              <w:rPr>
+                <w:rStyle w:val="Hyperlien"/>
+                <w:noProof/>
+                <w:lang w:val="fr-CA"/>
+              </w:rPr>
+              <w:t>II.2 Inférence : OpenVLA (transformers)</w:t>
+            </w:r>
+            <w:r>
+              <w:rPr>
+                <w:noProof/>
+                <w:webHidden/>
+              </w:rPr>
+              <w:tab/>
+            </w:r>
+            <w:r>
+              <w:rPr>
+                <w:noProof/>
+                <w:webHidden/>
+              </w:rPr>
+              <w:fldChar w:fldCharType="begin"/>
+            </w:r>
+            <w:r>
+              <w:rPr>
+                <w:noProof/>
+                <w:webHidden/>
+              </w:rPr>
+              <w:instrText xml:space="preserve"> PAGEREF _Toc230871967 \h </w:instrText>
+            </w:r>
+            <w:r>
+              <w:rPr>
+                <w:noProof/>
+                <w:webHidden/>
+              </w:rPr>
+            </w:r>
+            <w:r>
+              <w:rPr>
+                <w:noProof/>
+                <w:webHidden/>
+              </w:rPr>
+              <w:fldChar w:fldCharType="separate"/>
+            </w:r>
+            <w:r>
+              <w:rPr>
+                <w:noProof/>
+                <w:webHidden/>
+              </w:rPr>
+              <w:t>10</w:t>
+            </w:r>
+            <w:r>
+              <w:rPr>
+                <w:noProof/>
+                <w:webHidden/>
+              </w:rPr>
+              <w:fldChar w:fldCharType="end"/>
+            </w:r>
+          </w:hyperlink>
+        </w:p>
+        <w:p>
+          <w:pPr>
+            <w:pStyle w:val="TM2"/>
+            <w:tabs>
+              <w:tab w:val="right" w:leader="dot" w:pos="8630"/>
+            </w:tabs>
+            <w:rPr>
+              <w:noProof/>
+              <w:kern w:val="2"/>
+              <w:sz w:val="24"/>
+              <w:szCs w:val="24"/>
+              <w:lang w:val="fr-CA" w:eastAsia="fr-CA"/>
+              <w14:ligatures w14:val="standardContextual"/>
+            </w:rPr>
+          </w:pPr>
+          <w:hyperlink w:anchor="_Toc230871968" w:history="1">
+            <w:r>
+              <w:rPr>
+                <w:rStyle w:val="Hyperlien"/>
+                <w:noProof/>
+                <w:lang w:val="fr-CA"/>
+              </w:rPr>
+              <w:t>II.3 Génération d'actions et format de sortie</w:t>
+            </w:r>
+            <w:r>
+              <w:rPr>
+                <w:noProof/>
+                <w:webHidden/>
+              </w:rPr>
+              <w:tab/>
+            </w:r>
+            <w:r>
+              <w:rPr>
+                <w:noProof/>
+                <w:webHidden/>
+              </w:rPr>
+              <w:fldChar w:fldCharType="begin"/>
+            </w:r>
+            <w:r>
+              <w:rPr>
+                <w:noProof/>
+                <w:webHidden/>
+              </w:rPr>
+              <w:instrText xml:space="preserve"> PAGEREF _Toc230871968 \h </w:instrText>
+            </w:r>
+            <w:r>
+              <w:rPr>
+                <w:noProof/>
+                <w:webHidden/>
+              </w:rPr>
+            </w:r>
+            <w:r>
+              <w:rPr>
+                <w:noProof/>
+                <w:webHidden/>
+              </w:rPr>
+              <w:fldChar w:fldCharType="separate"/>
+            </w:r>
+            <w:r>
+              <w:rPr>
+                <w:noProof/>
+                <w:webHidden/>
+              </w:rPr>
+              <w:t>10</w:t>
+            </w:r>
+            <w:r>
+              <w:rPr>
+                <w:noProof/>
+                <w:webHidden/>
+              </w:rPr>
+              <w:fldChar w:fldCharType="end"/>
+            </w:r>
+          </w:hyperlink>
+        </w:p>
+        <w:p>
+          <w:pPr>
+            <w:pStyle w:val="TM2"/>
+            <w:tabs>
+              <w:tab w:val="right" w:leader="dot" w:pos="8630"/>
+            </w:tabs>
+            <w:rPr>
+              <w:noProof/>
+              <w:kern w:val="2"/>
+              <w:sz w:val="24"/>
+              <w:szCs w:val="24"/>
+              <w:lang w:val="fr-CA" w:eastAsia="fr-CA"/>
+              <w14:ligatures w14:val="standardContextual"/>
+            </w:rPr>
+          </w:pPr>
+          <w:hyperlink w:anchor="_Toc230871969" w:history="1">
+            <w:r>
+              <w:rPr>
+                <w:rStyle w:val="Hyperlien"/>
+                <w:noProof/>
+                <w:lang w:val="fr-CA"/>
+              </w:rPr>
+              <w:t>II.4 Exécution robotique : UR (URScript / ur-rtde)</w:t>
+            </w:r>
+            <w:r>
+              <w:rPr>
+                <w:noProof/>
+                <w:webHidden/>
+              </w:rPr>
+              <w:tab/>
+            </w:r>
+            <w:r>
+              <w:rPr>
+                <w:noProof/>
+                <w:webHidden/>
+              </w:rPr>
+              <w:fldChar w:fldCharType="begin"/>
+            </w:r>
+            <w:r>
+              <w:rPr>
+                <w:noProof/>
+                <w:webHidden/>
+              </w:rPr>
+              <w:instrText xml:space="preserve"> PAGEREF _Toc230871969 \h </w:instrText>
+            </w:r>
+            <w:r>
+              <w:rPr>
+                <w:noProof/>
+                <w:webHidden/>
+              </w:rPr>
+            </w:r>
+            <w:r>
+              <w:rPr>
+                <w:noProof/>
+                <w:webHidden/>
+              </w:rPr>
+              <w:fldChar w:fldCharType="separate"/>
+            </w:r>
+            <w:r>
+              <w:rPr>
+                <w:noProof/>
+                <w:webHidden/>
+              </w:rPr>
+              <w:t>10</w:t>
+            </w:r>
+            <w:r>
+              <w:rPr>
+                <w:noProof/>
+                <w:webHidden/>
+              </w:rPr>
+              <w:fldChar w:fldCharType="end"/>
+            </w:r>
+          </w:hyperlink>
+        </w:p>
+        <w:p>
+          <w:pPr>
+            <w:pStyle w:val="TM1"/>
+            <w:tabs>
+              <w:tab w:val="right" w:leader="dot" w:pos="8630"/>
+            </w:tabs>
+            <w:rPr>
+              <w:noProof/>
+              <w:kern w:val="2"/>
+              <w:sz w:val="24"/>
+              <w:szCs w:val="24"/>
+              <w:lang w:val="fr-CA" w:eastAsia="fr-CA"/>
+              <w14:ligatures w14:val="standardContextual"/>
+            </w:rPr>
+          </w:pPr>
+          <w:hyperlink w:anchor="_Toc230871970" w:history="1">
+            <w:r>
+              <w:rPr>
+                <w:rStyle w:val="Hyperlien"/>
+                <w:noProof/>
+                <w:lang w:val="fr-CA"/>
+              </w:rPr>
+              <w:t>III. Comparaison OpenVLA et robotique traditionnelle</w:t>
+            </w:r>
+            <w:r>
+              <w:rPr>
+                <w:noProof/>
+                <w:webHidden/>
+              </w:rPr>
+              <w:tab/>
+            </w:r>
+            <w:r>
+              <w:rPr>
+                <w:noProof/>
+                <w:webHidden/>
+              </w:rPr>
+              <w:fldChar w:fldCharType="begin"/>
+            </w:r>
+            <w:r>
+              <w:rPr>
+                <w:noProof/>
+                <w:webHidden/>
+              </w:rPr>
+              <w:instrText xml:space="preserve"> PAGEREF _Toc230871970 \h </w:instrText>
+            </w:r>
+            <w:r>
+              <w:rPr>
+                <w:noProof/>
+                <w:webHidden/>
+              </w:rPr>
+            </w:r>
+            <w:r>
+              <w:rPr>
+                <w:noProof/>
+                <w:webHidden/>
+              </w:rPr>
+              <w:fldChar w:fldCharType="separate"/>
+            </w:r>
+            <w:r>
+              <w:rPr>
+                <w:noProof/>
+                <w:webHidden/>
+              </w:rPr>
+              <w:t>10</w:t>
+            </w:r>
+            <w:r>
+              <w:rPr>
+                <w:noProof/>
+                <w:webHidden/>
+              </w:rPr>
+              <w:fldChar w:fldCharType="end"/>
+            </w:r>
+          </w:hyperlink>
+        </w:p>
+        <w:p>
+          <w:pPr>
+            <w:pStyle w:val="TM2"/>
+            <w:tabs>
+              <w:tab w:val="right" w:leader="dot" w:pos="8630"/>
+            </w:tabs>
+            <w:rPr>
+              <w:noProof/>
+              <w:kern w:val="2"/>
+              <w:sz w:val="24"/>
+              <w:szCs w:val="24"/>
+              <w:lang w:val="fr-CA" w:eastAsia="fr-CA"/>
+              <w14:ligatures w14:val="standardContextual"/>
+            </w:rPr>
+          </w:pPr>
+          <w:hyperlink w:anchor="_Toc230871971" w:history="1">
+            <w:r>
+              <w:rPr>
+                <w:rStyle w:val="Hyperlien"/>
+                <w:noProof/>
+                <w:lang w:val="fr-CA"/>
+              </w:rPr>
+              <w:t>III.1 Programmation de tâches</w:t>
+            </w:r>
+            <w:r>
+              <w:rPr>
+                <w:noProof/>
+                <w:webHidden/>
+              </w:rPr>
+              <w:tab/>
+            </w:r>
+            <w:r>
+              <w:rPr>
+                <w:noProof/>
+                <w:webHidden/>
+              </w:rPr>
+              <w:fldChar w:fldCharType="begin"/>
+            </w:r>
+            <w:r>
+              <w:rPr>
+                <w:noProof/>
+                <w:webHidden/>
+              </w:rPr>
+              <w:instrText xml:space="preserve"> PAGEREF _Toc230871971 \h </w:instrText>
+            </w:r>
+            <w:r>
+              <w:rPr>
+                <w:noProof/>
+                <w:webHidden/>
+              </w:rPr>
+            </w:r>
+            <w:r>
+              <w:rPr>
+                <w:noProof/>
+                <w:webHidden/>
+              </w:rPr>
+              <w:fldChar w:fldCharType="separate"/>
+            </w:r>
+            <w:r>
+              <w:rPr>
+                <w:noProof/>
+                <w:webHidden/>
+              </w:rPr>
+              <w:t>10</w:t>
+            </w:r>
+            <w:r>
+              <w:rPr>
+                <w:noProof/>
+                <w:webHidden/>
+              </w:rPr>
+              <w:fldChar w:fldCharType="end"/>
+            </w:r>
+          </w:hyperlink>
+        </w:p>
+        <w:p>
+          <w:pPr>
+            <w:pStyle w:val="TM3"/>
+            <w:tabs>
+              <w:tab w:val="right" w:leader="dot" w:pos="8630"/>
+            </w:tabs>
+            <w:rPr>
+              <w:noProof/>
+              <w:kern w:val="2"/>
+              <w:sz w:val="24"/>
+              <w:szCs w:val="24"/>
+              <w:lang w:val="fr-CA" w:eastAsia="fr-CA"/>
+              <w14:ligatures w14:val="standardContextual"/>
+            </w:rPr>
+          </w:pPr>
+          <w:hyperlink w:anchor="_Toc230871972" w:history="1">
+            <w:r>
+              <w:rPr>
+                <w:rStyle w:val="Hyperlien"/>
+                <w:noProof/>
+                <w:lang w:val="fr-CA"/>
+              </w:rPr>
+              <w:t>III.1 — Robotique classique seule</w:t>
+            </w:r>
+            <w:r>
+              <w:rPr>
+                <w:noProof/>
+                <w:webHidden/>
+              </w:rPr>
+              <w:tab/>
+            </w:r>
+            <w:r>
+              <w:rPr>
+                <w:noProof/>
+                <w:webHidden/>
+              </w:rPr>
+              <w:fldChar w:fldCharType="begin"/>
+            </w:r>
+            <w:r>
+              <w:rPr>
+                <w:noProof/>
+                <w:webHidden/>
+              </w:rPr>
+              <w:instrText xml:space="preserve"> PAGEREF _Toc230871972 \h </w:instrText>
+            </w:r>
+            <w:r>
+              <w:rPr>
+                <w:noProof/>
+                <w:webHidden/>
+              </w:rPr>
+            </w:r>
+            <w:r>
+              <w:rPr>
+                <w:noProof/>
+                <w:webHidden/>
+              </w:rPr>
+              <w:fldChar w:fldCharType="separate"/>
+            </w:r>
+            <w:r>
+              <w:rPr>
+                <w:noProof/>
+                <w:webHidden/>
+              </w:rPr>
+              <w:t>11</w:t>
+            </w:r>
+            <w:r>
+              <w:rPr>
+                <w:noProof/>
+                <w:webHidden/>
+              </w:rPr>
+              <w:fldChar w:fldCharType="end"/>
+            </w:r>
+          </w:hyperlink>
+        </w:p>
+        <w:p>
+          <w:pPr>
+            <w:pStyle w:val="TM3"/>
+            <w:tabs>
+              <w:tab w:val="right" w:leader="dot" w:pos="8630"/>
+            </w:tabs>
+            <w:rPr>
+              <w:noProof/>
+              <w:kern w:val="2"/>
+              <w:sz w:val="24"/>
+              <w:szCs w:val="24"/>
+              <w:lang w:val="fr-CA" w:eastAsia="fr-CA"/>
+              <w14:ligatures w14:val="standardContextual"/>
+            </w:rPr>
+          </w:pPr>
+          <w:hyperlink w:anchor="_Toc230871973" w:history="1">
+            <w:r>
+              <w:rPr>
+                <w:rStyle w:val="Hyperlien"/>
+                <w:noProof/>
+              </w:rPr>
+              <w:t>III.1 — Ce qu'OpenVLA ajoute</w:t>
+            </w:r>
+            <w:r>
+              <w:rPr>
+                <w:noProof/>
+                <w:webHidden/>
+              </w:rPr>
+              <w:tab/>
+            </w:r>
+            <w:r>
+              <w:rPr>
+                <w:noProof/>
+                <w:webHidden/>
+              </w:rPr>
+              <w:fldChar w:fldCharType="begin"/>
+            </w:r>
+            <w:r>
+              <w:rPr>
+                <w:noProof/>
+                <w:webHidden/>
+              </w:rPr>
+              <w:instrText xml:space="preserve"> PAGEREF _Toc230871973 \h </w:instrText>
+            </w:r>
+            <w:r>
+              <w:rPr>
+                <w:noProof/>
+                <w:webHidden/>
+              </w:rPr>
+            </w:r>
+            <w:r>
+              <w:rPr>
+                <w:noProof/>
+                <w:webHidden/>
+              </w:rPr>
+              <w:fldChar w:fldCharType="separate"/>
+            </w:r>
+            <w:r>
+              <w:rPr>
+                <w:noProof/>
+                <w:webHidden/>
+              </w:rPr>
+              <w:t>11</w:t>
+            </w:r>
+            <w:r>
+              <w:rPr>
+                <w:noProof/>
+                <w:webHidden/>
+              </w:rPr>
+              <w:fldChar w:fldCharType="end"/>
+            </w:r>
+          </w:hyperlink>
+        </w:p>
+        <w:p>
+          <w:pPr>
+            <w:pStyle w:val="TM2"/>
+            <w:tabs>
+              <w:tab w:val="right" w:leader="dot" w:pos="8630"/>
+            </w:tabs>
+            <w:rPr>
+              <w:noProof/>
+              <w:kern w:val="2"/>
+              <w:sz w:val="24"/>
+              <w:szCs w:val="24"/>
+              <w:lang w:val="fr-CA" w:eastAsia="fr-CA"/>
+              <w14:ligatures w14:val="standardContextual"/>
+            </w:rPr>
+          </w:pPr>
+          <w:hyperlink w:anchor="_Toc230871974" w:history="1">
+            <w:r>
+              <w:rPr>
+                <w:rStyle w:val="Hyperlien"/>
+                <w:noProof/>
+                <w:lang w:val="fr-CA"/>
+              </w:rPr>
+              <w:t>III.2 Perception et représentation de la scène</w:t>
+            </w:r>
+            <w:r>
+              <w:rPr>
+                <w:noProof/>
+                <w:webHidden/>
+              </w:rPr>
+              <w:tab/>
+            </w:r>
+            <w:r>
+              <w:rPr>
+                <w:noProof/>
+                <w:webHidden/>
+              </w:rPr>
+              <w:fldChar w:fldCharType="begin"/>
+            </w:r>
+            <w:r>
+              <w:rPr>
+                <w:noProof/>
+                <w:webHidden/>
+              </w:rPr>
+              <w:instrText xml:space="preserve"> PAGEREF _Toc230871974 \h </w:instrText>
+            </w:r>
+            <w:r>
+              <w:rPr>
+                <w:noProof/>
+                <w:webHidden/>
+              </w:rPr>
+            </w:r>
+            <w:r>
+              <w:rPr>
+                <w:noProof/>
+                <w:webHidden/>
+              </w:rPr>
+              <w:fldChar w:fldCharType="separate"/>
+            </w:r>
+            <w:r>
+              <w:rPr>
+                <w:noProof/>
+                <w:webHidden/>
+              </w:rPr>
+              <w:t>11</w:t>
+            </w:r>
+            <w:r>
+              <w:rPr>
+                <w:noProof/>
+                <w:webHidden/>
+              </w:rPr>
+              <w:fldChar w:fldCharType="end"/>
+            </w:r>
+          </w:hyperlink>
+        </w:p>
+        <w:p>
+          <w:pPr>
+            <w:pStyle w:val="TM2"/>
+            <w:tabs>
+              <w:tab w:val="right" w:leader="dot" w:pos="8630"/>
+            </w:tabs>
+            <w:rPr>
+              <w:noProof/>
+              <w:kern w:val="2"/>
+              <w:sz w:val="24"/>
+              <w:szCs w:val="24"/>
+              <w:lang w:val="fr-CA" w:eastAsia="fr-CA"/>
+              <w14:ligatures w14:val="standardContextual"/>
+            </w:rPr>
+          </w:pPr>
+          <w:hyperlink w:anchor="_Toc230871975" w:history="1">
+            <w:r>
+              <w:rPr>
+                <w:rStyle w:val="Hyperlien"/>
+                <w:noProof/>
+              </w:rPr>
+              <w:t>III.3 Planification, contrôle et intégration</w:t>
+            </w:r>
+            <w:r>
+              <w:rPr>
+                <w:noProof/>
+                <w:webHidden/>
+              </w:rPr>
+              <w:tab/>
+            </w:r>
+            <w:r>
+              <w:rPr>
+                <w:noProof/>
+                <w:webHidden/>
+              </w:rPr>
+              <w:fldChar w:fldCharType="begin"/>
+            </w:r>
+            <w:r>
+              <w:rPr>
+                <w:noProof/>
+                <w:webHidden/>
+              </w:rPr>
+              <w:instrText xml:space="preserve"> PAGEREF _Toc230871975 \h </w:instrText>
+            </w:r>
+            <w:r>
+              <w:rPr>
+                <w:noProof/>
+                <w:webHidden/>
+              </w:rPr>
+            </w:r>
+            <w:r>
+              <w:rPr>
+                <w:noProof/>
+                <w:webHidden/>
+              </w:rPr>
+              <w:fldChar w:fldCharType="separate"/>
+            </w:r>
+            <w:r>
+              <w:rPr>
+                <w:noProof/>
+                <w:webHidden/>
+              </w:rPr>
+              <w:t>11</w:t>
+            </w:r>
+            <w:r>
+              <w:rPr>
+                <w:noProof/>
+                <w:webHidden/>
+              </w:rPr>
+              <w:fldChar w:fldCharType="end"/>
+            </w:r>
+          </w:hyperlink>
+        </w:p>
+        <w:p>
+          <w:pPr>
+            <w:pStyle w:val="TM2"/>
+            <w:tabs>
+              <w:tab w:val="right" w:leader="dot" w:pos="8630"/>
+            </w:tabs>
+            <w:rPr>
+              <w:noProof/>
+              <w:kern w:val="2"/>
+              <w:sz w:val="24"/>
+              <w:szCs w:val="24"/>
+              <w:lang w:val="fr-CA" w:eastAsia="fr-CA"/>
+              <w14:ligatures w14:val="standardContextual"/>
+            </w:rPr>
+          </w:pPr>
+          <w:hyperlink w:anchor="_Toc230871976" w:history="1">
+            <w:r>
+              <w:rPr>
+                <w:rStyle w:val="Hyperlien"/>
+                <w:noProof/>
+                <w:lang w:val="fr-CA"/>
+              </w:rPr>
+              <w:t>III.4 Synthèse pour le démonstrateur CCNB-INNOV</w:t>
+            </w:r>
+            <w:r>
+              <w:rPr>
+                <w:noProof/>
+                <w:webHidden/>
+              </w:rPr>
+              <w:tab/>
+            </w:r>
+            <w:r>
+              <w:rPr>
+                <w:noProof/>
+                <w:webHidden/>
+              </w:rPr>
+              <w:fldChar w:fldCharType="begin"/>
+            </w:r>
+            <w:r>
+              <w:rPr>
+                <w:noProof/>
+                <w:webHidden/>
+              </w:rPr>
+              <w:instrText xml:space="preserve"> PAGEREF _Toc230871976 \h </w:instrText>
+            </w:r>
+            <w:r>
+              <w:rPr>
+                <w:noProof/>
+                <w:webHidden/>
+              </w:rPr>
+            </w:r>
+            <w:r>
+              <w:rPr>
+                <w:noProof/>
+                <w:webHidden/>
+              </w:rPr>
+              <w:fldChar w:fldCharType="separate"/>
+            </w:r>
+            <w:r>
+              <w:rPr>
+                <w:noProof/>
+                <w:webHidden/>
+              </w:rPr>
+              <w:t>12</w:t>
+            </w:r>
+            <w:r>
+              <w:rPr>
+                <w:noProof/>
+                <w:webHidden/>
+              </w:rPr>
+              <w:fldChar w:fldCharType="end"/>
+            </w:r>
+          </w:hyperlink>
+        </w:p>
+        <w:p>
+          <w:pPr>
+            <w:pStyle w:val="TM1"/>
+            <w:tabs>
+              <w:tab w:val="right" w:leader="dot" w:pos="8630"/>
+            </w:tabs>
+            <w:rPr>
+              <w:noProof/>
+              <w:kern w:val="2"/>
+              <w:sz w:val="24"/>
+              <w:szCs w:val="24"/>
+              <w:lang w:val="fr-CA" w:eastAsia="fr-CA"/>
+              <w14:ligatures w14:val="standardContextual"/>
+            </w:rPr>
+          </w:pPr>
+          <w:hyperlink w:anchor="_Toc230871977" w:history="1">
+            <w:r>
+              <w:rPr>
+                <w:rStyle w:val="Hyperlien"/>
+                <w:noProof/>
+                <w:lang w:val="fr-CA"/>
+              </w:rPr>
+              <w:t>IV. Tests et intégration</w:t>
+            </w:r>
+            <w:r>
+              <w:rPr>
+                <w:noProof/>
+                <w:webHidden/>
+              </w:rPr>
+              <w:tab/>
+            </w:r>
+            <w:r>
+              <w:rPr>
+                <w:noProof/>
+                <w:webHidden/>
+              </w:rPr>
+              <w:fldChar w:fldCharType="begin"/>
+            </w:r>
+            <w:r>
+              <w:rPr>
+                <w:noProof/>
+                <w:webHidden/>
+              </w:rPr>
+              <w:instrText xml:space="preserve"> PAGEREF _Toc230871977 \h </w:instrText>
+            </w:r>
+            <w:r>
+              <w:rPr>
+                <w:noProof/>
+                <w:webHidden/>
+              </w:rPr>
+            </w:r>
+            <w:r>
+              <w:rPr>
+                <w:noProof/>
+                <w:webHidden/>
+              </w:rPr>
+              <w:fldChar w:fldCharType="separate"/>
+            </w:r>
+            <w:r>
+              <w:rPr>
+                <w:noProof/>
+                <w:webHidden/>
+              </w:rPr>
+              <w:t>12</w:t>
+            </w:r>
+            <w:r>
+              <w:rPr>
+                <w:noProof/>
+                <w:webHidden/>
+              </w:rPr>
+              <w:fldChar w:fldCharType="end"/>
+            </w:r>
+          </w:hyperlink>
+        </w:p>
+        <w:p>
+          <w:pPr>
+            <w:pStyle w:val="TM2"/>
+            <w:tabs>
+              <w:tab w:val="right" w:leader="dot" w:pos="8630"/>
+            </w:tabs>
+            <w:rPr>
+              <w:noProof/>
+              <w:kern w:val="2"/>
+              <w:sz w:val="24"/>
+              <w:szCs w:val="24"/>
+              <w:lang w:val="fr-CA" w:eastAsia="fr-CA"/>
+              <w14:ligatures w14:val="standardContextual"/>
+            </w:rPr>
+          </w:pPr>
+          <w:hyperlink w:anchor="_Toc230871978" w:history="1">
+            <w:r>
+              <w:rPr>
+                <w:rStyle w:val="Hyperlien"/>
+                <w:noProof/>
+                <w:lang w:val="fr-CA"/>
+              </w:rPr>
+              <w:t>IV.1 Flux de données robot, Zivid et interprétation OpenVLA (jour 07)</w:t>
+            </w:r>
+            <w:r>
+              <w:rPr>
+                <w:noProof/>
+                <w:webHidden/>
+              </w:rPr>
+              <w:tab/>
+            </w:r>
+            <w:r>
+              <w:rPr>
+                <w:noProof/>
+                <w:webHidden/>
+              </w:rPr>
+              <w:fldChar w:fldCharType="begin"/>
+            </w:r>
+            <w:r>
+              <w:rPr>
+                <w:noProof/>
+                <w:webHidden/>
+              </w:rPr>
+              <w:instrText xml:space="preserve"> PAGEREF _Toc230871978 \h </w:instrText>
+            </w:r>
+            <w:r>
+              <w:rPr>
+                <w:noProof/>
+                <w:webHidden/>
+              </w:rPr>
+            </w:r>
+            <w:r>
+              <w:rPr>
+                <w:noProof/>
+                <w:webHidden/>
+              </w:rPr>
+              <w:fldChar w:fldCharType="separate"/>
+            </w:r>
+            <w:r>
+              <w:rPr>
+                <w:noProof/>
+                <w:webHidden/>
+              </w:rPr>
+              <w:t>12</w:t>
+            </w:r>
+            <w:r>
+              <w:rPr>
+                <w:noProof/>
+                <w:webHidden/>
+              </w:rPr>
+              <w:fldChar w:fldCharType="end"/>
+            </w:r>
+          </w:hyperlink>
+        </w:p>
+        <w:p>
+          <w:pPr>
+            <w:pStyle w:val="TM1"/>
+            <w:tabs>
+              <w:tab w:val="right" w:leader="dot" w:pos="8630"/>
+            </w:tabs>
+            <w:rPr>
+              <w:noProof/>
+              <w:kern w:val="2"/>
+              <w:sz w:val="24"/>
+              <w:szCs w:val="24"/>
+              <w:lang w:val="fr-CA" w:eastAsia="fr-CA"/>
+              <w14:ligatures w14:val="standardContextual"/>
+            </w:rPr>
+          </w:pPr>
+          <w:hyperlink w:anchor="_Toc230871979" w:history="1">
+            <w:r>
+              <w:rPr>
+                <w:rStyle w:val="Hyperlien"/>
+                <w:noProof/>
+                <w:lang w:val="fr-CA"/>
+              </w:rPr>
+              <w:t>V. Pipeline final du démonstrateur</w:t>
+            </w:r>
+            <w:r>
+              <w:rPr>
+                <w:noProof/>
+                <w:webHidden/>
+              </w:rPr>
+              <w:tab/>
+            </w:r>
+            <w:r>
+              <w:rPr>
+                <w:noProof/>
+                <w:webHidden/>
+              </w:rPr>
+              <w:fldChar w:fldCharType="begin"/>
+            </w:r>
+            <w:r>
+              <w:rPr>
+                <w:noProof/>
+                <w:webHidden/>
+              </w:rPr>
+              <w:instrText xml:space="preserve"> PAGEREF _Toc230871979 \h </w:instrText>
+            </w:r>
+            <w:r>
+              <w:rPr>
+                <w:noProof/>
+                <w:webHidden/>
+              </w:rPr>
+            </w:r>
+            <w:r>
+              <w:rPr>
+                <w:noProof/>
+                <w:webHidden/>
+              </w:rPr>
+              <w:fldChar w:fldCharType="separate"/>
+            </w:r>
+            <w:r>
+              <w:rPr>
+                <w:noProof/>
+                <w:webHidden/>
+              </w:rPr>
+              <w:t>12</w:t>
+            </w:r>
+            <w:r>
+              <w:rPr>
+                <w:noProof/>
+                <w:webHidden/>
+              </w:rPr>
+              <w:fldChar w:fldCharType="end"/>
+            </w:r>
+          </w:hyperlink>
+        </w:p>
+        <w:p>
+          <w:pPr>
+            <w:pStyle w:val="TM2"/>
+            <w:tabs>
+              <w:tab w:val="right" w:leader="dot" w:pos="8630"/>
+            </w:tabs>
+            <w:rPr>
+              <w:noProof/>
+              <w:kern w:val="2"/>
+              <w:sz w:val="24"/>
+              <w:szCs w:val="24"/>
+              <w:lang w:val="fr-CA" w:eastAsia="fr-CA"/>
+              <w14:ligatures w14:val="standardContextual"/>
+            </w:rPr>
+          </w:pPr>
+          <w:hyperlink w:anchor="_Toc230871980" w:history="1">
+            <w:r>
+              <w:rPr>
+                <w:rStyle w:val="Hyperlien"/>
+                <w:noProof/>
+                <w:lang w:val="fr-CA"/>
+              </w:rPr>
+              <w:t>V.1 Jour 10 — Refactoring pipeline (modules pipeline/)</w:t>
+            </w:r>
+            <w:r>
+              <w:rPr>
+                <w:noProof/>
+                <w:webHidden/>
+              </w:rPr>
+              <w:tab/>
+            </w:r>
+            <w:r>
+              <w:rPr>
+                <w:noProof/>
+                <w:webHidden/>
+              </w:rPr>
+              <w:fldChar w:fldCharType="begin"/>
+            </w:r>
+            <w:r>
+              <w:rPr>
+                <w:noProof/>
+                <w:webHidden/>
+              </w:rPr>
+              <w:instrText xml:space="preserve"> PAGEREF _Toc230871980 \h </w:instrText>
+            </w:r>
+            <w:r>
+              <w:rPr>
+                <w:noProof/>
+                <w:webHidden/>
+              </w:rPr>
+            </w:r>
+            <w:r>
+              <w:rPr>
+                <w:noProof/>
+                <w:webHidden/>
+              </w:rPr>
+              <w:fldChar w:fldCharType="separate"/>
+            </w:r>
+            <w:r>
+              <w:rPr>
+                <w:noProof/>
+                <w:webHidden/>
+              </w:rPr>
+              <w:t>12</w:t>
+            </w:r>
+            <w:r>
+              <w:rPr>
+                <w:noProof/>
+                <w:webHidden/>
+              </w:rPr>
+              <w:fldChar w:fldCharType="end"/>
+            </w:r>
+          </w:hyperlink>
+        </w:p>
+        <w:p>
+          <w:pPr>
+            <w:pStyle w:val="TM2"/>
+            <w:tabs>
+              <w:tab w:val="right" w:leader="dot" w:pos="8630"/>
+            </w:tabs>
+            <w:rPr>
+              <w:noProof/>
+              <w:kern w:val="2"/>
+              <w:sz w:val="24"/>
+              <w:szCs w:val="24"/>
+              <w:lang w:val="fr-CA" w:eastAsia="fr-CA"/>
+              <w14:ligatures w14:val="standardContextual"/>
+            </w:rPr>
+          </w:pPr>
+          <w:hyperlink w:anchor="_Toc230871981" w:history="1">
+            <w:r>
+              <w:rPr>
+                <w:rStyle w:val="Hyperlien"/>
+                <w:noProof/>
+                <w:lang w:val="fr-CA"/>
+              </w:rPr>
+              <w:t>V.2 Jour 11 — Calibration caméra → robot (T_tcp_cam)</w:t>
+            </w:r>
+            <w:r>
+              <w:rPr>
+                <w:noProof/>
+                <w:webHidden/>
+              </w:rPr>
+              <w:tab/>
+            </w:r>
+            <w:r>
+              <w:rPr>
+                <w:noProof/>
+                <w:webHidden/>
+              </w:rPr>
+              <w:fldChar w:fldCharType="begin"/>
+            </w:r>
+            <w:r>
+              <w:rPr>
+                <w:noProof/>
+                <w:webHidden/>
+              </w:rPr>
+              <w:instrText xml:space="preserve"> PAGEREF _Toc230871981 \h </w:instrText>
+            </w:r>
+            <w:r>
+              <w:rPr>
+                <w:noProof/>
+                <w:webHidden/>
+              </w:rPr>
+            </w:r>
+            <w:r>
+              <w:rPr>
+                <w:noProof/>
+                <w:webHidden/>
+              </w:rPr>
+              <w:fldChar w:fldCharType="separate"/>
+            </w:r>
+            <w:r>
+              <w:rPr>
+                <w:noProof/>
+                <w:webHidden/>
+              </w:rPr>
+              <w:t>12</w:t>
+            </w:r>
+            <w:r>
+              <w:rPr>
+                <w:noProof/>
+                <w:webHidden/>
+              </w:rPr>
+              <w:fldChar w:fldCharType="end"/>
+            </w:r>
+          </w:hyperlink>
+        </w:p>
+        <w:p>
+          <w:pPr>
+            <w:pStyle w:val="TM3"/>
+            <w:tabs>
+              <w:tab w:val="right" w:leader="dot" w:pos="8630"/>
+            </w:tabs>
+            <w:rPr>
+              <w:noProof/>
+              <w:kern w:val="2"/>
+              <w:sz w:val="24"/>
+              <w:szCs w:val="24"/>
+              <w:lang w:val="fr-CA" w:eastAsia="fr-CA"/>
+              <w14:ligatures w14:val="standardContextual"/>
+            </w:rPr>
+          </w:pPr>
+          <w:hyperlink w:anchor="_Toc230871982" w:history="1">
+            <w:r>
+              <w:rPr>
+                <w:rStyle w:val="Hyperlien"/>
+                <w:noProof/>
+                <w:lang w:val="fr-CA"/>
+              </w:rPr>
+              <w:t>V.2.1 Le fichier T_tcp_cam.npy — traducteur entre caméra et robot</w:t>
+            </w:r>
+            <w:r>
+              <w:rPr>
+                <w:noProof/>
+                <w:webHidden/>
+              </w:rPr>
+              <w:tab/>
+            </w:r>
+            <w:r>
+              <w:rPr>
+                <w:noProof/>
+                <w:webHidden/>
+              </w:rPr>
+              <w:fldChar w:fldCharType="begin"/>
+            </w:r>
+            <w:r>
+              <w:rPr>
+                <w:noProof/>
+                <w:webHidden/>
+              </w:rPr>
+              <w:instrText xml:space="preserve"> PAGEREF _Toc230871982 \h </w:instrText>
+            </w:r>
+            <w:r>
+              <w:rPr>
+                <w:noProof/>
+                <w:webHidden/>
+              </w:rPr>
+            </w:r>
+            <w:r>
+              <w:rPr>
+                <w:noProof/>
+                <w:webHidden/>
+              </w:rPr>
+              <w:fldChar w:fldCharType="separate"/>
+            </w:r>
+            <w:r>
+              <w:rPr>
+                <w:noProof/>
+                <w:webHidden/>
+              </w:rPr>
+              <w:t>12</w:t>
+            </w:r>
+            <w:r>
+              <w:rPr>
+                <w:noProof/>
+                <w:webHidden/>
+              </w:rPr>
+              <w:fldChar w:fldCharType="end"/>
+            </w:r>
+          </w:hyperlink>
+        </w:p>
+        <w:p>
+          <w:pPr>
+            <w:pStyle w:val="TM3"/>
+            <w:tabs>
+              <w:tab w:val="right" w:leader="dot" w:pos="8630"/>
+            </w:tabs>
+            <w:rPr>
+              <w:noProof/>
+              <w:kern w:val="2"/>
+              <w:sz w:val="24"/>
+              <w:szCs w:val="24"/>
+              <w:lang w:val="fr-CA" w:eastAsia="fr-CA"/>
+              <w14:ligatures w14:val="standardContextual"/>
+            </w:rPr>
+          </w:pPr>
+          <w:hyperlink w:anchor="_Toc230871983" w:history="1">
+            <w:r>
+              <w:rPr>
+                <w:rStyle w:val="Hyperlien"/>
+                <w:noProof/>
+                <w:lang w:val="fr-CA"/>
+              </w:rPr>
+              <w:t>V.2.2 pipeline/calibrer_robot.py — script autonome (création du fichier)</w:t>
+            </w:r>
+            <w:r>
+              <w:rPr>
+                <w:noProof/>
+                <w:webHidden/>
+              </w:rPr>
+              <w:tab/>
+            </w:r>
+            <w:r>
+              <w:rPr>
+                <w:noProof/>
+                <w:webHidden/>
+              </w:rPr>
+              <w:fldChar w:fldCharType="begin"/>
+            </w:r>
+            <w:r>
+              <w:rPr>
+                <w:noProof/>
+                <w:webHidden/>
+              </w:rPr>
+              <w:instrText xml:space="preserve"> PAGEREF _Toc230871983 \h </w:instrText>
+            </w:r>
+            <w:r>
+              <w:rPr>
+                <w:noProof/>
+                <w:webHidden/>
+              </w:rPr>
+            </w:r>
+            <w:r>
+              <w:rPr>
+                <w:noProof/>
+                <w:webHidden/>
+              </w:rPr>
+              <w:fldChar w:fldCharType="separate"/>
+            </w:r>
+            <w:r>
+              <w:rPr>
+                <w:noProof/>
+                <w:webHidden/>
+              </w:rPr>
+              <w:t>13</w:t>
+            </w:r>
+            <w:r>
+              <w:rPr>
+                <w:noProof/>
+                <w:webHidden/>
+              </w:rPr>
+              <w:fldChar w:fldCharType="end"/>
+            </w:r>
+          </w:hyperlink>
+        </w:p>
+        <w:p>
+          <w:pPr>
+            <w:pStyle w:val="TM3"/>
+            <w:tabs>
+              <w:tab w:val="right" w:leader="dot" w:pos="8630"/>
+            </w:tabs>
+            <w:rPr>
+              <w:noProof/>
+              <w:kern w:val="2"/>
+              <w:sz w:val="24"/>
+              <w:szCs w:val="24"/>
+              <w:lang w:val="fr-CA" w:eastAsia="fr-CA"/>
+              <w14:ligatures w14:val="standardContextual"/>
+            </w:rPr>
+          </w:pPr>
+          <w:hyperlink w:anchor="_Toc230871984" w:history="1">
+            <w:r>
+              <w:rPr>
+                <w:rStyle w:val="Hyperlien"/>
+                <w:noProof/>
+                <w:lang w:val="fr-CA"/>
+              </w:rPr>
+              <w:t>V.2.3 pipeline/calibration.py — utilisé à chaque run OpenVLA</w:t>
+            </w:r>
+            <w:r>
+              <w:rPr>
+                <w:noProof/>
+                <w:webHidden/>
+              </w:rPr>
+              <w:tab/>
+            </w:r>
+            <w:r>
+              <w:rPr>
+                <w:noProof/>
+                <w:webHidden/>
+              </w:rPr>
+              <w:fldChar w:fldCharType="begin"/>
+            </w:r>
+            <w:r>
+              <w:rPr>
+                <w:noProof/>
+                <w:webHidden/>
+              </w:rPr>
+              <w:instrText xml:space="preserve"> PAGEREF _Toc230871984 \h </w:instrText>
+            </w:r>
+            <w:r>
+              <w:rPr>
+                <w:noProof/>
+                <w:webHidden/>
+              </w:rPr>
+            </w:r>
+            <w:r>
+              <w:rPr>
+                <w:noProof/>
+                <w:webHidden/>
+              </w:rPr>
+              <w:fldChar w:fldCharType="separate"/>
+            </w:r>
+            <w:r>
+              <w:rPr>
+                <w:noProof/>
+                <w:webHidden/>
+              </w:rPr>
+              <w:t>13</w:t>
+            </w:r>
+            <w:r>
+              <w:rPr>
+                <w:noProof/>
+                <w:webHidden/>
+              </w:rPr>
+              <w:fldChar w:fldCharType="end"/>
+            </w:r>
+          </w:hyperlink>
+        </w:p>
+        <w:p>
+          <w:pPr>
+            <w:pStyle w:val="TM3"/>
+            <w:tabs>
+              <w:tab w:val="right" w:leader="dot" w:pos="8630"/>
+            </w:tabs>
+            <w:rPr>
+              <w:noProof/>
+              <w:kern w:val="2"/>
+              <w:sz w:val="24"/>
+              <w:szCs w:val="24"/>
+              <w:lang w:val="fr-CA" w:eastAsia="fr-CA"/>
+              <w14:ligatures w14:val="standardContextual"/>
+            </w:rPr>
+          </w:pPr>
+          <w:hyperlink w:anchor="_Toc230871985" w:history="1">
+            <w:r>
+              <w:rPr>
+                <w:rStyle w:val="Hyperlien"/>
+                <w:noProof/>
+                <w:lang w:val="fr-CA"/>
+              </w:rPr>
+              <w:t>V.2.4 Les 3 règles d’or pour les poses de calibration</w:t>
+            </w:r>
+            <w:r>
+              <w:rPr>
+                <w:noProof/>
+                <w:webHidden/>
+              </w:rPr>
+              <w:tab/>
+            </w:r>
+            <w:r>
+              <w:rPr>
+                <w:noProof/>
+                <w:webHidden/>
+              </w:rPr>
+              <w:fldChar w:fldCharType="begin"/>
+            </w:r>
+            <w:r>
+              <w:rPr>
+                <w:noProof/>
+                <w:webHidden/>
+              </w:rPr>
+              <w:instrText xml:space="preserve"> PAGEREF _Toc230871985 \h </w:instrText>
+            </w:r>
+            <w:r>
+              <w:rPr>
+                <w:noProof/>
+                <w:webHidden/>
+              </w:rPr>
+            </w:r>
+            <w:r>
+              <w:rPr>
+                <w:noProof/>
+                <w:webHidden/>
+              </w:rPr>
+              <w:fldChar w:fldCharType="separate"/>
+            </w:r>
+            <w:r>
+              <w:rPr>
+                <w:noProof/>
+                <w:webHidden/>
+              </w:rPr>
+              <w:t>13</w:t>
+            </w:r>
+            <w:r>
+              <w:rPr>
+                <w:noProof/>
+                <w:webHidden/>
+              </w:rPr>
+              <w:fldChar w:fldCharType="end"/>
+            </w:r>
+          </w:hyperlink>
+        </w:p>
+        <w:p>
+          <w:pPr>
+            <w:pStyle w:val="TM3"/>
+            <w:tabs>
+              <w:tab w:val="right" w:leader="dot" w:pos="8630"/>
+            </w:tabs>
+            <w:rPr>
+              <w:noProof/>
+              <w:kern w:val="2"/>
+              <w:sz w:val="24"/>
+              <w:szCs w:val="24"/>
+              <w:lang w:val="fr-CA" w:eastAsia="fr-CA"/>
+              <w14:ligatures w14:val="standardContextual"/>
+            </w:rPr>
+          </w:pPr>
+          <w:hyperlink w:anchor="_Toc230871986" w:history="1">
+            <w:r>
+              <w:rPr>
+                <w:rStyle w:val="Hyperlien"/>
+                <w:noProof/>
+                <w:lang w:val="fr-CA"/>
+              </w:rPr>
+              <w:t>V.2.5 Rapport hebdomadaire et livrables jour 11</w:t>
+            </w:r>
+            <w:r>
+              <w:rPr>
+                <w:noProof/>
+                <w:webHidden/>
+              </w:rPr>
+              <w:tab/>
+            </w:r>
+            <w:r>
+              <w:rPr>
+                <w:noProof/>
+                <w:webHidden/>
+              </w:rPr>
+              <w:fldChar w:fldCharType="begin"/>
+            </w:r>
+            <w:r>
+              <w:rPr>
+                <w:noProof/>
+                <w:webHidden/>
+              </w:rPr>
+              <w:instrText xml:space="preserve"> PAGEREF _Toc230871986 \h </w:instrText>
+            </w:r>
+            <w:r>
+              <w:rPr>
+                <w:noProof/>
+                <w:webHidden/>
+              </w:rPr>
+            </w:r>
+            <w:r>
+              <w:rPr>
+                <w:noProof/>
+                <w:webHidden/>
+              </w:rPr>
+              <w:fldChar w:fldCharType="separate"/>
+            </w:r>
+            <w:r>
+              <w:rPr>
+                <w:noProof/>
+                <w:webHidden/>
+              </w:rPr>
+              <w:t>14</w:t>
+            </w:r>
+            <w:r>
+              <w:rPr>
+                <w:noProof/>
+                <w:webHidden/>
+              </w:rPr>
+              <w:fldChar w:fldCharType="end"/>
+            </w:r>
+          </w:hyperlink>
+        </w:p>
+        <w:p>
+          <w:pPr>
+            <w:pStyle w:val="TM2"/>
+            <w:tabs>
+              <w:tab w:val="right" w:leader="dot" w:pos="8630"/>
+            </w:tabs>
+            <w:rPr>
+              <w:noProof/>
+              <w:kern w:val="2"/>
+              <w:sz w:val="24"/>
+              <w:szCs w:val="24"/>
+              <w:lang w:val="fr-CA" w:eastAsia="fr-CA"/>
+              <w14:ligatures w14:val="standardContextual"/>
+            </w:rPr>
+          </w:pPr>
+          <w:hyperlink w:anchor="_Toc230871987" w:history="1">
+            <w:r>
+              <w:rPr>
+                <w:rStyle w:val="Hyperlien"/>
+                <w:noProof/>
+                <w:lang w:val="fr-CA"/>
+              </w:rPr>
+              <w:t>IV.3 Jour 09 — Interprétation des résultats de la boucle continue</w:t>
+            </w:r>
+            <w:r>
+              <w:rPr>
+                <w:noProof/>
+                <w:webHidden/>
+              </w:rPr>
+              <w:tab/>
+            </w:r>
+            <w:r>
+              <w:rPr>
+                <w:noProof/>
+                <w:webHidden/>
+              </w:rPr>
+              <w:fldChar w:fldCharType="begin"/>
+            </w:r>
+            <w:r>
+              <w:rPr>
+                <w:noProof/>
+                <w:webHidden/>
+              </w:rPr>
+              <w:instrText xml:space="preserve"> PAGEREF _Toc230871987 \h </w:instrText>
+            </w:r>
+            <w:r>
+              <w:rPr>
+                <w:noProof/>
+                <w:webHidden/>
+              </w:rPr>
+            </w:r>
+            <w:r>
+              <w:rPr>
+                <w:noProof/>
+                <w:webHidden/>
+              </w:rPr>
+              <w:fldChar w:fldCharType="separate"/>
+            </w:r>
+            <w:r>
+              <w:rPr>
+                <w:noProof/>
+                <w:webHidden/>
+              </w:rPr>
+              <w:t>14</w:t>
+            </w:r>
+            <w:r>
+              <w:rPr>
+                <w:noProof/>
+                <w:webHidden/>
+              </w:rPr>
+              <w:fldChar w:fldCharType="end"/>
+            </w:r>
+          </w:hyperlink>
+        </w:p>
+        <w:p>
+          <w:pPr>
+            <w:pStyle w:val="TM2"/>
+            <w:tabs>
+              <w:tab w:val="right" w:leader="dot" w:pos="8630"/>
+            </w:tabs>
+            <w:rPr>
+              <w:noProof/>
+              <w:kern w:val="2"/>
+              <w:sz w:val="24"/>
+              <w:szCs w:val="24"/>
+              <w:lang w:val="fr-CA" w:eastAsia="fr-CA"/>
+              <w14:ligatures w14:val="standardContextual"/>
+            </w:rPr>
+          </w:pPr>
+          <w:hyperlink w:anchor="_Toc230871988" w:history="1">
+            <w:r>
+              <w:rPr>
+                <w:rStyle w:val="Hyperlien"/>
+                <w:noProof/>
+                <w:lang w:val="fr-CA"/>
+              </w:rPr>
+              <w:t>IV.2 Jour 08 — Boucle continue perception → action → réinférence</w:t>
+            </w:r>
+            <w:r>
+              <w:rPr>
+                <w:noProof/>
+                <w:webHidden/>
+              </w:rPr>
+              <w:tab/>
+            </w:r>
+            <w:r>
+              <w:rPr>
+                <w:noProof/>
+                <w:webHidden/>
+              </w:rPr>
+              <w:fldChar w:fldCharType="begin"/>
+            </w:r>
+            <w:r>
+              <w:rPr>
+                <w:noProof/>
+                <w:webHidden/>
+              </w:rPr>
+              <w:instrText xml:space="preserve"> PAGEREF _Toc230871988 \h </w:instrText>
+            </w:r>
+            <w:r>
+              <w:rPr>
+                <w:noProof/>
+                <w:webHidden/>
+              </w:rPr>
+            </w:r>
+            <w:r>
+              <w:rPr>
+                <w:noProof/>
+                <w:webHidden/>
+              </w:rPr>
+              <w:fldChar w:fldCharType="separate"/>
+            </w:r>
+            <w:r>
+              <w:rPr>
+                <w:noProof/>
+                <w:webHidden/>
+              </w:rPr>
+              <w:t>14</w:t>
+            </w:r>
+            <w:r>
+              <w:rPr>
+                <w:noProof/>
+                <w:webHidden/>
+              </w:rPr>
+              <w:fldChar w:fldCharType="end"/>
+            </w:r>
+          </w:hyperlink>
+        </w:p>
+        <w:p>
+          <w:r>
+            <w:rPr>
+              <w:b/>
+              <w:bCs/>
+            </w:rPr>
+            <w:fldChar w:fldCharType="end"/>
+          </w:r>
+        </w:p>
+      </w:sdtContent>
+    </w:sdt>
+    <w:p>
+      <w:pPr>
+        <w:rPr>
+          <w:lang w:val="fr-CA"/>
+        </w:rPr>
+      </w:pPr>
+      <w:r>
+        <w:rPr>
+          <w:lang w:val="fr-CA"/>
+        </w:rPr>
+        <w:br w:type="page"/>
       </w:r>
     </w:p>
     <w:p>
-      <w:r>
-        <w:fldChar w:fldCharType="begin"/>
-        <w:instrText xml:space="preserve">TOC \o "1-3" \h \z \u</w:instrText>
-        <w:fldChar w:fldCharType="separate"/>
-        <w:fldChar w:fldCharType="end"/>
-      </w:r>
+      <w:pPr>
+        <w:pStyle w:val="Titre1"/>
+        <w:rPr>
+          <w:lang w:val="fr-CA"/>
+        </w:rPr>
+      </w:pPr>
+      <w:bookmarkStart w:id="0" w:name="_Toc230871953"/>
+      <w:r>
+        <w:rPr>
+          <w:lang w:val="fr-CA"/>
+        </w:rPr>
+        <w:lastRenderedPageBreak/>
+        <w:t xml:space="preserve">Rapport final de stage — Synthèse </w:t>
+      </w:r>
+      <w:proofErr w:type="spellStart"/>
+      <w:r>
+        <w:rPr>
+          <w:lang w:val="fr-CA"/>
+        </w:rPr>
+        <w:t>OpenVLA</w:t>
+      </w:r>
+      <w:bookmarkEnd w:id="0"/>
+      <w:proofErr w:type="spellEnd"/>
     </w:p>
     <w:p>
-      <w:r>
-        <w:br w:type="page"/>
+      <w:pPr>
+        <w:rPr>
+          <w:lang w:val="fr-CA"/>
+        </w:rPr>
+      </w:pPr>
+      <w:r>
+        <w:rPr>
+          <w:lang w:val="fr-CA"/>
+        </w:rPr>
+        <w:t xml:space="preserve">Ce document constitue le rapport final du stage réalisé au CCNB-INNOV. Il présente la veille technologique, l'expérimentation pratique et l'intégration d'un démonstrateur </w:t>
+      </w:r>
+      <w:proofErr w:type="spellStart"/>
+      <w:r>
+        <w:rPr>
+          <w:lang w:val="fr-CA"/>
+        </w:rPr>
+        <w:t>OpenVLA</w:t>
+      </w:r>
+      <w:proofErr w:type="spellEnd"/>
+      <w:r>
+        <w:rPr>
+          <w:lang w:val="fr-CA"/>
+        </w:rPr>
+        <w:t xml:space="preserve"> couplant un robot collaboratif UR et une caméra </w:t>
+      </w:r>
+      <w:proofErr w:type="spellStart"/>
+      <w:r>
+        <w:rPr>
+          <w:lang w:val="fr-CA"/>
+        </w:rPr>
+        <w:t>Zivid</w:t>
+      </w:r>
+      <w:proofErr w:type="spellEnd"/>
+      <w:r>
+        <w:rPr>
+          <w:lang w:val="fr-CA"/>
+        </w:rPr>
+        <w:t xml:space="preserve"> 2+ MR130. Les trois premières parties répondent aux objectifs initiaux du stage : architecture </w:t>
+      </w:r>
+      <w:proofErr w:type="spellStart"/>
+      <w:r>
+        <w:rPr>
+          <w:lang w:val="fr-CA"/>
+        </w:rPr>
+        <w:t>OpenVLA</w:t>
+      </w:r>
+      <w:proofErr w:type="spellEnd"/>
+      <w:r>
+        <w:rPr>
+          <w:lang w:val="fr-CA"/>
+        </w:rPr>
+        <w:t>, composantes de la pipeline et comparaison aux approches robotiques traditionnelles.</w:t>
       </w:r>
     </w:p>
     <w:p>
       <w:pPr>
-        <w:pStyle w:val="Titre1"/>
-      </w:pPr>
-      <w:r>
-        <w:t>Rapport final de stage — Synthèse OpenVLA</w:t>
-      </w:r>
+        <w:pStyle w:val="Titre2"/>
+        <w:rPr>
+          <w:lang w:val="fr-CA"/>
+        </w:rPr>
+      </w:pPr>
+      <w:bookmarkStart w:id="1" w:name="_Toc230871954"/>
+      <w:r>
+        <w:rPr>
+          <w:lang w:val="fr-CA"/>
+        </w:rPr>
+        <w:t>Contexte et question directrice</w:t>
+      </w:r>
+      <w:bookmarkEnd w:id="1"/>
     </w:p>
     <w:p>
-      <w:r>
-        <w:t>Ce document constitue le rapport final du stage réalisé au CCNB-INNOV. Il présente la veille technologique, l'expérimentation pratique et l'intégration d'un démonstrateur OpenVLA couplant un robot collaboratif UR et une caméra Zivid 2+ MR130. Les trois premières parties répondent aux objectifs initiaux du stage : architecture OpenVLA, composantes de la pipeline et comparaison aux approches robotiques traditionnelles.</w:t>
+      <w:pPr>
+        <w:rPr>
+          <w:lang w:val="fr-CA"/>
+        </w:rPr>
+      </w:pPr>
+      <w:r>
+        <w:rPr>
+          <w:lang w:val="fr-CA"/>
+        </w:rPr>
+        <w:t xml:space="preserve">Quels sont les ingrédients de la « sauce </w:t>
+      </w:r>
+      <w:proofErr w:type="spellStart"/>
+      <w:r>
+        <w:rPr>
+          <w:lang w:val="fr-CA"/>
+        </w:rPr>
+        <w:t>OpenVLA</w:t>
+      </w:r>
+      <w:proofErr w:type="spellEnd"/>
+      <w:r>
+        <w:rPr>
+          <w:lang w:val="fr-CA"/>
+        </w:rPr>
+        <w:t xml:space="preserve"> » et en quoi cette approche diffère-t-elle des méthodes robotiques plus traditionnelles ? Le stage combine veille technologique, expérimentation sur banc réel (Windows 11 Pro, GPU NVIDIA, Python 3.11) et documentation technique.</w:t>
       </w:r>
     </w:p>
     <w:p>
       <w:pPr>
         <w:pStyle w:val="Titre2"/>
       </w:pPr>
-      <w:r>
-        <w:t>Contexte et question directrice</w:t>
-      </w:r>
+      <w:bookmarkStart w:id="2" w:name="_Toc230871955"/>
+      <w:proofErr w:type="spellStart"/>
+      <w:r>
+        <w:t>Objectifs</w:t>
+      </w:r>
+      <w:proofErr w:type="spellEnd"/>
+      <w:r>
+        <w:t xml:space="preserve"> du stage</w:t>
+      </w:r>
+      <w:bookmarkEnd w:id="2"/>
     </w:p>
     <w:p>
-      <w:r>
-        <w:t>Quels sont les ingrédients de la « sauce OpenVLA » et en quoi cette approche diffère-t-elle des méthodes robotiques plus traditionnelles ? Le stage combine veille technologique, expérimentation sur banc réel (Windows 11 Pro, GPU NVIDIA, Python 3.11) et documentation technique.</w:t>
+      <w:pPr>
+        <w:pStyle w:val="Listepuces"/>
+        <w:rPr>
+          <w:lang w:val="fr-CA"/>
+        </w:rPr>
+      </w:pPr>
+      <w:r>
+        <w:rPr>
+          <w:lang w:val="fr-CA"/>
+        </w:rPr>
+        <w:t>Étudier l'architecture générale d'</w:t>
+      </w:r>
+      <w:proofErr w:type="spellStart"/>
+      <w:r>
+        <w:rPr>
+          <w:lang w:val="fr-CA"/>
+        </w:rPr>
+        <w:t>OpenVLA</w:t>
+      </w:r>
+      <w:proofErr w:type="spellEnd"/>
+      <w:r>
+        <w:rPr>
+          <w:lang w:val="fr-CA"/>
+        </w:rPr>
+        <w:t xml:space="preserve"> et en produire une description technique claire et structurée.</w:t>
       </w:r>
     </w:p>
     <w:p>
       <w:pPr>
-        <w:pStyle w:val="Titre2"/>
-      </w:pPr>
-      <w:r>
-        <w:t>Objectifs du stage</w:t>
+        <w:pStyle w:val="Listepuces"/>
+        <w:rPr>
+          <w:lang w:val="fr-CA"/>
+        </w:rPr>
+      </w:pPr>
+      <w:r>
+        <w:rPr>
+          <w:lang w:val="fr-CA"/>
+        </w:rPr>
+        <w:t xml:space="preserve">Identifier les différentes composantes </w:t>
+      </w:r>
+      <w:proofErr w:type="gramStart"/>
+      <w:r>
+        <w:rPr>
+          <w:lang w:val="fr-CA"/>
+        </w:rPr>
+        <w:t>de la pipeline</w:t>
+      </w:r>
+      <w:proofErr w:type="gramEnd"/>
+      <w:r>
+        <w:rPr>
+          <w:lang w:val="fr-CA"/>
+        </w:rPr>
+        <w:t xml:space="preserve"> : perception, inférence, génération d'actions et exécution robotique.</w:t>
       </w:r>
     </w:p>
     <w:p>
       <w:pPr>
         <w:pStyle w:val="Listepuces"/>
-      </w:pPr>
-      <w:r>
-        <w:t>Étudier l'architecture générale d'OpenVLA et en produire une description technique claire et structurée.</w:t>
+        <w:rPr>
+          <w:lang w:val="fr-CA"/>
+        </w:rPr>
+      </w:pPr>
+      <w:r>
+        <w:rPr>
+          <w:lang w:val="fr-CA"/>
+        </w:rPr>
+        <w:t xml:space="preserve">Comparer l'approche </w:t>
+      </w:r>
+      <w:proofErr w:type="spellStart"/>
+      <w:r>
+        <w:rPr>
+          <w:lang w:val="fr-CA"/>
+        </w:rPr>
+        <w:t>OpenVLA</w:t>
+      </w:r>
+      <w:proofErr w:type="spellEnd"/>
+      <w:r>
+        <w:rPr>
+          <w:lang w:val="fr-CA"/>
+        </w:rPr>
+        <w:t xml:space="preserve"> aux approches robotiques traditionnelles (programmation, perception, planification, contrôle).</w:t>
       </w:r>
     </w:p>
     <w:p>
       <w:pPr>
         <w:pStyle w:val="Listepuces"/>
-      </w:pPr>
-      <w:r>
-        <w:t>Identifier les différentes composantes de la pipeline : perception, inférence, génération d'actions et exécution robotique.</w:t>
+        <w:rPr>
+          <w:lang w:val="fr-CA"/>
+        </w:rPr>
+      </w:pPr>
+      <w:r>
+        <w:rPr>
+          <w:lang w:val="fr-CA"/>
+        </w:rPr>
+        <w:t xml:space="preserve">Mettre en place un démonstrateur expérimental UR + </w:t>
+      </w:r>
+      <w:proofErr w:type="spellStart"/>
+      <w:r>
+        <w:rPr>
+          <w:lang w:val="fr-CA"/>
+        </w:rPr>
+        <w:t>Zivid</w:t>
+      </w:r>
+      <w:proofErr w:type="spellEnd"/>
+      <w:r>
+        <w:rPr>
+          <w:lang w:val="fr-CA"/>
+        </w:rPr>
+        <w:t>.</w:t>
       </w:r>
     </w:p>
     <w:p>
       <w:pPr>
         <w:pStyle w:val="Listepuces"/>
-      </w:pPr>
-      <w:r>
-        <w:t>Comparer l'approche OpenVLA aux approches robotiques traditionnelles (programmation, perception, planification, contrôle).</w:t>
+        <w:rPr>
+          <w:lang w:val="fr-CA"/>
+        </w:rPr>
+      </w:pPr>
+      <w:r>
+        <w:rPr>
+          <w:lang w:val="fr-CA"/>
+        </w:rPr>
+        <w:t>Réaliser l'intégration logicielle et matérielle du démonstrateur.</w:t>
       </w:r>
     </w:p>
     <w:p>
       <w:pPr>
         <w:pStyle w:val="Listepuces"/>
-      </w:pPr>
-      <w:r>
-        <w:t>Mettre en place un démonstrateur expérimental UR + Zivid.</w:t>
+        <w:rPr>
+          <w:lang w:val="fr-CA"/>
+        </w:rPr>
+      </w:pPr>
+      <w:r>
+        <w:rPr>
+          <w:lang w:val="fr-CA"/>
+        </w:rPr>
+        <w:t>Effectuer des essais, analyser les résultats et documenter limites et opportunités.</w:t>
       </w:r>
     </w:p>
     <w:p>
       <w:pPr>
         <w:pStyle w:val="Listepuces"/>
-      </w:pPr>
-      <w:r>
-        <w:t>Réaliser l'intégration logicielle et matérielle du démonstrateur.</w:t>
+        <w:rPr>
+          <w:lang w:val="fr-CA"/>
+        </w:rPr>
+      </w:pPr>
+      <w:r>
+        <w:rPr>
+          <w:lang w:val="fr-CA"/>
+        </w:rPr>
+        <w:t>Produire une documentation technique et une synthèse pour l'équipe CCNB-INNOV.</w:t>
       </w:r>
     </w:p>
     <w:p>
       <w:pPr>
         <w:pStyle w:val="Listepuces"/>
-      </w:pPr>
-      <w:r>
-        <w:t>Effectuer des essais, analyser les résultats et documenter limites et opportunités.</w:t>
+        <w:rPr>
+          <w:lang w:val="fr-CA"/>
+        </w:rPr>
+      </w:pPr>
+      <w:r>
+        <w:rPr>
+          <w:lang w:val="fr-CA"/>
+        </w:rPr>
+        <w:t>Présenter les résultats sous forme de démonstration et présentation technique.</w:t>
       </w:r>
     </w:p>
     <w:p>
       <w:pPr>
-        <w:pStyle w:val="Listepuces"/>
-      </w:pPr>
-      <w:r>
-        <w:t>Produire une documentation technique et une synthèse pour l'équipe CCNB-INNOV.</w:t>
+        <w:rPr>
+          <w:lang w:val="fr-CA"/>
+        </w:rPr>
+      </w:pPr>
+      <w:r>
+        <w:rPr>
+          <w:lang w:val="fr-CA"/>
+        </w:rPr>
+        <w:br w:type="page"/>
       </w:r>
     </w:p>
     <w:p>
       <w:pPr>
-        <w:pStyle w:val="Listepuces"/>
-      </w:pPr>
-      <w:r>
-        <w:t>Présenter les résultats sous forme de démonstration et présentation technique.</w:t>
-      </w:r>
+        <w:pStyle w:val="Titre1"/>
+        <w:rPr>
+          <w:lang w:val="fr-CA"/>
+        </w:rPr>
+      </w:pPr>
+      <w:bookmarkStart w:id="3" w:name="_Toc230871956"/>
+      <w:r>
+        <w:rPr>
+          <w:lang w:val="fr-CA"/>
+        </w:rPr>
+        <w:lastRenderedPageBreak/>
+        <w:t>I. Architecture générale d'</w:t>
+      </w:r>
+      <w:proofErr w:type="spellStart"/>
+      <w:r>
+        <w:rPr>
+          <w:lang w:val="fr-CA"/>
+        </w:rPr>
+        <w:t>OpenVLA</w:t>
+      </w:r>
+      <w:bookmarkEnd w:id="3"/>
+      <w:proofErr w:type="spellEnd"/>
     </w:p>
     <w:p>
-      <w:r>
-        <w:br w:type="page"/>
-      </w:r>
+      <w:pPr>
+        <w:pStyle w:val="Titre2"/>
+        <w:rPr>
+          <w:lang w:val="fr-CA"/>
+        </w:rPr>
+      </w:pPr>
+      <w:bookmarkStart w:id="4" w:name="_Toc230871957"/>
+      <w:r>
+        <w:rPr>
+          <w:lang w:val="fr-CA"/>
+        </w:rPr>
+        <w:t>I.1 Définition et positionnement du modèle</w:t>
+      </w:r>
+      <w:bookmarkEnd w:id="4"/>
     </w:p>
     <w:p>
       <w:pPr>
-        <w:pStyle w:val="Titre1"/>
-        <w:rPr>
-          <w:lang w:val="fr-CA"/>
-        </w:rPr>
-      </w:pPr>
-      <w:r>
-        <w:rPr>
-          <w:lang w:val="fr-CA"/>
-        </w:rPr>
-        <w:lastRenderedPageBreak/>
-        <w:t>I. Architecture générale d'</w:t>
-      </w:r>
+        <w:rPr>
+          <w:lang w:val="fr-CA"/>
+        </w:rPr>
+      </w:pPr>
       <w:proofErr w:type="spellStart"/>
       <w:r>
         <w:rPr>
@@ -258,96 +3582,119 @@
         <w:t>OpenVLA</w:t>
       </w:r>
       <w:proofErr w:type="spellEnd"/>
+      <w:r>
+        <w:rPr>
+          <w:lang w:val="fr-CA"/>
+        </w:rPr>
+        <w:t xml:space="preserve"> (Open Vision-</w:t>
+      </w:r>
+      <w:proofErr w:type="spellStart"/>
+      <w:r>
+        <w:rPr>
+          <w:lang w:val="fr-CA"/>
+        </w:rPr>
+        <w:t>Language</w:t>
+      </w:r>
+      <w:proofErr w:type="spellEnd"/>
+      <w:r>
+        <w:rPr>
+          <w:lang w:val="fr-CA"/>
+        </w:rPr>
+        <w:t>-Action) est un modèle open source de 7 milliards de paramètres, introduit en 2024 (Kim et al., arXiv:2406.09246). Il apprend à associer une observation visuelle, une consigne en langage naturel et une action robotique. Entraîné sur environ 970 000 démonstrations robotiques du jeu de données Open X-</w:t>
+      </w:r>
+      <w:proofErr w:type="spellStart"/>
+      <w:r>
+        <w:rPr>
+          <w:lang w:val="fr-CA"/>
+        </w:rPr>
+        <w:t>Embodiment</w:t>
+      </w:r>
+      <w:proofErr w:type="spellEnd"/>
+      <w:r>
+        <w:rPr>
+          <w:lang w:val="fr-CA"/>
+        </w:rPr>
+        <w:t xml:space="preserve">, il vise le contrôle </w:t>
+      </w:r>
+      <w:proofErr w:type="spellStart"/>
+      <w:r>
+        <w:rPr>
+          <w:lang w:val="fr-CA"/>
+        </w:rPr>
+        <w:t>generaliste</w:t>
+      </w:r>
+      <w:proofErr w:type="spellEnd"/>
+      <w:r>
+        <w:rPr>
+          <w:lang w:val="fr-CA"/>
+        </w:rPr>
+        <w:t xml:space="preserve"> de manipulation : une seule politique peut être adaptée à plusieurs plateformes robotiques via fine-tuning.</w:t>
+      </w:r>
     </w:p>
     <w:p>
       <w:pPr>
-        <w:pStyle w:val="Titre2"/>
-        <w:rPr>
-          <w:lang w:val="fr-CA"/>
-        </w:rPr>
-      </w:pPr>
-      <w:r>
-        <w:rPr>
-          <w:lang w:val="fr-CA"/>
-        </w:rPr>
-        <w:t>I.1 Définition et positionnement du modèle</w:t>
+        <w:pStyle w:val="Listepuces"/>
+        <w:rPr>
+          <w:lang w:val="fr-CA"/>
+        </w:rPr>
+      </w:pPr>
+      <w:r>
+        <w:rPr>
+          <w:lang w:val="fr-CA"/>
+        </w:rPr>
+        <w:t>Entrées : image RGB de la scène (224×224 px) + instruction textuelle.</w:t>
       </w:r>
     </w:p>
     <w:p>
       <w:pPr>
-        <w:rPr>
-          <w:lang w:val="fr-CA"/>
-        </w:rPr>
-      </w:pPr>
-      <w:proofErr w:type="spellStart"/>
-      <w:r>
-        <w:rPr>
-          <w:lang w:val="fr-CA"/>
-        </w:rPr>
-        <w:t>OpenVLA</w:t>
-      </w:r>
-      <w:proofErr w:type="spellEnd"/>
-      <w:r>
-        <w:rPr>
-          <w:lang w:val="fr-CA"/>
-        </w:rPr>
-        <w:t xml:space="preserve"> (Open Vision-</w:t>
-      </w:r>
-      <w:proofErr w:type="spellStart"/>
-      <w:r>
-        <w:rPr>
-          <w:lang w:val="fr-CA"/>
-        </w:rPr>
-        <w:t>Language</w:t>
-      </w:r>
-      <w:proofErr w:type="spellEnd"/>
-      <w:r>
-        <w:rPr>
-          <w:lang w:val="fr-CA"/>
-        </w:rPr>
-        <w:t>-Action) est un modèle open source de 7 milliards de paramètres, introduit en 2024 (Kim et al., arXiv:2406.09246). Il apprend à associer une observation visuelle, une consigne en langage naturel et une action robotique. Entraîné sur environ 970 000 démonstrations robotiques du jeu de données Open X-</w:t>
-      </w:r>
-      <w:proofErr w:type="spellStart"/>
-      <w:r>
-        <w:rPr>
-          <w:lang w:val="fr-CA"/>
-        </w:rPr>
-        <w:t>Embodiment</w:t>
-      </w:r>
-      <w:proofErr w:type="spellEnd"/>
-      <w:r>
-        <w:rPr>
-          <w:lang w:val="fr-CA"/>
-        </w:rPr>
-        <w:t xml:space="preserve">, il vise le contrôle </w:t>
-      </w:r>
-      <w:proofErr w:type="spellStart"/>
-      <w:r>
-        <w:rPr>
-          <w:lang w:val="fr-CA"/>
-        </w:rPr>
-        <w:t>generaliste</w:t>
-      </w:r>
-      <w:proofErr w:type="spellEnd"/>
-      <w:r>
-        <w:rPr>
-          <w:lang w:val="fr-CA"/>
-        </w:rPr>
-        <w:t xml:space="preserve"> de manipulation : une seule politique peut être adaptée à plusieurs plateformes robotiques via fine-tuning.</w:t>
+        <w:pStyle w:val="Listepuces"/>
+        <w:rPr>
+          <w:lang w:val="fr-CA"/>
+        </w:rPr>
+      </w:pPr>
+      <w:r>
+        <w:rPr>
+          <w:lang w:val="fr-CA"/>
+        </w:rPr>
+        <w:t xml:space="preserve">Sortie : action robotique discrétisée puis </w:t>
+      </w:r>
+      <w:proofErr w:type="spellStart"/>
+      <w:r>
+        <w:rPr>
+          <w:lang w:val="fr-CA"/>
+        </w:rPr>
+        <w:t>dé-normalisée</w:t>
+      </w:r>
+      <w:proofErr w:type="spellEnd"/>
+      <w:r>
+        <w:rPr>
+          <w:lang w:val="fr-CA"/>
+        </w:rPr>
+        <w:t xml:space="preserve"> (7 dimensions).</w:t>
       </w:r>
     </w:p>
     <w:p>
       <w:pPr>
         <w:pStyle w:val="Listepuces"/>
-        <w:rPr>
-          <w:lang w:val="fr-CA"/>
-        </w:rPr>
-      </w:pPr>
-      <w:r>
-        <w:rPr>
-          <w:lang w:val="fr-CA"/>
-        </w:rPr>
-        <w:t>Entrées : image RGB de la scène (224×224 px) + instruction textuelle.</w:t>
+      </w:pPr>
+      <w:r>
+        <w:t xml:space="preserve">Checkpoint </w:t>
+      </w:r>
+      <w:proofErr w:type="spellStart"/>
+      <w:r>
+        <w:t>utilisé</w:t>
+      </w:r>
+      <w:proofErr w:type="spellEnd"/>
+      <w:r>
+        <w:t xml:space="preserve"> au </w:t>
+      </w:r>
+      <w:proofErr w:type="gramStart"/>
+      <w:r>
+        <w:t>stage :</w:t>
+      </w:r>
+      <w:proofErr w:type="gramEnd"/>
+      <w:r>
+        <w:t xml:space="preserve"> openvla/openvla-7b (Hugging Face, trust_remote_code=True).</w:t>
       </w:r>
     </w:p>
     <w:p>
@@ -361,74 +3708,24 @@
         <w:rPr>
           <w:lang w:val="fr-CA"/>
         </w:rPr>
-        <w:t xml:space="preserve">Sortie : action robotique discrétisée puis </w:t>
-      </w:r>
-      <w:proofErr w:type="spellStart"/>
-      <w:r>
-        <w:rPr>
-          <w:lang w:val="fr-CA"/>
-        </w:rPr>
-        <w:t>dé-normalisée</w:t>
-      </w:r>
-      <w:proofErr w:type="spellEnd"/>
-      <w:r>
-        <w:rPr>
-          <w:lang w:val="fr-CA"/>
-        </w:rPr>
-        <w:t xml:space="preserve"> (7 dimensions).</w:t>
+        <w:t>Références : https://openvla.github.io/ | https://arxiv.org/abs/2406.09246</w:t>
       </w:r>
     </w:p>
     <w:p>
       <w:pPr>
-        <w:pStyle w:val="Listepuces"/>
-      </w:pPr>
-      <w:r>
-        <w:t xml:space="preserve">Checkpoint </w:t>
-      </w:r>
-      <w:proofErr w:type="spellStart"/>
-      <w:r>
-        <w:t>utilisé</w:t>
-      </w:r>
-      <w:proofErr w:type="spellEnd"/>
-      <w:r>
-        <w:t xml:space="preserve"> au </w:t>
-      </w:r>
-      <w:proofErr w:type="gramStart"/>
-      <w:r>
-        <w:t>stage :</w:t>
-      </w:r>
-      <w:proofErr w:type="gramEnd"/>
-      <w:r>
-        <w:t xml:space="preserve"> openvla/openvla-7b (Hugging Face, trust_remote_code=True).</w:t>
-      </w:r>
-    </w:p>
-    <w:p>
-      <w:pPr>
-        <w:pStyle w:val="Listepuces"/>
-        <w:rPr>
-          <w:lang w:val="fr-CA"/>
-        </w:rPr>
-      </w:pPr>
-      <w:r>
-        <w:rPr>
-          <w:lang w:val="fr-CA"/>
-        </w:rPr>
-        <w:t>Références : https://openvla.github.io/ | https://arxiv.org/abs/2406.09246</w:t>
-      </w:r>
-    </w:p>
-    <w:p>
-      <w:pPr>
         <w:pStyle w:val="Titre2"/>
         <w:rPr>
           <w:lang w:val="fr-CA"/>
         </w:rPr>
       </w:pPr>
+      <w:bookmarkStart w:id="5" w:name="_Toc230871958"/>
       <w:r>
         <w:rPr>
           <w:lang w:val="fr-CA"/>
         </w:rPr>
         <w:t>I.2 Architecture technique (encodeur, projecteur, LLM)</w:t>
       </w:r>
+      <w:bookmarkEnd w:id="5"/>
     </w:p>
     <w:p>
       <w:pPr>
@@ -645,7 +3942,7 @@
                     <pic:cNvPicPr/>
                   </pic:nvPicPr>
                   <pic:blipFill>
-                    <a:blip r:embed="rId7"/>
+                    <a:blip r:embed="rId9"/>
                     <a:stretch>
                       <a:fillRect/>
                     </a:stretch>
@@ -853,7 +4150,7 @@
                     </pic:cNvPicPr>
                   </pic:nvPicPr>
                   <pic:blipFill>
-                    <a:blip r:embed="rId8">
+                    <a:blip r:embed="rId10">
                       <a:extLst>
                         <a:ext uri="{28A0092B-C50C-407E-A947-70E740481C1C}">
                           <a14:useLocalDpi xmlns:a14="http://schemas.microsoft.com/office/drawing/2010/main" val="0"/>
@@ -1058,7 +4355,7 @@
                     <pic:cNvPicPr/>
                   </pic:nvPicPr>
                   <pic:blipFill>
-                    <a:blip r:embed="rId9"/>
+                    <a:blip r:embed="rId11"/>
                     <a:stretch>
                       <a:fillRect/>
                     </a:stretch>
@@ -1086,12 +4383,14 @@
           <w:lang w:val="fr-CA"/>
         </w:rPr>
       </w:pPr>
+      <w:bookmarkStart w:id="6" w:name="_Toc230871959"/>
       <w:r>
         <w:rPr>
           <w:lang w:val="fr-CA"/>
         </w:rPr>
         <w:t>I.3 Boucle Vision — Langage — Action</w:t>
       </w:r>
+      <w:bookmarkEnd w:id="6"/>
     </w:p>
     <w:p>
       <w:pPr>
@@ -1194,7 +4493,7 @@
                     <pic:cNvPicPr/>
                   </pic:nvPicPr>
                   <pic:blipFill>
-                    <a:blip r:embed="rId10"/>
+                    <a:blip r:embed="rId12"/>
                     <a:stretch>
                       <a:fillRect/>
                     </a:stretch>
@@ -1222,12 +4521,14 @@
           <w:lang w:val="fr-CA"/>
         </w:rPr>
       </w:pPr>
+      <w:bookmarkStart w:id="7" w:name="_Toc230871960"/>
       <w:r>
         <w:rPr>
           <w:lang w:val="fr-CA"/>
         </w:rPr>
         <w:t>I.4 Modèle openvla-7b et contraintes matérielles</w:t>
       </w:r>
+      <w:bookmarkEnd w:id="7"/>
     </w:p>
     <w:p>
       <w:pPr>
@@ -1289,6 +4590,7 @@
           <w:lang w:val="fr-CA"/>
         </w:rPr>
       </w:pPr>
+      <w:bookmarkStart w:id="8" w:name="_Toc230871961"/>
       <w:r>
         <w:rPr>
           <w:lang w:val="fr-CA"/>
@@ -1310,6 +4612,7 @@
         </w:rPr>
         <w:t xml:space="preserve"> du démonstrateur</w:t>
       </w:r>
+      <w:bookmarkEnd w:id="8"/>
     </w:p>
     <w:p>
       <w:pPr>
@@ -1318,6 +4621,7 @@
           <w:lang w:val="fr-CA"/>
         </w:rPr>
       </w:pPr>
+      <w:bookmarkStart w:id="9" w:name="_Toc230871962"/>
       <w:r>
         <w:rPr>
           <w:lang w:val="fr-CA"/>
@@ -1338,6 +4642,7 @@
         </w:rPr>
         <w:t xml:space="preserve"> MR130</w:t>
       </w:r>
+      <w:bookmarkEnd w:id="9"/>
     </w:p>
     <w:p>
       <w:pPr>
@@ -1555,9 +4860,11 @@
       <w:pPr>
         <w:pStyle w:val="Titre3"/>
       </w:pPr>
+      <w:bookmarkStart w:id="10" w:name="_Toc230871963"/>
       <w:r>
         <w:t>II.1.3 Comparaison YOLO vs Grounding DINO</w:t>
       </w:r>
+      <w:bookmarkEnd w:id="10"/>
     </w:p>
     <w:p>
       <w:pPr>
@@ -1690,9 +4997,11 @@
       <w:pPr>
         <w:pStyle w:val="Titre3"/>
       </w:pPr>
+      <w:bookmarkStart w:id="11" w:name="_Toc230871964"/>
       <w:r>
         <w:t>II.1.2 Grounding DINO — détection open-vocabulary (jour 07)</w:t>
       </w:r>
+      <w:bookmarkEnd w:id="11"/>
     </w:p>
     <w:p>
       <w:pPr>
@@ -1802,12 +5111,14 @@
           <w:lang w:val="fr-CA"/>
         </w:rPr>
       </w:pPr>
+      <w:bookmarkStart w:id="12" w:name="_Toc230871965"/>
       <w:r>
         <w:rPr>
           <w:lang w:val="fr-CA"/>
         </w:rPr>
         <w:t>II.1.1 Détection YOLOv8 et coordonnées 3D (jour 07)</w:t>
       </w:r>
+      <w:bookmarkEnd w:id="12"/>
     </w:p>
     <w:p>
       <w:r>
@@ -1857,9 +5168,11 @@
       <w:pPr>
         <w:pStyle w:val="Titre3"/>
       </w:pPr>
+      <w:bookmarkStart w:id="13" w:name="_Toc230871966"/>
       <w:r>
         <w:t>II.1.3 Comparaison YOLO vs Grounding DINO</w:t>
       </w:r>
+      <w:bookmarkEnd w:id="13"/>
     </w:p>
     <w:p>
       <w:pPr>
@@ -2043,6 +5356,7 @@
           <w:lang w:val="fr-CA"/>
         </w:rPr>
       </w:pPr>
+      <w:bookmarkStart w:id="14" w:name="_Toc230871967"/>
       <w:r>
         <w:rPr>
           <w:lang w:val="fr-CA"/>
@@ -2077,6 +5391,7 @@
         </w:rPr>
         <w:t>)</w:t>
       </w:r>
+      <w:bookmarkEnd w:id="14"/>
     </w:p>
     <w:p>
       <w:pPr>
@@ -2241,12 +5556,14 @@
           <w:lang w:val="fr-CA"/>
         </w:rPr>
       </w:pPr>
+      <w:bookmarkStart w:id="15" w:name="_Toc230871968"/>
       <w:r>
         <w:rPr>
           <w:lang w:val="fr-CA"/>
         </w:rPr>
         <w:t>II.3 Génération d'actions et format de sortie</w:t>
       </w:r>
+      <w:bookmarkEnd w:id="15"/>
     </w:p>
     <w:p>
       <w:pPr>
@@ -2475,6 +5792,7 @@
           <w:lang w:val="fr-CA"/>
         </w:rPr>
       </w:pPr>
+      <w:bookmarkStart w:id="16" w:name="_Toc230871969"/>
       <w:r>
         <w:rPr>
           <w:lang w:val="fr-CA"/>
@@ -2509,6 +5827,7 @@
         </w:rPr>
         <w:t>)</w:t>
       </w:r>
+      <w:bookmarkEnd w:id="16"/>
     </w:p>
     <w:p>
       <w:r>
@@ -2747,11 +6066,11 @@
           <w:lang w:val="fr-CA"/>
         </w:rPr>
       </w:pPr>
-      <w:r>
-        <w:rPr>
-          <w:lang w:val="fr-CA"/>
-        </w:rPr>
-        <w:lastRenderedPageBreak/>
+      <w:bookmarkStart w:id="17" w:name="_Toc230871970"/>
+      <w:r>
+        <w:rPr>
+          <w:lang w:val="fr-CA"/>
+        </w:rPr>
         <w:t xml:space="preserve">III. Comparaison </w:t>
       </w:r>
       <w:proofErr w:type="spellStart"/>
@@ -2768,6 +6087,7 @@
         </w:rPr>
         <w:t xml:space="preserve"> et robotique traditionnelle</w:t>
       </w:r>
+      <w:bookmarkEnd w:id="17"/>
     </w:p>
     <w:p>
       <w:pPr>
@@ -2776,12 +6096,14 @@
           <w:lang w:val="fr-CA"/>
         </w:rPr>
       </w:pPr>
+      <w:bookmarkStart w:id="18" w:name="_Toc230871971"/>
       <w:r>
         <w:rPr>
           <w:lang w:val="fr-CA"/>
         </w:rPr>
         <w:t>III.1 Programmation de tâches</w:t>
       </w:r>
+      <w:bookmarkEnd w:id="18"/>
     </w:p>
     <w:p>
       <w:pPr>
@@ -2811,12 +6133,15 @@
           <w:lang w:val="fr-CA"/>
         </w:rPr>
       </w:pPr>
-      <w:r>
-        <w:rPr>
-          <w:lang w:val="fr-CA"/>
-        </w:rPr>
+      <w:bookmarkStart w:id="19" w:name="_Toc230871972"/>
+      <w:r>
+        <w:rPr>
+          <w:lang w:val="fr-CA"/>
+        </w:rPr>
+        <w:lastRenderedPageBreak/>
         <w:t>III.1 — Robotique classique seule</w:t>
       </w:r>
+      <w:bookmarkEnd w:id="19"/>
     </w:p>
     <w:p>
       <w:pPr>
@@ -2835,6 +6160,7 @@
       <w:pPr>
         <w:pStyle w:val="Titre3"/>
       </w:pPr>
+      <w:bookmarkStart w:id="20" w:name="_Toc230871973"/>
       <w:r>
         <w:t xml:space="preserve">III.1 — Ce </w:t>
       </w:r>
@@ -2844,8 +6170,14 @@
       </w:r>
       <w:proofErr w:type="spellEnd"/>
       <w:r>
-        <w:t xml:space="preserve"> ajoute</w:t>
-      </w:r>
+        <w:t xml:space="preserve"> </w:t>
+      </w:r>
+      <w:proofErr w:type="spellStart"/>
+      <w:r>
+        <w:t>ajoute</w:t>
+      </w:r>
+      <w:bookmarkEnd w:id="20"/>
+      <w:proofErr w:type="spellEnd"/>
     </w:p>
     <w:p>
       <w:pPr>
@@ -2953,33 +6285,28 @@
         <w:t xml:space="preserve"> pour la décision image + langage → action.</w:t>
       </w:r>
     </w:p>
-    <w:p/>
     <w:p>
       <w:pPr>
-        <w:pStyle w:val="Titre2"/>
-        <w:rPr>
-          <w:lang w:val="fr-CA"/>
-        </w:rPr>
-      </w:pPr>
-      <w:r>
-        <w:rPr>
-          <w:lang w:val="fr-CA"/>
-        </w:rPr>
-        <w:t>III.2 Perception et représentation de la scène</w:t>
-      </w:r>
+        <w:rPr>
+          <w:lang w:val="fr-CA"/>
+        </w:rPr>
+      </w:pPr>
     </w:p>
     <w:p>
       <w:pPr>
-        <w:rPr>
-          <w:lang w:val="fr-CA"/>
-        </w:rPr>
-      </w:pPr>
-      <w:r>
-        <w:rPr>
-          <w:lang w:val="fr-CA"/>
-        </w:rPr>
-        <w:t>Robot classique — il sait où est la cible (ex. où est la balle), mais il peut heurter l'obstacle, ne pas comprendre la scène dans son ensemble, ou échouer si la trajectoire change.</w:t>
-      </w:r>
+        <w:pStyle w:val="Titre2"/>
+        <w:rPr>
+          <w:lang w:val="fr-CA"/>
+        </w:rPr>
+      </w:pPr>
+      <w:bookmarkStart w:id="21" w:name="_Toc230871974"/>
+      <w:r>
+        <w:rPr>
+          <w:lang w:val="fr-CA"/>
+        </w:rPr>
+        <w:t>III.2 Perception et représentation de la scène</w:t>
+      </w:r>
+      <w:bookmarkEnd w:id="21"/>
     </w:p>
     <w:p>
       <w:pPr>
@@ -2987,33 +6314,32 @@
           <w:lang w:val="fr-CA"/>
         </w:rPr>
       </w:pPr>
-      <w:proofErr w:type="spellStart"/>
-      <w:r>
-        <w:rPr>
-          <w:lang w:val="fr-CA"/>
-        </w:rPr>
-        <w:t>OpenVLA</w:t>
-      </w:r>
-      <w:proofErr w:type="spellEnd"/>
-      <w:r>
-        <w:rPr>
-          <w:lang w:val="fr-CA"/>
-        </w:rPr>
-        <w:t xml:space="preserve"> peut comprendre une consigne du type « il y a un obstacle » et orienter la décision : contourner, déplacer un objet, changer l'approche, réessayer autrement.</w:t>
+      <w:r>
+        <w:rPr>
+          <w:lang w:val="fr-CA"/>
+        </w:rPr>
+        <w:t>Robot classique — il sait où est la cible (ex. où est la balle), mais il peut heurter l'obstacle, ne pas comprendre la scène dans son ensemble, ou échouer si la trajectoire change.</w:t>
       </w:r>
     </w:p>
     <w:p>
       <w:pPr>
-        <w:pStyle w:val="Listepuces"/>
-        <w:rPr>
-          <w:lang w:val="fr-CA"/>
-        </w:rPr>
-      </w:pPr>
-      <w:r>
-        <w:rPr>
-          <w:lang w:val="fr-CA"/>
-        </w:rPr>
-        <w:t>Traditionnel : calibration caméra-robot, extraction de primitives (contours, nuage de points PLY), règles ou algorithmes dédiés.</w:t>
+        <w:rPr>
+          <w:lang w:val="fr-CA"/>
+        </w:rPr>
+      </w:pPr>
+      <w:proofErr w:type="spellStart"/>
+      <w:r>
+        <w:rPr>
+          <w:lang w:val="fr-CA"/>
+        </w:rPr>
+        <w:t>OpenVLA</w:t>
+      </w:r>
+      <w:proofErr w:type="spellEnd"/>
+      <w:r>
+        <w:rPr>
+          <w:lang w:val="fr-CA"/>
+        </w:rPr>
+        <w:t xml:space="preserve"> peut comprendre une consigne du type « il y a un obstacle » et orienter la décision : contourner, déplacer un objet, changer l'approche, réessayer autrement.</w:t>
       </w:r>
     </w:p>
     <w:p>
@@ -3023,33 +6349,11 @@
           <w:lang w:val="fr-CA"/>
         </w:rPr>
       </w:pPr>
-      <w:proofErr w:type="spellStart"/>
-      <w:r>
-        <w:rPr>
-          <w:lang w:val="fr-CA"/>
-        </w:rPr>
-        <w:t>OpenVLA</w:t>
-      </w:r>
-      <w:proofErr w:type="spellEnd"/>
-      <w:r>
-        <w:rPr>
-          <w:lang w:val="fr-CA"/>
-        </w:rPr>
-        <w:t xml:space="preserve"> : end-to-end à partir d'une image RGB ; le modèle apprend implicitement les corrélations </w:t>
-      </w:r>
-      <w:proofErr w:type="spellStart"/>
-      <w:r>
-        <w:rPr>
-          <w:lang w:val="fr-CA"/>
-        </w:rPr>
-        <w:t>visuo-motrices</w:t>
-      </w:r>
-      <w:proofErr w:type="spellEnd"/>
-      <w:r>
-        <w:rPr>
-          <w:lang w:val="fr-CA"/>
-        </w:rPr>
-        <w:t>.</w:t>
+      <w:r>
+        <w:rPr>
+          <w:lang w:val="fr-CA"/>
+        </w:rPr>
+        <w:t>Traditionnel : calibration caméra-robot, extraction de primitives (contours, nuage de points PLY), règles ou algorithmes dédiés.</w:t>
       </w:r>
     </w:p>
     <w:p>
@@ -3059,26 +6363,6 @@
           <w:lang w:val="fr-CA"/>
         </w:rPr>
       </w:pPr>
-      <w:r>
-        <w:rPr>
-          <w:lang w:val="fr-CA"/>
-        </w:rPr>
-        <w:t xml:space="preserve">Stage : </w:t>
-      </w:r>
-      <w:proofErr w:type="spellStart"/>
-      <w:r>
-        <w:rPr>
-          <w:lang w:val="fr-CA"/>
-        </w:rPr>
-        <w:t>Zivid</w:t>
-      </w:r>
-      <w:proofErr w:type="spellEnd"/>
-      <w:r>
-        <w:rPr>
-          <w:lang w:val="fr-CA"/>
-        </w:rPr>
-        <w:t xml:space="preserve"> fournit 2D et 3D ; </w:t>
-      </w:r>
       <w:proofErr w:type="spellStart"/>
       <w:r>
         <w:rPr>
@@ -3091,73 +6375,116 @@
         <w:rPr>
           <w:lang w:val="fr-CA"/>
         </w:rPr>
-        <w:t xml:space="preserve"> consomme le RGB 224×224. YOLOv8n (classes COCO) ou </w:t>
-      </w:r>
-      <w:proofErr w:type="spellStart"/>
-      <w:r>
-        <w:rPr>
-          <w:lang w:val="fr-CA"/>
-        </w:rPr>
-        <w:t>Grounding</w:t>
-      </w:r>
-      <w:proofErr w:type="spellEnd"/>
-      <w:r>
-        <w:rPr>
-          <w:lang w:val="fr-CA"/>
-        </w:rPr>
-        <w:t xml:space="preserve"> DINO (texte libre) relient détection 2D au nuage de points (Figure 2). </w:t>
-      </w:r>
-      <w:r>
-        <w:t xml:space="preserve">Voir </w:t>
-      </w:r>
-      <w:proofErr w:type="spellStart"/>
-      <w:r>
-        <w:t>comparaison</w:t>
-      </w:r>
-      <w:proofErr w:type="spellEnd"/>
-      <w:r>
-        <w:t xml:space="preserve"> jour 07.</w:t>
+        <w:t xml:space="preserve"> : end-to-end à partir d'une image RGB ; le modèle apprend implicitement les corrélations </w:t>
+      </w:r>
+      <w:proofErr w:type="spellStart"/>
+      <w:r>
+        <w:rPr>
+          <w:lang w:val="fr-CA"/>
+        </w:rPr>
+        <w:t>visuo-motrices</w:t>
+      </w:r>
+      <w:proofErr w:type="spellEnd"/>
+      <w:r>
+        <w:rPr>
+          <w:lang w:val="fr-CA"/>
+        </w:rPr>
+        <w:t>.</w:t>
       </w:r>
     </w:p>
     <w:p>
       <w:pPr>
-        <w:pStyle w:val="Titre2"/>
-      </w:pPr>
-      <w:r>
-        <w:lastRenderedPageBreak/>
-        <w:t xml:space="preserve">III.3 Planification, </w:t>
-      </w:r>
-      <w:proofErr w:type="spellStart"/>
-      <w:r>
-        <w:t>contrôle</w:t>
-      </w:r>
-      <w:proofErr w:type="spellEnd"/>
-      <w:r>
-        <w:t xml:space="preserve"> et </w:t>
-      </w:r>
-      <w:proofErr w:type="spellStart"/>
-      <w:r>
-        <w:t>intégration</w:t>
-      </w:r>
-      <w:proofErr w:type="spellEnd"/>
+        <w:pStyle w:val="Listepuces"/>
+        <w:rPr>
+          <w:lang w:val="fr-CA"/>
+        </w:rPr>
+      </w:pPr>
+      <w:r>
+        <w:rPr>
+          <w:lang w:val="fr-CA"/>
+        </w:rPr>
+        <w:t xml:space="preserve">Stage : </w:t>
+      </w:r>
+      <w:proofErr w:type="spellStart"/>
+      <w:r>
+        <w:rPr>
+          <w:lang w:val="fr-CA"/>
+        </w:rPr>
+        <w:t>Zivid</w:t>
+      </w:r>
+      <w:proofErr w:type="spellEnd"/>
+      <w:r>
+        <w:rPr>
+          <w:lang w:val="fr-CA"/>
+        </w:rPr>
+        <w:t xml:space="preserve"> fournit 2D et 3D ; </w:t>
+      </w:r>
+      <w:proofErr w:type="spellStart"/>
+      <w:r>
+        <w:rPr>
+          <w:lang w:val="fr-CA"/>
+        </w:rPr>
+        <w:t>OpenVLA</w:t>
+      </w:r>
+      <w:proofErr w:type="spellEnd"/>
+      <w:r>
+        <w:rPr>
+          <w:lang w:val="fr-CA"/>
+        </w:rPr>
+        <w:t xml:space="preserve"> consomme le RGB 224×224. YOLOv8n (classes COCO) ou </w:t>
+      </w:r>
+      <w:proofErr w:type="spellStart"/>
+      <w:r>
+        <w:rPr>
+          <w:lang w:val="fr-CA"/>
+        </w:rPr>
+        <w:t>Grounding</w:t>
+      </w:r>
+      <w:proofErr w:type="spellEnd"/>
+      <w:r>
+        <w:rPr>
+          <w:lang w:val="fr-CA"/>
+        </w:rPr>
+        <w:t xml:space="preserve"> DINO (texte libre) relient détection 2D au nuage de points (Figure 2). </w:t>
+      </w:r>
+      <w:r>
+        <w:t xml:space="preserve">Voir </w:t>
+      </w:r>
+      <w:proofErr w:type="spellStart"/>
+      <w:r>
+        <w:t>comparaison</w:t>
+      </w:r>
+      <w:proofErr w:type="spellEnd"/>
+      <w:r>
+        <w:t xml:space="preserve"> jour 07.</w:t>
+      </w:r>
     </w:p>
     <w:p>
-      <w:r>
-        <w:t>OpenVLA aide surtout à :</w:t>
-      </w:r>
+      <w:pPr>
+        <w:pStyle w:val="Titre2"/>
+      </w:pPr>
+      <w:bookmarkStart w:id="22" w:name="_Toc230871975"/>
+      <w:r>
+        <w:t xml:space="preserve">III.3 Planification, </w:t>
+      </w:r>
+      <w:proofErr w:type="spellStart"/>
+      <w:r>
+        <w:t>contrôle</w:t>
+      </w:r>
+      <w:proofErr w:type="spellEnd"/>
+      <w:r>
+        <w:t xml:space="preserve"> et </w:t>
+      </w:r>
+      <w:proofErr w:type="spellStart"/>
+      <w:r>
+        <w:t>intégration</w:t>
+      </w:r>
+      <w:bookmarkEnd w:id="22"/>
+      <w:proofErr w:type="spellEnd"/>
     </w:p>
     <w:p>
-      <w:pPr>
-        <w:pStyle w:val="Listepuces"/>
-        <w:rPr>
-          <w:lang w:val="fr-CA"/>
-        </w:rPr>
-      </w:pPr>
-      <w:r>
-        <w:rPr>
-          <w:lang w:val="fr-CA"/>
-        </w:rPr>
-        <w:t>Raisonner et planifier à partir de la scène et du langage.</w:t>
+      <w:r>
+        <w:t>OpenVLA aide surtout à :</w:t>
       </w:r>
     </w:p>
     <w:p>
@@ -3171,7 +6498,7 @@
         <w:rPr>
           <w:lang w:val="fr-CA"/>
         </w:rPr>
-        <w:t>Adapter le mouvement et corriger en boucle fermée.</w:t>
+        <w:t>Raisonner et planifier à partir de la scène et du langage.</w:t>
       </w:r>
     </w:p>
     <w:p>
@@ -3185,7 +6512,7 @@
         <w:rPr>
           <w:lang w:val="fr-CA"/>
         </w:rPr>
-        <w:t>Gérer des scènes complexes et comprendre le langage humain.</w:t>
+        <w:t>Adapter le mouvement et corriger en boucle fermée.</w:t>
       </w:r>
     </w:p>
     <w:p>
@@ -3199,35 +6526,7 @@
         <w:rPr>
           <w:lang w:val="fr-CA"/>
         </w:rPr>
-        <w:t xml:space="preserve">Traditionnel : planification explicite (trajectoires </w:t>
-      </w:r>
-      <w:proofErr w:type="spellStart"/>
-      <w:r>
-        <w:rPr>
-          <w:lang w:val="fr-CA"/>
-        </w:rPr>
-        <w:t>movej</w:t>
-      </w:r>
-      <w:proofErr w:type="spellEnd"/>
-      <w:r>
-        <w:rPr>
-          <w:lang w:val="fr-CA"/>
-        </w:rPr>
-        <w:t>/</w:t>
-      </w:r>
-      <w:proofErr w:type="spellStart"/>
-      <w:r>
-        <w:rPr>
-          <w:lang w:val="fr-CA"/>
-        </w:rPr>
-        <w:t>movel</w:t>
-      </w:r>
-      <w:proofErr w:type="spellEnd"/>
-      <w:r>
-        <w:rPr>
-          <w:lang w:val="fr-CA"/>
-        </w:rPr>
-        <w:t>), contrôle PID ou servos RTDE, séquence déterministe.</w:t>
+        <w:t>Gérer des scènes complexes et comprendre le langage humain.</w:t>
       </w:r>
     </w:p>
     <w:p>
@@ -3237,33 +6536,39 @@
           <w:lang w:val="fr-CA"/>
         </w:rPr>
       </w:pPr>
-      <w:proofErr w:type="spellStart"/>
-      <w:r>
-        <w:rPr>
-          <w:lang w:val="fr-CA"/>
-        </w:rPr>
-        <w:t>OpenVLA</w:t>
-      </w:r>
-      <w:proofErr w:type="spellEnd"/>
-      <w:r>
-        <w:rPr>
-          <w:lang w:val="fr-CA"/>
-        </w:rPr>
-        <w:t xml:space="preserve"> : planification implicite dans le LLM ; sortie = delta d'action instantané, adapté au contrôle itératif (</w:t>
-      </w:r>
-      <w:proofErr w:type="spellStart"/>
-      <w:r>
-        <w:rPr>
-          <w:lang w:val="fr-CA"/>
-        </w:rPr>
-        <w:t>receding</w:t>
-      </w:r>
-      <w:proofErr w:type="spellEnd"/>
-      <w:r>
-        <w:rPr>
-          <w:lang w:val="fr-CA"/>
-        </w:rPr>
-        <w:t xml:space="preserve"> horizon).</w:t>
+      <w:r>
+        <w:rPr>
+          <w:lang w:val="fr-CA"/>
+        </w:rPr>
+        <w:t xml:space="preserve">Traditionnel : planification explicite (trajectoires </w:t>
+      </w:r>
+      <w:proofErr w:type="spellStart"/>
+      <w:r>
+        <w:rPr>
+          <w:lang w:val="fr-CA"/>
+        </w:rPr>
+        <w:t>movej</w:t>
+      </w:r>
+      <w:proofErr w:type="spellEnd"/>
+      <w:r>
+        <w:rPr>
+          <w:lang w:val="fr-CA"/>
+        </w:rPr>
+        <w:t>/</w:t>
+      </w:r>
+      <w:proofErr w:type="spellStart"/>
+      <w:r>
+        <w:rPr>
+          <w:lang w:val="fr-CA"/>
+        </w:rPr>
+        <w:t>movel</w:t>
+      </w:r>
+      <w:proofErr w:type="spellEnd"/>
+      <w:r>
+        <w:rPr>
+          <w:lang w:val="fr-CA"/>
+        </w:rPr>
+        <w:t>), contrôle PID ou servos RTDE, séquence déterministe.</w:t>
       </w:r>
     </w:p>
     <w:p>
@@ -3273,11 +6578,33 @@
           <w:lang w:val="fr-CA"/>
         </w:rPr>
       </w:pPr>
-      <w:r>
-        <w:rPr>
-          <w:lang w:val="fr-CA"/>
-        </w:rPr>
-        <w:t>Avantage traditionnel : prévisibilité, sécurité, traçabilité des mouvements (validé jour 03 — tracé A).</w:t>
+      <w:proofErr w:type="spellStart"/>
+      <w:r>
+        <w:rPr>
+          <w:lang w:val="fr-CA"/>
+        </w:rPr>
+        <w:t>OpenVLA</w:t>
+      </w:r>
+      <w:proofErr w:type="spellEnd"/>
+      <w:r>
+        <w:rPr>
+          <w:lang w:val="fr-CA"/>
+        </w:rPr>
+        <w:t xml:space="preserve"> : planification implicite dans le LLM ; sortie = delta d'action instantané, adapté au contrôle itératif (</w:t>
+      </w:r>
+      <w:proofErr w:type="spellStart"/>
+      <w:r>
+        <w:rPr>
+          <w:lang w:val="fr-CA"/>
+        </w:rPr>
+        <w:t>receding</w:t>
+      </w:r>
+      <w:proofErr w:type="spellEnd"/>
+      <w:r>
+        <w:rPr>
+          <w:lang w:val="fr-CA"/>
+        </w:rPr>
+        <w:t xml:space="preserve"> horizon).</w:t>
       </w:r>
     </w:p>
     <w:p>
@@ -3291,77 +6618,67 @@
         <w:rPr>
           <w:lang w:val="fr-CA"/>
         </w:rPr>
-        <w:t xml:space="preserve">Avantage </w:t>
-      </w:r>
-      <w:proofErr w:type="spellStart"/>
-      <w:r>
-        <w:rPr>
-          <w:lang w:val="fr-CA"/>
-        </w:rPr>
-        <w:t>OpenVLA</w:t>
-      </w:r>
-      <w:proofErr w:type="spellEnd"/>
-      <w:r>
-        <w:rPr>
-          <w:lang w:val="fr-CA"/>
-        </w:rPr>
-        <w:t xml:space="preserve"> : flexibilité sémantique, </w:t>
-      </w:r>
-      <w:proofErr w:type="spellStart"/>
-      <w:r>
-        <w:rPr>
-          <w:lang w:val="fr-CA"/>
-        </w:rPr>
-        <w:t>generalisation</w:t>
-      </w:r>
-      <w:proofErr w:type="spellEnd"/>
-      <w:r>
-        <w:rPr>
-          <w:lang w:val="fr-CA"/>
-        </w:rPr>
-        <w:t xml:space="preserve"> à de nouvelles consignes sans reprogrammation complète.</w:t>
+        <w:t>Avantage traditionnel : prévisibilité, sécurité, traçabilité des mouvements (validé jour 03 — tracé A).</w:t>
       </w:r>
     </w:p>
     <w:p>
       <w:pPr>
-        <w:pStyle w:val="Titre2"/>
-        <w:rPr>
-          <w:lang w:val="fr-CA"/>
-        </w:rPr>
-      </w:pPr>
-      <w:r>
-        <w:rPr>
-          <w:lang w:val="fr-CA"/>
-        </w:rPr>
-        <w:t>III.4 Synthèse pour le démonstrateur CCNB-INNOV</w:t>
+        <w:pStyle w:val="Listepuces"/>
+        <w:rPr>
+          <w:lang w:val="fr-CA"/>
+        </w:rPr>
+      </w:pPr>
+      <w:r>
+        <w:rPr>
+          <w:lang w:val="fr-CA"/>
+        </w:rPr>
+        <w:lastRenderedPageBreak/>
+        <w:t xml:space="preserve">Avantage </w:t>
+      </w:r>
+      <w:proofErr w:type="spellStart"/>
+      <w:r>
+        <w:rPr>
+          <w:lang w:val="fr-CA"/>
+        </w:rPr>
+        <w:t>OpenVLA</w:t>
+      </w:r>
+      <w:proofErr w:type="spellEnd"/>
+      <w:r>
+        <w:rPr>
+          <w:lang w:val="fr-CA"/>
+        </w:rPr>
+        <w:t xml:space="preserve"> : flexibilité sémantique, </w:t>
+      </w:r>
+      <w:proofErr w:type="spellStart"/>
+      <w:r>
+        <w:rPr>
+          <w:lang w:val="fr-CA"/>
+        </w:rPr>
+        <w:t>generalisation</w:t>
+      </w:r>
+      <w:proofErr w:type="spellEnd"/>
+      <w:r>
+        <w:rPr>
+          <w:lang w:val="fr-CA"/>
+        </w:rPr>
+        <w:t xml:space="preserve"> à de nouvelles consignes sans reprogrammation complète.</w:t>
       </w:r>
     </w:p>
     <w:p>
       <w:pPr>
-        <w:rPr>
-          <w:lang w:val="fr-CA"/>
-        </w:rPr>
-      </w:pPr>
-      <w:r>
-        <w:rPr>
-          <w:lang w:val="fr-CA"/>
-        </w:rPr>
-        <w:t xml:space="preserve">Tandis que Zivid + nuage de points fournissent la géométrie précise (RGB, profondeur, XYZ en mètres), </w:t>
-      </w:r>
-      <w:proofErr w:type="spellStart"/>
-      <w:r>
-        <w:rPr>
-          <w:lang w:val="fr-CA"/>
-        </w:rPr>
-        <w:t>OpenVLA</w:t>
-      </w:r>
-      <w:proofErr w:type="spellEnd"/>
-      <w:r>
-        <w:rPr>
-          <w:lang w:val="fr-CA"/>
-        </w:rPr>
-        <w:t xml:space="preserve"> apporte la couche sémantique et décisionnelle au-dessus de cette perception.</w:t>
-      </w:r>
+        <w:pStyle w:val="Titre2"/>
+        <w:rPr>
+          <w:lang w:val="fr-CA"/>
+        </w:rPr>
+      </w:pPr>
+      <w:bookmarkStart w:id="23" w:name="_Toc230871976"/>
+      <w:r>
+        <w:rPr>
+          <w:lang w:val="fr-CA"/>
+        </w:rPr>
+        <w:t>III.4 Synthèse pour le démonstrateur CCNB-INNOV</w:t>
+      </w:r>
+      <w:bookmarkEnd w:id="23"/>
     </w:p>
     <w:p>
       <w:pPr>
@@ -3373,35 +6690,34 @@
         <w:rPr>
           <w:lang w:val="fr-CA"/>
         </w:rPr>
-        <w:t>Le démonstrateur du stage adopte une approche hybride pragmatique :</w:t>
+        <w:t xml:space="preserve">Tandis que Zivid + nuage de points fournissent la géométrie précise (RGB, profondeur, XYZ en mètres), </w:t>
+      </w:r>
+      <w:proofErr w:type="spellStart"/>
+      <w:r>
+        <w:rPr>
+          <w:lang w:val="fr-CA"/>
+        </w:rPr>
+        <w:t>OpenVLA</w:t>
+      </w:r>
+      <w:proofErr w:type="spellEnd"/>
+      <w:r>
+        <w:rPr>
+          <w:lang w:val="fr-CA"/>
+        </w:rPr>
+        <w:t xml:space="preserve"> apporte la couche sémantique et décisionnelle au-dessus de cette perception.</w:t>
       </w:r>
     </w:p>
     <w:p>
       <w:pPr>
-        <w:pStyle w:val="Listepuces"/>
-        <w:rPr>
-          <w:lang w:val="fr-CA"/>
-        </w:rPr>
-      </w:pPr>
-      <w:r>
-        <w:rPr>
-          <w:lang w:val="fr-CA"/>
-        </w:rPr>
-        <w:t>Robotique classique pour valider l'exécution (</w:t>
-      </w:r>
-      <w:proofErr w:type="spellStart"/>
-      <w:r>
-        <w:rPr>
-          <w:lang w:val="fr-CA"/>
-        </w:rPr>
-        <w:t>URScript</w:t>
-      </w:r>
-      <w:proofErr w:type="spellEnd"/>
-      <w:r>
-        <w:rPr>
-          <w:lang w:val="fr-CA"/>
-        </w:rPr>
-        <w:t>, RTDE) et sécuriser les mouvements.</w:t>
+        <w:rPr>
+          <w:lang w:val="fr-CA"/>
+        </w:rPr>
+      </w:pPr>
+      <w:r>
+        <w:rPr>
+          <w:lang w:val="fr-CA"/>
+        </w:rPr>
+        <w:t>Le démonstrateur du stage adopte une approche hybride pragmatique :</w:t>
       </w:r>
     </w:p>
     <w:p>
@@ -3411,19 +6727,25 @@
           <w:lang w:val="fr-CA"/>
         </w:rPr>
       </w:pPr>
-      <w:proofErr w:type="spellStart"/>
-      <w:r>
-        <w:rPr>
-          <w:lang w:val="fr-CA"/>
-        </w:rPr>
-        <w:t>OpenVLA</w:t>
-      </w:r>
-      <w:proofErr w:type="spellEnd"/>
-      <w:r>
-        <w:rPr>
-          <w:lang w:val="fr-CA"/>
-        </w:rPr>
-        <w:t xml:space="preserve"> pour la couche décisionnelle haute niveau (image + langage → action).</w:t>
+      <w:r>
+        <w:rPr>
+          <w:lang w:val="fr-CA"/>
+        </w:rPr>
+        <w:t>Robotique classique pour valider l'exécution (</w:t>
+      </w:r>
+      <w:proofErr w:type="spellStart"/>
+      <w:r>
+        <w:rPr>
+          <w:lang w:val="fr-CA"/>
+        </w:rPr>
+        <w:t>URScript</w:t>
+      </w:r>
+      <w:proofErr w:type="spellEnd"/>
+      <w:r>
+        <w:rPr>
+          <w:lang w:val="fr-CA"/>
+        </w:rPr>
+        <w:t>, RTDE) et sécuriser les mouvements.</w:t>
       </w:r>
     </w:p>
     <w:p>
@@ -3433,11 +6755,19 @@
           <w:lang w:val="fr-CA"/>
         </w:rPr>
       </w:pPr>
-      <w:r>
-        <w:rPr>
-          <w:lang w:val="fr-CA"/>
-        </w:rPr>
-        <w:t>Zivid comme capteur riche (2D/3D) alimentant la perception.</w:t>
+      <w:proofErr w:type="spellStart"/>
+      <w:r>
+        <w:rPr>
+          <w:lang w:val="fr-CA"/>
+        </w:rPr>
+        <w:t>OpenVLA</w:t>
+      </w:r>
+      <w:proofErr w:type="spellEnd"/>
+      <w:r>
+        <w:rPr>
+          <w:lang w:val="fr-CA"/>
+        </w:rPr>
+        <w:t xml:space="preserve"> pour la couche décisionnelle haute niveau (image + langage → action).</w:t>
       </w:r>
     </w:p>
     <w:p>
@@ -3451,221 +6781,810 @@
         <w:rPr>
           <w:lang w:val="fr-CA"/>
         </w:rPr>
-        <w:t>Environnements Conda Python 3.11 séparés (</w:t>
-      </w:r>
-      <w:proofErr w:type="spellStart"/>
-      <w:r>
-        <w:rPr>
-          <w:lang w:val="fr-CA"/>
-        </w:rPr>
-        <w:t>env_zivid</w:t>
-      </w:r>
-      <w:proofErr w:type="spellEnd"/>
-      <w:r>
-        <w:rPr>
-          <w:lang w:val="fr-CA"/>
-        </w:rPr>
-        <w:t xml:space="preserve">, </w:t>
-      </w:r>
-      <w:proofErr w:type="spellStart"/>
-      <w:r>
-        <w:rPr>
-          <w:lang w:val="fr-CA"/>
-        </w:rPr>
-        <w:t>env_ur</w:t>
-      </w:r>
-      <w:proofErr w:type="spellEnd"/>
-      <w:r>
-        <w:rPr>
-          <w:lang w:val="fr-CA"/>
-        </w:rPr>
-        <w:t xml:space="preserve">, </w:t>
-      </w:r>
-      <w:proofErr w:type="spellStart"/>
-      <w:r>
-        <w:rPr>
-          <w:lang w:val="fr-CA"/>
-        </w:rPr>
-        <w:t>env_integration</w:t>
-      </w:r>
-      <w:proofErr w:type="spellEnd"/>
-      <w:r>
-        <w:rPr>
-          <w:lang w:val="fr-CA"/>
-        </w:rPr>
-        <w:t xml:space="preserve">, </w:t>
-      </w:r>
-      <w:proofErr w:type="spellStart"/>
-      <w:r>
-        <w:rPr>
-          <w:lang w:val="fr-CA"/>
-        </w:rPr>
-        <w:t>env_openvla</w:t>
-      </w:r>
-      <w:proofErr w:type="spellEnd"/>
-      <w:r>
-        <w:rPr>
-          <w:lang w:val="fr-CA"/>
-        </w:rPr>
-        <w:t>) puis convergence vers l'intégration.</w:t>
+        <w:t>Zivid comme capteur riche (2D/3D) alimentant la perception.</w:t>
       </w:r>
     </w:p>
     <w:p>
       <w:pPr>
-        <w:pStyle w:val="Titre1"/>
-      </w:pPr>
-      <w:r>
-        <w:t>IV. Tests et intégration</w:t>
+        <w:pStyle w:val="Listepuces"/>
+        <w:rPr>
+          <w:lang w:val="fr-CA"/>
+        </w:rPr>
+      </w:pPr>
+      <w:r>
+        <w:rPr>
+          <w:lang w:val="fr-CA"/>
+        </w:rPr>
+        <w:t>Environnements Conda Python 3.11 séparés (</w:t>
+      </w:r>
+      <w:proofErr w:type="spellStart"/>
+      <w:r>
+        <w:rPr>
+          <w:lang w:val="fr-CA"/>
+        </w:rPr>
+        <w:t>env_zivid</w:t>
+      </w:r>
+      <w:proofErr w:type="spellEnd"/>
+      <w:r>
+        <w:rPr>
+          <w:lang w:val="fr-CA"/>
+        </w:rPr>
+        <w:t xml:space="preserve">, </w:t>
+      </w:r>
+      <w:proofErr w:type="spellStart"/>
+      <w:r>
+        <w:rPr>
+          <w:lang w:val="fr-CA"/>
+        </w:rPr>
+        <w:t>env_ur</w:t>
+      </w:r>
+      <w:proofErr w:type="spellEnd"/>
+      <w:r>
+        <w:rPr>
+          <w:lang w:val="fr-CA"/>
+        </w:rPr>
+        <w:t xml:space="preserve">, </w:t>
+      </w:r>
+      <w:proofErr w:type="spellStart"/>
+      <w:r>
+        <w:rPr>
+          <w:lang w:val="fr-CA"/>
+        </w:rPr>
+        <w:t>env_integration</w:t>
+      </w:r>
+      <w:proofErr w:type="spellEnd"/>
+      <w:r>
+        <w:rPr>
+          <w:lang w:val="fr-CA"/>
+        </w:rPr>
+        <w:t xml:space="preserve">, </w:t>
+      </w:r>
+      <w:proofErr w:type="spellStart"/>
+      <w:r>
+        <w:rPr>
+          <w:lang w:val="fr-CA"/>
+        </w:rPr>
+        <w:t>env_openvla</w:t>
+      </w:r>
+      <w:proofErr w:type="spellEnd"/>
+      <w:r>
+        <w:rPr>
+          <w:lang w:val="fr-CA"/>
+        </w:rPr>
+        <w:t>) puis convergence vers l'intégration.</w:t>
       </w:r>
     </w:p>
     <w:p>
       <w:pPr>
-        <w:pStyle w:val="Titre2"/>
-        <w:rPr>
-          <w:lang w:val="fr-CA"/>
-        </w:rPr>
-      </w:pPr>
-      <w:r>
-        <w:rPr>
-          <w:lang w:val="fr-CA"/>
-        </w:rPr>
-        <w:t>IV.1 Flux de données robot, Zivid et interprétation OpenVLA (jour 07)</w:t>
-      </w:r>
-      <w:proofErr w:type="spellStart"/>
-      <w:r>
-        <w:rPr>
-          <w:lang w:val="fr-CA"/>
-        </w:rPr>
-      </w:r>
-      <w:proofErr w:type="spellEnd"/>
-      <w:r>
-        <w:rPr>
-          <w:lang w:val="fr-CA"/>
-        </w:rPr>
-      </w:r>
-      <w:proofErr w:type="spellStart"/>
-      <w:r>
-        <w:rPr>
-          <w:lang w:val="fr-CA"/>
-        </w:rPr>
-      </w:r>
-      <w:proofErr w:type="spellEnd"/>
-      <w:r>
-        <w:rPr>
-          <w:lang w:val="fr-CA"/>
-        </w:rPr>
-      </w:r>
+        <w:pStyle w:val="Titre1"/>
+        <w:rPr>
+          <w:lang w:val="fr-CA"/>
+        </w:rPr>
+      </w:pPr>
+      <w:bookmarkStart w:id="24" w:name="_Toc230871977"/>
+      <w:r>
+        <w:rPr>
+          <w:lang w:val="fr-CA"/>
+        </w:rPr>
+        <w:t>IV. Tests et intégration</w:t>
+      </w:r>
+      <w:bookmarkEnd w:id="24"/>
     </w:p>
     <w:p>
       <w:pPr>
-        <w:pStyle w:val="Titre1"/>
-      </w:pPr>
-      <w:r>
-        <w:t>V. Pipeline final du démonstrateur</w:t>
-      </w:r>
+        <w:pStyle w:val="Titre2"/>
+        <w:rPr>
+          <w:lang w:val="fr-CA"/>
+        </w:rPr>
+      </w:pPr>
+      <w:bookmarkStart w:id="25" w:name="_Toc230871978"/>
+      <w:r>
+        <w:rPr>
+          <w:lang w:val="fr-CA"/>
+        </w:rPr>
+        <w:t>IV.1 Flux de données robot, Zivid et interprétation OpenVLA (jour 07)</w:t>
+      </w:r>
+      <w:bookmarkEnd w:id="25"/>
     </w:p>
     <w:p>
       <w:pPr>
-        <w:pStyle w:val="Titre2"/>
-      </w:pPr>
-      <w:r>
-        <w:t>V.1 Jour 10 — Refactoring pipeline (modules pipeline/)</w:t>
-      </w:r>
+        <w:pStyle w:val="Titre1"/>
+        <w:rPr>
+          <w:lang w:val="fr-CA"/>
+        </w:rPr>
+      </w:pPr>
+      <w:bookmarkStart w:id="26" w:name="_Toc230871979"/>
+      <w:r>
+        <w:rPr>
+          <w:lang w:val="fr-CA"/>
+        </w:rPr>
+        <w:t>V. Pipeline final du démonstrateur</w:t>
+      </w:r>
+      <w:bookmarkEnd w:id="26"/>
     </w:p>
     <w:p>
-      <w:pPr/>
-      <w:r>
-        <w:t>Objectif : découper le démonstrateur en modules indépendants (config, capture Zivid avec distance max, détection Grounding DINO avec sauvegarde (u,v), calibration caméra→robot obligatoire, contrôleur UR16e avec limites workspace, pince Robotiq, contrôleur OpenVLA avec prompt dynamique basé sur la distance TCP→objet).</w:t>
-      </w:r>
+      <w:pPr>
+        <w:pStyle w:val="Titre2"/>
+        <w:rPr>
+          <w:lang w:val="fr-CA"/>
+        </w:rPr>
+      </w:pPr>
+      <w:bookmarkStart w:id="27" w:name="_Toc230871980"/>
+      <w:r>
+        <w:rPr>
+          <w:lang w:val="fr-CA"/>
+        </w:rPr>
+        <w:t xml:space="preserve">V.1 Jour 10 — </w:t>
+      </w:r>
+      <w:proofErr w:type="spellStart"/>
+      <w:r>
+        <w:rPr>
+          <w:lang w:val="fr-CA"/>
+        </w:rPr>
+        <w:t>Refactoring</w:t>
+      </w:r>
+      <w:proofErr w:type="spellEnd"/>
+      <w:r>
+        <w:rPr>
+          <w:lang w:val="fr-CA"/>
+        </w:rPr>
+        <w:t xml:space="preserve"> pipeline (modules pipeline/)</w:t>
+      </w:r>
+      <w:bookmarkEnd w:id="27"/>
     </w:p>
     <w:p>
-      <w:pPr/>
-      <w:r>
-        <w:t>Points critiques : (1) calibration main-œil absente = bug majeur ; (2) ajouter une limite de workspace côté UR ; (3) réintégrer DINO périodiquement dans la boucle pour corriger la dérive ; (4) préférer un prompt relatif (distance restante) aux coordonnées absolues.</w:t>
+      <w:pPr>
+        <w:rPr>
+          <w:lang w:val="fr-CA"/>
+        </w:rPr>
+      </w:pPr>
+      <w:r>
+        <w:rPr>
+          <w:lang w:val="fr-CA"/>
+        </w:rPr>
+        <w:t xml:space="preserve">Objectif : découper le démonstrateur en modules indépendants (config, capture </w:t>
+      </w:r>
+      <w:proofErr w:type="spellStart"/>
+      <w:r>
+        <w:rPr>
+          <w:lang w:val="fr-CA"/>
+        </w:rPr>
+        <w:t>Zivid</w:t>
+      </w:r>
+      <w:proofErr w:type="spellEnd"/>
+      <w:r>
+        <w:rPr>
+          <w:lang w:val="fr-CA"/>
+        </w:rPr>
+        <w:t xml:space="preserve"> avec distance max, détection </w:t>
+      </w:r>
+      <w:proofErr w:type="spellStart"/>
+      <w:r>
+        <w:rPr>
+          <w:lang w:val="fr-CA"/>
+        </w:rPr>
+        <w:t>Grounding</w:t>
+      </w:r>
+      <w:proofErr w:type="spellEnd"/>
+      <w:r>
+        <w:rPr>
+          <w:lang w:val="fr-CA"/>
+        </w:rPr>
+        <w:t xml:space="preserve"> DINO avec sauvegarde (</w:t>
+      </w:r>
+      <w:proofErr w:type="spellStart"/>
+      <w:proofErr w:type="gramStart"/>
+      <w:r>
+        <w:rPr>
+          <w:lang w:val="fr-CA"/>
+        </w:rPr>
+        <w:t>u,v</w:t>
+      </w:r>
+      <w:proofErr w:type="spellEnd"/>
+      <w:proofErr w:type="gramEnd"/>
+      <w:r>
+        <w:rPr>
+          <w:lang w:val="fr-CA"/>
+        </w:rPr>
+        <w:t xml:space="preserve">), calibration </w:t>
+      </w:r>
+      <w:proofErr w:type="spellStart"/>
+      <w:r>
+        <w:rPr>
+          <w:lang w:val="fr-CA"/>
+        </w:rPr>
+        <w:t>caméra→robot</w:t>
+      </w:r>
+      <w:proofErr w:type="spellEnd"/>
+      <w:r>
+        <w:rPr>
+          <w:lang w:val="fr-CA"/>
+        </w:rPr>
+        <w:t xml:space="preserve"> obligatoire, contrôleur UR16e avec limites </w:t>
+      </w:r>
+      <w:proofErr w:type="spellStart"/>
+      <w:r>
+        <w:rPr>
+          <w:lang w:val="fr-CA"/>
+        </w:rPr>
+        <w:t>workspace</w:t>
+      </w:r>
+      <w:proofErr w:type="spellEnd"/>
+      <w:r>
+        <w:rPr>
+          <w:lang w:val="fr-CA"/>
+        </w:rPr>
+        <w:t xml:space="preserve">, pince </w:t>
+      </w:r>
+      <w:proofErr w:type="spellStart"/>
+      <w:r>
+        <w:rPr>
+          <w:lang w:val="fr-CA"/>
+        </w:rPr>
+        <w:t>Robotiq</w:t>
+      </w:r>
+      <w:proofErr w:type="spellEnd"/>
+      <w:r>
+        <w:rPr>
+          <w:lang w:val="fr-CA"/>
+        </w:rPr>
+        <w:t xml:space="preserve">, contrôleur </w:t>
+      </w:r>
+      <w:proofErr w:type="spellStart"/>
+      <w:r>
+        <w:rPr>
+          <w:lang w:val="fr-CA"/>
+        </w:rPr>
+        <w:t>OpenVLA</w:t>
+      </w:r>
+      <w:proofErr w:type="spellEnd"/>
+      <w:r>
+        <w:rPr>
+          <w:lang w:val="fr-CA"/>
+        </w:rPr>
+        <w:t xml:space="preserve"> avec prompt dynamique basé sur la distance </w:t>
+      </w:r>
+      <w:proofErr w:type="spellStart"/>
+      <w:r>
+        <w:rPr>
+          <w:lang w:val="fr-CA"/>
+        </w:rPr>
+        <w:t>TCP→objet</w:t>
+      </w:r>
+      <w:proofErr w:type="spellEnd"/>
+      <w:r>
+        <w:rPr>
+          <w:lang w:val="fr-CA"/>
+        </w:rPr>
+        <w:t>).</w:t>
       </w:r>
     </w:p>
     <w:p>
       <w:pPr>
-        <w:pStyle w:val="Titre2"/>
-      </w:pPr>
-      <w:r>
-        <w:t>V.2 Jour 11 — Calibration caméra → robot (T_tcp_cam)</w:t>
+        <w:rPr>
+          <w:lang w:val="fr-CA"/>
+        </w:rPr>
+      </w:pPr>
+      <w:r>
+        <w:rPr>
+          <w:lang w:val="fr-CA"/>
+        </w:rPr>
+        <w:t xml:space="preserve">Points critiques : (1) calibration main-œil absente = bug majeur ; (2) ajouter une limite de </w:t>
+      </w:r>
+      <w:proofErr w:type="spellStart"/>
+      <w:r>
+        <w:rPr>
+          <w:lang w:val="fr-CA"/>
+        </w:rPr>
+        <w:t>workspace</w:t>
+      </w:r>
+      <w:proofErr w:type="spellEnd"/>
+      <w:r>
+        <w:rPr>
+          <w:lang w:val="fr-CA"/>
+        </w:rPr>
+        <w:t xml:space="preserve"> côté UR ; (3) réintégrer DINO périodiquement dans la boucle pour corriger la dérive ; (4) préférer un prompt relatif (distance restante) aux coordonnées absolues.</w:t>
       </w:r>
     </w:p>
     <w:p>
-      <w:r>
-        <w:t>Le 29 mai 2026 (jour 11), le démonstrateur intègre la calibration main-œil (eye-in-hand) UR16e + Zivid. Cette section distingue la création du fichier de calibration (script autonome) de son utilisation à chaque exécution du pipeline OpenVLA.</w:t>
-      </w:r>
+      <w:pPr>
+        <w:pStyle w:val="Titre2"/>
+        <w:rPr>
+          <w:lang w:val="fr-CA"/>
+        </w:rPr>
+      </w:pPr>
+      <w:bookmarkStart w:id="28" w:name="_Toc230871981"/>
+      <w:r>
+        <w:rPr>
+          <w:lang w:val="fr-CA"/>
+        </w:rPr>
+        <w:t>V.2 Jour 11 — Calibration caméra → robot (</w:t>
+      </w:r>
+      <w:proofErr w:type="spellStart"/>
+      <w:r>
+        <w:rPr>
+          <w:lang w:val="fr-CA"/>
+        </w:rPr>
+        <w:t>T_tcp_cam</w:t>
+      </w:r>
+      <w:proofErr w:type="spellEnd"/>
+      <w:r>
+        <w:rPr>
+          <w:lang w:val="fr-CA"/>
+        </w:rPr>
+        <w:t>)</w:t>
+      </w:r>
+      <w:bookmarkEnd w:id="28"/>
     </w:p>
     <w:p>
       <w:pPr>
-        <w:pStyle w:val="Titre3"/>
-      </w:pPr>
-      <w:r>
-        <w:t>V.2.1 Le fichier T_tcp_cam.npy — traducteur entre caméra et robot</w:t>
+        <w:rPr>
+          <w:lang w:val="fr-CA"/>
+        </w:rPr>
+      </w:pPr>
+      <w:r>
+        <w:rPr>
+          <w:lang w:val="fr-CA"/>
+        </w:rPr>
+        <w:t>Le 29 mai 2026 (jour 11), le démonstrateur intègre la calibration main-œil (</w:t>
+      </w:r>
+      <w:proofErr w:type="spellStart"/>
+      <w:r>
+        <w:rPr>
+          <w:lang w:val="fr-CA"/>
+        </w:rPr>
+        <w:t>eye</w:t>
+      </w:r>
+      <w:proofErr w:type="spellEnd"/>
+      <w:r>
+        <w:rPr>
+          <w:lang w:val="fr-CA"/>
+        </w:rPr>
+        <w:t xml:space="preserve">-in-hand) UR16e + </w:t>
+      </w:r>
+      <w:proofErr w:type="spellStart"/>
+      <w:r>
+        <w:rPr>
+          <w:lang w:val="fr-CA"/>
+        </w:rPr>
+        <w:t>Zivid</w:t>
+      </w:r>
+      <w:proofErr w:type="spellEnd"/>
+      <w:r>
+        <w:rPr>
+          <w:lang w:val="fr-CA"/>
+        </w:rPr>
+        <w:t xml:space="preserve">. Cette section distingue la création du fichier de calibration (script autonome) de son utilisation à chaque exécution du pipeline </w:t>
+      </w:r>
+      <w:proofErr w:type="spellStart"/>
+      <w:r>
+        <w:rPr>
+          <w:lang w:val="fr-CA"/>
+        </w:rPr>
+        <w:t>OpenVLA</w:t>
+      </w:r>
+      <w:proofErr w:type="spellEnd"/>
+      <w:r>
+        <w:rPr>
+          <w:lang w:val="fr-CA"/>
+        </w:rPr>
+        <w:t>.</w:t>
       </w:r>
     </w:p>
     <w:p>
-      <w:r>
-        <w:t>La matrice homogène 4×4 T_tcp_cam relie le repère de la caméra Zivid (montée sur le TCP) au repère outil du robot. Sans ce fichier, les coordonnées 3D issues de Grounding DINO (repère caméra) ne peuvent pas être converties en positions fiables pour le UR16e.</w:t>
-      </w:r>
+      <w:pPr>
+        <w:pStyle w:val="Titre3"/>
+        <w:rPr>
+          <w:lang w:val="fr-CA"/>
+        </w:rPr>
+      </w:pPr>
+      <w:bookmarkStart w:id="29" w:name="_Toc230871982"/>
+      <w:r>
+        <w:rPr>
+          <w:lang w:val="fr-CA"/>
+        </w:rPr>
+        <w:t xml:space="preserve">V.2.1 Le fichier </w:t>
+      </w:r>
+      <w:proofErr w:type="spellStart"/>
+      <w:r>
+        <w:rPr>
+          <w:lang w:val="fr-CA"/>
+        </w:rPr>
+        <w:t>T_tcp_cam.npy</w:t>
+      </w:r>
+      <w:proofErr w:type="spellEnd"/>
+      <w:r>
+        <w:rPr>
+          <w:lang w:val="fr-CA"/>
+        </w:rPr>
+        <w:t xml:space="preserve"> — traducteur entre caméra et robot</w:t>
+      </w:r>
+      <w:bookmarkEnd w:id="29"/>
     </w:p>
     <w:p>
       <w:pPr>
-        <w:pStyle w:val="Listepuces"/>
-      </w:pPr>
-      <w:r>
-        <w:t>Caméra : « l’objet est à gauche et devant moi » (repère optique Zivid).</w:t>
+        <w:rPr>
+          <w:lang w:val="fr-CA"/>
+        </w:rPr>
+      </w:pPr>
+      <w:r>
+        <w:rPr>
+          <w:lang w:val="fr-CA"/>
+        </w:rPr>
+        <w:t xml:space="preserve">La matrice homogène 4×4 </w:t>
+      </w:r>
+      <w:proofErr w:type="spellStart"/>
+      <w:r>
+        <w:rPr>
+          <w:lang w:val="fr-CA"/>
+        </w:rPr>
+        <w:t>T_tcp_cam</w:t>
+      </w:r>
+      <w:proofErr w:type="spellEnd"/>
+      <w:r>
+        <w:rPr>
+          <w:lang w:val="fr-CA"/>
+        </w:rPr>
+        <w:t xml:space="preserve"> relie le repère de la caméra </w:t>
+      </w:r>
+      <w:proofErr w:type="spellStart"/>
+      <w:r>
+        <w:rPr>
+          <w:lang w:val="fr-CA"/>
+        </w:rPr>
+        <w:t>Zivid</w:t>
+      </w:r>
+      <w:proofErr w:type="spellEnd"/>
+      <w:r>
+        <w:rPr>
+          <w:lang w:val="fr-CA"/>
+        </w:rPr>
+        <w:t xml:space="preserve"> (montée sur le TCP) au repère outil du robot. Sans ce fichier, les coordonnées 3D issues de </w:t>
+      </w:r>
+      <w:proofErr w:type="spellStart"/>
+      <w:r>
+        <w:rPr>
+          <w:lang w:val="fr-CA"/>
+        </w:rPr>
+        <w:t>Grounding</w:t>
+      </w:r>
+      <w:proofErr w:type="spellEnd"/>
+      <w:r>
+        <w:rPr>
+          <w:lang w:val="fr-CA"/>
+        </w:rPr>
+        <w:t xml:space="preserve"> DINO (repère caméra) ne peuvent pas être converties en positions fiables pour le UR16e.</w:t>
       </w:r>
     </w:p>
     <w:p>
       <w:pPr>
         <w:pStyle w:val="Listepuces"/>
-      </w:pPr>
-      <w:r>
-        <w:t>Robot : « je me déplace dans la base UR » — il ne connaît pas la « gauche » de la caméra.</w:t>
+        <w:rPr>
+          <w:lang w:val="fr-CA"/>
+        </w:rPr>
+      </w:pPr>
+      <w:r>
+        <w:rPr>
+          <w:lang w:val="fr-CA"/>
+        </w:rPr>
+        <w:lastRenderedPageBreak/>
+        <w:t xml:space="preserve">Caméra : « l’objet est à gauche et devant moi » (repère optique </w:t>
+      </w:r>
+      <w:proofErr w:type="spellStart"/>
+      <w:r>
+        <w:rPr>
+          <w:lang w:val="fr-CA"/>
+        </w:rPr>
+        <w:t>Zivid</w:t>
+      </w:r>
+      <w:proofErr w:type="spellEnd"/>
+      <w:r>
+        <w:rPr>
+          <w:lang w:val="fr-CA"/>
+        </w:rPr>
+        <w:t>).</w:t>
       </w:r>
     </w:p>
     <w:p>
-      <w:r>
-        <w:t>Fichier produit : T_tcp_cam.npy (chemin CALIBRATION_FILE dans pipeline/config.py). Sauvegarde avec numpy : np.save(CALIBRATION_FILE, T_tcp_cam) après calibration réussie.</w:t>
+      <w:pPr>
+        <w:pStyle w:val="Listepuces"/>
+        <w:rPr>
+          <w:lang w:val="fr-CA"/>
+        </w:rPr>
+      </w:pPr>
+      <w:r>
+        <w:rPr>
+          <w:lang w:val="fr-CA"/>
+        </w:rPr>
+        <w:t>Robot : « je me déplace dans la base UR » — il ne connaît pas la « gauche » de la caméra.</w:t>
       </w:r>
     </w:p>
     <w:p>
       <w:pPr>
-        <w:pStyle w:val="Titre3"/>
-      </w:pPr>
-      <w:r>
-        <w:t>V.2.2 pipeline/calibrer_robot.py — script autonome (création du fichier)</w:t>
+        <w:rPr>
+          <w:lang w:val="fr-CA"/>
+        </w:rPr>
+      </w:pPr>
+      <w:r>
+        <w:rPr>
+          <w:lang w:val="fr-CA"/>
+        </w:rPr>
+        <w:t xml:space="preserve">Fichier produit : </w:t>
+      </w:r>
+      <w:proofErr w:type="spellStart"/>
+      <w:r>
+        <w:rPr>
+          <w:lang w:val="fr-CA"/>
+        </w:rPr>
+        <w:t>T_tcp_cam.npy</w:t>
+      </w:r>
+      <w:proofErr w:type="spellEnd"/>
+      <w:r>
+        <w:rPr>
+          <w:lang w:val="fr-CA"/>
+        </w:rPr>
+        <w:t xml:space="preserve"> (chemin CALIBRATION_FILE dans pipeline/config.py). Sauvegarde avec </w:t>
+      </w:r>
+      <w:proofErr w:type="spellStart"/>
+      <w:r>
+        <w:rPr>
+          <w:lang w:val="fr-CA"/>
+        </w:rPr>
+        <w:t>numpy</w:t>
+      </w:r>
+      <w:proofErr w:type="spellEnd"/>
+      <w:r>
+        <w:rPr>
+          <w:lang w:val="fr-CA"/>
+        </w:rPr>
+        <w:t xml:space="preserve"> : </w:t>
+      </w:r>
+      <w:proofErr w:type="spellStart"/>
+      <w:proofErr w:type="gramStart"/>
+      <w:r>
+        <w:rPr>
+          <w:lang w:val="fr-CA"/>
+        </w:rPr>
+        <w:t>np.save</w:t>
+      </w:r>
+      <w:proofErr w:type="spellEnd"/>
+      <w:proofErr w:type="gramEnd"/>
+      <w:r>
+        <w:rPr>
+          <w:lang w:val="fr-CA"/>
+        </w:rPr>
+        <w:t xml:space="preserve">(CALIBRATION_FILE, </w:t>
+      </w:r>
+      <w:proofErr w:type="spellStart"/>
+      <w:r>
+        <w:rPr>
+          <w:lang w:val="fr-CA"/>
+        </w:rPr>
+        <w:t>T_tcp_cam</w:t>
+      </w:r>
+      <w:proofErr w:type="spellEnd"/>
+      <w:r>
+        <w:rPr>
+          <w:lang w:val="fr-CA"/>
+        </w:rPr>
+        <w:t>) après calibration réussie.</w:t>
       </w:r>
     </w:p>
     <w:p>
-      <w:r>
-        <w:t>Ce script s’exécute seul, indépendamment de main_real.py et main_sim.py. Il sert uniquement à générer ou régénérer T_tcp_cam.npy avant les runs du pipeline.</w:t>
-      </w:r>
+      <w:pPr>
+        <w:pStyle w:val="Titre3"/>
+        <w:rPr>
+          <w:lang w:val="fr-CA"/>
+        </w:rPr>
+      </w:pPr>
+      <w:bookmarkStart w:id="30" w:name="_Toc230871983"/>
+      <w:r>
+        <w:rPr>
+          <w:lang w:val="fr-CA"/>
+        </w:rPr>
+        <w:t>V.2.2 pipeline/calibrer_robot.py — script autonome (création du fichier)</w:t>
+      </w:r>
+      <w:bookmarkEnd w:id="30"/>
     </w:p>
     <w:p>
       <w:pPr>
-        <w:pStyle w:val="Listepuces"/>
-      </w:pPr>
-      <w:r>
-        <w:t>Connexion Zivid (zivid.Application, connect_camera) et UR16e (RTDE).</w:t>
+        <w:rPr>
+          <w:lang w:val="fr-CA"/>
+        </w:rPr>
+      </w:pPr>
+      <w:r>
+        <w:rPr>
+          <w:lang w:val="fr-CA"/>
+        </w:rPr>
+        <w:t xml:space="preserve">Ce script s’exécute seul, indépendamment de main_real.py et main_sim.py. Il sert uniquement à générer ou régénérer </w:t>
+      </w:r>
+      <w:proofErr w:type="spellStart"/>
+      <w:r>
+        <w:rPr>
+          <w:lang w:val="fr-CA"/>
+        </w:rPr>
+        <w:t>T_tcp_cam.npy</w:t>
+      </w:r>
+      <w:proofErr w:type="spellEnd"/>
+      <w:r>
+        <w:rPr>
+          <w:lang w:val="fr-CA"/>
+        </w:rPr>
+        <w:t xml:space="preserve"> avant les runs du pipeline.</w:t>
       </w:r>
     </w:p>
     <w:p>
       <w:pPr>
         <w:pStyle w:val="Listepuces"/>
-      </w:pPr>
-      <w:r>
-        <w:t>Pour chaque pose de calibration : déplacement moveL, lecture TCP, capture Zivid (camera.capture()), détection de la mire damier noir et blanc via zivid.calibration.detect_feature_points(frame.point_cloud()).</w:t>
+        <w:rPr>
+          <w:lang w:val="fr-CA"/>
+        </w:rPr>
+      </w:pPr>
+      <w:r>
+        <w:rPr>
+          <w:lang w:val="fr-CA"/>
+        </w:rPr>
+        <w:t xml:space="preserve">Connexion </w:t>
+      </w:r>
+      <w:proofErr w:type="spellStart"/>
+      <w:r>
+        <w:rPr>
+          <w:lang w:val="fr-CA"/>
+        </w:rPr>
+        <w:t>Zivid</w:t>
+      </w:r>
+      <w:proofErr w:type="spellEnd"/>
+      <w:r>
+        <w:rPr>
+          <w:lang w:val="fr-CA"/>
+        </w:rPr>
+        <w:t xml:space="preserve"> (</w:t>
+      </w:r>
+      <w:proofErr w:type="spellStart"/>
+      <w:proofErr w:type="gramStart"/>
+      <w:r>
+        <w:rPr>
+          <w:lang w:val="fr-CA"/>
+        </w:rPr>
+        <w:t>zivid.Application</w:t>
+      </w:r>
+      <w:proofErr w:type="spellEnd"/>
+      <w:proofErr w:type="gramEnd"/>
+      <w:r>
+        <w:rPr>
+          <w:lang w:val="fr-CA"/>
+        </w:rPr>
+        <w:t xml:space="preserve">, </w:t>
+      </w:r>
+      <w:proofErr w:type="spellStart"/>
+      <w:r>
+        <w:rPr>
+          <w:lang w:val="fr-CA"/>
+        </w:rPr>
+        <w:t>connect_camera</w:t>
+      </w:r>
+      <w:proofErr w:type="spellEnd"/>
+      <w:r>
+        <w:rPr>
+          <w:lang w:val="fr-CA"/>
+        </w:rPr>
+        <w:t>) et UR16e (RTDE).</w:t>
       </w:r>
     </w:p>
     <w:p>
       <w:pPr>
         <w:pStyle w:val="Listepuces"/>
-      </w:pPr>
-      <w:r>
-        <w:t>Accumulation des échantillons HandEyeInput (pose robot + détection valide), puis zivid.calibration.calibrate_eye_in_hand(detection_results).</w:t>
+        <w:rPr>
+          <w:lang w:val="fr-CA"/>
+        </w:rPr>
+      </w:pPr>
+      <w:r>
+        <w:rPr>
+          <w:lang w:val="fr-CA"/>
+        </w:rPr>
+        <w:t xml:space="preserve">Pour chaque pose de calibration : déplacement </w:t>
+      </w:r>
+      <w:proofErr w:type="spellStart"/>
+      <w:r>
+        <w:rPr>
+          <w:lang w:val="fr-CA"/>
+        </w:rPr>
+        <w:t>moveL</w:t>
+      </w:r>
+      <w:proofErr w:type="spellEnd"/>
+      <w:r>
+        <w:rPr>
+          <w:lang w:val="fr-CA"/>
+        </w:rPr>
+        <w:t xml:space="preserve">, lecture TCP, capture </w:t>
+      </w:r>
+      <w:proofErr w:type="spellStart"/>
+      <w:r>
+        <w:rPr>
+          <w:lang w:val="fr-CA"/>
+        </w:rPr>
+        <w:t>Zivid</w:t>
+      </w:r>
+      <w:proofErr w:type="spellEnd"/>
+      <w:r>
+        <w:rPr>
+          <w:lang w:val="fr-CA"/>
+        </w:rPr>
+        <w:t xml:space="preserve"> (</w:t>
+      </w:r>
+      <w:proofErr w:type="spellStart"/>
+      <w:proofErr w:type="gramStart"/>
+      <w:r>
+        <w:rPr>
+          <w:lang w:val="fr-CA"/>
+        </w:rPr>
+        <w:t>camera.capture</w:t>
+      </w:r>
+      <w:proofErr w:type="spellEnd"/>
+      <w:proofErr w:type="gramEnd"/>
+      <w:r>
+        <w:rPr>
+          <w:lang w:val="fr-CA"/>
+        </w:rPr>
+        <w:t xml:space="preserve">()), détection de la mire damier noir et blanc via </w:t>
+      </w:r>
+      <w:proofErr w:type="spellStart"/>
+      <w:proofErr w:type="gramStart"/>
+      <w:r>
+        <w:rPr>
+          <w:lang w:val="fr-CA"/>
+        </w:rPr>
+        <w:t>zivid.calibration</w:t>
+      </w:r>
+      <w:proofErr w:type="gramEnd"/>
+      <w:r>
+        <w:rPr>
+          <w:lang w:val="fr-CA"/>
+        </w:rPr>
+        <w:t>.detect_feature_points</w:t>
+      </w:r>
+      <w:proofErr w:type="spellEnd"/>
+      <w:r>
+        <w:rPr>
+          <w:lang w:val="fr-CA"/>
+        </w:rPr>
+        <w:t>(</w:t>
+      </w:r>
+      <w:proofErr w:type="spellStart"/>
+      <w:proofErr w:type="gramStart"/>
+      <w:r>
+        <w:rPr>
+          <w:lang w:val="fr-CA"/>
+        </w:rPr>
+        <w:t>frame.point</w:t>
+      </w:r>
+      <w:proofErr w:type="gramEnd"/>
+      <w:r>
+        <w:rPr>
+          <w:lang w:val="fr-CA"/>
+        </w:rPr>
+        <w:t>_</w:t>
+      </w:r>
+      <w:proofErr w:type="gramStart"/>
+      <w:r>
+        <w:rPr>
+          <w:lang w:val="fr-CA"/>
+        </w:rPr>
+        <w:t>cloud</w:t>
+      </w:r>
+      <w:proofErr w:type="spellEnd"/>
+      <w:r>
+        <w:rPr>
+          <w:lang w:val="fr-CA"/>
+        </w:rPr>
+        <w:t>(</w:t>
+      </w:r>
+      <w:proofErr w:type="gramEnd"/>
+      <w:r>
+        <w:rPr>
+          <w:lang w:val="fr-CA"/>
+        </w:rPr>
+        <w:t>)).</w:t>
       </w:r>
     </w:p>
     <w:p>
@@ -3673,115 +7592,682 @@
         <w:pStyle w:val="Listepuces"/>
       </w:pPr>
       <w:r>
-        <w:t>Si result.valid() : extraction de T_tcp_cam = result.transform() et np.save vers T_tcp_cam.npy.</w:t>
+        <w:t xml:space="preserve">Accumulation des </w:t>
+      </w:r>
+      <w:proofErr w:type="spellStart"/>
+      <w:r>
+        <w:t>échantillons</w:t>
+      </w:r>
+      <w:proofErr w:type="spellEnd"/>
+      <w:r>
+        <w:t xml:space="preserve"> </w:t>
+      </w:r>
+      <w:proofErr w:type="spellStart"/>
+      <w:r>
+        <w:t>HandEyeInput</w:t>
+      </w:r>
+      <w:proofErr w:type="spellEnd"/>
+      <w:r>
+        <w:t xml:space="preserve"> (pose robot + détection valide), puis </w:t>
+      </w:r>
+      <w:proofErr w:type="gramStart"/>
+      <w:r>
+        <w:t>zivid.calibration</w:t>
+      </w:r>
+      <w:proofErr w:type="gramEnd"/>
+      <w:r>
+        <w:t>.calibrate_eye_in_hand(detection_results).</w:t>
       </w:r>
     </w:p>
     <w:p>
-      <w:r>
-        <w:t>Lancement typique (depuis la racine du projet, environnement Zivid + RTDE) : python -m pipeline.calibrer_robot</w:t>
+      <w:pPr>
+        <w:pStyle w:val="Listepuces"/>
+        <w:rPr>
+          <w:lang w:val="fr-CA"/>
+        </w:rPr>
+      </w:pPr>
+      <w:r>
+        <w:rPr>
+          <w:lang w:val="fr-CA"/>
+        </w:rPr>
+        <w:t xml:space="preserve">Si </w:t>
+      </w:r>
+      <w:proofErr w:type="spellStart"/>
+      <w:proofErr w:type="gramStart"/>
+      <w:r>
+        <w:rPr>
+          <w:lang w:val="fr-CA"/>
+        </w:rPr>
+        <w:t>result.valid</w:t>
+      </w:r>
+      <w:proofErr w:type="spellEnd"/>
+      <w:proofErr w:type="gramEnd"/>
+      <w:r>
+        <w:rPr>
+          <w:lang w:val="fr-CA"/>
+        </w:rPr>
+        <w:t xml:space="preserve">() : extraction de </w:t>
+      </w:r>
+      <w:proofErr w:type="spellStart"/>
+      <w:r>
+        <w:rPr>
+          <w:lang w:val="fr-CA"/>
+        </w:rPr>
+        <w:t>T_tcp_cam</w:t>
+      </w:r>
+      <w:proofErr w:type="spellEnd"/>
+      <w:r>
+        <w:rPr>
+          <w:lang w:val="fr-CA"/>
+        </w:rPr>
+        <w:t xml:space="preserve"> = </w:t>
+      </w:r>
+      <w:proofErr w:type="spellStart"/>
+      <w:proofErr w:type="gramStart"/>
+      <w:r>
+        <w:rPr>
+          <w:lang w:val="fr-CA"/>
+        </w:rPr>
+        <w:t>result.transform</w:t>
+      </w:r>
+      <w:proofErr w:type="spellEnd"/>
+      <w:proofErr w:type="gramEnd"/>
+      <w:r>
+        <w:rPr>
+          <w:lang w:val="fr-CA"/>
+        </w:rPr>
+        <w:t xml:space="preserve">() et </w:t>
+      </w:r>
+      <w:proofErr w:type="spellStart"/>
+      <w:proofErr w:type="gramStart"/>
+      <w:r>
+        <w:rPr>
+          <w:lang w:val="fr-CA"/>
+        </w:rPr>
+        <w:t>np.save</w:t>
+      </w:r>
+      <w:proofErr w:type="spellEnd"/>
+      <w:proofErr w:type="gramEnd"/>
+      <w:r>
+        <w:rPr>
+          <w:lang w:val="fr-CA"/>
+        </w:rPr>
+        <w:t xml:space="preserve"> vers </w:t>
+      </w:r>
+      <w:proofErr w:type="spellStart"/>
+      <w:r>
+        <w:rPr>
+          <w:lang w:val="fr-CA"/>
+        </w:rPr>
+        <w:t>T_tcp_cam.npy</w:t>
+      </w:r>
+      <w:proofErr w:type="spellEnd"/>
+      <w:r>
+        <w:rPr>
+          <w:lang w:val="fr-CA"/>
+        </w:rPr>
+        <w:t>.</w:t>
       </w:r>
     </w:p>
     <w:p>
       <w:pPr>
-        <w:pStyle w:val="Titre3"/>
-      </w:pPr>
-      <w:r>
-        <w:t>V.2.3 pipeline/calibration.py — utilisé à chaque run OpenVLA</w:t>
-      </w:r>
+        <w:rPr>
+          <w:lang w:val="fr-CA"/>
+        </w:rPr>
+      </w:pPr>
+      <w:r>
+        <w:rPr>
+          <w:lang w:val="fr-CA"/>
+        </w:rPr>
+        <w:t xml:space="preserve">Lancement typique (depuis la racine du projet, environnement </w:t>
+      </w:r>
+      <w:proofErr w:type="spellStart"/>
+      <w:r>
+        <w:rPr>
+          <w:lang w:val="fr-CA"/>
+        </w:rPr>
+        <w:t>Zivid</w:t>
+      </w:r>
+      <w:proofErr w:type="spellEnd"/>
+      <w:r>
+        <w:rPr>
+          <w:lang w:val="fr-CA"/>
+        </w:rPr>
+        <w:t xml:space="preserve"> + RTDE) : python -m </w:t>
+      </w:r>
+      <w:proofErr w:type="spellStart"/>
+      <w:proofErr w:type="gramStart"/>
+      <w:r>
+        <w:rPr>
+          <w:lang w:val="fr-CA"/>
+        </w:rPr>
+        <w:t>pipeline.calibrer</w:t>
+      </w:r>
+      <w:proofErr w:type="gramEnd"/>
+      <w:r>
+        <w:rPr>
+          <w:lang w:val="fr-CA"/>
+        </w:rPr>
+        <w:t>_robot</w:t>
+      </w:r>
+      <w:proofErr w:type="spellEnd"/>
     </w:p>
     <w:p>
-      <w:r>
-        <w:t>À chaque exécution du pipeline (main_real.py, boucle adaptative), calibration.py charge T_tcp_cam.npy via load_calibration() et convertit les coordonnées caméra → base robot avec cam_to_robot(xyz_cam_m, tcp_pose, T_tcp_cam) lors des déplacements guidés par OpenVLA.</w:t>
-      </w:r>
+      <w:pPr>
+        <w:pStyle w:val="Titre3"/>
+        <w:rPr>
+          <w:lang w:val="fr-CA"/>
+        </w:rPr>
+      </w:pPr>
+      <w:bookmarkStart w:id="31" w:name="_Toc230871984"/>
+      <w:r>
+        <w:rPr>
+          <w:lang w:val="fr-CA"/>
+        </w:rPr>
+        <w:t xml:space="preserve">V.2.3 pipeline/calibration.py — utilisé à chaque run </w:t>
+      </w:r>
+      <w:proofErr w:type="spellStart"/>
+      <w:r>
+        <w:rPr>
+          <w:lang w:val="fr-CA"/>
+        </w:rPr>
+        <w:t>OpenVLA</w:t>
+      </w:r>
+      <w:bookmarkEnd w:id="31"/>
+      <w:proofErr w:type="spellEnd"/>
     </w:p>
     <w:p>
       <w:pPr>
-        <w:pStyle w:val="Listepuces"/>
-      </w:pPr>
-      <w:r>
-        <w:t>load_calibration() : np.load si le fichier existe ; sinon matrice identité (mode non calibré).</w:t>
+        <w:rPr>
+          <w:lang w:val="fr-CA"/>
+        </w:rPr>
+      </w:pPr>
+      <w:r>
+        <w:rPr>
+          <w:lang w:val="fr-CA"/>
+        </w:rPr>
+        <w:t xml:space="preserve">À chaque exécution du pipeline (main_real.py, boucle adaptative), calibration.py charge </w:t>
+      </w:r>
+      <w:proofErr w:type="spellStart"/>
+      <w:r>
+        <w:rPr>
+          <w:lang w:val="fr-CA"/>
+        </w:rPr>
+        <w:t>T_tcp_cam.npy</w:t>
+      </w:r>
+      <w:proofErr w:type="spellEnd"/>
+      <w:r>
+        <w:rPr>
+          <w:lang w:val="fr-CA"/>
+        </w:rPr>
+        <w:t xml:space="preserve"> via </w:t>
+      </w:r>
+      <w:proofErr w:type="spellStart"/>
+      <w:r>
+        <w:rPr>
+          <w:lang w:val="fr-CA"/>
+        </w:rPr>
+        <w:t>load_</w:t>
+      </w:r>
+      <w:proofErr w:type="gramStart"/>
+      <w:r>
+        <w:rPr>
+          <w:lang w:val="fr-CA"/>
+        </w:rPr>
+        <w:t>calibration</w:t>
+      </w:r>
+      <w:proofErr w:type="spellEnd"/>
+      <w:r>
+        <w:rPr>
+          <w:lang w:val="fr-CA"/>
+        </w:rPr>
+        <w:t>(</w:t>
+      </w:r>
+      <w:proofErr w:type="gramEnd"/>
+      <w:r>
+        <w:rPr>
+          <w:lang w:val="fr-CA"/>
+        </w:rPr>
+        <w:t xml:space="preserve">) et convertit les coordonnées caméra → base robot avec </w:t>
+      </w:r>
+      <w:proofErr w:type="spellStart"/>
+      <w:r>
+        <w:rPr>
+          <w:lang w:val="fr-CA"/>
+        </w:rPr>
+        <w:t>cam_to_</w:t>
+      </w:r>
+      <w:proofErr w:type="gramStart"/>
+      <w:r>
+        <w:rPr>
+          <w:lang w:val="fr-CA"/>
+        </w:rPr>
+        <w:t>robot</w:t>
+      </w:r>
+      <w:proofErr w:type="spellEnd"/>
+      <w:r>
+        <w:rPr>
+          <w:lang w:val="fr-CA"/>
+        </w:rPr>
+        <w:t>(</w:t>
+      </w:r>
+      <w:proofErr w:type="spellStart"/>
+      <w:proofErr w:type="gramEnd"/>
+      <w:r>
+        <w:rPr>
+          <w:lang w:val="fr-CA"/>
+        </w:rPr>
+        <w:t>xyz_cam_m</w:t>
+      </w:r>
+      <w:proofErr w:type="spellEnd"/>
+      <w:r>
+        <w:rPr>
+          <w:lang w:val="fr-CA"/>
+        </w:rPr>
+        <w:t xml:space="preserve">, </w:t>
+      </w:r>
+      <w:proofErr w:type="spellStart"/>
+      <w:r>
+        <w:rPr>
+          <w:lang w:val="fr-CA"/>
+        </w:rPr>
+        <w:t>tcp_pose</w:t>
+      </w:r>
+      <w:proofErr w:type="spellEnd"/>
+      <w:r>
+        <w:rPr>
+          <w:lang w:val="fr-CA"/>
+        </w:rPr>
+        <w:t xml:space="preserve">, </w:t>
+      </w:r>
+      <w:proofErr w:type="spellStart"/>
+      <w:r>
+        <w:rPr>
+          <w:lang w:val="fr-CA"/>
+        </w:rPr>
+        <w:t>T_tcp_cam</w:t>
+      </w:r>
+      <w:proofErr w:type="spellEnd"/>
+      <w:r>
+        <w:rPr>
+          <w:lang w:val="fr-CA"/>
+        </w:rPr>
+        <w:t xml:space="preserve">) lors des déplacements guidés par </w:t>
+      </w:r>
+      <w:proofErr w:type="spellStart"/>
+      <w:r>
+        <w:rPr>
+          <w:lang w:val="fr-CA"/>
+        </w:rPr>
+        <w:t>OpenVLA</w:t>
+      </w:r>
+      <w:proofErr w:type="spellEnd"/>
+      <w:r>
+        <w:rPr>
+          <w:lang w:val="fr-CA"/>
+        </w:rPr>
+        <w:t>.</w:t>
       </w:r>
     </w:p>
     <w:p>
       <w:pPr>
         <w:pStyle w:val="Listepuces"/>
-      </w:pPr>
-      <w:r>
-        <w:t>cam_to_robot() : chaîne T_base_tcp @ T_tcp_cam @ P_cam pour placer l’objet détecté dans la base UR.</w:t>
+        <w:rPr>
+          <w:lang w:val="fr-CA"/>
+        </w:rPr>
+      </w:pPr>
+      <w:proofErr w:type="spellStart"/>
+      <w:proofErr w:type="gramStart"/>
+      <w:r>
+        <w:rPr>
+          <w:lang w:val="fr-CA"/>
+        </w:rPr>
+        <w:t>load</w:t>
+      </w:r>
+      <w:proofErr w:type="gramEnd"/>
+      <w:r>
+        <w:rPr>
+          <w:lang w:val="fr-CA"/>
+        </w:rPr>
+        <w:t>_</w:t>
+      </w:r>
+      <w:proofErr w:type="gramStart"/>
+      <w:r>
+        <w:rPr>
+          <w:lang w:val="fr-CA"/>
+        </w:rPr>
+        <w:t>calibration</w:t>
+      </w:r>
+      <w:proofErr w:type="spellEnd"/>
+      <w:r>
+        <w:rPr>
+          <w:lang w:val="fr-CA"/>
+        </w:rPr>
+        <w:t>(</w:t>
+      </w:r>
+      <w:proofErr w:type="gramEnd"/>
+      <w:r>
+        <w:rPr>
+          <w:lang w:val="fr-CA"/>
+        </w:rPr>
+        <w:t xml:space="preserve">) : </w:t>
+      </w:r>
+      <w:proofErr w:type="spellStart"/>
+      <w:proofErr w:type="gramStart"/>
+      <w:r>
+        <w:rPr>
+          <w:lang w:val="fr-CA"/>
+        </w:rPr>
+        <w:t>np.load</w:t>
+      </w:r>
+      <w:proofErr w:type="spellEnd"/>
+      <w:proofErr w:type="gramEnd"/>
+      <w:r>
+        <w:rPr>
+          <w:lang w:val="fr-CA"/>
+        </w:rPr>
+        <w:t xml:space="preserve"> si le fichier existe ; sinon matrice identité (mode non calibré).</w:t>
       </w:r>
     </w:p>
     <w:p>
       <w:pPr>
         <w:pStyle w:val="Listepuces"/>
-      </w:pPr>
-      <w:r>
-        <w:t>compute_distance_tcp_to_object() : distance restante TCP → objet (critère d’arrêt / prompt adaptatif).</w:t>
+        <w:rPr>
+          <w:lang w:val="fr-CA"/>
+        </w:rPr>
+      </w:pPr>
+      <w:proofErr w:type="spellStart"/>
+      <w:proofErr w:type="gramStart"/>
+      <w:r>
+        <w:rPr>
+          <w:lang w:val="fr-CA"/>
+        </w:rPr>
+        <w:t>cam</w:t>
+      </w:r>
+      <w:proofErr w:type="gramEnd"/>
+      <w:r>
+        <w:rPr>
+          <w:lang w:val="fr-CA"/>
+        </w:rPr>
+        <w:t>_to_</w:t>
+      </w:r>
+      <w:proofErr w:type="gramStart"/>
+      <w:r>
+        <w:rPr>
+          <w:lang w:val="fr-CA"/>
+        </w:rPr>
+        <w:t>robot</w:t>
+      </w:r>
+      <w:proofErr w:type="spellEnd"/>
+      <w:r>
+        <w:rPr>
+          <w:lang w:val="fr-CA"/>
+        </w:rPr>
+        <w:t>(</w:t>
+      </w:r>
+      <w:proofErr w:type="gramEnd"/>
+      <w:r>
+        <w:rPr>
+          <w:lang w:val="fr-CA"/>
+        </w:rPr>
+        <w:t xml:space="preserve">) : chaîne </w:t>
+      </w:r>
+      <w:proofErr w:type="spellStart"/>
+      <w:r>
+        <w:rPr>
+          <w:lang w:val="fr-CA"/>
+        </w:rPr>
+        <w:t>T_base_tcp</w:t>
+      </w:r>
+      <w:proofErr w:type="spellEnd"/>
+      <w:r>
+        <w:rPr>
+          <w:lang w:val="fr-CA"/>
+        </w:rPr>
+        <w:t xml:space="preserve"> @ </w:t>
+      </w:r>
+      <w:proofErr w:type="spellStart"/>
+      <w:r>
+        <w:rPr>
+          <w:lang w:val="fr-CA"/>
+        </w:rPr>
+        <w:t>T_tcp_cam</w:t>
+      </w:r>
+      <w:proofErr w:type="spellEnd"/>
+      <w:r>
+        <w:rPr>
+          <w:lang w:val="fr-CA"/>
+        </w:rPr>
+        <w:t xml:space="preserve"> @ </w:t>
+      </w:r>
+      <w:proofErr w:type="spellStart"/>
+      <w:r>
+        <w:rPr>
+          <w:lang w:val="fr-CA"/>
+        </w:rPr>
+        <w:t>P_cam</w:t>
+      </w:r>
+      <w:proofErr w:type="spellEnd"/>
+      <w:r>
+        <w:rPr>
+          <w:lang w:val="fr-CA"/>
+        </w:rPr>
+        <w:t xml:space="preserve"> pour placer l’objet détecté dans la base UR.</w:t>
       </w:r>
     </w:p>
     <w:p>
-      <w:r>
-        <w:t>Distinction essentielle : calibrer_robot.py crée le fichier une fois (ou après déplacement de la caméra) ; calibration.py réutilise ce fichier à chaque cycle perception → OpenVLA → RTDE.</w:t>
+      <w:pPr>
+        <w:pStyle w:val="Listepuces"/>
+        <w:rPr>
+          <w:lang w:val="fr-CA"/>
+        </w:rPr>
+      </w:pPr>
+      <w:proofErr w:type="spellStart"/>
+      <w:proofErr w:type="gramStart"/>
+      <w:r>
+        <w:rPr>
+          <w:lang w:val="fr-CA"/>
+        </w:rPr>
+        <w:t>compute</w:t>
+      </w:r>
+      <w:proofErr w:type="gramEnd"/>
+      <w:r>
+        <w:rPr>
+          <w:lang w:val="fr-CA"/>
+        </w:rPr>
+        <w:t>_distance_tcp_to_</w:t>
+      </w:r>
+      <w:proofErr w:type="gramStart"/>
+      <w:r>
+        <w:rPr>
+          <w:lang w:val="fr-CA"/>
+        </w:rPr>
+        <w:t>object</w:t>
+      </w:r>
+      <w:proofErr w:type="spellEnd"/>
+      <w:r>
+        <w:rPr>
+          <w:lang w:val="fr-CA"/>
+        </w:rPr>
+        <w:t>(</w:t>
+      </w:r>
+      <w:proofErr w:type="gramEnd"/>
+      <w:r>
+        <w:rPr>
+          <w:lang w:val="fr-CA"/>
+        </w:rPr>
+        <w:t>) : distance restante TCP → objet (critère d’arrêt / prompt adaptatif).</w:t>
       </w:r>
     </w:p>
     <w:p>
       <w:pPr>
-        <w:pStyle w:val="Titre3"/>
-      </w:pPr>
-      <w:r>
-        <w:t>V.2.4 Les 3 règles d’or pour les poses de calibration</w:t>
+        <w:rPr>
+          <w:lang w:val="fr-CA"/>
+        </w:rPr>
+      </w:pPr>
+      <w:r>
+        <w:rPr>
+          <w:lang w:val="fr-CA"/>
+        </w:rPr>
+        <w:t xml:space="preserve">Distinction essentielle : calibrer_robot.py crée le fichier une fois (ou après déplacement de la caméra) ; calibration.py réutilise ce fichier à chaque cycle perception → </w:t>
+      </w:r>
+      <w:proofErr w:type="spellStart"/>
+      <w:r>
+        <w:rPr>
+          <w:lang w:val="fr-CA"/>
+        </w:rPr>
+        <w:t>OpenVLA</w:t>
+      </w:r>
+      <w:proofErr w:type="spellEnd"/>
+      <w:r>
+        <w:rPr>
+          <w:lang w:val="fr-CA"/>
+        </w:rPr>
+        <w:t xml:space="preserve"> → RTDE.</w:t>
       </w:r>
     </w:p>
     <w:p>
       <w:pPr>
-        <w:pStyle w:val="Listepuces"/>
-      </w:pPr>
-      <w:r>
-        <w:t>Varier l’inclinaison : ne pas rester toujours à la verticale (RX=0, RY=3.14) ; incliner ±15° à ±25°.</w:t>
-      </w:r>
+        <w:pStyle w:val="Titre3"/>
+        <w:rPr>
+          <w:lang w:val="fr-CA"/>
+        </w:rPr>
+      </w:pPr>
+      <w:bookmarkStart w:id="32" w:name="_Toc230871985"/>
+      <w:r>
+        <w:rPr>
+          <w:lang w:val="fr-CA"/>
+        </w:rPr>
+        <w:t>V.2.4 Les 3 règles d’or pour les poses de calibration</w:t>
+      </w:r>
+      <w:bookmarkEnd w:id="32"/>
     </w:p>
     <w:p>
       <w:pPr>
         <w:pStyle w:val="Listepuces"/>
-      </w:pPr>
-      <w:r>
-        <w:t>Varier la hauteur Z : captures à environ 40 cm, 50 cm et 60 cm de la mire.</w:t>
+        <w:rPr>
+          <w:lang w:val="fr-CA"/>
+        </w:rPr>
+      </w:pPr>
+      <w:r>
+        <w:rPr>
+          <w:lang w:val="fr-CA"/>
+        </w:rPr>
+        <w:t>Varier l’inclinaison : ne pas rester toujours à la verticale (RX=0, RY=3.14) ; incliner ±15° à ±25°.</w:t>
       </w:r>
     </w:p>
     <w:p>
       <w:pPr>
         <w:pStyle w:val="Listepuces"/>
-      </w:pPr>
-      <w:r>
-        <w:t>Rotation RZ : faire tourner l’outil sur lui-même pour enrichir les échantillons hand-eye.</w:t>
+        <w:rPr>
+          <w:lang w:val="fr-CA"/>
+        </w:rPr>
+      </w:pPr>
+      <w:r>
+        <w:rPr>
+          <w:lang w:val="fr-CA"/>
+        </w:rPr>
+        <w:t>Varier la hauteur Z : captures à environ 40 cm, 50 cm et 60 cm de la mire.</w:t>
       </w:r>
     </w:p>
     <w:p>
       <w:pPr>
-        <w:pStyle w:val="Titre3"/>
-      </w:pPr>
-      <w:r>
-        <w:t>V.2.5 Rapport hebdomadaire et livrables jour 11</w:t>
+        <w:pStyle w:val="Listepuces"/>
+        <w:rPr>
+          <w:lang w:val="fr-CA"/>
+        </w:rPr>
+      </w:pPr>
+      <w:r>
+        <w:rPr>
+          <w:lang w:val="fr-CA"/>
+        </w:rPr>
+        <w:t>Rotation RZ : faire tourner l’outil sur lui-même pour enrichir les échantillons hand-</w:t>
+      </w:r>
+      <w:proofErr w:type="spellStart"/>
+      <w:r>
+        <w:rPr>
+          <w:lang w:val="fr-CA"/>
+        </w:rPr>
+        <w:t>eye</w:t>
+      </w:r>
+      <w:proofErr w:type="spellEnd"/>
+      <w:r>
+        <w:rPr>
+          <w:lang w:val="fr-CA"/>
+        </w:rPr>
+        <w:t>.</w:t>
       </w:r>
     </w:p>
     <w:p>
-      <w:r>
-        <w:t>Rapport détaillé : OpenVLA_day11_rapport_hebdomadaire.docx. Dossier rapports_hebdomadaires/ pour les synthèses de fin de semaine.</w:t>
-      </w:r>
+      <w:pPr>
+        <w:pStyle w:val="Titre3"/>
+        <w:rPr>
+          <w:lang w:val="fr-CA"/>
+        </w:rPr>
+      </w:pPr>
+      <w:bookmarkStart w:id="33" w:name="_Toc230871986"/>
+      <w:r>
+        <w:rPr>
+          <w:lang w:val="fr-CA"/>
+        </w:rPr>
+        <w:lastRenderedPageBreak/>
+        <w:t>V.2.5 Rapport hebdomadaire et livrables jour 11</w:t>
+      </w:r>
+      <w:bookmarkEnd w:id="33"/>
     </w:p>
     <w:p>
       <w:pPr>
-        <w:pStyle w:val="Listepuces"/>
-      </w:pPr>
-      <w:r>
-        <w:t>Semaine 26–29 mai : boucle continue (jour 08), interprétation logs (jour 09), refactoring pipeline (jour 10).</w:t>
+        <w:rPr>
+          <w:lang w:val="fr-CA"/>
+        </w:rPr>
+      </w:pPr>
+      <w:r>
+        <w:rPr>
+          <w:lang w:val="fr-CA"/>
+        </w:rPr>
+        <w:t xml:space="preserve">Rapport détaillé : OpenVLA_day11_rapport_hebdomadaire.docx. Dossier </w:t>
+      </w:r>
+      <w:proofErr w:type="spellStart"/>
+      <w:r>
+        <w:rPr>
+          <w:lang w:val="fr-CA"/>
+        </w:rPr>
+        <w:t>rapports_hebdomadaires</w:t>
+      </w:r>
+      <w:proofErr w:type="spellEnd"/>
+      <w:r>
+        <w:rPr>
+          <w:lang w:val="fr-CA"/>
+        </w:rPr>
+        <w:t>/ pour les synthèses de fin de semaine.</w:t>
       </w:r>
     </w:p>
     <w:p>
       <w:pPr>
         <w:pStyle w:val="Listepuces"/>
-      </w:pPr>
-      <w:r>
-        <w:t>Correction DINO : mapping pixel image → résolution point cloud Zivid (scale_u, scale_v).</w:t>
+        <w:rPr>
+          <w:lang w:val="fr-CA"/>
+        </w:rPr>
+      </w:pPr>
+      <w:r>
+        <w:rPr>
+          <w:lang w:val="fr-CA"/>
+        </w:rPr>
+        <w:t xml:space="preserve">Semaine 26–29 mai : boucle continue (jour 08), interprétation logs (jour 09), </w:t>
+      </w:r>
+      <w:proofErr w:type="spellStart"/>
+      <w:r>
+        <w:rPr>
+          <w:lang w:val="fr-CA"/>
+        </w:rPr>
+        <w:t>refactoring</w:t>
+      </w:r>
+      <w:proofErr w:type="spellEnd"/>
+      <w:r>
+        <w:rPr>
+          <w:lang w:val="fr-CA"/>
+        </w:rPr>
+        <w:t xml:space="preserve"> pipeline (jour 10).</w:t>
       </w:r>
     </w:p>
     <w:p>
@@ -3789,22 +8275,74 @@
         <w:pStyle w:val="Listepuces"/>
       </w:pPr>
       <w:r>
-        <w:t>Objectif semaine suivante : valider T_tcp_cam.npy en réel et tester main_real.py avec workspace.</w:t>
+        <w:t xml:space="preserve">Correction </w:t>
+      </w:r>
+      <w:proofErr w:type="gramStart"/>
+      <w:r>
+        <w:t>DINO :</w:t>
+      </w:r>
+      <w:proofErr w:type="gramEnd"/>
+      <w:r>
+        <w:t xml:space="preserve"> mapping pixel image → résolution point cloud Zivid (scale_u, scale_v).</w:t>
       </w:r>
     </w:p>
     <w:p>
       <w:pPr>
-        <w:pStyle w:val="Titre2"/>
-      </w:pPr>
-      <w:r>
-        <w:t>IV.3 Jour 09 — Interprétation des résultats de la boucle continue</w:t>
+        <w:pStyle w:val="Listepuces"/>
+        <w:rPr>
+          <w:lang w:val="fr-CA"/>
+        </w:rPr>
+      </w:pPr>
+      <w:r>
+        <w:rPr>
+          <w:lang w:val="fr-CA"/>
+        </w:rPr>
+        <w:t xml:space="preserve">Objectif semaine suivante : valider </w:t>
+      </w:r>
+      <w:proofErr w:type="spellStart"/>
+      <w:r>
+        <w:rPr>
+          <w:lang w:val="fr-CA"/>
+        </w:rPr>
+        <w:t>T_tcp_cam.npy</w:t>
+      </w:r>
+      <w:proofErr w:type="spellEnd"/>
+      <w:r>
+        <w:rPr>
+          <w:lang w:val="fr-CA"/>
+        </w:rPr>
+        <w:t xml:space="preserve"> en réel et tester main_real.py avec </w:t>
+      </w:r>
+      <w:proofErr w:type="spellStart"/>
+      <w:r>
+        <w:rPr>
+          <w:lang w:val="fr-CA"/>
+        </w:rPr>
+        <w:t>workspace</w:t>
+      </w:r>
+      <w:proofErr w:type="spellEnd"/>
+      <w:r>
+        <w:rPr>
+          <w:lang w:val="fr-CA"/>
+        </w:rPr>
+        <w:t>.</w:t>
       </w:r>
     </w:p>
     <w:p>
-      <w:pPr/>
-      <w:r>
-        <w:t>Scripts : demo_adaptatif_openvla_print_value.py, demo_adaptatif_openvla.py. Metrics recommandées : distance euclidienne, itérations jusqu'à convergence, évolution Z.</w:t>
-      </w:r>
+      <w:pPr>
+        <w:pStyle w:val="Titre2"/>
+        <w:rPr>
+          <w:lang w:val="fr-CA"/>
+        </w:rPr>
+      </w:pPr>
+      <w:bookmarkStart w:id="34" w:name="_Toc230871987"/>
+      <w:r>
+        <w:rPr>
+          <w:lang w:val="fr-CA"/>
+        </w:rPr>
+        <w:t>IV.3 Jour 09 — Interprétation des résultats de la boucle continue</w:t>
+      </w:r>
+      <w:bookmarkEnd w:id="34"/>
     </w:p>
     <w:p>
       <w:pPr>
@@ -3816,49 +8354,21 @@
         <w:rPr>
           <w:lang w:val="fr-CA"/>
         </w:rPr>
-        <w:t xml:space="preserve">Clarification essentielle pour le démonstrateur CCNB-INNOV : </w:t>
-      </w:r>
-      <w:proofErr w:type="spellStart"/>
-      <w:r>
-        <w:rPr>
-          <w:lang w:val="fr-CA"/>
-        </w:rPr>
-        <w:t>OpenVLA</w:t>
-      </w:r>
-      <w:proofErr w:type="spellEnd"/>
-      <w:r>
-        <w:rPr>
-          <w:lang w:val="fr-CA"/>
-        </w:rPr>
-        <w:t xml:space="preserve"> reçoit une image RGB 224×224 </w:t>
-      </w:r>
-      <w:proofErr w:type="gramStart"/>
-      <w:r>
-        <w:rPr>
-          <w:lang w:val="fr-CA"/>
-        </w:rPr>
-        <w:t>issue</w:t>
-      </w:r>
-      <w:proofErr w:type="gramEnd"/>
-      <w:r>
-        <w:rPr>
-          <w:lang w:val="fr-CA"/>
-        </w:rPr>
-        <w:t xml:space="preserve"> de la </w:t>
-      </w:r>
-      <w:proofErr w:type="spellStart"/>
-      <w:r>
-        <w:rPr>
-          <w:lang w:val="fr-CA"/>
-        </w:rPr>
-        <w:t>Zivid</w:t>
-      </w:r>
-      <w:proofErr w:type="spellEnd"/>
-      <w:r>
-        <w:rPr>
-          <w:lang w:val="fr-CA"/>
-        </w:rPr>
-        <w:t xml:space="preserve"> et une consigne en langage naturel (prompt VLA). Il ne reçoit pas l'état articulaire ni la pose TCP du UR en entrée du réseau.</w:t>
+        <w:t xml:space="preserve">Scripts : demo_adaptatif_openvla_print_value.py, demo_adaptatif_openvla.py. </w:t>
+      </w:r>
+      <w:proofErr w:type="spellStart"/>
+      <w:r>
+        <w:rPr>
+          <w:lang w:val="fr-CA"/>
+        </w:rPr>
+        <w:t>Metrics</w:t>
+      </w:r>
+      <w:proofErr w:type="spellEnd"/>
+      <w:r>
+        <w:rPr>
+          <w:lang w:val="fr-CA"/>
+        </w:rPr>
+        <w:t xml:space="preserve"> recommandées : distance euclidienne, itérations jusqu'à convergence, évolution Z.</w:t>
       </w:r>
     </w:p>
     <w:p>
@@ -3871,106 +8381,35 @@
         <w:rPr>
           <w:lang w:val="fr-CA"/>
         </w:rPr>
-        <w:t xml:space="preserve">Le robot intervient après </w:t>
-      </w:r>
-      <w:proofErr w:type="spellStart"/>
-      <w:r>
-        <w:rPr>
-          <w:lang w:val="fr-CA"/>
-        </w:rPr>
-        <w:t>predict_action</w:t>
-      </w:r>
-      <w:proofErr w:type="spellEnd"/>
-      <w:r>
-        <w:rPr>
-          <w:lang w:val="fr-CA"/>
-        </w:rPr>
-        <w:t xml:space="preserve"> : RTDE lit </w:t>
-      </w:r>
-      <w:proofErr w:type="spellStart"/>
+        <w:t xml:space="preserve">Clarification essentielle pour le démonstrateur CCNB-INNOV : </w:t>
+      </w:r>
+      <w:proofErr w:type="spellStart"/>
+      <w:r>
+        <w:rPr>
+          <w:lang w:val="fr-CA"/>
+        </w:rPr>
+        <w:t>OpenVLA</w:t>
+      </w:r>
+      <w:proofErr w:type="spellEnd"/>
+      <w:r>
+        <w:rPr>
+          <w:lang w:val="fr-CA"/>
+        </w:rPr>
+        <w:t xml:space="preserve"> reçoit une image RGB 224×224 </w:t>
+      </w:r>
       <w:proofErr w:type="gramStart"/>
       <w:r>
         <w:rPr>
           <w:lang w:val="fr-CA"/>
         </w:rPr>
-        <w:t>getActualTCPPose</w:t>
-      </w:r>
-      <w:proofErr w:type="spellEnd"/>
-      <w:r>
-        <w:rPr>
-          <w:lang w:val="fr-CA"/>
-        </w:rPr>
-        <w:t>(</w:t>
+        <w:t>issue</w:t>
       </w:r>
       <w:proofErr w:type="gramEnd"/>
       <w:r>
         <w:rPr>
           <w:lang w:val="fr-CA"/>
         </w:rPr>
-        <w:t xml:space="preserve">), puis le script calcule </w:t>
-      </w:r>
-      <w:proofErr w:type="spellStart"/>
-      <w:r>
-        <w:rPr>
-          <w:lang w:val="fr-CA"/>
-        </w:rPr>
-        <w:t>new_pose</w:t>
-      </w:r>
-      <w:proofErr w:type="spellEnd"/>
-      <w:r>
-        <w:rPr>
-          <w:lang w:val="fr-CA"/>
-        </w:rPr>
-        <w:t xml:space="preserve"> = </w:t>
-      </w:r>
-      <w:proofErr w:type="spellStart"/>
-      <w:r>
-        <w:rPr>
-          <w:lang w:val="fr-CA"/>
-        </w:rPr>
-        <w:t>current_pose</w:t>
-      </w:r>
-      <w:proofErr w:type="spellEnd"/>
-      <w:r>
-        <w:rPr>
-          <w:lang w:val="fr-CA"/>
-        </w:rPr>
-        <w:t xml:space="preserve"> + action × SCALE (SCALE = 0,05) et envoie </w:t>
-      </w:r>
-      <w:proofErr w:type="spellStart"/>
-      <w:r>
-        <w:rPr>
-          <w:lang w:val="fr-CA"/>
-        </w:rPr>
-        <w:t>moveL</w:t>
-      </w:r>
-      <w:proofErr w:type="spellEnd"/>
-      <w:r>
-        <w:rPr>
-          <w:lang w:val="fr-CA"/>
-        </w:rPr>
-        <w:t xml:space="preserve"> ainsi que la </w:t>
-      </w:r>
-      <w:r>
-        <w:rPr>
-          <w:lang w:val="fr-CA"/>
-        </w:rPr>
-        <w:lastRenderedPageBreak/>
-        <w:t>commande pince (</w:t>
-      </w:r>
-      <w:proofErr w:type="spellStart"/>
-      <w:r>
-        <w:rPr>
-          <w:lang w:val="fr-CA"/>
-        </w:rPr>
-        <w:t>setToolDigitalOut</w:t>
-      </w:r>
-      <w:proofErr w:type="spellEnd"/>
-      <w:r>
-        <w:rPr>
-          <w:lang w:val="fr-CA"/>
-        </w:rPr>
-        <w:t xml:space="preserve">). La boucle visuelle — nouvelle capture </w:t>
+        <w:t xml:space="preserve"> de la </w:t>
       </w:r>
       <w:proofErr w:type="spellStart"/>
       <w:r>
@@ -3984,21 +8423,112 @@
         <w:rPr>
           <w:lang w:val="fr-CA"/>
         </w:rPr>
-        <w:t xml:space="preserve"> à chaque itération — constitue le retour capteur principal.</w:t>
+        <w:t xml:space="preserve"> et une consigne en langage naturel (prompt VLA). Il ne reçoit pas l'état articulaire ni la pose TCP du UR en entrée du réseau.</w:t>
       </w:r>
     </w:p>
     <w:p>
       <w:pPr>
-        <w:pStyle w:val="Listepuces"/>
-        <w:rPr>
-          <w:lang w:val="fr-CA"/>
-        </w:rPr>
-      </w:pPr>
-      <w:r>
-        <w:rPr>
-          <w:lang w:val="fr-CA"/>
-        </w:rPr>
-        <w:t>Entrées modèle : image RGB 224×224 (</w:t>
+        <w:rPr>
+          <w:lang w:val="fr-CA"/>
+        </w:rPr>
+      </w:pPr>
+      <w:r>
+        <w:rPr>
+          <w:lang w:val="fr-CA"/>
+        </w:rPr>
+        <w:t xml:space="preserve">Le robot intervient après </w:t>
+      </w:r>
+      <w:proofErr w:type="spellStart"/>
+      <w:r>
+        <w:rPr>
+          <w:lang w:val="fr-CA"/>
+        </w:rPr>
+        <w:t>predict_action</w:t>
+      </w:r>
+      <w:proofErr w:type="spellEnd"/>
+      <w:r>
+        <w:rPr>
+          <w:lang w:val="fr-CA"/>
+        </w:rPr>
+        <w:t xml:space="preserve"> : RTDE lit </w:t>
+      </w:r>
+      <w:proofErr w:type="spellStart"/>
+      <w:proofErr w:type="gramStart"/>
+      <w:r>
+        <w:rPr>
+          <w:lang w:val="fr-CA"/>
+        </w:rPr>
+        <w:t>getActualTCPPose</w:t>
+      </w:r>
+      <w:proofErr w:type="spellEnd"/>
+      <w:r>
+        <w:rPr>
+          <w:lang w:val="fr-CA"/>
+        </w:rPr>
+        <w:t>(</w:t>
+      </w:r>
+      <w:proofErr w:type="gramEnd"/>
+      <w:r>
+        <w:rPr>
+          <w:lang w:val="fr-CA"/>
+        </w:rPr>
+        <w:t xml:space="preserve">), puis le script calcule </w:t>
+      </w:r>
+      <w:proofErr w:type="spellStart"/>
+      <w:r>
+        <w:rPr>
+          <w:lang w:val="fr-CA"/>
+        </w:rPr>
+        <w:t>new_pose</w:t>
+      </w:r>
+      <w:proofErr w:type="spellEnd"/>
+      <w:r>
+        <w:rPr>
+          <w:lang w:val="fr-CA"/>
+        </w:rPr>
+        <w:t xml:space="preserve"> = </w:t>
+      </w:r>
+      <w:proofErr w:type="spellStart"/>
+      <w:r>
+        <w:rPr>
+          <w:lang w:val="fr-CA"/>
+        </w:rPr>
+        <w:t>current_pose</w:t>
+      </w:r>
+      <w:proofErr w:type="spellEnd"/>
+      <w:r>
+        <w:rPr>
+          <w:lang w:val="fr-CA"/>
+        </w:rPr>
+        <w:t xml:space="preserve"> + action × SCALE (SCALE = 0,05) et envoie </w:t>
+      </w:r>
+      <w:proofErr w:type="spellStart"/>
+      <w:r>
+        <w:rPr>
+          <w:lang w:val="fr-CA"/>
+        </w:rPr>
+        <w:t>moveL</w:t>
+      </w:r>
+      <w:proofErr w:type="spellEnd"/>
+      <w:r>
+        <w:rPr>
+          <w:lang w:val="fr-CA"/>
+        </w:rPr>
+        <w:t xml:space="preserve"> ainsi que la commande pince (</w:t>
+      </w:r>
+      <w:proofErr w:type="spellStart"/>
+      <w:r>
+        <w:rPr>
+          <w:lang w:val="fr-CA"/>
+        </w:rPr>
+        <w:t>setToolDigitalOut</w:t>
+      </w:r>
+      <w:proofErr w:type="spellEnd"/>
+      <w:r>
+        <w:rPr>
+          <w:lang w:val="fr-CA"/>
+        </w:rPr>
+        <w:t xml:space="preserve">). La boucle visuelle — nouvelle capture </w:t>
       </w:r>
       <w:proofErr w:type="spellStart"/>
       <w:r>
@@ -4012,55 +8542,64 @@
         <w:rPr>
           <w:lang w:val="fr-CA"/>
         </w:rPr>
-        <w:t xml:space="preserve">) + consigne texte ; jour 07 — variante YOLO (label + XYZ dans le prompt) ; </w:t>
-      </w:r>
-      <w:proofErr w:type="spellStart"/>
-      <w:r>
-        <w:rPr>
-          <w:lang w:val="fr-CA"/>
-        </w:rPr>
-        <w:t>Grounding</w:t>
-      </w:r>
-      <w:proofErr w:type="spellEnd"/>
-      <w:r>
-        <w:rPr>
-          <w:lang w:val="fr-CA"/>
-        </w:rPr>
-        <w:t xml:space="preserve"> DINO (label seul ou label + XYZ projetés).</w:t>
+        <w:t xml:space="preserve"> à chaque itération — constitue le retour capteur principal.</w:t>
       </w:r>
     </w:p>
     <w:p>
       <w:pPr>
-        <w:pStyle w:val="Titre2"/>
-        <w:rPr>
-          <w:lang w:val="fr-CA"/>
-        </w:rPr>
-      </w:pPr>
-      <w:r>
-        <w:rPr>
-          <w:lang w:val="fr-CA"/>
-        </w:rPr>
-        <w:t>IV.2 Jour 08 — Boucle continue perception → action → réinférence</w:t>
-      </w:r>
-      <w:proofErr w:type="spellStart"/>
-      <w:r>
-        <w:rPr>
-          <w:lang w:val="fr-CA"/>
-        </w:rPr>
-      </w:r>
-      <w:proofErr w:type="spellEnd"/>
+        <w:pStyle w:val="Listepuces"/>
+        <w:rPr>
+          <w:lang w:val="fr-CA"/>
+        </w:rPr>
+      </w:pPr>
+      <w:r>
+        <w:rPr>
+          <w:lang w:val="fr-CA"/>
+        </w:rPr>
+        <w:t>Entrées modèle : image RGB 224×224 (</w:t>
+      </w:r>
+      <w:proofErr w:type="spellStart"/>
+      <w:r>
+        <w:rPr>
+          <w:lang w:val="fr-CA"/>
+        </w:rPr>
+        <w:t>Zivid</w:t>
+      </w:r>
+      <w:proofErr w:type="spellEnd"/>
+      <w:r>
+        <w:rPr>
+          <w:lang w:val="fr-CA"/>
+        </w:rPr>
+        <w:t xml:space="preserve">) + consigne texte ; jour 07 — variante YOLO (label + XYZ dans le prompt) ; </w:t>
+      </w:r>
+      <w:proofErr w:type="spellStart"/>
+      <w:r>
+        <w:rPr>
+          <w:lang w:val="fr-CA"/>
+        </w:rPr>
+        <w:t>Grounding</w:t>
+      </w:r>
+      <w:proofErr w:type="spellEnd"/>
+      <w:r>
+        <w:rPr>
+          <w:lang w:val="fr-CA"/>
+        </w:rPr>
+        <w:t xml:space="preserve"> DINO (label seul ou label + XYZ projetés).</w:t>
+      </w:r>
     </w:p>
     <w:p>
       <w:pPr>
-        <w:rPr>
-          <w:lang w:val="fr-CA"/>
-        </w:rPr>
-      </w:pPr>
-      <w:r>
-        <w:rPr>
-          <w:lang w:val="fr-CA"/>
-        </w:rPr>
-        <w:t xml:space="preserve">Jour 08 : test d'une boucle continue perception → action → </w:t>
+        <w:pStyle w:val="Titre2"/>
+        <w:rPr>
+          <w:lang w:val="fr-CA"/>
+        </w:rPr>
+      </w:pPr>
+      <w:bookmarkStart w:id="35" w:name="_Toc230871988"/>
+      <w:r>
+        <w:rPr>
+          <w:lang w:val="fr-CA"/>
+        </w:rPr>
+        <w:t xml:space="preserve">IV.2 Jour 08 — Boucle continue perception → action → </w:t>
       </w:r>
       <w:proofErr w:type="spellStart"/>
       <w:r>
@@ -4069,13 +8608,8 @@
         </w:rPr>
         <w:t>réinférence</w:t>
       </w:r>
-      <w:proofErr w:type="spellEnd"/>
-      <w:r>
-        <w:rPr>
-          <w:lang w:val="fr-CA"/>
-        </w:rPr>
-        <w:t xml:space="preserve"> pour rendre le comportement plus adaptatif (correction itérative à chaque nouvelle observation).</w:t>
-      </w:r>
+      <w:bookmarkEnd w:id="35"/>
+      <w:proofErr w:type="spellEnd"/>
     </w:p>
     <w:p>
       <w:pPr>
@@ -4087,160 +8621,103 @@
         <w:rPr>
           <w:lang w:val="fr-CA"/>
         </w:rPr>
-        <w:t xml:space="preserve">Option d'efficacité : injecter dans l'instruction </w:t>
-      </w:r>
-      <w:proofErr w:type="spellStart"/>
-      <w:r>
-        <w:rPr>
-          <w:lang w:val="fr-CA"/>
-        </w:rPr>
-        <w:t>OpenVLA</w:t>
-      </w:r>
-      <w:proofErr w:type="spellEnd"/>
-      <w:r>
-        <w:rPr>
-          <w:lang w:val="fr-CA"/>
-        </w:rPr>
-        <w:t xml:space="preserve"> les coordonnées (</w:t>
-      </w:r>
-      <w:proofErr w:type="gramStart"/>
-      <w:r>
-        <w:rPr>
-          <w:lang w:val="fr-CA"/>
-        </w:rPr>
-        <w:t>X,Y</w:t>
-      </w:r>
-      <w:proofErr w:type="gramEnd"/>
-      <w:r>
-        <w:rPr>
-          <w:lang w:val="fr-CA"/>
-        </w:rPr>
-        <w:t xml:space="preserve">,Z) projetées issues de </w:t>
-      </w:r>
-      <w:proofErr w:type="spellStart"/>
-      <w:r>
-        <w:rPr>
-          <w:lang w:val="fr-CA"/>
-        </w:rPr>
-        <w:t>Grounding</w:t>
-      </w:r>
-      <w:proofErr w:type="spellEnd"/>
-      <w:r>
-        <w:rPr>
-          <w:lang w:val="fr-CA"/>
-        </w:rPr>
-        <w:t xml:space="preserve"> DINO + nuage </w:t>
-      </w:r>
-      <w:proofErr w:type="spellStart"/>
-      <w:r>
-        <w:rPr>
-          <w:lang w:val="fr-CA"/>
-        </w:rPr>
-        <w:t>Zivid</w:t>
-      </w:r>
-      <w:proofErr w:type="spellEnd"/>
-      <w:r>
-        <w:rPr>
-          <w:lang w:val="fr-CA"/>
-        </w:rPr>
-        <w:t xml:space="preserve"> (en plus du label), comme la variante YOLO.</w:t>
+        <w:t xml:space="preserve">Jour 08 : test d'une boucle continue perception → action → </w:t>
+      </w:r>
+      <w:proofErr w:type="spellStart"/>
+      <w:r>
+        <w:rPr>
+          <w:lang w:val="fr-CA"/>
+        </w:rPr>
+        <w:t>réinférence</w:t>
+      </w:r>
+      <w:proofErr w:type="spellEnd"/>
+      <w:r>
+        <w:rPr>
+          <w:lang w:val="fr-CA"/>
+        </w:rPr>
+        <w:t xml:space="preserve"> pour rendre le comportement plus adaptatif (correction itérative à chaque nouvelle observation).</w:t>
       </w:r>
     </w:p>
     <w:p>
       <w:pPr>
-        <w:pStyle w:val="Listepuces"/>
-      </w:pPr>
+        <w:rPr>
+          <w:lang w:val="fr-CA"/>
+        </w:rPr>
+      </w:pPr>
+      <w:r>
+        <w:rPr>
+          <w:lang w:val="fr-CA"/>
+        </w:rPr>
+        <w:t xml:space="preserve">Option d'efficacité : injecter dans l'instruction </w:t>
+      </w:r>
+      <w:proofErr w:type="spellStart"/>
+      <w:r>
+        <w:rPr>
+          <w:lang w:val="fr-CA"/>
+        </w:rPr>
+        <w:t>OpenVLA</w:t>
+      </w:r>
+      <w:proofErr w:type="spellEnd"/>
+      <w:r>
+        <w:rPr>
+          <w:lang w:val="fr-CA"/>
+        </w:rPr>
+        <w:t xml:space="preserve"> les coordonnées (</w:t>
+      </w:r>
       <w:proofErr w:type="gramStart"/>
       <w:r>
-        <w:t>Scripts :</w:t>
+        <w:rPr>
+          <w:lang w:val="fr-CA"/>
+        </w:rPr>
+        <w:t>X,Y</w:t>
       </w:r>
       <w:proofErr w:type="gramEnd"/>
       <w:r>
-        <w:t xml:space="preserve"> demo_adaptatif_openvla.py, demo_adaptatif_openvla_print_value.py.</w:t>
+        <w:rPr>
+          <w:lang w:val="fr-CA"/>
+        </w:rPr>
+        <w:t xml:space="preserve">,Z) projetées issues de </w:t>
+      </w:r>
+      <w:proofErr w:type="spellStart"/>
+      <w:r>
+        <w:rPr>
+          <w:lang w:val="fr-CA"/>
+        </w:rPr>
+        <w:t>Grounding</w:t>
+      </w:r>
+      <w:proofErr w:type="spellEnd"/>
+      <w:r>
+        <w:rPr>
+          <w:lang w:val="fr-CA"/>
+        </w:rPr>
+        <w:t xml:space="preserve"> DINO + nuage </w:t>
+      </w:r>
+      <w:proofErr w:type="spellStart"/>
+      <w:r>
+        <w:rPr>
+          <w:lang w:val="fr-CA"/>
+        </w:rPr>
+        <w:t>Zivid</w:t>
+      </w:r>
+      <w:proofErr w:type="spellEnd"/>
+      <w:r>
+        <w:rPr>
+          <w:lang w:val="fr-CA"/>
+        </w:rPr>
+        <w:t xml:space="preserve"> (en plus du label), comme la variante YOLO.</w:t>
       </w:r>
     </w:p>
     <w:p>
       <w:pPr>
         <w:pStyle w:val="Listepuces"/>
-        <w:rPr>
-          <w:lang w:val="fr-CA"/>
-        </w:rPr>
-      </w:pPr>
-      <w:r>
-        <w:rPr>
-          <w:lang w:val="fr-CA"/>
-        </w:rPr>
-        <w:t xml:space="preserve">Sortie modèle : 7D (dx, </w:t>
-      </w:r>
-      <w:proofErr w:type="spellStart"/>
-      <w:r>
-        <w:rPr>
-          <w:lang w:val="fr-CA"/>
-        </w:rPr>
-        <w:t>dy</w:t>
-      </w:r>
-      <w:proofErr w:type="spellEnd"/>
-      <w:r>
-        <w:rPr>
-          <w:lang w:val="fr-CA"/>
-        </w:rPr>
-        <w:t xml:space="preserve">, dz, </w:t>
-      </w:r>
-      <w:proofErr w:type="spellStart"/>
-      <w:r>
-        <w:rPr>
-          <w:lang w:val="fr-CA"/>
-        </w:rPr>
-        <w:t>rx</w:t>
-      </w:r>
-      <w:proofErr w:type="spellEnd"/>
-      <w:r>
-        <w:rPr>
-          <w:lang w:val="fr-CA"/>
-        </w:rPr>
-        <w:t xml:space="preserve">, </w:t>
-      </w:r>
-      <w:proofErr w:type="spellStart"/>
-      <w:r>
-        <w:rPr>
-          <w:lang w:val="fr-CA"/>
-        </w:rPr>
-        <w:t>ry</w:t>
-      </w:r>
-      <w:proofErr w:type="spellEnd"/>
-      <w:r>
-        <w:rPr>
-          <w:lang w:val="fr-CA"/>
-        </w:rPr>
-        <w:t xml:space="preserve">, </w:t>
-      </w:r>
-      <w:proofErr w:type="spellStart"/>
-      <w:r>
-        <w:rPr>
-          <w:lang w:val="fr-CA"/>
-        </w:rPr>
-        <w:t>rz</w:t>
-      </w:r>
-      <w:proofErr w:type="spellEnd"/>
-      <w:r>
-        <w:rPr>
-          <w:lang w:val="fr-CA"/>
-        </w:rPr>
-        <w:t xml:space="preserve">, gripper), dénormalisation </w:t>
-      </w:r>
-      <w:proofErr w:type="spellStart"/>
-      <w:r>
-        <w:rPr>
-          <w:lang w:val="fr-CA"/>
-        </w:rPr>
-        <w:t>bridge_orig</w:t>
-      </w:r>
-      <w:proofErr w:type="spellEnd"/>
-      <w:r>
-        <w:rPr>
-          <w:lang w:val="fr-CA"/>
-        </w:rPr>
-        <w:t>.</w:t>
+      </w:pPr>
+      <w:proofErr w:type="gramStart"/>
+      <w:r>
+        <w:t>Scripts :</w:t>
+      </w:r>
+      <w:proofErr w:type="gramEnd"/>
+      <w:r>
+        <w:t xml:space="preserve"> demo_adaptatif_openvla.py, demo_adaptatif_openvla_print_value.py.</w:t>
       </w:r>
     </w:p>
     <w:p>
@@ -4254,43 +8731,117 @@
         <w:rPr>
           <w:lang w:val="fr-CA"/>
         </w:rPr>
-        <w:t>Données robot : pose TCP et commandes RTDE — exécution uniquement, pas d'inférence directe.</w:t>
+        <w:t xml:space="preserve">Sortie modèle : 7D (dx, </w:t>
+      </w:r>
+      <w:proofErr w:type="spellStart"/>
+      <w:r>
+        <w:rPr>
+          <w:lang w:val="fr-CA"/>
+        </w:rPr>
+        <w:t>dy</w:t>
+      </w:r>
+      <w:proofErr w:type="spellEnd"/>
+      <w:r>
+        <w:rPr>
+          <w:lang w:val="fr-CA"/>
+        </w:rPr>
+        <w:t xml:space="preserve">, dz, </w:t>
+      </w:r>
+      <w:proofErr w:type="spellStart"/>
+      <w:r>
+        <w:rPr>
+          <w:lang w:val="fr-CA"/>
+        </w:rPr>
+        <w:t>rx</w:t>
+      </w:r>
+      <w:proofErr w:type="spellEnd"/>
+      <w:r>
+        <w:rPr>
+          <w:lang w:val="fr-CA"/>
+        </w:rPr>
+        <w:t xml:space="preserve">, </w:t>
+      </w:r>
+      <w:proofErr w:type="spellStart"/>
+      <w:r>
+        <w:rPr>
+          <w:lang w:val="fr-CA"/>
+        </w:rPr>
+        <w:t>ry</w:t>
+      </w:r>
+      <w:proofErr w:type="spellEnd"/>
+      <w:r>
+        <w:rPr>
+          <w:lang w:val="fr-CA"/>
+        </w:rPr>
+        <w:t xml:space="preserve">, </w:t>
+      </w:r>
+      <w:proofErr w:type="spellStart"/>
+      <w:r>
+        <w:rPr>
+          <w:lang w:val="fr-CA"/>
+        </w:rPr>
+        <w:t>rz</w:t>
+      </w:r>
+      <w:proofErr w:type="spellEnd"/>
+      <w:r>
+        <w:rPr>
+          <w:lang w:val="fr-CA"/>
+        </w:rPr>
+        <w:t xml:space="preserve">, gripper), dénormalisation </w:t>
+      </w:r>
+      <w:proofErr w:type="spellStart"/>
+      <w:r>
+        <w:rPr>
+          <w:lang w:val="fr-CA"/>
+        </w:rPr>
+        <w:t>bridge_orig</w:t>
+      </w:r>
+      <w:proofErr w:type="spellEnd"/>
+      <w:r>
+        <w:rPr>
+          <w:lang w:val="fr-CA"/>
+        </w:rPr>
+        <w:t>.</w:t>
       </w:r>
     </w:p>
     <w:p>
-      <w:r>
-        <w:t xml:space="preserve">Rapport </w:t>
-      </w:r>
-      <w:proofErr w:type="spellStart"/>
-      <w:r>
-        <w:t>détaillé</w:t>
-      </w:r>
-      <w:proofErr w:type="spellEnd"/>
-      <w:r>
-        <w:t xml:space="preserve"> jour </w:t>
-      </w:r>
-      <w:proofErr w:type="gramStart"/>
-      <w:r>
-        <w:t>07 :</w:t>
-      </w:r>
-      <w:proofErr w:type="gramEnd"/>
-      <w:r>
-        <w:t xml:space="preserve"> OpenVLA_day07_robot_data.docx. Scripts : demoTest.py, test_zivid_openvla.py.</w:t>
+      <w:pPr>
+        <w:pStyle w:val="Listepuces"/>
+        <w:rPr>
+          <w:lang w:val="fr-CA"/>
+        </w:rPr>
+      </w:pPr>
+      <w:r>
+        <w:rPr>
+          <w:lang w:val="fr-CA"/>
+        </w:rPr>
+        <w:t>Données robot : pose TCP et commandes RTDE — exécution uniquement, pas d'inférence directe.</w:t>
       </w:r>
     </w:p>
     <w:p>
       <w:r>
-        <w:br w:type="page"/>
+        <w:t xml:space="preserve">Rapport </w:t>
+      </w:r>
+      <w:proofErr w:type="spellStart"/>
+      <w:r>
+        <w:t>détaillé</w:t>
+      </w:r>
+      <w:proofErr w:type="spellEnd"/>
+      <w:r>
+        <w:t xml:space="preserve"> jour </w:t>
+      </w:r>
+      <w:proofErr w:type="gramStart"/>
+      <w:r>
+        <w:t>07 :</w:t>
+      </w:r>
+      <w:proofErr w:type="gramEnd"/>
+      <w:r>
+        <w:t xml:space="preserve"> OpenVLA_day07_robot_data.docx. Scripts : demoTest.py, test_zivid_openvla.py.</w:t>
       </w:r>
     </w:p>
     <w:p>
-      <w:pPr>
-        <w:rPr>
-          <w:lang w:val="fr-CA"/>
-        </w:rPr>
-      </w:pPr>
-      <w:r>
-        <w:t>Les parties IV (tests et intégration) et V (pipeline final du démonstrateur, jours 08 à 11) complètent ce rapport. Les sections VI–VII (documentation et présentation) seront finalisées en fin de stage.</w:t>
+      <w:r>
+        <w:br w:type="page"/>
       </w:r>
     </w:p>
     <w:p>
@@ -4299,6 +8850,13 @@
           <w:lang w:val="fr-CA"/>
         </w:rPr>
       </w:pPr>
+      <w:r>
+        <w:rPr>
+          <w:lang w:val="fr-CA"/>
+        </w:rPr>
+        <w:lastRenderedPageBreak/>
+        <w:t>Les parties IV (tests et intégration) et V (pipeline final du démonstrateur, jours 08 à 11) complètent ce rapport. Les sections VI–VII (documentation et présentation) seront finalisées en fin de stage.</w:t>
+      </w:r>
     </w:p>
     <w:p>
       <w:pPr>
@@ -4306,12 +8864,122 @@
           <w:lang w:val="fr-CA"/>
         </w:rPr>
       </w:pPr>
+    </w:p>
+    <w:p>
+      <w:pPr>
+        <w:rPr>
+          <w:lang w:val="fr-CA"/>
+        </w:rPr>
+      </w:pPr>
       <w:r>
         <w:t>Programmeur : Fabrice Kouonang | Projet : OpenVLA — Stage CCNB-INNOV | Rapport final — parties I à V</w:t>
       </w:r>
     </w:p>
+    <w:sectPr>
+      <w:footerReference w:type="default" r:id="rId13"/>
+      <w:pgSz w:w="12240" w:h="15840"/>
+      <w:pgMar w:top="1440" w:right="1800" w:bottom="1440" w:left="1800" w:header="708" w:footer="708" w:gutter="0"/>
+      <w:cols w:space="708"/>
+      <w:titlePg/>
+      <w:docGrid w:linePitch="360"/>
+    </w:sectPr>
   </w:body>
 </w:document>
+</file>
+
+<file path=word/endnotes.xml><?xml version="1.0" encoding="utf-8"?>
+<w:endnotes xmlns:wpc="http://schemas.microsoft.com/office/word/2010/wordprocessingCanvas" xmlns:cx="http://schemas.microsoft.com/office/drawing/2014/chartex" xmlns:cx1="http://schemas.microsoft.com/office/drawing/2015/9/8/chartex" xmlns:cx2="http://schemas.microsoft.com/office/drawing/2015/10/21/chartex" xmlns:cx3="http://schemas.microsoft.com/office/drawing/2016/5/9/chartex" xmlns:cx4="http://schemas.microsoft.com/office/drawing/2016/5/10/chartex" xmlns:cx5="http://schemas.microsoft.com/office/drawing/2016/5/11/chartex" xmlns:cx6="http://schemas.microsoft.com/office/drawing/2016/5/12/chartex" xmlns:cx7="http://schemas.microsoft.com/office/drawing/2016/5/13/chartex" xmlns:cx8="http://schemas.microsoft.com/office/drawing/2016/5/14/chartex" xmlns:mc="http://schemas.openxmlformats.org/markup-compatibility/2006" xmlns:aink="http://schemas.microsoft.com/office/drawing/2016/ink" xmlns:am3d="http://schemas.microsoft.com/office/drawing/2017/model3d" xmlns:o="urn:schemas-microsoft-com:office:office" xmlns:oel="http://schemas.microsoft.com/office/2019/extlst" xmlns:r="http://schemas.openxmlformats.org/officeDocument/2006/relationships" xmlns:m="http://schemas.openxmlformats.org/officeDocument/2006/math" xmlns:v="urn:schemas-microsoft-com:vml" xmlns:wp14="http://schemas.microsoft.com/office/word/2010/wordprocessingDrawing" xmlns:wp="http://schemas.openxmlformats.org/drawingml/2006/wordprocessingDrawing" xmlns:w10="urn:schemas-microsoft-com:office:word" xmlns:w="http://schemas.openxmlformats.org/wordprocessingml/2006/main" xmlns:w14="http://schemas.microsoft.com/office/word/2010/wordml" xmlns:w15="http://schemas.microsoft.com/office/word/2012/wordml" xmlns:w16cex="http://schemas.microsoft.com/office/word/2018/wordml/cex" xmlns:w16cid="http://schemas.microsoft.com/office/word/2016/wordml/cid" xmlns:w16="http://schemas.microsoft.com/office/word/2018/wordml" xmlns:w16du="http://schemas.microsoft.com/office/word/2023/wordml/word16du" xmlns:w16sdtdh="http://schemas.microsoft.com/office/word/2020/wordml/sdtdatahash" xmlns:w16sdtfl="http://schemas.microsoft.com/office/word/2024/wordml/sdtformatlock" xmlns:w16se="http://schemas.microsoft.com/office/word/2015/wordml/symex" xmlns:wpg="http://schemas.microsoft.com/office/word/2010/wordprocessingGroup" xmlns:wpi="http://schemas.microsoft.com/office/word/2010/wordprocessingInk" xmlns:wne="http://schemas.microsoft.com/office/word/2006/wordml" xmlns:wps="http://schemas.microsoft.com/office/word/2010/wordprocessingShape" mc:Ignorable="w14 w15 w16se w16cid w16 w16cex w16sdtdh w16sdtfl w16du wp14">
+  <w:endnote w:type="separator" w:id="-1">
+    <w:p>
+      <w:pPr>
+        <w:spacing w:after="0" w:line="240" w:lineRule="auto"/>
+      </w:pPr>
+      <w:r>
+        <w:separator/>
+      </w:r>
+    </w:p>
+  </w:endnote>
+  <w:endnote w:type="continuationSeparator" w:id="0">
+    <w:p>
+      <w:pPr>
+        <w:spacing w:after="0" w:line="240" w:lineRule="auto"/>
+      </w:pPr>
+      <w:r>
+        <w:continuationSeparator/>
+      </w:r>
+    </w:p>
+  </w:endnote>
+</w:endnotes>
+</file>
+
+<file path=word/footer1.xml><?xml version="1.0" encoding="utf-8"?>
+<w:ftr xmlns:wpc="http://schemas.microsoft.com/office/word/2010/wordprocessingCanvas" xmlns:cx="http://schemas.microsoft.com/office/drawing/2014/chartex" xmlns:cx1="http://schemas.microsoft.com/office/drawing/2015/9/8/chartex" xmlns:cx2="http://schemas.microsoft.com/office/drawing/2015/10/21/chartex" xmlns:cx3="http://schemas.microsoft.com/office/drawing/2016/5/9/chartex" xmlns:cx4="http://schemas.microsoft.com/office/drawing/2016/5/10/chartex" xmlns:cx5="http://schemas.microsoft.com/office/drawing/2016/5/11/chartex" xmlns:cx6="http://schemas.microsoft.com/office/drawing/2016/5/12/chartex" xmlns:cx7="http://schemas.microsoft.com/office/drawing/2016/5/13/chartex" xmlns:cx8="http://schemas.microsoft.com/office/drawing/2016/5/14/chartex" xmlns:mc="http://schemas.openxmlformats.org/markup-compatibility/2006" xmlns:aink="http://schemas.microsoft.com/office/drawing/2016/ink" xmlns:am3d="http://schemas.microsoft.com/office/drawing/2017/model3d" xmlns:o="urn:schemas-microsoft-com:office:office" xmlns:oel="http://schemas.microsoft.com/office/2019/extlst" xmlns:r="http://schemas.openxmlformats.org/officeDocument/2006/relationships" xmlns:m="http://schemas.openxmlformats.org/officeDocument/2006/math" xmlns:v="urn:schemas-microsoft-com:vml" xmlns:wp14="http://schemas.microsoft.com/office/word/2010/wordprocessingDrawing" xmlns:wp="http://schemas.openxmlformats.org/drawingml/2006/wordprocessingDrawing" xmlns:w10="urn:schemas-microsoft-com:office:word" xmlns:w="http://schemas.openxmlformats.org/wordprocessingml/2006/main" xmlns:w14="http://schemas.microsoft.com/office/word/2010/wordml" xmlns:w15="http://schemas.microsoft.com/office/word/2012/wordml" xmlns:w16cex="http://schemas.microsoft.com/office/word/2018/wordml/cex" xmlns:w16cid="http://schemas.microsoft.com/office/word/2016/wordml/cid" xmlns:w16="http://schemas.microsoft.com/office/word/2018/wordml" xmlns:w16du="http://schemas.microsoft.com/office/word/2023/wordml/word16du" xmlns:w16sdtdh="http://schemas.microsoft.com/office/word/2020/wordml/sdtdatahash" xmlns:w16sdtfl="http://schemas.microsoft.com/office/word/2024/wordml/sdtformatlock" xmlns:w16se="http://schemas.microsoft.com/office/word/2015/wordml/symex" xmlns:wpg="http://schemas.microsoft.com/office/word/2010/wordprocessingGroup" xmlns:wpi="http://schemas.microsoft.com/office/word/2010/wordprocessingInk" xmlns:wne="http://schemas.microsoft.com/office/word/2006/wordml" xmlns:wps="http://schemas.microsoft.com/office/word/2010/wordprocessingShape" mc:Ignorable="w14 w15 w16se w16cid w16 w16cex w16sdtdh w16sdtfl w16du wp14">
+  <w:sdt>
+    <w:sdtPr>
+      <w:id w:val="1613326126"/>
+      <w:docPartObj>
+        <w:docPartGallery w:val="Page Numbers (Bottom of Page)"/>
+        <w:docPartUnique/>
+      </w:docPartObj>
+    </w:sdtPr>
+    <w:sdtContent>
+      <w:p>
+        <w:pPr>
+          <w:pStyle w:val="Pieddepage"/>
+          <w:jc w:val="right"/>
+        </w:pPr>
+        <w:r>
+          <w:fldChar w:fldCharType="begin"/>
+        </w:r>
+        <w:r>
+          <w:instrText>PAGE   \* MERGEFORMAT</w:instrText>
+        </w:r>
+        <w:r>
+          <w:fldChar w:fldCharType="separate"/>
+        </w:r>
+        <w:r>
+          <w:rPr>
+            <w:lang w:val="fr-CA"/>
+          </w:rPr>
+          <w:t>2</w:t>
+        </w:r>
+        <w:r>
+          <w:fldChar w:fldCharType="end"/>
+        </w:r>
+      </w:p>
+    </w:sdtContent>
+  </w:sdt>
+  <w:p>
+    <w:pPr>
+      <w:pStyle w:val="Pieddepage"/>
+    </w:pPr>
+  </w:p>
+</w:ftr>
+</file>
+
+<file path=word/footnotes.xml><?xml version="1.0" encoding="utf-8"?>
+<w:footnotes xmlns:wpc="http://schemas.microsoft.com/office/word/2010/wordprocessingCanvas" xmlns:cx="http://schemas.microsoft.com/office/drawing/2014/chartex" xmlns:cx1="http://schemas.microsoft.com/office/drawing/2015/9/8/chartex" xmlns:cx2="http://schemas.microsoft.com/office/drawing/2015/10/21/chartex" xmlns:cx3="http://schemas.microsoft.com/office/drawing/2016/5/9/chartex" xmlns:cx4="http://schemas.microsoft.com/office/drawing/2016/5/10/chartex" xmlns:cx5="http://schemas.microsoft.com/office/drawing/2016/5/11/chartex" xmlns:cx6="http://schemas.microsoft.com/office/drawing/2016/5/12/chartex" xmlns:cx7="http://schemas.microsoft.com/office/drawing/2016/5/13/chartex" xmlns:cx8="http://schemas.microsoft.com/office/drawing/2016/5/14/chartex" xmlns:mc="http://schemas.openxmlformats.org/markup-compatibility/2006" xmlns:aink="http://schemas.microsoft.com/office/drawing/2016/ink" xmlns:am3d="http://schemas.microsoft.com/office/drawing/2017/model3d" xmlns:o="urn:schemas-microsoft-com:office:office" xmlns:oel="http://schemas.microsoft.com/office/2019/extlst" xmlns:r="http://schemas.openxmlformats.org/officeDocument/2006/relationships" xmlns:m="http://schemas.openxmlformats.org/officeDocument/2006/math" xmlns:v="urn:schemas-microsoft-com:vml" xmlns:wp14="http://schemas.microsoft.com/office/word/2010/wordprocessingDrawing" xmlns:wp="http://schemas.openxmlformats.org/drawingml/2006/wordprocessingDrawing" xmlns:w10="urn:schemas-microsoft-com:office:word" xmlns:w="http://schemas.openxmlformats.org/wordprocessingml/2006/main" xmlns:w14="http://schemas.microsoft.com/office/word/2010/wordml" xmlns:w15="http://schemas.microsoft.com/office/word/2012/wordml" xmlns:w16cex="http://schemas.microsoft.com/office/word/2018/wordml/cex" xmlns:w16cid="http://schemas.microsoft.com/office/word/2016/wordml/cid" xmlns:w16="http://schemas.microsoft.com/office/word/2018/wordml" xmlns:w16du="http://schemas.microsoft.com/office/word/2023/wordml/word16du" xmlns:w16sdtdh="http://schemas.microsoft.com/office/word/2020/wordml/sdtdatahash" xmlns:w16sdtfl="http://schemas.microsoft.com/office/word/2024/wordml/sdtformatlock" xmlns:w16se="http://schemas.microsoft.com/office/word/2015/wordml/symex" xmlns:wpg="http://schemas.microsoft.com/office/word/2010/wordprocessingGroup" xmlns:wpi="http://schemas.microsoft.com/office/word/2010/wordprocessingInk" xmlns:wne="http://schemas.microsoft.com/office/word/2006/wordml" xmlns:wps="http://schemas.microsoft.com/office/word/2010/wordprocessingShape" mc:Ignorable="w14 w15 w16se w16cid w16 w16cex w16sdtdh w16sdtfl w16du wp14">
+  <w:footnote w:type="separator" w:id="-1">
+    <w:p>
+      <w:pPr>
+        <w:spacing w:after="0" w:line="240" w:lineRule="auto"/>
+      </w:pPr>
+      <w:r>
+        <w:separator/>
+      </w:r>
+    </w:p>
+  </w:footnote>
+  <w:footnote w:type="continuationSeparator" w:id="0">
+    <w:p>
+      <w:pPr>
+        <w:spacing w:after="0" w:line="240" w:lineRule="auto"/>
+      </w:pPr>
+      <w:r>
+        <w:continuationSeparator/>
+      </w:r>
+    </w:p>
+  </w:footnote>
+</w:footnotes>
 </file>
 
 <file path=word/numbering.xml><?xml version="1.0" encoding="utf-8"?>
@@ -5835,7 +10503,6 @@
     <w:basedOn w:val="Titre1"/>
     <w:next w:val="Normal"/>
     <w:uiPriority w:val="39"/>
-    <w:semiHidden/>
     <w:unhideWhenUsed/>
     <w:qFormat/>
     <w:rsid w:val="00FC693F"/>
@@ -15896,6 +20563,55 @@
         <w:shd w:val="clear" w:color="auto" w:fill="FBCAA2" w:themeFill="accent6" w:themeFillTint="7F"/>
       </w:tcPr>
     </w:tblStylePr>
+  </w:style>
+  <w:style w:type="paragraph" w:styleId="TM1">
+    <w:name w:val="toc 1"/>
+    <w:basedOn w:val="Normal"/>
+    <w:next w:val="Normal"/>
+    <w:autoRedefine/>
+    <w:uiPriority w:val="39"/>
+    <w:unhideWhenUsed/>
+    <w:rsid w:val="00763E4B"/>
+    <w:pPr>
+      <w:spacing w:after="100"/>
+    </w:pPr>
+  </w:style>
+  <w:style w:type="paragraph" w:styleId="TM2">
+    <w:name w:val="toc 2"/>
+    <w:basedOn w:val="Normal"/>
+    <w:next w:val="Normal"/>
+    <w:autoRedefine/>
+    <w:uiPriority w:val="39"/>
+    <w:unhideWhenUsed/>
+    <w:rsid w:val="00763E4B"/>
+    <w:pPr>
+      <w:spacing w:after="100"/>
+      <w:ind w:left="220"/>
+    </w:pPr>
+  </w:style>
+  <w:style w:type="paragraph" w:styleId="TM3">
+    <w:name w:val="toc 3"/>
+    <w:basedOn w:val="Normal"/>
+    <w:next w:val="Normal"/>
+    <w:autoRedefine/>
+    <w:uiPriority w:val="39"/>
+    <w:unhideWhenUsed/>
+    <w:rsid w:val="00763E4B"/>
+    <w:pPr>
+      <w:spacing w:after="100"/>
+      <w:ind w:left="440"/>
+    </w:pPr>
+  </w:style>
+  <w:style w:type="character" w:styleId="Hyperlien">
+    <w:name w:val="Hyperlink"/>
+    <w:basedOn w:val="Policepardfaut"/>
+    <w:uiPriority w:val="99"/>
+    <w:unhideWhenUsed/>
+    <w:rsid w:val="00763E4B"/>
+    <w:rPr>
+      <w:color w:val="0000FF" w:themeColor="hyperlink"/>
+      <w:u w:val="single"/>
+    </w:rPr>
   </w:style>
 </w:styles>
 </file>

--- a/OpenVLA_day01_stage_CCNB.docx
+++ b/OpenVLA_day01_stage_CCNB.docx
@@ -488,6 +488,12 @@
     <w:sdt>
       <w:sdtPr>
         <w:rPr>
+          <w:rFonts w:asciiTheme="minorHAnsi" w:eastAsiaTheme="minorEastAsia" w:hAnsiTheme="minorHAnsi" w:cstheme="minorBidi"/>
+          <w:b w:val="0"/>
+          <w:bCs w:val="0"/>
+          <w:color w:val="auto"/>
+          <w:sz w:val="22"/>
+          <w:szCs w:val="22"/>
           <w:lang w:val="fr-CA"/>
         </w:rPr>
         <w:id w:val="1891150162"/>
@@ -498,10 +504,6 @@
       </w:sdtPr>
       <w:sdtEndPr>
         <w:rPr>
-          <w:rFonts w:asciiTheme="minorHAnsi" w:eastAsiaTheme="minorEastAsia" w:hAnsiTheme="minorHAnsi" w:cstheme="minorBidi"/>
-          <w:color w:val="auto"/>
-          <w:sz w:val="22"/>
-          <w:szCs w:val="22"/>
           <w:lang w:val="en-US"/>
         </w:rPr>
       </w:sdtEndPr>
@@ -3571,6 +3573,10 @@
     <w:p>
       <w:pPr>
         <w:rPr>
+          <w:b/>
+          <w:bCs/>
+          <w:i/>
+          <w:iCs/>
           <w:lang w:val="fr-CA"/>
         </w:rPr>
       </w:pPr>
@@ -3628,7 +3634,17 @@
         <w:rPr>
           <w:lang w:val="fr-CA"/>
         </w:rPr>
-        <w:t xml:space="preserve"> de manipulation : une seule politique peut être adaptée à plusieurs plateformes robotiques via fine-tuning.</w:t>
+        <w:t xml:space="preserve"> de manipulation </w:t>
+      </w:r>
+      <w:r>
+        <w:rPr>
+          <w:b/>
+          <w:bCs/>
+          <w:i/>
+          <w:iCs/>
+          <w:lang w:val="fr-CA"/>
+        </w:rPr>
+        <w:t>: une seule politique peut être adaptée à plusieurs plateformes robotiques via fine-tuning.</w:t>
       </w:r>
     </w:p>
     <w:p>
@@ -4788,11 +4804,15 @@
     <w:p>
       <w:pPr>
         <w:rPr>
-          <w:lang w:val="fr-CA"/>
-        </w:rPr>
-      </w:pPr>
-      <w:r>
-        <w:rPr>
+          <w:i/>
+          <w:iCs/>
+          <w:lang w:val="fr-CA"/>
+        </w:rPr>
+      </w:pPr>
+      <w:r>
+        <w:rPr>
+          <w:i/>
+          <w:iCs/>
           <w:lang w:val="fr-CA"/>
         </w:rPr>
         <w:t xml:space="preserve">Pour </w:t>
@@ -4800,6 +4820,8 @@
       <w:proofErr w:type="spellStart"/>
       <w:r>
         <w:rPr>
+          <w:i/>
+          <w:iCs/>
           <w:lang w:val="fr-CA"/>
         </w:rPr>
         <w:t>OpenVLA</w:t>
@@ -4807,6 +4829,8 @@
       <w:proofErr w:type="spellEnd"/>
       <w:r>
         <w:rPr>
+          <w:i/>
+          <w:iCs/>
           <w:lang w:val="fr-CA"/>
         </w:rPr>
         <w:t>, l'image est convertie RGBA → RGB et redimensionnée à 224×224 px (scripts/</w:t>
@@ -4814,6 +4838,8 @@
       <w:proofErr w:type="spellStart"/>
       <w:r>
         <w:rPr>
+          <w:i/>
+          <w:iCs/>
           <w:lang w:val="fr-CA"/>
         </w:rPr>
         <w:t>integration</w:t>
@@ -4821,6 +4847,8 @@
       <w:proofErr w:type="spellEnd"/>
       <w:r>
         <w:rPr>
+          <w:i/>
+          <w:iCs/>
           <w:lang w:val="fr-CA"/>
         </w:rPr>
         <w:t>/test/test_zivid_openvla.py). La géométrie 3D reste disponible pour calibration, alignement ou futures extensions du démonstrateur.</w:t>
@@ -4829,13 +4857,23 @@
     <w:p>
       <w:r>
         <w:rPr>
-          <w:lang w:val="fr-CA"/>
-        </w:rPr>
-        <w:t xml:space="preserve">YOLO : rapide, classes COCO, XYZ dans le prompt. </w:t>
-      </w:r>
-      <w:proofErr w:type="spellStart"/>
-      <w:r>
-        <w:rPr>
+          <w:b/>
+          <w:bCs/>
+          <w:lang w:val="fr-CA"/>
+        </w:rPr>
+        <w:t>YOLO</w:t>
+      </w:r>
+      <w:r>
+        <w:rPr>
+          <w:lang w:val="fr-CA"/>
+        </w:rPr>
+        <w:t xml:space="preserve"> : rapide, classes COCO, XYZ dans le prompt. </w:t>
+      </w:r>
+      <w:proofErr w:type="spellStart"/>
+      <w:r>
+        <w:rPr>
+          <w:b/>
+          <w:bCs/>
           <w:lang w:val="fr-CA"/>
         </w:rPr>
         <w:t>Grounding</w:t>
@@ -4843,9 +4881,17 @@
       <w:proofErr w:type="spellEnd"/>
       <w:r>
         <w:rPr>
-          <w:lang w:val="fr-CA"/>
-        </w:rPr>
-        <w:t xml:space="preserve"> DINO : consigne naturelle, flexibilité sémantique, XYZ optionnels (label seul ou label + XYZ). </w:t>
+          <w:b/>
+          <w:bCs/>
+          <w:lang w:val="fr-CA"/>
+        </w:rPr>
+        <w:t xml:space="preserve"> DINO</w:t>
+      </w:r>
+      <w:r>
+        <w:rPr>
+          <w:lang w:val="fr-CA"/>
+        </w:rPr>
+        <w:t xml:space="preserve"> : consigne naturelle, flexibilité sémantique, XYZ optionnels (label seul ou label + XYZ). </w:t>
       </w:r>
       <w:proofErr w:type="spellStart"/>
       <w:r>

--- a/OpenVLA_day01_stage_CCNB.docx
+++ b/OpenVLA_day01_stage_CCNB.docx
@@ -109,7 +109,7 @@
         <mc:AlternateContent>
           <mc:Choice Requires="wps">
             <w:drawing>
-              <wp:anchor distT="0" distB="0" distL="114300" distR="114300" simplePos="0" relativeHeight="251658240" behindDoc="0" locked="0" layoutInCell="1" allowOverlap="1" wp14:anchorId="541A9EFA" wp14:editId="7291ADEB">
+              <wp:anchor distT="0" distB="0" distL="114300" distR="114300" simplePos="0" relativeHeight="251658240" behindDoc="0" locked="0" layoutInCell="1" allowOverlap="1" wp14:anchorId="541A9EFA" wp14:editId="5767DC77">
                 <wp:simplePos x="0" y="0"/>
                 <wp:positionH relativeFrom="column">
                   <wp:posOffset>114300</wp:posOffset>
@@ -117,7 +117,7 @@
                 <wp:positionV relativeFrom="paragraph">
                   <wp:posOffset>210820</wp:posOffset>
                 </wp:positionV>
-                <wp:extent cx="5791200" cy="3133725"/>
+                <wp:extent cx="5791200" cy="3286125"/>
                 <wp:effectExtent l="0" t="0" r="19050" b="28575"/>
                 <wp:wrapNone/>
                 <wp:docPr id="1045908418" name="Zone de texte 1"/>
@@ -129,7 +129,7 @@
                       <wps:spPr>
                         <a:xfrm>
                           <a:off x="0" y="0"/>
-                          <a:ext cx="5791200" cy="3133725"/>
+                          <a:ext cx="5791200" cy="3286125"/>
                         </a:xfrm>
                         <a:prstGeom prst="rect">
                           <a:avLst/>
@@ -280,7 +280,7 @@
                             <w:pPr>
                               <w:jc w:val="center"/>
                               <w:rPr>
-                                <w:sz w:val="28"/>
+                                <w:sz w:val="24"/>
                                 <w:szCs w:val="28"/>
                                 <w:lang w:val="fr-CA"/>
                               </w:rPr>
@@ -294,7 +294,52 @@
                               <w:t>Date : 14 mai 2026 | Rapport final</w:t>
                             </w:r>
                           </w:p>
-                          <w:p/>
+                          <w:p>
+                            <w:pPr>
+                              <w:jc w:val="center"/>
+                              <w:rPr>
+                                <w:sz w:val="24"/>
+                                <w:szCs w:val="28"/>
+                                <w:lang w:val="fr-CA"/>
+                              </w:rPr>
+                            </w:pPr>
+                            <w:r>
+                              <w:rPr>
+                                <w:sz w:val="24"/>
+                                <w:szCs w:val="28"/>
+                                <w:lang w:val="fr-CA"/>
+                              </w:rPr>
+                              <w:t xml:space="preserve">Dépôt GitHub :  </w:t>
+                            </w:r>
+                            <w:hyperlink r:id="rId9" w:history="1">
+                              <w:r>
+                                <w:rPr>
+                                  <w:rStyle w:val="Hyperlien"/>
+                                  <w:sz w:val="24"/>
+                                  <w:szCs w:val="28"/>
+                                  <w:lang w:val="fr-CA"/>
+                                </w:rPr>
+                                <w:t>https://github.com/LeFab70/Projet-OpenVLA.git</w:t>
+                              </w:r>
+                            </w:hyperlink>
+                          </w:p>
+                          <w:p>
+                            <w:pPr>
+                              <w:jc w:val="center"/>
+                              <w:rPr>
+                                <w:sz w:val="28"/>
+                                <w:szCs w:val="28"/>
+                                <w:lang w:val="fr-CA"/>
+                              </w:rPr>
+                            </w:pPr>
+                          </w:p>
+                          <w:p>
+                            <w:pPr>
+                              <w:rPr>
+                                <w:lang w:val="fr-CA"/>
+                              </w:rPr>
+                            </w:pPr>
+                          </w:p>
                         </w:txbxContent>
                       </wps:txbx>
                       <wps:bodyPr rot="0" spcFirstLastPara="0" vertOverflow="overflow" horzOverflow="overflow" vert="horz" wrap="square" lIns="91440" tIns="45720" rIns="91440" bIns="45720" numCol="1" spcCol="0" rtlCol="0" fromWordArt="0" anchor="t" anchorCtr="0" forceAA="0" compatLnSpc="1">
@@ -309,6 +354,9 @@
                 <wp14:sizeRelH relativeFrom="margin">
                   <wp14:pctWidth>0</wp14:pctWidth>
                 </wp14:sizeRelH>
+                <wp14:sizeRelV relativeFrom="margin">
+                  <wp14:pctHeight>0</wp14:pctHeight>
+                </wp14:sizeRelV>
               </wp:anchor>
             </w:drawing>
           </mc:Choice>
@@ -318,7 +366,7 @@
                 <v:stroke joinstyle="miter"/>
                 <v:path gradientshapeok="t" o:connecttype="rect"/>
               </v:shapetype>
-              <v:shape id="Zone de texte 1" o:spid="_x0000_s1026" type="#_x0000_t202" style="position:absolute;left:0;text-align:left;margin-left:9pt;margin-top:16.6pt;width:456pt;height:246.75pt;z-index:251658240;visibility:visible;mso-wrap-style:square;mso-width-percent:0;mso-wrap-distance-left:9pt;mso-wrap-distance-top:0;mso-wrap-distance-right:9pt;mso-wrap-distance-bottom:0;mso-position-horizontal:absolute;mso-position-horizontal-relative:text;mso-position-vertical:absolute;mso-position-vertical-relative:text;mso-width-percent:0;mso-width-relative:margin;v-text-anchor:top" o:gfxdata="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" fillcolor="white [3201]" strokecolor="#4f81bd [3204]" strokeweight="2pt">
+              <v:shape id="Zone de texte 1" o:spid="_x0000_s1026" type="#_x0000_t202" style="position:absolute;left:0;text-align:left;margin-left:9pt;margin-top:16.6pt;width:456pt;height:258.75pt;z-index:251658240;visibility:visible;mso-wrap-style:square;mso-width-percent:0;mso-height-percent:0;mso-wrap-distance-left:9pt;mso-wrap-distance-top:0;mso-wrap-distance-right:9pt;mso-wrap-distance-bottom:0;mso-position-horizontal:absolute;mso-position-horizontal-relative:text;mso-position-vertical:absolute;mso-position-vertical-relative:text;mso-width-percent:0;mso-height-percent:0;mso-width-relative:margin;mso-height-relative:margin;v-text-anchor:top" o:gfxdata="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" fillcolor="white [3201]" strokecolor="#4f81bd [3204]" strokeweight="2pt">
                 <v:textbox>
                   <w:txbxContent>
                     <w:p>
@@ -449,7 +497,7 @@
                       <w:pPr>
                         <w:jc w:val="center"/>
                         <w:rPr>
-                          <w:sz w:val="28"/>
+                          <w:sz w:val="24"/>
                           <w:szCs w:val="28"/>
                           <w:lang w:val="fr-CA"/>
                         </w:rPr>
@@ -463,7 +511,52 @@
                         <w:t>Date : 14 mai 2026 | Rapport final</w:t>
                       </w:r>
                     </w:p>
-                    <w:p/>
+                    <w:p>
+                      <w:pPr>
+                        <w:jc w:val="center"/>
+                        <w:rPr>
+                          <w:sz w:val="24"/>
+                          <w:szCs w:val="28"/>
+                          <w:lang w:val="fr-CA"/>
+                        </w:rPr>
+                      </w:pPr>
+                      <w:r>
+                        <w:rPr>
+                          <w:sz w:val="24"/>
+                          <w:szCs w:val="28"/>
+                          <w:lang w:val="fr-CA"/>
+                        </w:rPr>
+                        <w:t xml:space="preserve">Dépôt GitHub :  </w:t>
+                      </w:r>
+                      <w:hyperlink r:id="rId10" w:history="1">
+                        <w:r>
+                          <w:rPr>
+                            <w:rStyle w:val="Hyperlien"/>
+                            <w:sz w:val="24"/>
+                            <w:szCs w:val="28"/>
+                            <w:lang w:val="fr-CA"/>
+                          </w:rPr>
+                          <w:t>https://github.com/LeFab70/Projet-OpenVLA.git</w:t>
+                        </w:r>
+                      </w:hyperlink>
+                    </w:p>
+                    <w:p>
+                      <w:pPr>
+                        <w:jc w:val="center"/>
+                        <w:rPr>
+                          <w:sz w:val="28"/>
+                          <w:szCs w:val="28"/>
+                          <w:lang w:val="fr-CA"/>
+                        </w:rPr>
+                      </w:pPr>
+                    </w:p>
+                    <w:p>
+                      <w:pPr>
+                        <w:rPr>
+                          <w:lang w:val="fr-CA"/>
+                        </w:rPr>
+                      </w:pPr>
+                    </w:p>
                   </w:txbxContent>
                 </v:textbox>
               </v:shape>
@@ -3958,7 +4051,7 @@
                     <pic:cNvPicPr/>
                   </pic:nvPicPr>
                   <pic:blipFill>
-                    <a:blip r:embed="rId9"/>
+                    <a:blip r:embed="rId11"/>
                     <a:stretch>
                       <a:fillRect/>
                     </a:stretch>
@@ -4166,7 +4259,7 @@
                     </pic:cNvPicPr>
                   </pic:nvPicPr>
                   <pic:blipFill>
-                    <a:blip r:embed="rId10">
+                    <a:blip r:embed="rId12">
                       <a:extLst>
                         <a:ext uri="{28A0092B-C50C-407E-A947-70E740481C1C}">
                           <a14:useLocalDpi xmlns:a14="http://schemas.microsoft.com/office/drawing/2010/main" val="0"/>
@@ -4371,7 +4464,7 @@
                     <pic:cNvPicPr/>
                   </pic:nvPicPr>
                   <pic:blipFill>
-                    <a:blip r:embed="rId11"/>
+                    <a:blip r:embed="rId13"/>
                     <a:stretch>
                       <a:fillRect/>
                     </a:stretch>
@@ -4509,7 +4602,7 @@
                     <pic:cNvPicPr/>
                   </pic:nvPicPr>
                   <pic:blipFill>
-                    <a:blip r:embed="rId12"/>
+                    <a:blip r:embed="rId14"/>
                     <a:stretch>
                       <a:fillRect/>
                     </a:stretch>
@@ -8922,7 +9015,7 @@
       </w:r>
     </w:p>
     <w:sectPr>
-      <w:footerReference w:type="default" r:id="rId13"/>
+      <w:footerReference w:type="default" r:id="rId15"/>
       <w:pgSz w:w="12240" w:h="15840"/>
       <w:pgMar w:top="1440" w:right="1800" w:bottom="1440" w:left="1800" w:header="708" w:footer="708" w:gutter="0"/>
       <w:cols w:space="708"/>

--- a/OpenVLA_day01_stage_CCNB.docx
+++ b/OpenVLA_day01_stage_CCNB.docx
@@ -9005,13 +9005,60 @@
       </w:pPr>
     </w:p>
     <w:p>
-      <w:pPr>
-        <w:rPr>
-          <w:lang w:val="fr-CA"/>
-        </w:rPr>
-      </w:pPr>
-      <w:r>
-        <w:t>Programmeur : Fabrice Kouonang | Projet : OpenVLA — Stage CCNB-INNOV | Rapport final — parties I à V</w:t>
+      <w:r>
+        <w:t>V.3 Jour 12 — Refonte scripts calibration (2 juin 2026)</w:t>
+      </w:r>
+    </w:p>
+    <w:p>
+      <w:pPr>
+        <w:pStyle w:val="Titre1"/>
+      </w:pPr>
+      <w:r>
+        <w:t>V.3 Jour 12 — Refonte scripts calibration (2 juin 2026)</w:t>
+      </w:r>
+    </w:p>
+    <w:p>
+      <w:r>
+        <w:t>Le jour 12 remplace calibrer_robot.py par calibrer_eyes_in_hand.py (mire Zivid, hand-eye automatique) et calibrer_hand_to_eyes.py (saisie manuelle eye-to-hand). test_mire.py valide la mire avant calibration. main_real_no_calibration.py et debug.py isolent les problèmes de repère et RTDE. CALIBRATION_FILE → T_base_cam.npy ; cam_to_robot() : P_base = T_base_cam @ P_cam.</w:t>
+      </w:r>
+    </w:p>
+    <w:p>
+      <w:pPr>
+        <w:pStyle w:val="Listepuces"/>
+      </w:pPr>
+      <w:r>
+        <w:t>Le jour 12 remplace calibrer_robot.py par calibrer_eyes_in_hand.py (mire Zivid, hand-eye automatique) et calibrer_hand_to_eyes.py (saisie manuelle eye-to-hand). test_mire.py valide la mire avant calibration. main_real_no_calibration.py et debug.py isolent les problèmes de repère et RTDE. CALIBRATION_FILE → T_base_cam.npy ; cam_to_robot() : P_base = T_base_cam @ P_cam.</w:t>
+      </w:r>
+    </w:p>
+    <w:p>
+      <w:r>
+        <w:t>V.4 Jour 13 — Tests cellule : calibration + DINO + OpenVLA + UR16e (3 juin 2026)</w:t>
+      </w:r>
+    </w:p>
+    <w:p>
+      <w:pPr>
+        <w:pStyle w:val="Titre1"/>
+      </w:pPr>
+      <w:r>
+        <w:t>V.4 Jour 13 — Tests cellule : calibration + DINO + OpenVLA + UR16e (3 juin 2026)</w:t>
+      </w:r>
+    </w:p>
+    <w:p>
+      <w:r>
+        <w:t>Essais réels du 3 juin 2026 : main_real.py avec T_base_cam, Grounding DINO (prompt « bouteille », conf ~0.43, point_cam_m ~0.10/0.11/0.70 m), openvla-7b et moveL ur-rtde (SCALE=2, workspace). demoTest.py : DINO bottle + « pick up the bottle ». Runs archivés outputs/pipeline_runs/20260603_* (dino_pixels.jsonl). Chaîne perception→action validée en réel ; affinage calibration et pince Robotiq en cours.</w:t>
+      </w:r>
+    </w:p>
+    <w:p>
+      <w:pPr>
+        <w:pStyle w:val="Listepuces"/>
+      </w:pPr>
+      <w:r>
+        <w:t>Essais réels du 3 juin 2026 : main_real.py avec T_base_cam, Grounding DINO (prompt « bouteille », conf ~0.43, point_cam_m ~0.10/0.11/0.70 m), openvla-7b et moveL ur-rtde (SCALE=2, workspace). demoTest.py : DINO bottle + « pick up the bottle ». Runs archivés outputs/pipeline_runs/20260603_* (dino_pixels.jsonl). Chaîne perception→action validée en réel ; affinage calibration et pince Robotiq en cours.</w:t>
+      </w:r>
+    </w:p>
+    <w:p>
+      <w:r>
+        <w:t>Programmeur : Fabrice Kouonang | Projet : OpenVLA — Stage CCNB-INNOV | Rapport final — parties I à V (jours 12–13 ajoutés)</w:t>
       </w:r>
     </w:p>
     <w:sectPr>
